--- a/docs/manuals/api-reference/api-reference.docx
+++ b/docs/manuals/api-reference/api-reference.docx
@@ -2317,6 +2317,462 @@
           </w:p>
         </w:tc>
       </w:tr>
+      <w:tr>
+        <w:tc>
+          <w:tcPr>
+            <w:tcW w:type="dxa" w:w="2160"/>
+          </w:tcPr>
+          <w:p>
+            <w:r/>
+            <w:r>
+              <w:rPr>
+                <w:rFonts w:ascii="Consolas" w:hAnsi="Consolas"/>
+                <w:color w:val="334455"/>
+                <w:sz w:val="19"/>
+              </w:rPr>
+              <w:t>RescueAdvisory</w:t>
+            </w:r>
+          </w:p>
+        </w:tc>
+        <w:tc>
+          <w:tcPr>
+            <w:tcW w:type="dxa" w:w="2160"/>
+          </w:tcPr>
+          <w:p>
+            <w:r/>
+            <w:r>
+              <w:rPr>
+                <w:rFonts w:ascii="Consolas" w:hAnsi="Consolas"/>
+                <w:color w:val="334455"/>
+                <w:sz w:val="19"/>
+              </w:rPr>
+              <w:t>options.py</w:t>
+            </w:r>
+          </w:p>
+        </w:tc>
+        <w:tc>
+          <w:tcPr>
+            <w:tcW w:type="dxa" w:w="2160"/>
+          </w:tcPr>
+          <w:p>
+            <w:r/>
+            <w:r>
+              <w:rPr>
+                <w:rFonts w:ascii="Consolas" w:hAnsi="Consolas"/>
+                <w:color w:val="334455"/>
+                <w:sz w:val="19"/>
+              </w:rPr>
+              <w:t>cache:options:rescue:&lt;position_id&gt;</w:t>
+            </w:r>
+          </w:p>
+        </w:tc>
+        <w:tc>
+          <w:tcPr>
+            <w:tcW w:type="dxa" w:w="2160"/>
+          </w:tcPr>
+          <w:p>
+            <w:r/>
+            <w:r>
+              <w:rPr>
+                <w:rFonts w:ascii="Consolas" w:hAnsi="Consolas"/>
+                <w:color w:val="334455"/>
+                <w:sz w:val="19"/>
+              </w:rPr>
+              <w:t>position_id</w:t>
+            </w:r>
+            <w:r>
+              <w:rPr/>
+              <w:t xml:space="preserve">, </w:t>
+            </w:r>
+            <w:r>
+              <w:rPr>
+                <w:rFonts w:ascii="Consolas" w:hAnsi="Consolas"/>
+                <w:color w:val="334455"/>
+                <w:sz w:val="19"/>
+              </w:rPr>
+              <w:t>symbol</w:t>
+            </w:r>
+            <w:r>
+              <w:rPr/>
+              <w:t xml:space="preserve">, </w:t>
+            </w:r>
+            <w:r>
+              <w:rPr>
+                <w:rFonts w:ascii="Consolas" w:hAnsi="Consolas"/>
+                <w:color w:val="334455"/>
+                <w:sz w:val="19"/>
+              </w:rPr>
+              <w:t>strategy</w:t>
+            </w:r>
+            <w:r>
+              <w:rPr/>
+              <w:t xml:space="preserve">, </w:t>
+            </w:r>
+            <w:r>
+              <w:rPr>
+                <w:rFonts w:ascii="Consolas" w:hAnsi="Consolas"/>
+                <w:color w:val="334455"/>
+                <w:sz w:val="19"/>
+              </w:rPr>
+              <w:t>state</w:t>
+            </w:r>
+            <w:r>
+              <w:rPr/>
+              <w:t xml:space="preserve">, </w:t>
+            </w:r>
+            <w:r>
+              <w:rPr>
+                <w:rFonts w:ascii="Consolas" w:hAnsi="Consolas"/>
+                <w:color w:val="334455"/>
+                <w:sz w:val="19"/>
+              </w:rPr>
+              <w:t>heat</w:t>
+            </w:r>
+            <w:r>
+              <w:rPr/>
+              <w:t xml:space="preserve">, </w:t>
+            </w:r>
+            <w:r>
+              <w:rPr>
+                <w:rFonts w:ascii="Consolas" w:hAnsi="Consolas"/>
+                <w:color w:val="334455"/>
+                <w:sz w:val="19"/>
+              </w:rPr>
+              <w:t>mark</w:t>
+            </w:r>
+            <w:r>
+              <w:rPr/>
+              <w:t xml:space="preserve">, </w:t>
+            </w:r>
+            <w:r>
+              <w:rPr>
+                <w:rFonts w:ascii="Consolas" w:hAnsi="Consolas"/>
+                <w:color w:val="334455"/>
+                <w:sz w:val="19"/>
+              </w:rPr>
+              <w:t>context[]</w:t>
+            </w:r>
+            <w:r>
+              <w:rPr/>
+              <w:t xml:space="preserve">, </w:t>
+            </w:r>
+            <w:r>
+              <w:rPr>
+                <w:rFonts w:ascii="Consolas" w:hAnsi="Consolas"/>
+                <w:color w:val="334455"/>
+                <w:sz w:val="19"/>
+              </w:rPr>
+              <w:t>candidates[]</w:t>
+            </w:r>
+            <w:r>
+              <w:rPr/>
+              <w:t xml:space="preserve">, </w:t>
+            </w:r>
+            <w:r>
+              <w:rPr>
+                <w:rFonts w:ascii="Consolas" w:hAnsi="Consolas"/>
+                <w:color w:val="334455"/>
+                <w:sz w:val="19"/>
+              </w:rPr>
+              <w:t>error</w:t>
+            </w:r>
+          </w:p>
+        </w:tc>
+      </w:tr>
+      <w:tr>
+        <w:tc>
+          <w:tcPr>
+            <w:tcW w:type="dxa" w:w="2160"/>
+            <w:shd w:val="clear" w:color="auto" w:fill="F4F6FA"/>
+          </w:tcPr>
+          <w:p>
+            <w:r/>
+            <w:r>
+              <w:rPr>
+                <w:rFonts w:ascii="Consolas" w:hAnsi="Consolas"/>
+                <w:color w:val="334455"/>
+                <w:sz w:val="19"/>
+              </w:rPr>
+              <w:t>RescueCandidate</w:t>
+            </w:r>
+          </w:p>
+        </w:tc>
+        <w:tc>
+          <w:tcPr>
+            <w:tcW w:type="dxa" w:w="2160"/>
+            <w:shd w:val="clear" w:color="auto" w:fill="F4F6FA"/>
+          </w:tcPr>
+          <w:p>
+            <w:r/>
+            <w:r>
+              <w:rPr>
+                <w:rFonts w:ascii="Consolas" w:hAnsi="Consolas"/>
+                <w:color w:val="334455"/>
+                <w:sz w:val="19"/>
+              </w:rPr>
+              <w:t>options.py</w:t>
+            </w:r>
+          </w:p>
+        </w:tc>
+        <w:tc>
+          <w:tcPr>
+            <w:tcW w:type="dxa" w:w="2160"/>
+            <w:shd w:val="clear" w:color="auto" w:fill="F4F6FA"/>
+          </w:tcPr>
+          <w:p>
+            <w:r/>
+            <w:r>
+              <w:rPr/>
+              <w:t xml:space="preserve">(embedded in </w:t>
+            </w:r>
+            <w:r>
+              <w:rPr>
+                <w:rFonts w:ascii="Consolas" w:hAnsi="Consolas"/>
+                <w:color w:val="334455"/>
+                <w:sz w:val="19"/>
+              </w:rPr>
+              <w:t>RescueAdvisory.candidates</w:t>
+            </w:r>
+            <w:r>
+              <w:rPr/>
+              <w:t>)</w:t>
+            </w:r>
+          </w:p>
+        </w:tc>
+        <w:tc>
+          <w:tcPr>
+            <w:tcW w:type="dxa" w:w="2160"/>
+            <w:shd w:val="clear" w:color="auto" w:fill="F4F6FA"/>
+          </w:tcPr>
+          <w:p>
+            <w:r/>
+            <w:r>
+              <w:rPr>
+                <w:rFonts w:ascii="Consolas" w:hAnsi="Consolas"/>
+                <w:color w:val="334455"/>
+                <w:sz w:val="19"/>
+              </w:rPr>
+              <w:t>action</w:t>
+            </w:r>
+            <w:r>
+              <w:rPr/>
+              <w:t xml:space="preserve">, </w:t>
+            </w:r>
+            <w:r>
+              <w:rPr>
+                <w:rFonts w:ascii="Consolas" w:hAnsi="Consolas"/>
+                <w:color w:val="334455"/>
+                <w:sz w:val="19"/>
+              </w:rPr>
+              <w:t>label</w:t>
+            </w:r>
+            <w:r>
+              <w:rPr/>
+              <w:t xml:space="preserve">, </w:t>
+            </w:r>
+            <w:r>
+              <w:rPr>
+                <w:rFonts w:ascii="Consolas" w:hAnsi="Consolas"/>
+                <w:color w:val="334455"/>
+                <w:sz w:val="19"/>
+              </w:rPr>
+              <w:t>apply_kind</w:t>
+            </w:r>
+            <w:r>
+              <w:rPr/>
+              <w:t xml:space="preserve"> (</w:t>
+            </w:r>
+            <w:r>
+              <w:rPr>
+                <w:rFonts w:ascii="Consolas" w:hAnsi="Consolas"/>
+                <w:color w:val="334455"/>
+                <w:sz w:val="19"/>
+              </w:rPr>
+              <w:t>execute</w:t>
+            </w:r>
+            <w:r>
+              <w:rPr/>
+              <w:t>|</w:t>
+            </w:r>
+            <w:r>
+              <w:rPr>
+                <w:rFonts w:ascii="Consolas" w:hAnsi="Consolas"/>
+                <w:color w:val="334455"/>
+                <w:sz w:val="19"/>
+              </w:rPr>
+              <w:t>advisory</w:t>
+            </w:r>
+            <w:r>
+              <w:rPr/>
+              <w:t xml:space="preserve">), </w:t>
+            </w:r>
+            <w:r>
+              <w:rPr>
+                <w:rFonts w:ascii="Consolas" w:hAnsi="Consolas"/>
+                <w:color w:val="334455"/>
+                <w:sz w:val="19"/>
+              </w:rPr>
+              <w:t>gross_cash</w:t>
+            </w:r>
+            <w:r>
+              <w:rPr/>
+              <w:t xml:space="preserve">, </w:t>
+            </w:r>
+            <w:r>
+              <w:rPr>
+                <w:rFonts w:ascii="Consolas" w:hAnsi="Consolas"/>
+                <w:color w:val="334455"/>
+                <w:sz w:val="19"/>
+              </w:rPr>
+              <w:t>commission</w:t>
+            </w:r>
+            <w:r>
+              <w:rPr/>
+              <w:t xml:space="preserve">, </w:t>
+            </w:r>
+            <w:r>
+              <w:rPr>
+                <w:rFonts w:ascii="Consolas" w:hAnsi="Consolas"/>
+                <w:color w:val="334455"/>
+                <w:sz w:val="19"/>
+              </w:rPr>
+              <w:t>net_cash</w:t>
+            </w:r>
+            <w:r>
+              <w:rPr/>
+              <w:t xml:space="preserve">, </w:t>
+            </w:r>
+            <w:r>
+              <w:rPr>
+                <w:rFonts w:ascii="Consolas" w:hAnsi="Consolas"/>
+                <w:color w:val="334455"/>
+                <w:sz w:val="19"/>
+              </w:rPr>
+              <w:t>new_max_loss</w:t>
+            </w:r>
+            <w:r>
+              <w:rPr/>
+              <w:t xml:space="preserve">, </w:t>
+            </w:r>
+            <w:r>
+              <w:rPr>
+                <w:rFonts w:ascii="Consolas" w:hAnsi="Consolas"/>
+                <w:color w:val="334455"/>
+                <w:sz w:val="19"/>
+              </w:rPr>
+              <w:t>breakeven</w:t>
+            </w:r>
+            <w:r>
+              <w:rPr/>
+              <w:t xml:space="preserve">, </w:t>
+            </w:r>
+            <w:r>
+              <w:rPr>
+                <w:rFonts w:ascii="Consolas" w:hAnsi="Consolas"/>
+                <w:color w:val="334455"/>
+                <w:sz w:val="19"/>
+              </w:rPr>
+              <w:t>short_delta</w:t>
+            </w:r>
+            <w:r>
+              <w:rPr/>
+              <w:t xml:space="preserve">, </w:t>
+            </w:r>
+            <w:r>
+              <w:rPr>
+                <w:rFonts w:ascii="Consolas" w:hAnsi="Consolas"/>
+                <w:color w:val="334455"/>
+                <w:sz w:val="19"/>
+              </w:rPr>
+              <w:t>width</w:t>
+            </w:r>
+            <w:r>
+              <w:rPr/>
+              <w:t xml:space="preserve">, </w:t>
+            </w:r>
+            <w:r>
+              <w:rPr>
+                <w:rFonts w:ascii="Consolas" w:hAnsi="Consolas"/>
+                <w:color w:val="334455"/>
+                <w:sz w:val="19"/>
+              </w:rPr>
+              <w:t>expiry</w:t>
+            </w:r>
+            <w:r>
+              <w:rPr/>
+              <w:t xml:space="preserve">, </w:t>
+            </w:r>
+            <w:r>
+              <w:rPr>
+                <w:rFonts w:ascii="Consolas" w:hAnsi="Consolas"/>
+                <w:color w:val="334455"/>
+                <w:sz w:val="19"/>
+              </w:rPr>
+              <w:t>dte_after</w:t>
+            </w:r>
+            <w:r>
+              <w:rPr/>
+              <w:t xml:space="preserve">, </w:t>
+            </w:r>
+            <w:r>
+              <w:rPr>
+                <w:rFonts w:ascii="Consolas" w:hAnsi="Consolas"/>
+                <w:color w:val="334455"/>
+                <w:sz w:val="19"/>
+              </w:rPr>
+              <w:t>est_fill_legs[]</w:t>
+            </w:r>
+            <w:r>
+              <w:rPr/>
+              <w:t xml:space="preserve">, </w:t>
+            </w:r>
+            <w:r>
+              <w:rPr>
+                <w:rFonts w:ascii="Consolas" w:hAnsi="Consolas"/>
+                <w:color w:val="334455"/>
+                <w:sz w:val="19"/>
+              </w:rPr>
+              <w:t>rationale[]</w:t>
+            </w:r>
+            <w:r>
+              <w:rPr/>
+              <w:t xml:space="preserve">, </w:t>
+            </w:r>
+            <w:r>
+              <w:rPr>
+                <w:rFonts w:ascii="Consolas" w:hAnsi="Consolas"/>
+                <w:color w:val="334455"/>
+                <w:sz w:val="19"/>
+              </w:rPr>
+              <w:t>context[]</w:t>
+            </w:r>
+            <w:r>
+              <w:rPr/>
+              <w:t xml:space="preserve">, </w:t>
+            </w:r>
+            <w:r>
+              <w:rPr>
+                <w:rFonts w:ascii="Consolas" w:hAnsi="Consolas"/>
+                <w:color w:val="334455"/>
+                <w:sz w:val="19"/>
+              </w:rPr>
+              <w:t>warnings[]</w:t>
+            </w:r>
+            <w:r>
+              <w:rPr/>
+              <w:t xml:space="preserve">, </w:t>
+            </w:r>
+            <w:r>
+              <w:rPr>
+                <w:rFonts w:ascii="Consolas" w:hAnsi="Consolas"/>
+                <w:color w:val="334455"/>
+                <w:sz w:val="19"/>
+              </w:rPr>
+              <w:t>score</w:t>
+            </w:r>
+          </w:p>
+        </w:tc>
+      </w:tr>
     </w:tbl>
     <w:p/>
     <w:p>
@@ -4264,6 +4720,109 @@
           </w:p>
         </w:tc>
       </w:tr>
+      <w:tr>
+        <w:tc>
+          <w:tcPr>
+            <w:tcW w:type="dxa" w:w="2880"/>
+          </w:tcPr>
+          <w:p>
+            <w:r/>
+            <w:r>
+              <w:rPr>
+                <w:rFonts w:ascii="Consolas" w:hAnsi="Consolas"/>
+                <w:color w:val="334455"/>
+                <w:sz w:val="19"/>
+              </w:rPr>
+              <w:t>rescue</w:t>
+            </w:r>
+          </w:p>
+        </w:tc>
+        <w:tc>
+          <w:tcPr>
+            <w:tcW w:type="dxa" w:w="2880"/>
+          </w:tcPr>
+          <w:p>
+            <w:r/>
+            <w:r>
+              <w:rPr>
+                <w:rFonts w:ascii="Consolas" w:hAnsi="Consolas"/>
+                <w:color w:val="334455"/>
+                <w:sz w:val="19"/>
+              </w:rPr>
+              <w:t>{position_id}</w:t>
+            </w:r>
+          </w:p>
+        </w:tc>
+        <w:tc>
+          <w:tcPr>
+            <w:tcW w:type="dxa" w:w="2880"/>
+          </w:tcPr>
+          <w:p>
+            <w:r/>
+            <w:r>
+              <w:rPr>
+                <w:rFonts w:ascii="Consolas" w:hAnsi="Consolas"/>
+                <w:color w:val="334455"/>
+                <w:sz w:val="19"/>
+              </w:rPr>
+              <w:t>cache:options:rescue:&lt;position_id&gt;</w:t>
+            </w:r>
+          </w:p>
+        </w:tc>
+      </w:tr>
+      <w:tr>
+        <w:tc>
+          <w:tcPr>
+            <w:tcW w:type="dxa" w:w="2880"/>
+            <w:shd w:val="clear" w:color="auto" w:fill="F4F6FA"/>
+          </w:tcPr>
+          <w:p>
+            <w:r/>
+            <w:r>
+              <w:rPr>
+                <w:rFonts w:ascii="Consolas" w:hAnsi="Consolas"/>
+                <w:color w:val="334455"/>
+                <w:sz w:val="19"/>
+              </w:rPr>
+              <w:t>rescue_apply</w:t>
+            </w:r>
+          </w:p>
+        </w:tc>
+        <w:tc>
+          <w:tcPr>
+            <w:tcW w:type="dxa" w:w="2880"/>
+            <w:shd w:val="clear" w:color="auto" w:fill="F4F6FA"/>
+          </w:tcPr>
+          <w:p>
+            <w:r/>
+            <w:r>
+              <w:rPr>
+                <w:rFonts w:ascii="Consolas" w:hAnsi="Consolas"/>
+                <w:color w:val="334455"/>
+                <w:sz w:val="19"/>
+              </w:rPr>
+              <w:t>{position_id, candidate}</w:t>
+            </w:r>
+          </w:p>
+        </w:tc>
+        <w:tc>
+          <w:tcPr>
+            <w:tcW w:type="dxa" w:w="2880"/>
+            <w:shd w:val="clear" w:color="auto" w:fill="F4F6FA"/>
+          </w:tcPr>
+          <w:p>
+            <w:r/>
+            <w:r>
+              <w:rPr>
+                <w:rFonts w:ascii="Consolas" w:hAnsi="Consolas"/>
+                <w:color w:val="334455"/>
+                <w:sz w:val="19"/>
+              </w:rPr>
+              <w:t>cache:options:rescue:&lt;position_id&gt;</w:t>
+            </w:r>
+          </w:p>
+        </w:tc>
+      </w:tr>
     </w:tbl>
     <w:p/>
     <w:p>
@@ -4350,6 +4909,59 @@
       <w:r>
         <w:rPr/>
         <w:t xml:space="preserve"> (paper-manage window).</w:t>
+        <w:br/>
+        <w:t xml:space="preserve">The paper-manage cycle also overlays </w:t>
+      </w:r>
+      <w:r>
+        <w:rPr>
+          <w:rFonts w:ascii="Consolas" w:hAnsi="Consolas"/>
+          <w:color w:val="334455"/>
+          <w:sz w:val="19"/>
+        </w:rPr>
+        <w:t>rescue_state</w:t>
+      </w:r>
+      <w:r>
+        <w:rPr/>
+        <w:t xml:space="preserve"> / </w:t>
+      </w:r>
+      <w:r>
+        <w:rPr>
+          <w:rFonts w:ascii="Consolas" w:hAnsi="Consolas"/>
+          <w:color w:val="334455"/>
+          <w:sz w:val="19"/>
+        </w:rPr>
+        <w:t>heat</w:t>
+      </w:r>
+      <w:r>
+        <w:rPr/>
+        <w:t xml:space="preserve"> onto</w:t>
+        <w:br/>
+      </w:r>
+      <w:r>
+        <w:rPr>
+          <w:rFonts w:ascii="Consolas" w:hAnsi="Consolas"/>
+          <w:color w:val="334455"/>
+          <w:sz w:val="19"/>
+        </w:rPr>
+        <w:t>cache:options:paper_account</w:t>
+      </w:r>
+      <w:r>
+        <w:rPr/>
+        <w:t xml:space="preserve"> and publishes </w:t>
+      </w:r>
+      <w:r>
+        <w:rPr>
+          <w:rFonts w:ascii="Consolas" w:hAnsi="Consolas"/>
+          <w:color w:val="334455"/>
+          <w:sz w:val="19"/>
+        </w:rPr>
+        <w:t>cache:options:rescue_summary</w:t>
+      </w:r>
+      <w:r>
+        <w:rPr/>
+        <w:t xml:space="preserve"> (tested +</w:t>
+        <w:br/>
+        <w:t>critical counts) for the nav badge.</w:t>
       </w:r>
     </w:p>
     <w:p>
@@ -6751,6 +7363,28 @@
           <w:sz w:val="18"/>
         </w:rPr>
         <w:t>cache:options:expected_move    events:options:expected_move</w:t>
+      </w:r>
+      <w:r>
+        <w:br/>
+      </w:r>
+      <w:r>
+        <w:rPr>
+          <w:rFonts w:ascii="Consolas" w:hAnsi="Consolas"/>
+          <w:color w:val="223344"/>
+          <w:sz w:val="18"/>
+        </w:rPr>
+        <w:t>cache:options:rescue:&lt;position_id&gt;   events:options:rescue:&lt;position_id&gt;   (RescueAdvisory contract)</w:t>
+      </w:r>
+      <w:r>
+        <w:br/>
+      </w:r>
+      <w:r>
+        <w:rPr>
+          <w:rFonts w:ascii="Consolas" w:hAnsi="Consolas"/>
+          <w:color w:val="223344"/>
+          <w:sz w:val="18"/>
+        </w:rPr>
+        <w:t>cache:options:rescue_summary   events:options:rescue_summary</w:t>
       </w:r>
       <w:r>
         <w:br/>

--- a/docs/manuals/api-reference/api-reference.docx
+++ b/docs/manuals/api-reference/api-reference.docx
@@ -32,7 +32,7 @@
           <w:color w:val="5B6678"/>
           <w:sz w:val="18"/>
         </w:rPr>
-        <w:t>WebGUI Trading with Schwab · Generated 2026-06-21</w:t>
+        <w:t>WebGUI Trading with Schwab · Generated 2026-06-22</w:t>
       </w:r>
     </w:p>
     <w:p/>
@@ -1756,6 +1756,18 @@
                 <w:color w:val="334455"/>
                 <w:sz w:val="19"/>
               </w:rPr>
+              <w:t>markov{}</w:t>
+            </w:r>
+            <w:r>
+              <w:rPr/>
+              <w:t xml:space="preserve"> (optional), </w:t>
+            </w:r>
+            <w:r>
+              <w:rPr>
+                <w:rFonts w:ascii="Consolas" w:hAnsi="Consolas"/>
+                <w:color w:val="334455"/>
+                <w:sz w:val="19"/>
+              </w:rPr>
               <w:t>timestamp</w:t>
             </w:r>
             <w:r>
@@ -5403,7 +5415,17 @@
             <w:r/>
             <w:r>
               <w:rPr/>
-              <w:t xml:space="preserve">MTF technical + fundamental analysis → </w:t>
+              <w:t xml:space="preserve">MTF technical + fundamental analysis, plus the </w:t>
+            </w:r>
+            <w:r>
+              <w:rPr>
+                <w:b/>
+              </w:rPr>
+              <w:t>Markov 2.0</w:t>
+            </w:r>
+            <w:r>
+              <w:rPr/>
+              <w:t xml:space="preserve"> forecast (5-band composite-score chain → band-probability forecast + bounded drift tilt) → </w:t>
             </w:r>
             <w:r>
               <w:rPr>
@@ -5416,6 +5438,230 @@
             <w:r>
               <w:rPr/>
               <w:t>.</w:t>
+            </w:r>
+          </w:p>
+        </w:tc>
+      </w:tr>
+    </w:tbl>
+    <w:p/>
+    <w:p>
+      <w:r>
+        <w:rPr>
+          <w:b/>
+        </w:rPr>
+        <w:t>Published views:</w:t>
+      </w:r>
+    </w:p>
+    <w:tbl>
+      <w:tblPr>
+        <w:tblW w:type="auto" w:w="0"/>
+        <w:jc w:val="left"/>
+        <w:tblLayout w:type="autofit"/>
+        <w:tblLook w:firstColumn="1" w:firstRow="1" w:lastColumn="0" w:lastRow="0" w:noHBand="0" w:noVBand="1" w:val="04A0"/>
+        <w:tblBorders>
+          <w:top w:val="single" w:sz="4" w:space="0" w:color="D8DEE9"/>
+          <w:left w:val="single" w:sz="4" w:space="0" w:color="D8DEE9"/>
+          <w:bottom w:val="single" w:sz="4" w:space="0" w:color="D8DEE9"/>
+          <w:right w:val="single" w:sz="4" w:space="0" w:color="D8DEE9"/>
+          <w:insideH w:val="single" w:sz="4" w:space="0" w:color="D8DEE9"/>
+          <w:insideV w:val="single" w:sz="4" w:space="0" w:color="D8DEE9"/>
+        </w:tblBorders>
+      </w:tblPr>
+      <w:tblGrid>
+        <w:gridCol w:w="2880"/>
+        <w:gridCol w:w="2880"/>
+        <w:gridCol w:w="2880"/>
+      </w:tblGrid>
+      <w:tr>
+        <w:tc>
+          <w:tcPr>
+            <w:tcW w:type="dxa" w:w="2880"/>
+            <w:shd w:val="clear" w:color="auto" w:fill="EAF2FB"/>
+          </w:tcPr>
+          <w:p>
+            <w:r>
+              <w:rPr>
+                <w:b/>
+              </w:rPr>
+            </w:r>
+            <w:r>
+              <w:rPr>
+                <w:b/>
+              </w:rPr>
+              <w:t>Cache key</w:t>
+            </w:r>
+          </w:p>
+        </w:tc>
+        <w:tc>
+          <w:tcPr>
+            <w:tcW w:type="dxa" w:w="2880"/>
+            <w:shd w:val="clear" w:color="auto" w:fill="EAF2FB"/>
+          </w:tcPr>
+          <w:p>
+            <w:r>
+              <w:rPr>
+                <w:b/>
+              </w:rPr>
+            </w:r>
+            <w:r>
+              <w:rPr>
+                <w:b/>
+              </w:rPr>
+              <w:t>Event</w:t>
+            </w:r>
+          </w:p>
+        </w:tc>
+        <w:tc>
+          <w:tcPr>
+            <w:tcW w:type="dxa" w:w="2880"/>
+            <w:shd w:val="clear" w:color="auto" w:fill="EAF2FB"/>
+          </w:tcPr>
+          <w:p>
+            <w:r>
+              <w:rPr>
+                <w:b/>
+              </w:rPr>
+            </w:r>
+            <w:r>
+              <w:rPr>
+                <w:b/>
+              </w:rPr>
+              <w:t>Payload</w:t>
+            </w:r>
+          </w:p>
+        </w:tc>
+      </w:tr>
+      <w:tr>
+        <w:tc>
+          <w:tcPr>
+            <w:tcW w:type="dxa" w:w="2880"/>
+          </w:tcPr>
+          <w:p>
+            <w:r/>
+            <w:r>
+              <w:rPr>
+                <w:rFonts w:ascii="Consolas" w:hAnsi="Consolas"/>
+                <w:color w:val="334455"/>
+                <w:sz w:val="19"/>
+              </w:rPr>
+              <w:t>cache:trade:analysis</w:t>
+            </w:r>
+          </w:p>
+        </w:tc>
+        <w:tc>
+          <w:tcPr>
+            <w:tcW w:type="dxa" w:w="2880"/>
+          </w:tcPr>
+          <w:p>
+            <w:r/>
+            <w:r>
+              <w:rPr>
+                <w:rFonts w:ascii="Consolas" w:hAnsi="Consolas"/>
+                <w:color w:val="334455"/>
+                <w:sz w:val="19"/>
+              </w:rPr>
+              <w:t>events:trade:analysis</w:t>
+            </w:r>
+          </w:p>
+        </w:tc>
+        <w:tc>
+          <w:tcPr>
+            <w:tcW w:type="dxa" w:w="2880"/>
+          </w:tcPr>
+          <w:p>
+            <w:r/>
+            <w:r>
+              <w:rPr>
+                <w:rFonts w:ascii="Consolas" w:hAnsi="Consolas"/>
+                <w:color w:val="334455"/>
+                <w:sz w:val="19"/>
+              </w:rPr>
+              <w:t>TradeAnalysis</w:t>
+            </w:r>
+            <w:r>
+              <w:rPr/>
+              <w:t xml:space="preserve"> — verdicts + momentum + sector + fundamentals + the optional </w:t>
+            </w:r>
+            <w:r>
+              <w:rPr>
+                <w:rFonts w:ascii="Consolas" w:hAnsi="Consolas"/>
+                <w:color w:val="334455"/>
+                <w:sz w:val="19"/>
+              </w:rPr>
+              <w:t>markov</w:t>
+            </w:r>
+            <w:r>
+              <w:rPr/>
+              <w:t xml:space="preserve"> forecast block.</w:t>
+            </w:r>
+          </w:p>
+        </w:tc>
+      </w:tr>
+      <w:tr>
+        <w:tc>
+          <w:tcPr>
+            <w:tcW w:type="dxa" w:w="2880"/>
+            <w:shd w:val="clear" w:color="auto" w:fill="F4F6FA"/>
+          </w:tcPr>
+          <w:p>
+            <w:r/>
+            <w:r>
+              <w:rPr>
+                <w:rFonts w:ascii="Consolas" w:hAnsi="Consolas"/>
+                <w:color w:val="334455"/>
+                <w:sz w:val="19"/>
+              </w:rPr>
+              <w:t>cache:trade:markov_prior</w:t>
+            </w:r>
+          </w:p>
+        </w:tc>
+        <w:tc>
+          <w:tcPr>
+            <w:tcW w:type="dxa" w:w="2880"/>
+            <w:shd w:val="clear" w:color="auto" w:fill="F4F6FA"/>
+          </w:tcPr>
+          <w:p>
+            <w:r/>
+            <w:r>
+              <w:rPr/>
+              <w:t>—</w:t>
+            </w:r>
+          </w:p>
+        </w:tc>
+        <w:tc>
+          <w:tcPr>
+            <w:tcW w:type="dxa" w:w="2880"/>
+            <w:shd w:val="clear" w:color="auto" w:fill="F4F6FA"/>
+          </w:tcPr>
+          <w:p>
+            <w:r/>
+            <w:r>
+              <w:rPr/>
+              <w:t xml:space="preserve">Pooled Markov transition prior </w:t>
+            </w:r>
+            <w:r>
+              <w:rPr>
+                <w:rFonts w:ascii="Consolas" w:hAnsi="Consolas"/>
+                <w:color w:val="334455"/>
+                <w:sz w:val="19"/>
+              </w:rPr>
+              <w:t>{matrix[5][5], date, n_symbols}</w:t>
+            </w:r>
+            <w:r>
+              <w:rPr/>
+              <w:t xml:space="preserve">; rebuilt lazily once/day and read by </w:t>
+            </w:r>
+            <w:r>
+              <w:rPr>
+                <w:rFonts w:ascii="Consolas" w:hAnsi="Consolas"/>
+                <w:color w:val="334455"/>
+                <w:sz w:val="19"/>
+              </w:rPr>
+              <w:t>analyze</w:t>
+            </w:r>
+            <w:r>
+              <w:rPr/>
+              <w:t xml:space="preserve"> (internal memoization — no event).</w:t>
             </w:r>
           </w:p>
         </w:tc>

--- a/docs/manuals/api-reference/api-reference.docx
+++ b/docs/manuals/api-reference/api-reference.docx
@@ -32,7 +32,7 @@
           <w:color w:val="5B6678"/>
           <w:sz w:val="18"/>
         </w:rPr>
-        <w:t>WebGUI Trading with Schwab · Generated 2026-06-22</w:t>
+        <w:t>WebGUI Trading with Schwab · Generated 2026-06-23</w:t>
       </w:r>
     </w:p>
     <w:p/>
@@ -4504,7 +4504,35 @@
                 <w:color w:val="334455"/>
                 <w:sz w:val="19"/>
               </w:rPr>
-              <w:t>{symbol, expiry, kind, strike, direction, dt, mult}</w:t>
+              <w:t>{symbol, legs[], dt, mult}</w:t>
+            </w:r>
+            <w:r>
+              <w:rPr/>
+              <w:t xml:space="preserve"> (legs: </w:t>
+            </w:r>
+            <w:r>
+              <w:rPr>
+                <w:rFonts w:ascii="Consolas" w:hAnsi="Consolas"/>
+                <w:color w:val="334455"/>
+                <w:sz w:val="19"/>
+              </w:rPr>
+              <w:t>{kind, strike, expiry, side, qty}</w:t>
+            </w:r>
+            <w:r>
+              <w:rPr/>
+              <w:t xml:space="preserve">; legacy </w:t>
+            </w:r>
+            <w:r>
+              <w:rPr>
+                <w:rFonts w:ascii="Consolas" w:hAnsi="Consolas"/>
+                <w:color w:val="334455"/>
+                <w:sz w:val="19"/>
+              </w:rPr>
+              <w:t>{expiry, kind, strike, direction}</w:t>
+            </w:r>
+            <w:r>
+              <w:rPr/>
+              <w:t xml:space="preserve"> single-leg args still accepted)</w:t>
             </w:r>
           </w:p>
         </w:tc>
@@ -4555,7 +4583,11 @@
                 <w:color w:val="334455"/>
                 <w:sz w:val="19"/>
               </w:rPr>
-              <w:t>{symbol, expiry, kind, strike, direction, lookback}</w:t>
+              <w:t>{symbol, legs[], lookback}</w:t>
+            </w:r>
+            <w:r>
+              <w:rPr/>
+              <w:t xml:space="preserve"> (same multi-leg shape; legacy single-leg args still accepted)</w:t>
             </w:r>
           </w:p>
         </w:tc>
@@ -4658,7 +4690,47 @@
                 <w:color w:val="334455"/>
                 <w:sz w:val="19"/>
               </w:rPr>
-              <w:t>{...calc params}</w:t>
+              <w:t>{strategy, spot, iv, rate, ivadj, qty, expiry, legs[], range_*}</w:t>
+            </w:r>
+            <w:r>
+              <w:rPr/>
+              <w:t xml:space="preserve"> (each leg carries its own </w:t>
+            </w:r>
+            <w:r>
+              <w:rPr>
+                <w:rFonts w:ascii="Consolas" w:hAnsi="Consolas"/>
+                <w:color w:val="334455"/>
+                <w:sz w:val="19"/>
+              </w:rPr>
+              <w:t>expiry</w:t>
+            </w:r>
+            <w:r>
+              <w:rPr/>
+              <w:t>/</w:t>
+            </w:r>
+            <w:r>
+              <w:rPr>
+                <w:rFonts w:ascii="Consolas" w:hAnsi="Consolas"/>
+                <w:color w:val="334455"/>
+                <w:sz w:val="19"/>
+              </w:rPr>
+              <w:t>qty</w:t>
+            </w:r>
+            <w:r>
+              <w:rPr/>
+              <w:t xml:space="preserve">; </w:t>
+            </w:r>
+            <w:r>
+              <w:rPr>
+                <w:rFonts w:ascii="Consolas" w:hAnsi="Consolas"/>
+                <w:color w:val="334455"/>
+                <w:sz w:val="19"/>
+              </w:rPr>
+              <w:t>strategy="CUSTOM"</w:t>
+            </w:r>
+            <w:r>
+              <w:rPr/>
+              <w:t xml:space="preserve"> or any non-PCS/CCS/IC/single code → generic numeric summary)</w:t>
             </w:r>
           </w:p>
         </w:tc>

--- a/docs/manuals/api-reference/api-reference.docx
+++ b/docs/manuals/api-reference/api-reference.docx
@@ -32,7 +32,7 @@
           <w:color w:val="5B6678"/>
           <w:sz w:val="18"/>
         </w:rPr>
-        <w:t>WebGUI Trading with Schwab · Generated 2026-06-23</w:t>
+        <w:t>WebGUI Trading with Schwab · Generated 2026-06-28</w:t>
       </w:r>
     </w:p>
     <w:p/>
@@ -1768,6 +1768,18 @@
                 <w:color w:val="334455"/>
                 <w:sz w:val="19"/>
               </w:rPr>
+              <w:t>swing_model{}</w:t>
+            </w:r>
+            <w:r>
+              <w:rPr/>
+              <w:t xml:space="preserve"> (optional), </w:t>
+            </w:r>
+            <w:r>
+              <w:rPr>
+                <w:rFonts w:ascii="Consolas" w:hAnsi="Consolas"/>
+                <w:color w:val="334455"/>
+                <w:sz w:val="19"/>
+              </w:rPr>
               <w:t>timestamp</w:t>
             </w:r>
             <w:r>
@@ -5493,11 +5505,21 @@
               <w:rPr>
                 <w:b/>
               </w:rPr>
+              <w:t>validated swing model</w:t>
+            </w:r>
+            <w:r>
+              <w:rPr/>
+              <w:t xml:space="preserve"> verdict (Position), the </w:t>
+            </w:r>
+            <w:r>
+              <w:rPr>
+                <w:b/>
+              </w:rPr>
               <w:t>Markov 2.0</w:t>
             </w:r>
             <w:r>
               <w:rPr/>
-              <w:t xml:space="preserve"> forecast (5-band composite-score chain → band-probability forecast + bounded drift tilt) → </w:t>
+              <w:t xml:space="preserve"> forecast (5-band composite-score chain → band-probability forecast + bounded drift tilt), and the Investor verdict → </w:t>
             </w:r>
             <w:r>
               <w:rPr>
@@ -5664,7 +5686,19 @@
             </w:r>
             <w:r>
               <w:rPr/>
-              <w:t xml:space="preserve"> forecast block.</w:t>
+              <w:t xml:space="preserve"> forecast block + the optional </w:t>
+            </w:r>
+            <w:r>
+              <w:rPr>
+                <w:rFonts w:ascii="Consolas" w:hAnsi="Consolas"/>
+                <w:color w:val="334455"/>
+                <w:sz w:val="19"/>
+              </w:rPr>
+              <w:t>swing_model</w:t>
+            </w:r>
+            <w:r>
+              <w:rPr/>
+              <w:t xml:space="preserve"> block.</w:t>
             </w:r>
           </w:p>
         </w:tc>
@@ -5738,8 +5772,854 @@
           </w:p>
         </w:tc>
       </w:tr>
+      <w:tr>
+        <w:tc>
+          <w:tcPr>
+            <w:tcW w:type="dxa" w:w="2880"/>
+          </w:tcPr>
+          <w:p>
+            <w:r/>
+            <w:r>
+              <w:rPr>
+                <w:rFonts w:ascii="Consolas" w:hAnsi="Consolas"/>
+                <w:color w:val="334455"/>
+                <w:sz w:val="19"/>
+              </w:rPr>
+              <w:t>cache:trade:universe_factors</w:t>
+            </w:r>
+          </w:p>
+        </w:tc>
+        <w:tc>
+          <w:tcPr>
+            <w:tcW w:type="dxa" w:w="2880"/>
+          </w:tcPr>
+          <w:p>
+            <w:r/>
+            <w:r>
+              <w:rPr/>
+              <w:t>—</w:t>
+            </w:r>
+          </w:p>
+        </w:tc>
+        <w:tc>
+          <w:tcPr>
+            <w:tcW w:type="dxa" w:w="2880"/>
+          </w:tcPr>
+          <w:p>
+            <w:r/>
+            <w:r>
+              <w:rPr/>
+              <w:t xml:space="preserve">Daily swing-model factor snapshot </w:t>
+            </w:r>
+            <w:r>
+              <w:rPr>
+                <w:rFonts w:ascii="Consolas" w:hAnsi="Consolas"/>
+                <w:color w:val="334455"/>
+                <w:sz w:val="19"/>
+              </w:rPr>
+              <w:t>{factors{factor: [values]}, date}</w:t>
+            </w:r>
+            <w:r>
+              <w:rPr/>
+              <w:t xml:space="preserve"> across a curated universe; rebuilt lazily once/day and read by </w:t>
+            </w:r>
+            <w:r>
+              <w:rPr>
+                <w:rFonts w:ascii="Consolas" w:hAnsi="Consolas"/>
+                <w:color w:val="334455"/>
+                <w:sz w:val="19"/>
+              </w:rPr>
+              <w:t>analyze</w:t>
+            </w:r>
+            <w:r>
+              <w:rPr/>
+              <w:t xml:space="preserve"> as the </w:t>
+            </w:r>
+            <w:r>
+              <w:rPr>
+                <w:b/>
+              </w:rPr>
+              <w:t>secondary</w:t>
+            </w:r>
+            <w:r>
+              <w:rPr/>
+              <w:t xml:space="preserve"> cross-sectional fallback basis (the artifact's </w:t>
+            </w:r>
+            <w:r>
+              <w:rPr>
+                <w:rFonts w:ascii="Consolas" w:hAnsi="Consolas"/>
+                <w:color w:val="334455"/>
+                <w:sz w:val="19"/>
+              </w:rPr>
+              <w:t>norm</w:t>
+            </w:r>
+            <w:r>
+              <w:rPr/>
+              <w:t xml:space="preserve"> is primary). No event.</w:t>
+            </w:r>
+          </w:p>
+        </w:tc>
+      </w:tr>
     </w:tbl>
     <w:p/>
+    <w:p>
+      <w:r>
+        <w:rPr>
+          <w:rFonts w:ascii="Consolas" w:hAnsi="Consolas"/>
+          <w:color w:val="334455"/>
+          <w:sz w:val="19"/>
+        </w:rPr>
+        <w:t>swing_model</w:t>
+      </w:r>
+      <w:r>
+        <w:rPr>
+          <w:b/>
+        </w:rPr>
+        <w:t xml:space="preserve"> block</w:t>
+      </w:r>
+      <w:r>
+        <w:rPr/>
+        <w:t xml:space="preserve"> (additive, optional — present when the artifact loaded and the</w:t>
+        <w:br/>
+        <w:t>symbol scored; absent → the page shows the legacy verdict). Produced by</w:t>
+        <w:br/>
+      </w:r>
+      <w:r>
+        <w:rPr>
+          <w:rFonts w:ascii="Consolas" w:hAnsi="Consolas"/>
+          <w:color w:val="334455"/>
+          <w:sz w:val="19"/>
+        </w:rPr>
+        <w:t>services/trade_svc/swing_model.py:score_symbol</w:t>
+      </w:r>
+      <w:r>
+        <w:rPr/>
+        <w:t>:</w:t>
+      </w:r>
+    </w:p>
+    <w:tbl>
+      <w:tblPr>
+        <w:tblW w:type="auto" w:w="0"/>
+        <w:jc w:val="left"/>
+        <w:tblLayout w:type="autofit"/>
+        <w:tblLook w:firstColumn="1" w:firstRow="1" w:lastColumn="0" w:lastRow="0" w:noHBand="0" w:noVBand="1" w:val="04A0"/>
+        <w:tblBorders>
+          <w:top w:val="single" w:sz="4" w:space="0" w:color="D8DEE9"/>
+          <w:left w:val="single" w:sz="4" w:space="0" w:color="D8DEE9"/>
+          <w:bottom w:val="single" w:sz="4" w:space="0" w:color="D8DEE9"/>
+          <w:right w:val="single" w:sz="4" w:space="0" w:color="D8DEE9"/>
+          <w:insideH w:val="single" w:sz="4" w:space="0" w:color="D8DEE9"/>
+          <w:insideV w:val="single" w:sz="4" w:space="0" w:color="D8DEE9"/>
+        </w:tblBorders>
+      </w:tblPr>
+      <w:tblGrid>
+        <w:gridCol w:w="4320"/>
+        <w:gridCol w:w="4320"/>
+      </w:tblGrid>
+      <w:tr>
+        <w:tc>
+          <w:tcPr>
+            <w:tcW w:type="dxa" w:w="4320"/>
+            <w:shd w:val="clear" w:color="auto" w:fill="EAF2FB"/>
+          </w:tcPr>
+          <w:p>
+            <w:r>
+              <w:rPr>
+                <w:b/>
+              </w:rPr>
+            </w:r>
+            <w:r>
+              <w:rPr>
+                <w:b/>
+              </w:rPr>
+              <w:t>Field</w:t>
+            </w:r>
+          </w:p>
+        </w:tc>
+        <w:tc>
+          <w:tcPr>
+            <w:tcW w:type="dxa" w:w="4320"/>
+            <w:shd w:val="clear" w:color="auto" w:fill="EAF2FB"/>
+          </w:tcPr>
+          <w:p>
+            <w:r>
+              <w:rPr>
+                <w:b/>
+              </w:rPr>
+            </w:r>
+            <w:r>
+              <w:rPr>
+                <w:b/>
+              </w:rPr>
+              <w:t>Meaning</w:t>
+            </w:r>
+          </w:p>
+        </w:tc>
+      </w:tr>
+      <w:tr>
+        <w:tc>
+          <w:tcPr>
+            <w:tcW w:type="dxa" w:w="4320"/>
+          </w:tcPr>
+          <w:p>
+            <w:r/>
+            <w:r>
+              <w:rPr>
+                <w:rFonts w:ascii="Consolas" w:hAnsi="Consolas"/>
+                <w:color w:val="334455"/>
+                <w:sz w:val="19"/>
+              </w:rPr>
+              <w:t>verdict</w:t>
+            </w:r>
+          </w:p>
+        </w:tc>
+        <w:tc>
+          <w:tcPr>
+            <w:tcW w:type="dxa" w:w="4320"/>
+          </w:tcPr>
+          <w:p>
+            <w:r/>
+            <w:r>
+              <w:rPr>
+                <w:rFonts w:ascii="Consolas" w:hAnsi="Consolas"/>
+                <w:color w:val="334455"/>
+                <w:sz w:val="19"/>
+              </w:rPr>
+              <w:t>BUY</w:t>
+            </w:r>
+            <w:r>
+              <w:rPr/>
+              <w:t xml:space="preserve"> (top calibration band) / </w:t>
+            </w:r>
+            <w:r>
+              <w:rPr>
+                <w:rFonts w:ascii="Consolas" w:hAnsi="Consolas"/>
+                <w:color w:val="334455"/>
+                <w:sz w:val="19"/>
+              </w:rPr>
+              <w:t>SELL</w:t>
+            </w:r>
+            <w:r>
+              <w:rPr/>
+              <w:t xml:space="preserve"> (bottom) / </w:t>
+            </w:r>
+            <w:r>
+              <w:rPr>
+                <w:rFonts w:ascii="Consolas" w:hAnsi="Consolas"/>
+                <w:color w:val="334455"/>
+                <w:sz w:val="19"/>
+              </w:rPr>
+              <w:t>HOLD</w:t>
+            </w:r>
+            <w:r>
+              <w:rPr/>
+              <w:t>.</w:t>
+            </w:r>
+          </w:p>
+        </w:tc>
+      </w:tr>
+      <w:tr>
+        <w:tc>
+          <w:tcPr>
+            <w:tcW w:type="dxa" w:w="4320"/>
+            <w:shd w:val="clear" w:color="auto" w:fill="F4F6FA"/>
+          </w:tcPr>
+          <w:p>
+            <w:r/>
+            <w:r>
+              <w:rPr>
+                <w:rFonts w:ascii="Consolas" w:hAnsi="Consolas"/>
+                <w:color w:val="334455"/>
+                <w:sz w:val="19"/>
+              </w:rPr>
+              <w:t>score</w:t>
+            </w:r>
+          </w:p>
+        </w:tc>
+        <w:tc>
+          <w:tcPr>
+            <w:tcW w:type="dxa" w:w="4320"/>
+            <w:shd w:val="clear" w:color="auto" w:fill="F4F6FA"/>
+          </w:tcPr>
+          <w:p>
+            <w:r/>
+            <w:r>
+              <w:rPr/>
+              <w:t>The signed-IC-weighted composite (</w:t>
+            </w:r>
+            <w:r>
+              <w:rPr>
+                <w:rFonts w:ascii="Consolas" w:hAnsi="Consolas"/>
+                <w:color w:val="334455"/>
+                <w:sz w:val="19"/>
+              </w:rPr>
+              <w:t>Σ signed_weight · clip(z, ±3)</w:t>
+            </w:r>
+            <w:r>
+              <w:rPr/>
+              <w:t>).</w:t>
+            </w:r>
+          </w:p>
+        </w:tc>
+      </w:tr>
+      <w:tr>
+        <w:tc>
+          <w:tcPr>
+            <w:tcW w:type="dxa" w:w="4320"/>
+          </w:tcPr>
+          <w:p>
+            <w:r/>
+            <w:r>
+              <w:rPr>
+                <w:rFonts w:ascii="Consolas" w:hAnsi="Consolas"/>
+                <w:color w:val="334455"/>
+                <w:sz w:val="19"/>
+              </w:rPr>
+              <w:t>percentile</w:t>
+            </w:r>
+          </w:p>
+        </w:tc>
+        <w:tc>
+          <w:tcPr>
+            <w:tcW w:type="dxa" w:w="4320"/>
+          </w:tcPr>
+          <w:p>
+            <w:r/>
+            <w:r>
+              <w:rPr/>
+              <w:t>Band-quantile percentile (top band of 5 → ~90th).</w:t>
+            </w:r>
+          </w:p>
+        </w:tc>
+      </w:tr>
+      <w:tr>
+        <w:tc>
+          <w:tcPr>
+            <w:tcW w:type="dxa" w:w="4320"/>
+            <w:shd w:val="clear" w:color="auto" w:fill="F4F6FA"/>
+          </w:tcPr>
+          <w:p>
+            <w:r/>
+            <w:r>
+              <w:rPr>
+                <w:rFonts w:ascii="Consolas" w:hAnsi="Consolas"/>
+                <w:color w:val="334455"/>
+                <w:sz w:val="19"/>
+              </w:rPr>
+              <w:t>expected_fwd</w:t>
+            </w:r>
+          </w:p>
+        </w:tc>
+        <w:tc>
+          <w:tcPr>
+            <w:tcW w:type="dxa" w:w="4320"/>
+            <w:shd w:val="clear" w:color="auto" w:fill="F4F6FA"/>
+          </w:tcPr>
+          <w:p>
+            <w:r/>
+            <w:r>
+              <w:rPr/>
+              <w:t>The band's mean forward excess return over the horizon.</w:t>
+            </w:r>
+          </w:p>
+        </w:tc>
+      </w:tr>
+      <w:tr>
+        <w:tc>
+          <w:tcPr>
+            <w:tcW w:type="dxa" w:w="4320"/>
+          </w:tcPr>
+          <w:p>
+            <w:r/>
+            <w:r>
+              <w:rPr>
+                <w:rFonts w:ascii="Consolas" w:hAnsi="Consolas"/>
+                <w:color w:val="334455"/>
+                <w:sz w:val="19"/>
+              </w:rPr>
+              <w:t>hit_rate</w:t>
+            </w:r>
+          </w:p>
+        </w:tc>
+        <w:tc>
+          <w:tcPr>
+            <w:tcW w:type="dxa" w:w="4320"/>
+          </w:tcPr>
+          <w:p>
+            <w:r/>
+            <w:r>
+              <w:rPr/>
+              <w:t>The band's beat-SPY hit-rate (</w:t>
+            </w:r>
+            <w:r>
+              <w:rPr>
+                <w:rFonts w:ascii="Consolas" w:hAnsi="Consolas"/>
+                <w:color w:val="334455"/>
+                <w:sz w:val="19"/>
+              </w:rPr>
+              <w:t>P(forward &gt; 0)</w:t>
+            </w:r>
+            <w:r>
+              <w:rPr/>
+              <w:t>).</w:t>
+            </w:r>
+          </w:p>
+        </w:tc>
+      </w:tr>
+      <w:tr>
+        <w:tc>
+          <w:tcPr>
+            <w:tcW w:type="dxa" w:w="4320"/>
+            <w:shd w:val="clear" w:color="auto" w:fill="F4F6FA"/>
+          </w:tcPr>
+          <w:p>
+            <w:r/>
+            <w:r>
+              <w:rPr>
+                <w:rFonts w:ascii="Consolas" w:hAnsi="Consolas"/>
+                <w:color w:val="334455"/>
+                <w:sz w:val="19"/>
+              </w:rPr>
+              <w:t>horizon_days</w:t>
+            </w:r>
+          </w:p>
+        </w:tc>
+        <w:tc>
+          <w:tcPr>
+            <w:tcW w:type="dxa" w:w="4320"/>
+            <w:shd w:val="clear" w:color="auto" w:fill="F4F6FA"/>
+          </w:tcPr>
+          <w:p>
+            <w:r/>
+            <w:r>
+              <w:rPr/>
+              <w:t>The label horizon (20).</w:t>
+            </w:r>
+          </w:p>
+        </w:tc>
+      </w:tr>
+      <w:tr>
+        <w:tc>
+          <w:tcPr>
+            <w:tcW w:type="dxa" w:w="4320"/>
+          </w:tcPr>
+          <w:p>
+            <w:r/>
+            <w:r>
+              <w:rPr>
+                <w:rFonts w:ascii="Consolas" w:hAnsi="Consolas"/>
+                <w:color w:val="334455"/>
+                <w:sz w:val="19"/>
+              </w:rPr>
+              <w:t>contributions[]</w:t>
+            </w:r>
+          </w:p>
+        </w:tc>
+        <w:tc>
+          <w:tcPr>
+            <w:tcW w:type="dxa" w:w="4320"/>
+          </w:tcPr>
+          <w:p>
+            <w:r/>
+            <w:r>
+              <w:rPr/>
+              <w:t xml:space="preserve">Per factor </w:t>
+            </w:r>
+            <w:r>
+              <w:rPr>
+                <w:rFonts w:ascii="Consolas" w:hAnsi="Consolas"/>
+                <w:color w:val="334455"/>
+                <w:sz w:val="19"/>
+              </w:rPr>
+              <w:t>{factor, z, weight, contribution, ic}</w:t>
+            </w:r>
+            <w:r>
+              <w:rPr/>
+              <w:t>, sorted by |contribution|.</w:t>
+            </w:r>
+          </w:p>
+        </w:tc>
+      </w:tr>
+      <w:tr>
+        <w:tc>
+          <w:tcPr>
+            <w:tcW w:type="dxa" w:w="4320"/>
+            <w:shd w:val="clear" w:color="auto" w:fill="F4F6FA"/>
+          </w:tcPr>
+          <w:p>
+            <w:r/>
+            <w:r>
+              <w:rPr>
+                <w:rFonts w:ascii="Consolas" w:hAnsi="Consolas"/>
+                <w:color w:val="334455"/>
+                <w:sz w:val="19"/>
+              </w:rPr>
+              <w:t>model_version</w:t>
+            </w:r>
+          </w:p>
+        </w:tc>
+        <w:tc>
+          <w:tcPr>
+            <w:tcW w:type="dxa" w:w="4320"/>
+            <w:shd w:val="clear" w:color="auto" w:fill="F4F6FA"/>
+          </w:tcPr>
+          <w:p>
+            <w:r/>
+            <w:r>
+              <w:rPr/>
+              <w:t xml:space="preserve">The artifact's </w:t>
+            </w:r>
+            <w:r>
+              <w:rPr>
+                <w:rFonts w:ascii="Consolas" w:hAnsi="Consolas"/>
+                <w:color w:val="334455"/>
+                <w:sz w:val="19"/>
+              </w:rPr>
+              <w:t>version</w:t>
+            </w:r>
+            <w:r>
+              <w:rPr/>
+              <w:t xml:space="preserve"> (fit date).</w:t>
+            </w:r>
+          </w:p>
+        </w:tc>
+      </w:tr>
+      <w:tr>
+        <w:tc>
+          <w:tcPr>
+            <w:tcW w:type="dxa" w:w="4320"/>
+          </w:tcPr>
+          <w:p>
+            <w:r/>
+            <w:r>
+              <w:rPr>
+                <w:rFonts w:ascii="Consolas" w:hAnsi="Consolas"/>
+                <w:color w:val="334455"/>
+                <w:sz w:val="19"/>
+              </w:rPr>
+              <w:t>oos_ic</w:t>
+            </w:r>
+          </w:p>
+        </w:tc>
+        <w:tc>
+          <w:tcPr>
+            <w:tcW w:type="dxa" w:w="4320"/>
+          </w:tcPr>
+          <w:p>
+            <w:r/>
+            <w:r>
+              <w:rPr/>
+              <w:t>The artifact's walk-forward out-of-sample IC.</w:t>
+            </w:r>
+          </w:p>
+        </w:tc>
+      </w:tr>
+      <w:tr>
+        <w:tc>
+          <w:tcPr>
+            <w:tcW w:type="dxa" w:w="4320"/>
+            <w:shd w:val="clear" w:color="auto" w:fill="F4F6FA"/>
+          </w:tcPr>
+          <w:p>
+            <w:r/>
+            <w:r>
+              <w:rPr>
+                <w:rFonts w:ascii="Consolas" w:hAnsi="Consolas"/>
+                <w:color w:val="334455"/>
+                <w:sz w:val="19"/>
+              </w:rPr>
+              <w:t>source</w:t>
+            </w:r>
+          </w:p>
+        </w:tc>
+        <w:tc>
+          <w:tcPr>
+            <w:tcW w:type="dxa" w:w="4320"/>
+            <w:shd w:val="clear" w:color="auto" w:fill="F4F6FA"/>
+          </w:tcPr>
+          <w:p>
+            <w:r/>
+            <w:r>
+              <w:rPr>
+                <w:rFonts w:ascii="Consolas" w:hAnsi="Consolas"/>
+                <w:color w:val="334455"/>
+                <w:sz w:val="19"/>
+              </w:rPr>
+              <w:t>"validated"</w:t>
+            </w:r>
+            <w:r>
+              <w:rPr/>
+              <w:t>.</w:t>
+            </w:r>
+          </w:p>
+        </w:tc>
+      </w:tr>
+    </w:tbl>
+    <w:p/>
+    <w:p>
+      <w:r>
+        <w:rPr>
+          <w:b/>
+        </w:rPr>
+        <w:t>Offline artifact (not a service view).</w:t>
+      </w:r>
+      <w:r>
+        <w:rPr/>
+        <w:t xml:space="preserve"> </w:t>
+      </w:r>
+      <w:r>
+        <w:rPr>
+          <w:rFonts w:ascii="Consolas" w:hAnsi="Consolas"/>
+          <w:color w:val="334455"/>
+          <w:sz w:val="19"/>
+        </w:rPr>
+        <w:t>trade-analyzer/data/swing_model.json</w:t>
+      </w:r>
+      <w:r>
+        <w:rPr/>
+        <w:br/>
+        <w:t>(</w:t>
+      </w:r>
+      <w:r>
+        <w:rPr>
+          <w:rFonts w:ascii="Consolas" w:hAnsi="Consolas"/>
+          <w:color w:val="334455"/>
+          <w:sz w:val="19"/>
+        </w:rPr>
+        <w:t>repo_paths.SWING_MODEL</w:t>
+      </w:r>
+      <w:r>
+        <w:rPr/>
+        <w:t xml:space="preserve">, gitignored) is fit </w:t>
+      </w:r>
+      <w:r>
+        <w:rPr>
+          <w:b/>
+        </w:rPr>
+        <w:t>offline</w:t>
+      </w:r>
+      <w:r>
+        <w:rPr/>
+        <w:t xml:space="preserve"> by</w:t>
+        <w:br/>
+      </w:r>
+      <w:r>
+        <w:rPr>
+          <w:rFonts w:ascii="Consolas" w:hAnsi="Consolas"/>
+          <w:color w:val="334455"/>
+          <w:sz w:val="19"/>
+        </w:rPr>
+        <w:t>trade-analyzer/fit_swing_model.py</w:t>
+      </w:r>
+      <w:r>
+        <w:rPr/>
+        <w:t xml:space="preserve"> (run manually/periodically — never imported by a</w:t>
+        <w:br/>
+        <w:t xml:space="preserve">service) using the pure </w:t>
+      </w:r>
+      <w:r>
+        <w:rPr>
+          <w:rFonts w:ascii="Consolas" w:hAnsi="Consolas"/>
+          <w:color w:val="334455"/>
+          <w:sz w:val="19"/>
+        </w:rPr>
+        <w:t>src/analysis/factors.py</w:t>
+      </w:r>
+      <w:r>
+        <w:rPr/>
+        <w:t xml:space="preserve"> + </w:t>
+      </w:r>
+      <w:r>
+        <w:rPr>
+          <w:rFonts w:ascii="Consolas" w:hAnsi="Consolas"/>
+          <w:color w:val="334455"/>
+          <w:sz w:val="19"/>
+        </w:rPr>
+        <w:t>src/analysis/backtest.py</w:t>
+      </w:r>
+      <w:r>
+        <w:rPr/>
+        <w:t>. It</w:t>
+        <w:br/>
+        <w:t>stores, per regime key (</w:t>
+      </w:r>
+      <w:r>
+        <w:rPr>
+          <w:rFonts w:ascii="Consolas" w:hAnsi="Consolas"/>
+          <w:color w:val="334455"/>
+          <w:sz w:val="19"/>
+        </w:rPr>
+        <w:t>"all"</w:t>
+      </w:r>
+      <w:r>
+        <w:rPr/>
+        <w:t xml:space="preserve">), the signed </w:t>
+      </w:r>
+      <w:r>
+        <w:rPr>
+          <w:rFonts w:ascii="Consolas" w:hAnsi="Consolas"/>
+          <w:color w:val="334455"/>
+          <w:sz w:val="19"/>
+        </w:rPr>
+        <w:t>weights</w:t>
+      </w:r>
+      <w:r>
+        <w:rPr/>
+        <w:t xml:space="preserve">, per-factor </w:t>
+      </w:r>
+      <w:r>
+        <w:rPr>
+          <w:rFonts w:ascii="Consolas" w:hAnsi="Consolas"/>
+          <w:color w:val="334455"/>
+          <w:sz w:val="19"/>
+        </w:rPr>
+        <w:t>factor_ic</w:t>
+      </w:r>
+      <w:r>
+        <w:rPr/>
+        <w:br/>
+        <w:t>(</w:t>
+      </w:r>
+      <w:r>
+        <w:rPr>
+          <w:rFonts w:ascii="Consolas" w:hAnsi="Consolas"/>
+          <w:color w:val="334455"/>
+          <w:sz w:val="19"/>
+        </w:rPr>
+        <w:t>mean_ic</w:t>
+      </w:r>
+      <w:r>
+        <w:rPr/>
+        <w:t>/</w:t>
+      </w:r>
+      <w:r>
+        <w:rPr>
+          <w:rFonts w:ascii="Consolas" w:hAnsi="Consolas"/>
+          <w:color w:val="334455"/>
+          <w:sz w:val="19"/>
+        </w:rPr>
+        <w:t>icir</w:t>
+      </w:r>
+      <w:r>
+        <w:rPr/>
+        <w:t>/</w:t>
+      </w:r>
+      <w:r>
+        <w:rPr>
+          <w:rFonts w:ascii="Consolas" w:hAnsi="Consolas"/>
+          <w:color w:val="334455"/>
+          <w:sz w:val="19"/>
+        </w:rPr>
+        <w:t>n_days</w:t>
+      </w:r>
+      <w:r>
+        <w:rPr/>
+        <w:t xml:space="preserve">), the cross-sectional </w:t>
+      </w:r>
+      <w:r>
+        <w:rPr>
+          <w:rFonts w:ascii="Consolas" w:hAnsi="Consolas"/>
+          <w:color w:val="334455"/>
+          <w:sz w:val="19"/>
+        </w:rPr>
+        <w:t>norm</w:t>
+      </w:r>
+      <w:r>
+        <w:rPr/>
+        <w:t xml:space="preserve"> (</w:t>
+      </w:r>
+      <w:r>
+        <w:rPr>
+          <w:rFonts w:ascii="Consolas" w:hAnsi="Consolas"/>
+          <w:color w:val="334455"/>
+          <w:sz w:val="19"/>
+        </w:rPr>
+        <w:t>{factor: {mean, std}}</w:t>
+      </w:r>
+      <w:r>
+        <w:rPr/>
+        <w:t xml:space="preserve"> — the</w:t>
+        <w:br/>
+        <w:t xml:space="preserve">live scorer's primary z-score basis), the </w:t>
+      </w:r>
+      <w:r>
+        <w:rPr>
+          <w:rFonts w:ascii="Consolas" w:hAnsi="Consolas"/>
+          <w:color w:val="334455"/>
+          <w:sz w:val="19"/>
+        </w:rPr>
+        <w:t>calibration</w:t>
+      </w:r>
+      <w:r>
+        <w:rPr/>
+        <w:t xml:space="preserve"> bands</w:t>
+        <w:br/>
+        <w:t>(</w:t>
+      </w:r>
+      <w:r>
+        <w:rPr>
+          <w:rFonts w:ascii="Consolas" w:hAnsi="Consolas"/>
+          <w:color w:val="334455"/>
+          <w:sz w:val="19"/>
+        </w:rPr>
+        <w:t>{band, score_lo, score_hi, mean_fwd, hit_rate, n}</w:t>
+      </w:r>
+      <w:r>
+        <w:rPr/>
+        <w:t xml:space="preserve">), and </w:t>
+      </w:r>
+      <w:r>
+        <w:rPr>
+          <w:rFonts w:ascii="Consolas" w:hAnsi="Consolas"/>
+          <w:color w:val="334455"/>
+          <w:sz w:val="19"/>
+        </w:rPr>
+        <w:t>oos_ic</w:t>
+      </w:r>
+      <w:r>
+        <w:rPr/>
+        <w:t>/</w:t>
+      </w:r>
+      <w:r>
+        <w:rPr>
+          <w:rFonts w:ascii="Consolas" w:hAnsi="Consolas"/>
+          <w:color w:val="334455"/>
+          <w:sz w:val="19"/>
+        </w:rPr>
+        <w:t>oos_ic_by_fold</w:t>
+      </w:r>
+      <w:r>
+        <w:rPr/>
+        <w:t>/</w:t>
+        <w:br/>
+      </w:r>
+      <w:r>
+        <w:rPr>
+          <w:rFonts w:ascii="Consolas" w:hAnsi="Consolas"/>
+          <w:color w:val="334455"/>
+          <w:sz w:val="19"/>
+        </w:rPr>
+        <w:t>n_folds</w:t>
+      </w:r>
+      <w:r>
+        <w:rPr/>
+        <w:t>. A markdown research report is written alongside (</w:t>
+      </w:r>
+      <w:r>
+        <w:rPr>
+          <w:rFonts w:ascii="Consolas" w:hAnsi="Consolas"/>
+          <w:color w:val="334455"/>
+          <w:sz w:val="19"/>
+        </w:rPr>
+        <w:t>SWING_MODEL_REPORT</w:t>
+      </w:r>
+      <w:r>
+        <w:rPr/>
+        <w:t>).</w:t>
+        <w:br/>
+        <w:t>Re-running the fit (e.g. after a regime shift) is the supported maintenance path.</w:t>
+      </w:r>
+    </w:p>
     <w:p>
       <w:pPr>
         <w:pStyle w:val="Heading2"/>

--- a/docs/manuals/api-reference/api-reference.docx
+++ b/docs/manuals/api-reference/api-reference.docx
@@ -32,7 +32,7 @@
           <w:color w:val="5B6678"/>
           <w:sz w:val="18"/>
         </w:rPr>
-        <w:t>WebGUI Trading with Schwab · Generated 2026-06-28</w:t>
+        <w:t>WebGUI Trading with Schwab · Generated 2026-07-02</w:t>
       </w:r>
     </w:p>
     <w:p/>

--- a/docs/manuals/api-reference/api-reference.docx
+++ b/docs/manuals/api-reference/api-reference.docx
@@ -570,7 +570,7 @@
                 <w:color w:val="334455"/>
                 <w:sz w:val="19"/>
               </w:rPr>
-              <w:t>events:{domain}:{view}</w:t>
+              <w:t>cache:{domain}:{view}:ts</w:t>
             </w:r>
           </w:p>
         </w:tc>
@@ -582,7 +582,7 @@
             <w:r/>
             <w:r>
               <w:rPr/>
-              <w:t xml:space="preserve">Pub/sub channel; messages are </w:t>
+              <w:t xml:space="preserve">ISO freshness stamp, </w:t>
             </w:r>
             <w:r>
               <w:rPr>
@@ -590,33 +590,28 @@
                 <w:color w:val="334455"/>
                 <w:sz w:val="19"/>
               </w:rPr>
-              <w:t>{"version": int}</w:t>
+              <w:t>SET</w:t>
             </w:r>
             <w:r>
               <w:rPr/>
-              <w:t>.</w:t>
-            </w:r>
-          </w:p>
-        </w:tc>
-      </w:tr>
-      <w:tr>
-        <w:tc>
-          <w:tcPr>
-            <w:tcW w:type="dxa" w:w="4320"/>
-            <w:shd w:val="clear" w:color="auto" w:fill="F4F6FA"/>
-          </w:tcPr>
-          <w:p>
-            <w:r/>
+              <w:t xml:space="preserve"> by </w:t>
+            </w:r>
             <w:r>
               <w:rPr>
                 <w:rFonts w:ascii="Consolas" w:hAnsi="Consolas"/>
                 <w:color w:val="334455"/>
                 <w:sz w:val="19"/>
               </w:rPr>
-              <w:t>cmd:{domain}</w:t>
-            </w:r>
-          </w:p>
-        </w:tc>
+              <w:t>cache_set</w:t>
+            </w:r>
+            <w:r>
+              <w:rPr/>
+              <w:t xml:space="preserve"> in the same pipeline.</w:t>
+            </w:r>
+          </w:p>
+        </w:tc>
+      </w:tr>
+      <w:tr>
         <w:tc>
           <w:tcPr>
             <w:tcW w:type="dxa" w:w="4320"/>
@@ -625,14 +620,250 @@
           <w:p>
             <w:r/>
             <w:r>
+              <w:rPr>
+                <w:rFonts w:ascii="Consolas" w:hAnsi="Consolas"/>
+                <w:color w:val="334455"/>
+                <w:sz w:val="19"/>
+              </w:rPr>
+              <w:t>events:{domain}:{view}</w:t>
+            </w:r>
+          </w:p>
+        </w:tc>
+        <w:tc>
+          <w:tcPr>
+            <w:tcW w:type="dxa" w:w="4320"/>
+            <w:shd w:val="clear" w:color="auto" w:fill="F4F6FA"/>
+          </w:tcPr>
+          <w:p>
+            <w:r/>
+            <w:r>
+              <w:rPr/>
+              <w:t xml:space="preserve">Pub/sub channel; messages are </w:t>
+            </w:r>
+            <w:r>
+              <w:rPr>
+                <w:rFonts w:ascii="Consolas" w:hAnsi="Consolas"/>
+                <w:color w:val="334455"/>
+                <w:sz w:val="19"/>
+              </w:rPr>
+              <w:t>{"version": int}</w:t>
+            </w:r>
+            <w:r>
+              <w:rPr/>
+              <w:t>.</w:t>
+            </w:r>
+          </w:p>
+        </w:tc>
+      </w:tr>
+      <w:tr>
+        <w:tc>
+          <w:tcPr>
+            <w:tcW w:type="dxa" w:w="4320"/>
+          </w:tcPr>
+          <w:p>
+            <w:r/>
+            <w:r>
+              <w:rPr>
+                <w:rFonts w:ascii="Consolas" w:hAnsi="Consolas"/>
+                <w:color w:val="334455"/>
+                <w:sz w:val="19"/>
+              </w:rPr>
+              <w:t>cmd:{domain}</w:t>
+            </w:r>
+          </w:p>
+        </w:tc>
+        <w:tc>
+          <w:tcPr>
+            <w:tcW w:type="dxa" w:w="4320"/>
+          </w:tcPr>
+          <w:p>
+            <w:r/>
+            <w:r>
               <w:rPr/>
               <w:t>Redis Stream of commands (GUI → service RPC).</w:t>
+            </w:r>
+          </w:p>
+        </w:tc>
+      </w:tr>
+      <w:tr>
+        <w:tc>
+          <w:tcPr>
+            <w:tcW w:type="dxa" w:w="4320"/>
+            <w:shd w:val="clear" w:color="auto" w:fill="F4F6FA"/>
+          </w:tcPr>
+          <w:p>
+            <w:r/>
+            <w:r>
+              <w:rPr>
+                <w:rFonts w:ascii="Consolas" w:hAnsi="Consolas"/>
+                <w:color w:val="334455"/>
+                <w:sz w:val="19"/>
+              </w:rPr>
+              <w:t>dead:{domain}</w:t>
+            </w:r>
+          </w:p>
+        </w:tc>
+        <w:tc>
+          <w:tcPr>
+            <w:tcW w:type="dxa" w:w="4320"/>
+            <w:shd w:val="clear" w:color="auto" w:fill="F4F6FA"/>
+          </w:tcPr>
+          <w:p>
+            <w:r/>
+            <w:r>
+              <w:rPr/>
+              <w:t>Dead-letter list for commands that could not be parsed or handled.</w:t>
             </w:r>
           </w:p>
         </w:tc>
       </w:tr>
     </w:tbl>
     <w:p/>
+    <w:p>
+      <w:r>
+        <w:rPr>
+          <w:b/>
+        </w:rPr>
+        <w:t>Why two side keys.</w:t>
+      </w:r>
+      <w:r>
+        <w:rPr/>
+        <w:t xml:space="preserve"> </w:t>
+      </w:r>
+      <w:r>
+        <w:rPr>
+          <w:rFonts w:ascii="Consolas" w:hAnsi="Consolas"/>
+          <w:color w:val="334455"/>
+          <w:sz w:val="19"/>
+        </w:rPr>
+        <w:t>:ver</w:t>
+      </w:r>
+      <w:r>
+        <w:rPr/>
+        <w:t xml:space="preserve"> answers </w:t>
+      </w:r>
+      <w:r>
+        <w:rPr>
+          <w:i/>
+        </w:rPr>
+        <w:t>"has this changed?"</w:t>
+      </w:r>
+      <w:r>
+        <w:rPr/>
+        <w:t xml:space="preserve"> and </w:t>
+      </w:r>
+      <w:r>
+        <w:rPr>
+          <w:rFonts w:ascii="Consolas" w:hAnsi="Consolas"/>
+          <w:color w:val="334455"/>
+          <w:sz w:val="19"/>
+        </w:rPr>
+        <w:t>:ts</w:t>
+      </w:r>
+      <w:r>
+        <w:rPr/>
+        <w:t xml:space="preserve"> answers</w:t>
+        <w:br/>
+      </w:r>
+      <w:r>
+        <w:rPr>
+          <w:i/>
+        </w:rPr>
+        <w:t>"when did the publisher last confirm this is current?"</w:t>
+      </w:r>
+      <w:r>
+        <w:rPr/>
+        <w:t xml:space="preserve"> — which are different</w:t>
+        <w:br/>
+        <w:t xml:space="preserve">questions, and the difference matters for </w:t>
+      </w:r>
+      <w:r>
+        <w:rPr>
+          <w:rFonts w:ascii="Consolas" w:hAnsi="Consolas"/>
+          <w:color w:val="334455"/>
+          <w:sz w:val="19"/>
+        </w:rPr>
+        <w:t>skip_unchanged</w:t>
+      </w:r>
+      <w:r>
+        <w:rPr/>
+        <w:t xml:space="preserve"> writes. A payload that</w:t>
+        <w:br/>
+        <w:t xml:space="preserve">is republished byte-identically does </w:t>
+      </w:r>
+      <w:r>
+        <w:rPr>
+          <w:b/>
+        </w:rPr>
+        <w:t>not</w:t>
+      </w:r>
+      <w:r>
+        <w:rPr/>
+        <w:t xml:space="preserve"> bump </w:t>
+      </w:r>
+      <w:r>
+        <w:rPr>
+          <w:rFonts w:ascii="Consolas" w:hAnsi="Consolas"/>
+          <w:color w:val="334455"/>
+          <w:sz w:val="19"/>
+        </w:rPr>
+        <w:t>:ver</w:t>
+      </w:r>
+      <w:r>
+        <w:rPr/>
+        <w:t xml:space="preserve"> (so pollers do not</w:t>
+        <w:br/>
+        <w:t xml:space="preserve">repaint) but </w:t>
+      </w:r>
+      <w:r>
+        <w:rPr>
+          <w:b/>
+        </w:rPr>
+        <w:t>does</w:t>
+      </w:r>
+      <w:r>
+        <w:rPr/>
+        <w:t xml:space="preserve"> refresh </w:t>
+      </w:r>
+      <w:r>
+        <w:rPr>
+          <w:rFonts w:ascii="Consolas" w:hAnsi="Consolas"/>
+          <w:color w:val="334455"/>
+          <w:sz w:val="19"/>
+        </w:rPr>
+        <w:t>:ts</w:t>
+      </w:r>
+      <w:r>
+        <w:rPr/>
+        <w:t xml:space="preserve"> (so freshness monitoring still sees a live</w:t>
+        <w:br/>
+        <w:t xml:space="preserve">publisher). The </w:t>
+      </w:r>
+      <w:r>
+        <w:rPr>
+          <w:rFonts w:ascii="Consolas" w:hAnsi="Consolas"/>
+          <w:color w:val="334455"/>
+          <w:sz w:val="19"/>
+        </w:rPr>
+        <w:t>/status</w:t>
+      </w:r>
+      <w:r>
+        <w:rPr/>
+        <w:t xml:space="preserve"> page's freshness table reads </w:t>
+      </w:r>
+      <w:r>
+        <w:rPr>
+          <w:rFonts w:ascii="Consolas" w:hAnsi="Consolas"/>
+          <w:color w:val="334455"/>
+          <w:sz w:val="19"/>
+        </w:rPr>
+        <w:t>:ts</w:t>
+      </w:r>
+      <w:r>
+        <w:rPr/>
+        <w:t>.</w:t>
+      </w:r>
+    </w:p>
     <w:p>
       <w:pPr>
         <w:pStyle w:val="Heading2"/>
@@ -819,6 +1050,179 @@
         <w:t xml:space="preserve"> for many keys in one</w:t>
         <w:br/>
         <w:t>round-trip (use when a page polls several views).</w:t>
+      </w:r>
+    </w:p>
+    <w:p>
+      <w:r>
+        <w:rPr>
+          <w:rFonts w:ascii="Consolas" w:hAnsi="Consolas"/>
+          <w:color w:val="334455"/>
+          <w:sz w:val="19"/>
+        </w:rPr>
+        <w:t>cache_metas(keys) -&gt; dict</w:t>
+      </w:r>
+      <w:r>
+        <w:rPr/>
+        <w:t xml:space="preserve"> — pipelined read of the </w:t>
+      </w:r>
+      <w:r>
+        <w:rPr>
+          <w:rFonts w:ascii="Consolas" w:hAnsi="Consolas"/>
+          <w:color w:val="334455"/>
+          <w:sz w:val="19"/>
+        </w:rPr>
+        <w:t>:ver</w:t>
+      </w:r>
+      <w:r>
+        <w:rPr/>
+        <w:t xml:space="preserve"> </w:t>
+      </w:r>
+      <w:r>
+        <w:rPr>
+          <w:b/>
+        </w:rPr>
+        <w:t>and</w:t>
+      </w:r>
+      <w:r>
+        <w:rPr/>
+        <w:t xml:space="preserve"> </w:t>
+      </w:r>
+      <w:r>
+        <w:rPr>
+          <w:rFonts w:ascii="Consolas" w:hAnsi="Consolas"/>
+          <w:color w:val="334455"/>
+          <w:sz w:val="19"/>
+        </w:rPr>
+        <w:t>:ts</w:t>
+      </w:r>
+      <w:r>
+        <w:rPr/>
+        <w:t xml:space="preserve"> side</w:t>
+        <w:br/>
+        <w:t>keys for many keys at once, with no payload deserialize. This is what the app-wide</w:t>
+        <w:br/>
+        <w:t xml:space="preserve">freshness watcher uses; </w:t>
+      </w:r>
+      <w:r>
+        <w:rPr>
+          <w:rFonts w:ascii="Consolas" w:hAnsi="Consolas"/>
+          <w:color w:val="334455"/>
+          <w:sz w:val="19"/>
+        </w:rPr>
+        <w:t>ts</w:t>
+      </w:r>
+      <w:r>
+        <w:rPr/>
+        <w:t xml:space="preserve"> is </w:t>
+      </w:r>
+      <w:r>
+        <w:rPr>
+          <w:rFonts w:ascii="Consolas" w:hAnsi="Consolas"/>
+          <w:color w:val="334455"/>
+          <w:sz w:val="19"/>
+        </w:rPr>
+        <w:t>None</w:t>
+      </w:r>
+      <w:r>
+        <w:rPr/>
+        <w:t xml:space="preserve"> for a key written before the </w:t>
+      </w:r>
+      <w:r>
+        <w:rPr>
+          <w:rFonts w:ascii="Consolas" w:hAnsi="Consolas"/>
+          <w:color w:val="334455"/>
+          <w:sz w:val="19"/>
+        </w:rPr>
+        <w:t>:ts</w:t>
+      </w:r>
+      <w:r>
+        <w:rPr/>
+        <w:t xml:space="preserve"> side key</w:t>
+        <w:br/>
+        <w:t>existed.</w:t>
+      </w:r>
+    </w:p>
+    <w:p>
+      <w:pPr>
+        <w:pStyle w:val="Heading2"/>
+      </w:pPr>
+      <w:r>
+        <w:rPr/>
+        <w:t>Dead-lettering</w:t>
+      </w:r>
+    </w:p>
+    <w:p>
+      <w:r>
+        <w:rPr>
+          <w:rFonts w:ascii="Consolas" w:hAnsi="Consolas"/>
+          <w:color w:val="334455"/>
+          <w:sz w:val="19"/>
+        </w:rPr>
+        <w:t>enqueue_command</w:t>
+      </w:r>
+      <w:r>
+        <w:rPr/>
+        <w:t xml:space="preserve"> validates before writing, but a malformed or unhandleable</w:t>
+        <w:br/>
+        <w:t>message that reaches a consumer is moved aside rather than retried forever:</w:t>
+      </w:r>
+    </w:p>
+    <w:p>
+      <w:r>
+        <w:rPr>
+          <w:rFonts w:ascii="Consolas" w:hAnsi="Consolas"/>
+          <w:color w:val="334455"/>
+          <w:sz w:val="19"/>
+        </w:rPr>
+        <w:t>dead_letter(stream, raw_fields, reason) -&gt; None</w:t>
+      </w:r>
+      <w:r>
+        <w:rPr/>
+        <w:t xml:space="preserve"> — records the raw message and</w:t>
+        <w:br/>
+        <w:t xml:space="preserve">why it failed under </w:t>
+      </w:r>
+      <w:r>
+        <w:rPr>
+          <w:rFonts w:ascii="Consolas" w:hAnsi="Consolas"/>
+          <w:color w:val="334455"/>
+          <w:sz w:val="19"/>
+        </w:rPr>
+        <w:t>dead_letter_key(stream)</w:t>
+      </w:r>
+      <w:r>
+        <w:rPr/>
+        <w:t xml:space="preserve"> (</w:t>
+      </w:r>
+      <w:r>
+        <w:rPr>
+          <w:rFonts w:ascii="Consolas" w:hAnsi="Consolas"/>
+          <w:color w:val="334455"/>
+          <w:sz w:val="19"/>
+        </w:rPr>
+        <w:t>dead:{domain}</w:t>
+      </w:r>
+      <w:r>
+        <w:rPr/>
+        <w:t>).</w:t>
+      </w:r>
+    </w:p>
+    <w:p>
+      <w:r>
+        <w:rPr>
+          <w:rFonts w:ascii="Consolas" w:hAnsi="Consolas"/>
+          <w:color w:val="334455"/>
+          <w:sz w:val="19"/>
+        </w:rPr>
+        <w:t>drain_pending(stream, group, consumer) -&gt; int</w:t>
+      </w:r>
+      <w:r>
+        <w:rPr/>
+        <w:t xml:space="preserve"> — reclaims messages left</w:t>
+        <w:br/>
+        <w:t>pending by a consumer that died mid-handler, returning how many were recovered.</w:t>
+        <w:br/>
+        <w:t>The service scaffold calls this at startup.</w:t>
       </w:r>
     </w:p>
     <w:p>
@@ -1961,7 +2365,7 @@
                 <w:color w:val="334455"/>
                 <w:sz w:val="19"/>
               </w:rPr>
-              <w:t>ApprovalState</w:t>
+              <w:t>DriverControl</w:t>
             </w:r>
           </w:p>
         </w:tc>
@@ -1995,7 +2399,7 @@
                 <w:color w:val="334455"/>
                 <w:sz w:val="19"/>
               </w:rPr>
-              <w:t>cache:driver:approvals</w:t>
+              <w:t>cache:driver:control</w:t>
             </w:r>
           </w:p>
         </w:tc>
@@ -2012,7 +2416,7 @@
                 <w:color w:val="334455"/>
                 <w:sz w:val="19"/>
               </w:rPr>
-              <w:t>date</w:t>
+              <w:t>enabled</w:t>
             </w:r>
             <w:r>
               <w:rPr/>
@@ -2024,7 +2428,7 @@
                 <w:color w:val="334455"/>
                 <w:sz w:val="19"/>
               </w:rPr>
-              <w:t>grade</w:t>
+              <w:t>halted</w:t>
             </w:r>
             <w:r>
               <w:rPr/>
@@ -2036,7 +2440,7 @@
                 <w:color w:val="334455"/>
                 <w:sz w:val="19"/>
               </w:rPr>
-              <w:t>grade_reasons[]</w:t>
+              <w:t>reason</w:t>
             </w:r>
             <w:r>
               <w:rPr/>
@@ -2048,11 +2452,11 @@
                 <w:color w:val="334455"/>
                 <w:sz w:val="19"/>
               </w:rPr>
-              <w:t>conditions{}</w:t>
+              <w:t>halted_date</w:t>
             </w:r>
             <w:r>
               <w:rPr/>
-              <w:t xml:space="preserve">, </w:t>
+              <w:t xml:space="preserve"> (ISO date the latch was set, so it re-arms next day), </w:t>
             </w:r>
             <w:r>
               <w:rPr>
@@ -2060,55 +2464,73 @@
                 <w:color w:val="334455"/>
                 <w:sz w:val="19"/>
               </w:rPr>
-              <w:t>pnl_today</w:t>
-            </w:r>
-            <w:r>
-              <w:rPr/>
-              <w:t xml:space="preserve">, </w:t>
-            </w:r>
+              <w:t>timestamp</w:t>
+            </w:r>
+          </w:p>
+        </w:tc>
+      </w:tr>
+      <w:tr>
+        <w:tc>
+          <w:tcPr>
+            <w:tcW w:type="dxa" w:w="2160"/>
+          </w:tcPr>
+          <w:p>
+            <w:r/>
             <w:r>
               <w:rPr>
                 <w:rFonts w:ascii="Consolas" w:hAnsi="Consolas"/>
                 <w:color w:val="334455"/>
                 <w:sz w:val="19"/>
               </w:rPr>
-              <w:t>pnl_week</w:t>
-            </w:r>
-            <w:r>
-              <w:rPr/>
-              <w:t xml:space="preserve">, </w:t>
-            </w:r>
+              <w:t>AutonomousState</w:t>
+            </w:r>
+          </w:p>
+        </w:tc>
+        <w:tc>
+          <w:tcPr>
+            <w:tcW w:type="dxa" w:w="2160"/>
+          </w:tcPr>
+          <w:p>
+            <w:r/>
             <w:r>
               <w:rPr>
                 <w:rFonts w:ascii="Consolas" w:hAnsi="Consolas"/>
                 <w:color w:val="334455"/>
                 <w:sz w:val="19"/>
               </w:rPr>
-              <w:t>proposed_trades[]</w:t>
-            </w:r>
-            <w:r>
-              <w:rPr/>
-              <w:t xml:space="preserve">, </w:t>
-            </w:r>
+              <w:t>driver.py</w:t>
+            </w:r>
+          </w:p>
+        </w:tc>
+        <w:tc>
+          <w:tcPr>
+            <w:tcW w:type="dxa" w:w="2160"/>
+          </w:tcPr>
+          <w:p>
+            <w:r/>
             <w:r>
               <w:rPr>
                 <w:rFonts w:ascii="Consolas" w:hAnsi="Consolas"/>
                 <w:color w:val="334455"/>
                 <w:sz w:val="19"/>
               </w:rPr>
-              <w:t>status</w:t>
-            </w:r>
-            <w:r>
-              <w:rPr/>
-              <w:t xml:space="preserve">, </w:t>
-            </w:r>
+              <w:t>cache:driver:autonomous</w:t>
+            </w:r>
+          </w:p>
+        </w:tc>
+        <w:tc>
+          <w:tcPr>
+            <w:tcW w:type="dxa" w:w="2160"/>
+          </w:tcPr>
+          <w:p>
+            <w:r/>
             <w:r>
               <w:rPr>
                 <w:rFonts w:ascii="Consolas" w:hAnsi="Consolas"/>
                 <w:color w:val="334455"/>
                 <w:sz w:val="19"/>
               </w:rPr>
-              <w:t>decision</w:t>
+              <w:t>date</w:t>
             </w:r>
             <w:r>
               <w:rPr/>
@@ -2120,7 +2542,7 @@
                 <w:color w:val="334455"/>
                 <w:sz w:val="19"/>
               </w:rPr>
-              <w:t>results[]</w:t>
+              <w:t>enabled</w:t>
             </w:r>
             <w:r>
               <w:rPr/>
@@ -2132,7 +2554,7 @@
                 <w:color w:val="334455"/>
                 <w:sz w:val="19"/>
               </w:rPr>
-              <w:t>reasons[]</w:t>
+              <w:t>halted</w:t>
             </w:r>
             <w:r>
               <w:rPr/>
@@ -2144,7 +2566,7 @@
                 <w:color w:val="334455"/>
                 <w:sz w:val="19"/>
               </w:rPr>
-              <w:t>error</w:t>
+              <w:t>halt_reason</w:t>
             </w:r>
             <w:r>
               <w:rPr/>
@@ -2156,73 +2578,55 @@
                 <w:color w:val="334455"/>
                 <w:sz w:val="19"/>
               </w:rPr>
-              <w:t>timestamp</w:t>
-            </w:r>
-          </w:p>
-        </w:tc>
-      </w:tr>
-      <w:tr>
-        <w:tc>
-          <w:tcPr>
-            <w:tcW w:type="dxa" w:w="2160"/>
-          </w:tcPr>
-          <w:p>
-            <w:r/>
+              <w:t>day_pnl</w:t>
+            </w:r>
+            <w:r>
+              <w:rPr/>
+              <w:t xml:space="preserve">, </w:t>
+            </w:r>
             <w:r>
               <w:rPr>
                 <w:rFonts w:ascii="Consolas" w:hAnsi="Consolas"/>
                 <w:color w:val="334455"/>
                 <w:sz w:val="19"/>
               </w:rPr>
-              <w:t>PerfReport</w:t>
-            </w:r>
-          </w:p>
-        </w:tc>
-        <w:tc>
-          <w:tcPr>
-            <w:tcW w:type="dxa" w:w="2160"/>
-          </w:tcPr>
-          <w:p>
-            <w:r/>
+              <w:t>target</w:t>
+            </w:r>
+            <w:r>
+              <w:rPr/>
+              <w:t xml:space="preserve">, </w:t>
+            </w:r>
             <w:r>
               <w:rPr>
                 <w:rFonts w:ascii="Consolas" w:hAnsi="Consolas"/>
                 <w:color w:val="334455"/>
                 <w:sz w:val="19"/>
               </w:rPr>
-              <w:t>driver.py</w:t>
-            </w:r>
-          </w:p>
-        </w:tc>
-        <w:tc>
-          <w:tcPr>
-            <w:tcW w:type="dxa" w:w="2160"/>
-          </w:tcPr>
-          <w:p>
-            <w:r/>
+              <w:t>positions[]</w:t>
+            </w:r>
+            <w:r>
+              <w:rPr/>
+              <w:t xml:space="preserve">, </w:t>
+            </w:r>
             <w:r>
               <w:rPr>
                 <w:rFonts w:ascii="Consolas" w:hAnsi="Consolas"/>
                 <w:color w:val="334455"/>
                 <w:sz w:val="19"/>
               </w:rPr>
-              <w:t>cache:driver:performance</w:t>
-            </w:r>
-          </w:p>
-        </w:tc>
-        <w:tc>
-          <w:tcPr>
-            <w:tcW w:type="dxa" w:w="2160"/>
-          </w:tcPr>
-          <w:p>
-            <w:r/>
+              <w:t>decisions[]</w:t>
+            </w:r>
+            <w:r>
+              <w:rPr/>
+              <w:t xml:space="preserve"> (newest-first checkpoint log), </w:t>
+            </w:r>
             <w:r>
               <w:rPr>
                 <w:rFonts w:ascii="Consolas" w:hAnsi="Consolas"/>
                 <w:color w:val="334455"/>
                 <w:sz w:val="19"/>
               </w:rPr>
-              <w:t>summary{}</w:t>
+              <w:t>perf{}</w:t>
             </w:r>
             <w:r>
               <w:rPr/>
@@ -2234,7 +2638,7 @@
                 <w:color w:val="334455"/>
                 <w:sz w:val="19"/>
               </w:rPr>
-              <w:t>trades[]</w:t>
+              <w:t>last_cycle_ts</w:t>
             </w:r>
             <w:r>
               <w:rPr/>
@@ -2246,7 +2650,183 @@
                 <w:color w:val="334455"/>
                 <w:sz w:val="19"/>
               </w:rPr>
+              <w:t>error</w:t>
+            </w:r>
+            <w:r>
+              <w:rPr/>
+              <w:t xml:space="preserve">, </w:t>
+            </w:r>
+            <w:r>
+              <w:rPr>
+                <w:rFonts w:ascii="Consolas" w:hAnsi="Consolas"/>
+                <w:color w:val="334455"/>
+                <w:sz w:val="19"/>
+              </w:rPr>
               <w:t>timestamp</w:t>
+            </w:r>
+          </w:p>
+        </w:tc>
+      </w:tr>
+      <w:tr>
+        <w:tc>
+          <w:tcPr>
+            <w:tcW w:type="dxa" w:w="2160"/>
+            <w:shd w:val="clear" w:color="auto" w:fill="F4F6FA"/>
+          </w:tcPr>
+          <w:p>
+            <w:r/>
+            <w:r>
+              <w:rPr>
+                <w:rFonts w:ascii="Consolas" w:hAnsi="Consolas"/>
+                <w:color w:val="334455"/>
+                <w:sz w:val="19"/>
+              </w:rPr>
+              <w:t>MarketDashboard</w:t>
+            </w:r>
+          </w:p>
+        </w:tc>
+        <w:tc>
+          <w:tcPr>
+            <w:tcW w:type="dxa" w:w="2160"/>
+            <w:shd w:val="clear" w:color="auto" w:fill="F4F6FA"/>
+          </w:tcPr>
+          <w:p>
+            <w:r/>
+            <w:r>
+              <w:rPr>
+                <w:rFonts w:ascii="Consolas" w:hAnsi="Consolas"/>
+                <w:color w:val="334455"/>
+                <w:sz w:val="19"/>
+              </w:rPr>
+              <w:t>market.py</w:t>
+            </w:r>
+          </w:p>
+        </w:tc>
+        <w:tc>
+          <w:tcPr>
+            <w:tcW w:type="dxa" w:w="2160"/>
+            <w:shd w:val="clear" w:color="auto" w:fill="F4F6FA"/>
+          </w:tcPr>
+          <w:p>
+            <w:r/>
+            <w:r>
+              <w:rPr>
+                <w:rFonts w:ascii="Consolas" w:hAnsi="Consolas"/>
+                <w:color w:val="334455"/>
+                <w:sz w:val="19"/>
+              </w:rPr>
+              <w:t>cache:market:dashboard</w:t>
+            </w:r>
+          </w:p>
+        </w:tc>
+        <w:tc>
+          <w:tcPr>
+            <w:tcW w:type="dxa" w:w="2160"/>
+            <w:shd w:val="clear" w:color="auto" w:fill="F4F6FA"/>
+          </w:tcPr>
+          <w:p>
+            <w:r/>
+            <w:r>
+              <w:rPr>
+                <w:rFonts w:ascii="Consolas" w:hAnsi="Consolas"/>
+                <w:color w:val="334455"/>
+                <w:sz w:val="19"/>
+              </w:rPr>
+              <w:t>categories[]</w:t>
+            </w:r>
+            <w:r>
+              <w:rPr/>
+              <w:t xml:space="preserve"> (ordered frames of display-ready tiles), </w:t>
+            </w:r>
+            <w:r>
+              <w:rPr>
+                <w:rFonts w:ascii="Consolas" w:hAnsi="Consolas"/>
+                <w:color w:val="334455"/>
+                <w:sz w:val="19"/>
+              </w:rPr>
+              <w:t>proxy_up</w:t>
+            </w:r>
+            <w:r>
+              <w:rPr/>
+              <w:t xml:space="preserve">, </w:t>
+            </w:r>
+            <w:r>
+              <w:rPr>
+                <w:rFonts w:ascii="Consolas" w:hAnsi="Consolas"/>
+                <w:color w:val="334455"/>
+                <w:sz w:val="19"/>
+              </w:rPr>
+              <w:t>errors[]</w:t>
+            </w:r>
+          </w:p>
+        </w:tc>
+      </w:tr>
+      <w:tr>
+        <w:tc>
+          <w:tcPr>
+            <w:tcW w:type="dxa" w:w="2160"/>
+          </w:tcPr>
+          <w:p>
+            <w:r/>
+            <w:r>
+              <w:rPr>
+                <w:rFonts w:ascii="Consolas" w:hAnsi="Consolas"/>
+                <w:color w:val="334455"/>
+                <w:sz w:val="19"/>
+              </w:rPr>
+              <w:t>MarketSummary</w:t>
+            </w:r>
+          </w:p>
+        </w:tc>
+        <w:tc>
+          <w:tcPr>
+            <w:tcW w:type="dxa" w:w="2160"/>
+          </w:tcPr>
+          <w:p>
+            <w:r/>
+            <w:r>
+              <w:rPr>
+                <w:rFonts w:ascii="Consolas" w:hAnsi="Consolas"/>
+                <w:color w:val="334455"/>
+                <w:sz w:val="19"/>
+              </w:rPr>
+              <w:t>market.py</w:t>
+            </w:r>
+          </w:p>
+        </w:tc>
+        <w:tc>
+          <w:tcPr>
+            <w:tcW w:type="dxa" w:w="2160"/>
+          </w:tcPr>
+          <w:p>
+            <w:r/>
+            <w:r>
+              <w:rPr>
+                <w:rFonts w:ascii="Consolas" w:hAnsi="Consolas"/>
+                <w:color w:val="334455"/>
+                <w:sz w:val="19"/>
+              </w:rPr>
+              <w:t>cache:market:summary</w:t>
+            </w:r>
+          </w:p>
+        </w:tc>
+        <w:tc>
+          <w:tcPr>
+            <w:tcW w:type="dxa" w:w="2160"/>
+          </w:tcPr>
+          <w:p>
+            <w:r/>
+            <w:r>
+              <w:rPr>
+                <w:rFonts w:ascii="Consolas" w:hAnsi="Consolas"/>
+                <w:color w:val="334455"/>
+                <w:sz w:val="19"/>
+              </w:rPr>
+              <w:t>narrative</w:t>
+            </w:r>
+            <w:r>
+              <w:rPr/>
+              <w:t xml:space="preserve"> (a short Claude-written verdict; empty when there is no key or the call failed)</w:t>
             </w:r>
           </w:p>
         </w:tc>
@@ -6660,21 +7240,86 @@
       </w:r>
       <w:r>
         <w:rPr/>
-        <w:t xml:space="preserve"> morning pipeline once/day at</w:t>
+        <w:t xml:space="preserve"> polls the run gate every</w:t>
         <w:br/>
-        <w:t xml:space="preserve">09:28 ET; perf refresh ≈ every 5 min. The scheduler </w:t>
+        <w:t>30 s; fires a checkpoint at 09:28 ET and then every 30 minutes inside the entry</w:t>
+        <w:br/>
+        <w:t xml:space="preserve">window </w:t>
       </w:r>
       <w:r>
         <w:rPr>
           <w:b/>
         </w:rPr>
-        <w:t>never executes orders</w:t>
+        <w:t>09:45–15:30 ET</w:t>
       </w:r>
       <w:r>
         <w:rPr/>
-        <w:t xml:space="preserve"> — only</w:t>
+        <w:t>.</w:t>
+      </w:r>
+    </w:p>
+    <w:p>
+      <w:pPr>
+        <w:pStyle w:val="IntenseQuote"/>
+      </w:pPr>
+      <w:r>
+        <w:rPr>
+          <w:b/>
+        </w:rPr>
+        <w:t>The order-approval queue was removed in July 2026.</w:t>
+      </w:r>
+      <w:r>
+        <w:rPr/>
+        <w:t xml:space="preserve"> </w:t>
+      </w:r>
+      <w:r>
+        <w:rPr>
+          <w:rFonts w:ascii="Consolas" w:hAnsi="Consolas"/>
+          <w:color w:val="334455"/>
+          <w:sz w:val="19"/>
+        </w:rPr>
+        <w:t>ApprovalState</w:t>
+      </w:r>
+      <w:r>
+        <w:rPr/>
+        <w:t>,</w:t>
         <w:br/>
-        <w:t xml:space="preserve">an explicit </w:t>
+      </w:r>
+      <w:r>
+        <w:rPr>
+          <w:rFonts w:ascii="Consolas" w:hAnsi="Consolas"/>
+          <w:color w:val="334455"/>
+          <w:sz w:val="19"/>
+        </w:rPr>
+        <w:t>PerfReport</w:t>
+      </w:r>
+      <w:r>
+        <w:rPr/>
+        <w:t xml:space="preserve">, </w:t>
+      </w:r>
+      <w:r>
+        <w:rPr>
+          <w:rFonts w:ascii="Consolas" w:hAnsi="Consolas"/>
+          <w:color w:val="334455"/>
+          <w:sz w:val="19"/>
+        </w:rPr>
+        <w:t>cache:driver:approvals</w:t>
+      </w:r>
+      <w:r>
+        <w:rPr/>
+        <w:t xml:space="preserve">, </w:t>
+      </w:r>
+      <w:r>
+        <w:rPr>
+          <w:rFonts w:ascii="Consolas" w:hAnsi="Consolas"/>
+          <w:color w:val="334455"/>
+          <w:sz w:val="19"/>
+        </w:rPr>
+        <w:t>cache:driver:performance</w:t>
+      </w:r>
+      <w:r>
+        <w:rPr/>
+        <w:t xml:space="preserve"> and the</w:t>
+        <w:br/>
       </w:r>
       <w:r>
         <w:rPr>
@@ -6686,15 +7331,7 @@
       </w:r>
       <w:r>
         <w:rPr/>
-        <w:t xml:space="preserve"> does.</w:t>
-      </w:r>
-    </w:p>
-    <w:p>
-      <w:r>
-        <w:rPr>
-          <w:b/>
-        </w:rPr>
-        <w:t>Commands (</w:t>
+        <w:t xml:space="preserve"> / </w:t>
       </w:r>
       <w:r>
         <w:rPr>
@@ -6702,12 +7339,206 @@
           <w:color w:val="334455"/>
           <w:sz w:val="19"/>
         </w:rPr>
-        <w:t>cmd:driver</w:t>
+        <w:t>skip</w:t>
+      </w:r>
+      <w:r>
+        <w:rPr/>
+        <w:t xml:space="preserve"> commands no longer exist. The service is now an autonomous</w:t>
+        <w:br/>
+        <w:t xml:space="preserve">decision layer whose output is a </w:t>
       </w:r>
       <w:r>
         <w:rPr>
           <w:b/>
         </w:rPr>
+        <w:t xml:space="preserve">command enqueued on </w:t>
+      </w:r>
+      <w:r>
+        <w:rPr>
+          <w:rFonts w:ascii="Consolas" w:hAnsi="Consolas"/>
+          <w:color w:val="334455"/>
+          <w:sz w:val="19"/>
+        </w:rPr>
+        <w:t>cmd:options</w:t>
+      </w:r>
+      <w:r>
+        <w:rPr/>
+        <w:t>, and the</w:t>
+        <w:br/>
+        <w:t>page is a monitor with a kill switch.</w:t>
+      </w:r>
+    </w:p>
+    <w:p>
+      <w:r>
+        <w:rPr>
+          <w:b/>
+        </w:rPr>
+        <w:t>The cycle.</w:t>
+      </w:r>
+      <w:r>
+        <w:rPr/>
+        <w:t xml:space="preserve"> </w:t>
+      </w:r>
+      <w:r>
+        <w:rPr>
+          <w:rFonts w:ascii="Consolas" w:hAnsi="Consolas"/>
+          <w:color w:val="334455"/>
+          <w:sz w:val="19"/>
+        </w:rPr>
+        <w:t>build_packet</w:t>
+      </w:r>
+      <w:r>
+        <w:rPr/>
+        <w:t xml:space="preserve"> → </w:t>
+      </w:r>
+      <w:r>
+        <w:rPr>
+          <w:rFonts w:ascii="Consolas" w:hAnsi="Consolas"/>
+          <w:color w:val="334455"/>
+          <w:sz w:val="19"/>
+        </w:rPr>
+        <w:t>decider.decide</w:t>
+      </w:r>
+      <w:r>
+        <w:rPr/>
+        <w:t xml:space="preserve"> (Claude, forced tool call) →</w:t>
+        <w:br/>
+      </w:r>
+      <w:r>
+        <w:rPr>
+          <w:rFonts w:ascii="Consolas" w:hAnsi="Consolas"/>
+          <w:color w:val="334455"/>
+          <w:sz w:val="19"/>
+        </w:rPr>
+        <w:t>guardrails.apply_guardrails</w:t>
+      </w:r>
+      <w:r>
+        <w:rPr/>
+        <w:t xml:space="preserve"> → </w:t>
+      </w:r>
+      <w:r>
+        <w:rPr>
+          <w:rFonts w:ascii="Consolas" w:hAnsi="Consolas"/>
+          <w:color w:val="334455"/>
+          <w:sz w:val="19"/>
+        </w:rPr>
+        <w:t>driver_paper_create</w:t>
+      </w:r>
+      <w:r>
+        <w:rPr/>
+        <w:t xml:space="preserve"> on </w:t>
+      </w:r>
+      <w:r>
+        <w:rPr>
+          <w:rFonts w:ascii="Consolas" w:hAnsi="Consolas"/>
+          <w:color w:val="334455"/>
+          <w:sz w:val="19"/>
+        </w:rPr>
+        <w:t>cmd:options</w:t>
+      </w:r>
+      <w:r>
+        <w:rPr/>
+        <w:t>.</w:t>
+      </w:r>
+    </w:p>
+    <w:p>
+      <w:r>
+        <w:rPr>
+          <w:rFonts w:ascii="Consolas" w:hAnsi="Consolas"/>
+          <w:color w:val="334455"/>
+          <w:sz w:val="19"/>
+        </w:rPr>
+        <w:t>apply_guardrails</w:t>
+      </w:r>
+      <w:r>
+        <w:rPr/>
+        <w:t xml:space="preserve"> is </w:t>
+      </w:r>
+      <w:r>
+        <w:rPr>
+          <w:b/>
+        </w:rPr>
+        <w:t>pure code</w:t>
+      </w:r>
+      <w:r>
+        <w:rPr/>
+        <w:t xml:space="preserve"> and is the reason the design is defensible: it</w:t>
+        <w:br/>
+        <w:t>clamps position size and halts on the banked daily target, the daily loss cap, or a</w:t>
+        <w:br/>
+        <w:t xml:space="preserve">VIX threshold. </w:t>
+      </w:r>
+      <w:r>
+        <w:rPr>
+          <w:b/>
+        </w:rPr>
+        <w:t>The model never sizes its own risk.</w:t>
+      </w:r>
+      <w:r>
+        <w:rPr/>
+        <w:t xml:space="preserve"> Risk is evaluated in</w:t>
+        <w:br/>
+      </w:r>
+      <w:r>
+        <w:rPr>
+          <w:i/>
+        </w:rPr>
+        <w:t>per-contract</w:t>
+      </w:r>
+      <w:r>
+        <w:rPr/>
+        <w:t xml:space="preserve"> dollars (</w:t>
+      </w:r>
+      <w:r>
+        <w:rPr>
+          <w:rFonts w:ascii="Consolas" w:hAnsi="Consolas"/>
+          <w:color w:val="334455"/>
+          <w:sz w:val="19"/>
+        </w:rPr>
+        <w:t>CONTRACT_MULTIPLIER = 100</w:t>
+      </w:r>
+      <w:r>
+        <w:rPr/>
+        <w:t>) — an earlier version compared</w:t>
+        <w:br/>
+        <w:t xml:space="preserve">the scanner's per-share </w:t>
+      </w:r>
+      <w:r>
+        <w:rPr>
+          <w:rFonts w:ascii="Consolas" w:hAnsi="Consolas"/>
+          <w:color w:val="334455"/>
+          <w:sz w:val="19"/>
+        </w:rPr>
+        <w:t>max_loss</w:t>
+      </w:r>
+      <w:r>
+        <w:rPr/>
+        <w:t xml:space="preserve"> against a per-contract cap, a 100× mismatch that</w:t>
+        <w:br/>
+        <w:t>silently rejected every index trade.</w:t>
+      </w:r>
+    </w:p>
+    <w:p>
+      <w:r>
+        <w:rPr>
+          <w:b/>
+        </w:rPr>
+        <w:t>Key settings</w:t>
+      </w:r>
+      <w:r>
+        <w:rPr/>
+        <w:t xml:space="preserve"> (</w:t>
+      </w:r>
+      <w:r>
+        <w:rPr>
+          <w:rFonts w:ascii="Consolas" w:hAnsi="Consolas"/>
+          <w:color w:val="334455"/>
+          <w:sz w:val="19"/>
+        </w:rPr>
+        <w:t>services/driver_svc/settings.py</w:t>
+      </w:r>
+      <w:r>
+        <w:rPr/>
         <w:t>):</w:t>
       </w:r>
     </w:p>
@@ -6747,7 +7578,7 @@
               <w:rPr>
                 <w:b/>
               </w:rPr>
-              <w:t>Type</w:t>
+              <w:t>Constant</w:t>
             </w:r>
           </w:p>
         </w:tc>
@@ -6766,7 +7597,7 @@
               <w:rPr>
                 <w:b/>
               </w:rPr>
-              <w:t>Args</w:t>
+              <w:t>Value</w:t>
             </w:r>
           </w:p>
         </w:tc>
@@ -6785,7 +7616,7 @@
               <w:rPr>
                 <w:b/>
               </w:rPr>
-              <w:t>Effect</w:t>
+              <w:t>Meaning</w:t>
             </w:r>
           </w:p>
         </w:tc>
@@ -6803,7 +7634,7 @@
                 <w:color w:val="334455"/>
                 <w:sz w:val="19"/>
               </w:rPr>
-              <w:t>run</w:t>
+              <w:t>DAILY_TARGET</w:t>
             </w:r>
           </w:p>
         </w:tc>
@@ -6813,43 +7644,25 @@
           </w:tcPr>
           <w:p>
             <w:r/>
-            <w:r>
-              <w:rPr/>
-              <w:t>—</w:t>
-            </w:r>
-          </w:p>
-        </w:tc>
-        <w:tc>
-          <w:tcPr>
-            <w:tcW w:type="dxa" w:w="2880"/>
-          </w:tcPr>
-          <w:p>
-            <w:r/>
-            <w:r>
-              <w:rPr/>
-              <w:t xml:space="preserve">Run the morning pipeline → cache a </w:t>
-            </w:r>
-            <w:r>
-              <w:rPr>
-                <w:i/>
-              </w:rPr>
-              <w:t>pending</w:t>
-            </w:r>
-            <w:r>
-              <w:rPr/>
-              <w:t xml:space="preserve"> </w:t>
-            </w:r>
             <w:r>
               <w:rPr>
                 <w:rFonts w:ascii="Consolas" w:hAnsi="Consolas"/>
                 <w:color w:val="334455"/>
                 <w:sz w:val="19"/>
               </w:rPr>
-              <w:t>ApprovalState</w:t>
-            </w:r>
+              <w:t>500.0</w:t>
+            </w:r>
+          </w:p>
+        </w:tc>
+        <w:tc>
+          <w:tcPr>
+            <w:tcW w:type="dxa" w:w="2880"/>
+          </w:tcPr>
+          <w:p>
+            <w:r/>
             <w:r>
               <w:rPr/>
-              <w:t>.</w:t>
+              <w:t>Base bank-the-day threshold ($ net day P&amp;L).</w:t>
             </w:r>
           </w:p>
         </w:tc>
@@ -6868,7 +7681,7 @@
                 <w:color w:val="334455"/>
                 <w:sz w:val="19"/>
               </w:rPr>
-              <w:t>approve</w:t>
+              <w:t>TARGET_CAP</w:t>
             </w:r>
           </w:p>
         </w:tc>
@@ -6879,51 +7692,47 @@
           </w:tcPr>
           <w:p>
             <w:r/>
-            <w:r>
-              <w:rPr/>
-              <w:t>—</w:t>
-            </w:r>
-          </w:p>
-        </w:tc>
-        <w:tc>
-          <w:tcPr>
-            <w:tcW w:type="dxa" w:w="2880"/>
-            <w:shd w:val="clear" w:color="auto" w:fill="F4F6FA"/>
-          </w:tcPr>
-          <w:p>
-            <w:r/>
-            <w:r>
-              <w:rPr/>
-              <w:t xml:space="preserve">If still pending, execute the proposed trades (simulated, </w:t>
-            </w:r>
             <w:r>
               <w:rPr>
                 <w:rFonts w:ascii="Consolas" w:hAnsi="Consolas"/>
                 <w:color w:val="334455"/>
                 <w:sz w:val="19"/>
               </w:rPr>
-              <w:t>PAPER_TRADE=True</w:t>
-            </w:r>
+              <w:t>1000.0</w:t>
+            </w:r>
+          </w:p>
+        </w:tc>
+        <w:tc>
+          <w:tcPr>
+            <w:tcW w:type="dxa" w:w="2880"/>
+            <w:shd w:val="clear" w:color="auto" w:fill="F4F6FA"/>
+          </w:tcPr>
+          <w:p>
+            <w:r/>
             <w:r>
               <w:rPr/>
-              <w:t xml:space="preserve">), re-cache as </w:t>
-            </w:r>
+              <w:t>Maximum ratcheted daily target (2× base) when behind the MTD pace.</w:t>
+            </w:r>
+          </w:p>
+        </w:tc>
+      </w:tr>
+      <w:tr>
+        <w:tc>
+          <w:tcPr>
+            <w:tcW w:type="dxa" w:w="2880"/>
+          </w:tcPr>
+          <w:p>
+            <w:r/>
             <w:r>
               <w:rPr>
                 <w:rFonts w:ascii="Consolas" w:hAnsi="Consolas"/>
                 <w:color w:val="334455"/>
                 <w:sz w:val="19"/>
               </w:rPr>
-              <w:t>approved</w:t>
-            </w:r>
-            <w:r>
-              <w:rPr/>
-              <w:t xml:space="preserve"> with results.</w:t>
-            </w:r>
-          </w:p>
-        </w:tc>
-      </w:tr>
-      <w:tr>
+              <w:t>TARGET_FLOOR</w:t>
+            </w:r>
+          </w:p>
+        </w:tc>
         <w:tc>
           <w:tcPr>
             <w:tcW w:type="dxa" w:w="2880"/>
@@ -6936,7 +7745,7 @@
                 <w:color w:val="334455"/>
                 <w:sz w:val="19"/>
               </w:rPr>
-              <w:t>skip</w:t>
+              <w:t>250.0</w:t>
             </w:r>
           </w:p>
         </w:tc>
@@ -6948,36 +7757,29 @@
             <w:r/>
             <w:r>
               <w:rPr/>
-              <w:t>—</w:t>
-            </w:r>
-          </w:p>
-        </w:tc>
+              <w:t>Minimum daily target when ahead of the MTD pace.</w:t>
+            </w:r>
+          </w:p>
+        </w:tc>
+      </w:tr>
+      <w:tr>
         <w:tc>
           <w:tcPr>
             <w:tcW w:type="dxa" w:w="2880"/>
+            <w:shd w:val="clear" w:color="auto" w:fill="F4F6FA"/>
           </w:tcPr>
           <w:p>
             <w:r/>
-            <w:r>
-              <w:rPr/>
-              <w:t xml:space="preserve">Mark the cached approval </w:t>
-            </w:r>
             <w:r>
               <w:rPr>
                 <w:rFonts w:ascii="Consolas" w:hAnsi="Consolas"/>
                 <w:color w:val="334455"/>
                 <w:sz w:val="19"/>
               </w:rPr>
-              <w:t>skipped</w:t>
-            </w:r>
-            <w:r>
-              <w:rPr/>
-              <w:t>.</w:t>
-            </w:r>
-          </w:p>
-        </w:tc>
-      </w:tr>
-      <w:tr>
+              <w:t>DAILY_LOSS_HALT</w:t>
+            </w:r>
+          </w:p>
+        </w:tc>
         <w:tc>
           <w:tcPr>
             <w:tcW w:type="dxa" w:w="2880"/>
@@ -6991,7 +7793,7 @@
                 <w:color w:val="334455"/>
                 <w:sz w:val="19"/>
               </w:rPr>
-              <w:t>perf</w:t>
+              <w:t>1500.0</w:t>
             </w:r>
           </w:p>
         </w:tc>
@@ -7004,44 +7806,7 @@
             <w:r/>
             <w:r>
               <w:rPr/>
-              <w:t>—</w:t>
-            </w:r>
-          </w:p>
-        </w:tc>
-        <w:tc>
-          <w:tcPr>
-            <w:tcW w:type="dxa" w:w="2880"/>
-            <w:shd w:val="clear" w:color="auto" w:fill="F4F6FA"/>
-          </w:tcPr>
-          <w:p>
-            <w:r/>
-            <w:r>
-              <w:rPr/>
-              <w:t xml:space="preserve">Recompute the </w:t>
-            </w:r>
-            <w:r>
-              <w:rPr>
-                <w:rFonts w:ascii="Consolas" w:hAnsi="Consolas"/>
-                <w:color w:val="334455"/>
-                <w:sz w:val="19"/>
-              </w:rPr>
-              <w:t>PerfReport</w:t>
-            </w:r>
-            <w:r>
-              <w:rPr/>
-              <w:t xml:space="preserve"> → </w:t>
-            </w:r>
-            <w:r>
-              <w:rPr>
-                <w:rFonts w:ascii="Consolas" w:hAnsi="Consolas"/>
-                <w:color w:val="334455"/>
-                <w:sz w:val="19"/>
-              </w:rPr>
-              <w:t>cache:driver:performance</w:t>
-            </w:r>
-            <w:r>
-              <w:rPr/>
-              <w:t>.</w:t>
+              <w:t>Daily loss that halts new entries.</w:t>
             </w:r>
           </w:p>
         </w:tc>
@@ -7050,28 +7815,10 @@
     <w:p/>
     <w:p>
       <w:r>
-        <w:br/>
-      </w:r>
-    </w:p>
-    <w:p>
-      <w:pPr>
-        <w:pStyle w:val="Heading1"/>
-      </w:pPr>
-      <w:r>
-        <w:rPr/>
-        <w:t>Schwab Proxy</w:t>
-      </w:r>
-    </w:p>
-    <w:p>
-      <w:r>
         <w:rPr>
           <w:b/>
         </w:rPr>
-        <w:t>Entry:</w:t>
-      </w:r>
-      <w:r>
-        <w:rPr/>
-        <w:t xml:space="preserve"> </w:t>
+        <w:t>Commands (</w:t>
       </w:r>
       <w:r>
         <w:rPr>
@@ -7079,46 +7826,13 @@
           <w:color w:val="334455"/>
           <w:sz w:val="19"/>
         </w:rPr>
-        <w:t>schwab-proxy/schwab_proxy.py</w:t>
-      </w:r>
-      <w:r>
-        <w:rPr/>
-        <w:t xml:space="preserve">, port </w:t>
+        <w:t>cmd:driver</w:t>
       </w:r>
       <w:r>
         <w:rPr>
           <w:b/>
         </w:rPr>
-        <w:t>8100</w:t>
-      </w:r>
-      <w:r>
-        <w:rPr/>
-        <w:t>. Central token manager +</w:t>
-        <w:br/>
-        <w:t>HTTP gateway. GET market-data and Trader calls are rate-limited (~200 ms spacing)</w:t>
-        <w:br/>
-        <w:t xml:space="preserve">and retried up to 3× with backoff (0.25 / 0.5 / 1.0 s); order POSTs are </w:t>
-      </w:r>
-      <w:r>
-        <w:rPr>
-          <w:b/>
-        </w:rPr>
-        <w:t>single</w:t>
-        <w:br/>
-        <w:t>attempt</w:t>
-      </w:r>
-      <w:r>
-        <w:rPr/>
-        <w:t xml:space="preserve"> (never duplicate a submitted order).</w:t>
-      </w:r>
-    </w:p>
-    <w:p>
-      <w:pPr>
-        <w:pStyle w:val="Heading2"/>
-      </w:pPr>
-      <w:r>
-        <w:rPr/>
-        <w:t>Health &amp; auth</w:t>
+        <w:t>):</w:t>
       </w:r>
     </w:p>
     <w:tbl>
@@ -7157,7 +7871,7 @@
               <w:rPr>
                 <w:b/>
               </w:rPr>
-              <w:t>Endpoint</w:t>
+              <w:t>Type</w:t>
             </w:r>
           </w:p>
         </w:tc>
@@ -7176,7 +7890,7 @@
               <w:rPr>
                 <w:b/>
               </w:rPr>
-              <w:t>Method</w:t>
+              <w:t>Args</w:t>
             </w:r>
           </w:p>
         </w:tc>
@@ -7195,7 +7909,7 @@
               <w:rPr>
                 <w:b/>
               </w:rPr>
-              <w:t>Returns</w:t>
+              <w:t>Effect</w:t>
             </w:r>
           </w:p>
         </w:tc>
@@ -7213,7 +7927,7 @@
                 <w:color w:val="334455"/>
                 <w:sz w:val="19"/>
               </w:rPr>
-              <w:t>/health</w:t>
+              <w:t>cycle</w:t>
             </w:r>
           </w:p>
         </w:tc>
@@ -7225,13 +7939,28 @@
             <w:r/>
             <w:r>
               <w:rPr/>
-              <w:t>GET</w:t>
+              <w:t>—</w:t>
             </w:r>
           </w:p>
         </w:tc>
         <w:tc>
           <w:tcPr>
             <w:tcW w:type="dxa" w:w="2880"/>
+          </w:tcPr>
+          <w:p>
+            <w:r/>
+            <w:r>
+              <w:rPr/>
+              <w:t>Run one decision checkpoint now (packet → decide → guardrails → enqueue).</w:t>
+            </w:r>
+          </w:p>
+        </w:tc>
+      </w:tr>
+      <w:tr>
+        <w:tc>
+          <w:tcPr>
+            <w:tcW w:type="dxa" w:w="2880"/>
+            <w:shd w:val="clear" w:color="auto" w:fill="F4F6FA"/>
           </w:tcPr>
           <w:p>
             <w:r/>
@@ -7241,12 +7970,10 @@
                 <w:color w:val="334455"/>
                 <w:sz w:val="19"/>
               </w:rPr>
-              <w:t>{status, has_token, token_expired, refresh_token_expired, token_file, timestamp}</w:t>
-            </w:r>
-          </w:p>
-        </w:tc>
-      </w:tr>
-      <w:tr>
+              <w:t>enable</w:t>
+            </w:r>
+          </w:p>
+        </w:tc>
         <w:tc>
           <w:tcPr>
             <w:tcW w:type="dxa" w:w="2880"/>
@@ -7254,39 +7981,34 @@
           </w:tcPr>
           <w:p>
             <w:r/>
+            <w:r>
+              <w:rPr/>
+              <w:t>—</w:t>
+            </w:r>
+          </w:p>
+        </w:tc>
+        <w:tc>
+          <w:tcPr>
+            <w:tcW w:type="dxa" w:w="2880"/>
+            <w:shd w:val="clear" w:color="auto" w:fill="F4F6FA"/>
+          </w:tcPr>
+          <w:p>
+            <w:r/>
+            <w:r>
+              <w:rPr/>
+              <w:t xml:space="preserve">Set </w:t>
+            </w:r>
             <w:r>
               <w:rPr>
                 <w:rFonts w:ascii="Consolas" w:hAnsi="Consolas"/>
                 <w:color w:val="334455"/>
                 <w:sz w:val="19"/>
               </w:rPr>
-              <w:t>/auth</w:t>
-            </w:r>
-          </w:p>
-        </w:tc>
-        <w:tc>
-          <w:tcPr>
-            <w:tcW w:type="dxa" w:w="2880"/>
-            <w:shd w:val="clear" w:color="auto" w:fill="F4F6FA"/>
-          </w:tcPr>
-          <w:p>
-            <w:r/>
+              <w:t>cache:driver:control.enabled = true</w:t>
+            </w:r>
             <w:r>
               <w:rPr/>
-              <w:t>GET</w:t>
-            </w:r>
-          </w:p>
-        </w:tc>
-        <w:tc>
-          <w:tcPr>
-            <w:tcW w:type="dxa" w:w="2880"/>
-            <w:shd w:val="clear" w:color="auto" w:fill="F4F6FA"/>
-          </w:tcPr>
-          <w:p>
-            <w:r/>
-            <w:r>
-              <w:rPr/>
-              <w:t>HTML OAuth login page</w:t>
+              <w:t>.</w:t>
             </w:r>
           </w:p>
         </w:tc>
@@ -7304,7 +8026,7 @@
                 <w:color w:val="334455"/>
                 <w:sz w:val="19"/>
               </w:rPr>
-              <w:t>/auth/callback</w:t>
+              <w:t>disable</w:t>
             </w:r>
           </w:p>
         </w:tc>
@@ -7316,7 +8038,7 @@
             <w:r/>
             <w:r>
               <w:rPr/>
-              <w:t>GET</w:t>
+              <w:t>—</w:t>
             </w:r>
           </w:p>
         </w:tc>
@@ -7328,19 +8050,52 @@
             <w:r/>
             <w:r>
               <w:rPr/>
-              <w:t xml:space="preserve">Exchanges the OAuth </w:t>
-            </w:r>
+              <w:t>Clear the enable flag; the scheduler stops opening new positions.</w:t>
+            </w:r>
+          </w:p>
+        </w:tc>
+      </w:tr>
+      <w:tr>
+        <w:tc>
+          <w:tcPr>
+            <w:tcW w:type="dxa" w:w="2880"/>
+            <w:shd w:val="clear" w:color="auto" w:fill="F4F6FA"/>
+          </w:tcPr>
+          <w:p>
+            <w:r/>
             <w:r>
               <w:rPr>
                 <w:rFonts w:ascii="Consolas" w:hAnsi="Consolas"/>
                 <w:color w:val="334455"/>
                 <w:sz w:val="19"/>
               </w:rPr>
-              <w:t>code</w:t>
-            </w:r>
+              <w:t>stop</w:t>
+            </w:r>
+          </w:p>
+        </w:tc>
+        <w:tc>
+          <w:tcPr>
+            <w:tcW w:type="dxa" w:w="2880"/>
+            <w:shd w:val="clear" w:color="auto" w:fill="F4F6FA"/>
+          </w:tcPr>
+          <w:p>
+            <w:r/>
             <w:r>
               <w:rPr/>
-              <w:t>/</w:t>
+              <w:t>—</w:t>
+            </w:r>
+          </w:p>
+        </w:tc>
+        <w:tc>
+          <w:tcPr>
+            <w:tcW w:type="dxa" w:w="2880"/>
+            <w:shd w:val="clear" w:color="auto" w:fill="F4F6FA"/>
+          </w:tcPr>
+          <w:p>
+            <w:r/>
+            <w:r>
+              <w:rPr/>
+              <w:t xml:space="preserve">Latch </w:t>
             </w:r>
             <w:r>
               <w:rPr>
@@ -7348,11 +8103,23 @@
                 <w:color w:val="334455"/>
                 <w:sz w:val="19"/>
               </w:rPr>
-              <w:t>url</w:t>
+              <w:t>halted</w:t>
             </w:r>
             <w:r>
               <w:rPr/>
-              <w:t xml:space="preserve"> for tokens</w:t>
+              <w:t xml:space="preserve"> for the rest of the day (</w:t>
+            </w:r>
+            <w:r>
+              <w:rPr>
+                <w:rFonts w:ascii="Consolas" w:hAnsi="Consolas"/>
+                <w:color w:val="334455"/>
+                <w:sz w:val="19"/>
+              </w:rPr>
+              <w:t>halted_date</w:t>
+            </w:r>
+            <w:r>
+              <w:rPr/>
+              <w:t xml:space="preserve"> re-arms it next session). Management and exits continue.</w:t>
             </w:r>
           </w:p>
         </w:tc>
@@ -7361,11 +8128,132 @@
     <w:p/>
     <w:p>
       <w:pPr>
+        <w:pStyle w:val="IntenseQuote"/>
+      </w:pPr>
+      <w:r>
+        <w:rPr>
+          <w:b/>
+        </w:rPr>
+        <w:t>The arm state lives in Redis, not in the process.</w:t>
+      </w:r>
+      <w:r>
+        <w:rPr/>
+        <w:t xml:space="preserve"> Disabling the scheduler</w:t>
+        <w:br/>
+        <w:t xml:space="preserve">alone would not stop a restored snapshot that carried </w:t>
+      </w:r>
+      <w:r>
+        <w:rPr>
+          <w:rFonts w:ascii="Consolas" w:hAnsi="Consolas"/>
+          <w:color w:val="334455"/>
+          <w:sz w:val="19"/>
+        </w:rPr>
+        <w:t>cache:driver:control</w:t>
+      </w:r>
+      <w:r>
+        <w:rPr/>
+        <w:br/>
+        <w:t xml:space="preserve">enabled, which is why </w:t>
+      </w:r>
+      <w:r>
+        <w:rPr>
+          <w:rFonts w:ascii="Consolas" w:hAnsi="Consolas"/>
+          <w:color w:val="334455"/>
+          <w:sz w:val="19"/>
+        </w:rPr>
+        <w:t>run_autonomous_cycle</w:t>
+      </w:r>
+      <w:r>
+        <w:rPr/>
+        <w:t xml:space="preserve"> also checks the environment's</w:t>
+        <w:br/>
+      </w:r>
+      <w:r>
+        <w:rPr>
+          <w:rFonts w:ascii="Consolas" w:hAnsi="Consolas"/>
+          <w:color w:val="334455"/>
+          <w:sz w:val="19"/>
+        </w:rPr>
+        <w:t>autonomous_trading</w:t>
+      </w:r>
+      <w:r>
+        <w:rPr/>
+        <w:t xml:space="preserve"> flag directly.</w:t>
+      </w:r>
+    </w:p>
+    <w:p>
+      <w:r>
+        <w:br/>
+      </w:r>
+    </w:p>
+    <w:p>
+      <w:pPr>
         <w:pStyle w:val="Heading2"/>
       </w:pPr>
       <w:r>
         <w:rPr/>
-        <w:t>Market data</w:t>
+        <w:t>Market service — :8215</w:t>
+      </w:r>
+    </w:p>
+    <w:p>
+      <w:r>
+        <w:rPr>
+          <w:b/>
+        </w:rPr>
+        <w:t>Entry:</w:t>
+      </w:r>
+      <w:r>
+        <w:rPr/>
+        <w:t xml:space="preserve"> </w:t>
+      </w:r>
+      <w:r>
+        <w:rPr>
+          <w:rFonts w:ascii="Consolas" w:hAnsi="Consolas"/>
+          <w:color w:val="334455"/>
+          <w:sz w:val="19"/>
+        </w:rPr>
+        <w:t>services/market_svc/app.py</w:t>
+      </w:r>
+      <w:r>
+        <w:rPr/>
+        <w:t>. Publishes the macro-ticker board that backs</w:t>
+        <w:br/>
+      </w:r>
+      <w:r>
+        <w:rPr>
+          <w:rFonts w:ascii="Consolas" w:hAnsi="Consolas"/>
+          <w:color w:val="334455"/>
+          <w:sz w:val="19"/>
+        </w:rPr>
+        <w:t>/market</w:t>
+      </w:r>
+      <w:r>
+        <w:rPr/>
+        <w:t xml:space="preserve"> and the summary the bottom ticker leads with.</w:t>
+      </w:r>
+    </w:p>
+    <w:p>
+      <w:r>
+        <w:rPr>
+          <w:b/>
+        </w:rPr>
+        <w:t>Scheduler cadence</w:t>
+      </w:r>
+      <w:r>
+        <w:rPr/>
+        <w:t xml:space="preserve"> (</w:t>
+      </w:r>
+      <w:r>
+        <w:rPr>
+          <w:rFonts w:ascii="Consolas" w:hAnsi="Consolas"/>
+          <w:color w:val="334455"/>
+          <w:sz w:val="19"/>
+        </w:rPr>
+        <w:t>services/market_svc/scheduler.py</w:t>
+      </w:r>
+      <w:r>
+        <w:rPr/>
+        <w:t>):</w:t>
       </w:r>
     </w:p>
     <w:tbl>
@@ -7404,7 +8292,7 @@
               <w:rPr>
                 <w:b/>
               </w:rPr>
-              <w:t>Endpoint</w:t>
+              <w:t>Constant</w:t>
             </w:r>
           </w:p>
         </w:tc>
@@ -7423,7 +8311,7 @@
               <w:rPr>
                 <w:b/>
               </w:rPr>
-              <w:t>Params</w:t>
+              <w:t>Value</w:t>
             </w:r>
           </w:p>
         </w:tc>
@@ -7442,7 +8330,7 @@
               <w:rPr>
                 <w:b/>
               </w:rPr>
-              <w:t>Returns</w:t>
+              <w:t>When</w:t>
             </w:r>
           </w:p>
         </w:tc>
@@ -7460,7 +8348,7 @@
                 <w:color w:val="334455"/>
                 <w:sz w:val="19"/>
               </w:rPr>
-              <w:t>/quote</w:t>
+              <w:t>RTH_INTERVAL_SEC</w:t>
             </w:r>
           </w:p>
         </w:tc>
@@ -7476,7 +8364,7 @@
                 <w:color w:val="334455"/>
                 <w:sz w:val="19"/>
               </w:rPr>
-              <w:t>symbol</w:t>
+              <w:t>3</w:t>
             </w:r>
           </w:p>
         </w:tc>
@@ -7488,7 +8376,7 @@
             <w:r/>
             <w:r>
               <w:rPr/>
-              <w:t>Single quote</w:t>
+              <w:t>Regular trading hours.</w:t>
             </w:r>
           </w:p>
         </w:tc>
@@ -7507,7 +8395,7 @@
                 <w:color w:val="334455"/>
                 <w:sz w:val="19"/>
               </w:rPr>
-              <w:t>/quotes</w:t>
+              <w:t>OFFHOURS_INTERVAL_SEC</w:t>
             </w:r>
           </w:p>
         </w:tc>
@@ -7524,11 +8412,7 @@
                 <w:color w:val="334455"/>
                 <w:sz w:val="19"/>
               </w:rPr>
-              <w:t>symbols</w:t>
-            </w:r>
-            <w:r>
-              <w:rPr/>
-              <w:t xml:space="preserve"> (comma-sep)</w:t>
+              <w:t>15</w:t>
             </w:r>
           </w:p>
         </w:tc>
@@ -7541,7 +8425,7 @@
             <w:r/>
             <w:r>
               <w:rPr/>
-              <w:t>Quotes array</w:t>
+              <w:t>Outside RTH — futures trade nearly around the clock, so the board stays live.</w:t>
             </w:r>
           </w:p>
         </w:tc>
@@ -7559,7 +8443,7 @@
                 <w:color w:val="334455"/>
                 <w:sz w:val="19"/>
               </w:rPr>
-              <w:t>/chains</w:t>
+              <w:t>WEEKEND_INTERVAL_SEC</w:t>
             </w:r>
           </w:p>
         </w:tc>
@@ -7575,7 +8459,7 @@
                 <w:color w:val="334455"/>
                 <w:sz w:val="19"/>
               </w:rPr>
-              <w:t>symbol, contractType, range, fromDate?, toDate?, strikeCount?</w:t>
+              <w:t>60</w:t>
             </w:r>
           </w:p>
         </w:tc>
@@ -7587,7 +8471,7 @@
             <w:r/>
             <w:r>
               <w:rPr/>
-              <w:t>Options chain</w:t>
+              <w:t>Saturday and Sunday before 17:00 CT, when futures are closed.</w:t>
             </w:r>
           </w:p>
         </w:tc>
@@ -7606,7 +8490,7 @@
                 <w:color w:val="334455"/>
                 <w:sz w:val="19"/>
               </w:rPr>
-              <w:t>/pricehistory</w:t>
+              <w:t>SUMMARY_RTH_SEC</w:t>
             </w:r>
           </w:p>
         </w:tc>
@@ -7623,7 +8507,7 @@
                 <w:color w:val="334455"/>
                 <w:sz w:val="19"/>
               </w:rPr>
-              <w:t>symbol, periodType, period, frequencyType, frequency, needExtendedHoursData</w:t>
+              <w:t>40 * 60</w:t>
             </w:r>
           </w:p>
         </w:tc>
@@ -7636,7 +8520,7 @@
             <w:r/>
             <w:r>
               <w:rPr/>
-              <w:t>Price bars</w:t>
+              <w:t>Claude verdict refresh during RTH.</w:t>
             </w:r>
           </w:p>
         </w:tc>
@@ -7654,7 +8538,7 @@
                 <w:color w:val="334455"/>
                 <w:sz w:val="19"/>
               </w:rPr>
-              <w:t>/instruments</w:t>
+              <w:t>SUMMARY_OFFHOURS_SEC</w:t>
             </w:r>
           </w:p>
         </w:tc>
@@ -7670,88 +8554,19 @@
                 <w:color w:val="334455"/>
                 <w:sz w:val="19"/>
               </w:rPr>
-              <w:t>symbol, projection</w:t>
-            </w:r>
+              <w:t>60 * 60</w:t>
+            </w:r>
+          </w:p>
+        </w:tc>
+        <w:tc>
+          <w:tcPr>
+            <w:tcW w:type="dxa" w:w="2880"/>
+          </w:tcPr>
+          <w:p>
+            <w:r/>
             <w:r>
               <w:rPr/>
-              <w:t xml:space="preserve"> (e.g. </w:t>
-            </w:r>
-            <w:r>
-              <w:rPr>
-                <w:rFonts w:ascii="Consolas" w:hAnsi="Consolas"/>
-                <w:color w:val="334455"/>
-                <w:sz w:val="19"/>
-              </w:rPr>
-              <w:t>fundamental</w:t>
-            </w:r>
-            <w:r>
-              <w:rPr/>
-              <w:t>)</w:t>
-            </w:r>
-          </w:p>
-        </w:tc>
-        <w:tc>
-          <w:tcPr>
-            <w:tcW w:type="dxa" w:w="2880"/>
-          </w:tcPr>
-          <w:p>
-            <w:r/>
-            <w:r>
-              <w:rPr>
-                <w:rFonts w:ascii="Consolas" w:hAnsi="Consolas"/>
-                <w:color w:val="334455"/>
-                <w:sz w:val="19"/>
-              </w:rPr>
-              <w:t>{instruments:[{fundamental, symbol, description, ...}]}</w:t>
-            </w:r>
-          </w:p>
-        </w:tc>
-      </w:tr>
-      <w:tr>
-        <w:tc>
-          <w:tcPr>
-            <w:tcW w:type="dxa" w:w="2880"/>
-            <w:shd w:val="clear" w:color="auto" w:fill="F4F6FA"/>
-          </w:tcPr>
-          <w:p>
-            <w:r/>
-            <w:r>
-              <w:rPr>
-                <w:rFonts w:ascii="Consolas" w:hAnsi="Consolas"/>
-                <w:color w:val="334455"/>
-                <w:sz w:val="19"/>
-              </w:rPr>
-              <w:t>/passthrough</w:t>
-            </w:r>
-          </w:p>
-        </w:tc>
-        <w:tc>
-          <w:tcPr>
-            <w:tcW w:type="dxa" w:w="2880"/>
-            <w:shd w:val="clear" w:color="auto" w:fill="F4F6FA"/>
-          </w:tcPr>
-          <w:p>
-            <w:r/>
-            <w:r>
-              <w:rPr>
-                <w:rFonts w:ascii="Consolas" w:hAnsi="Consolas"/>
-                <w:color w:val="334455"/>
-                <w:sz w:val="19"/>
-              </w:rPr>
-              <w:t>endpoint, params</w:t>
-            </w:r>
-          </w:p>
-        </w:tc>
-        <w:tc>
-          <w:tcPr>
-            <w:tcW w:type="dxa" w:w="2880"/>
-            <w:shd w:val="clear" w:color="auto" w:fill="F4F6FA"/>
-          </w:tcPr>
-          <w:p>
-            <w:r/>
-            <w:r>
-              <w:rPr/>
-              <w:t>Generic marketdata fallback</w:t>
+              <w:t>Claude verdict refresh off-hours.</w:t>
             </w:r>
           </w:p>
         </w:tc>
@@ -7761,7 +8576,7 @@
     <w:p>
       <w:r>
         <w:rPr/>
-        <w:t xml:space="preserve">All return </w:t>
+        <w:t xml:space="preserve">Each tick polls the proxy's raw </w:t>
       </w:r>
       <w:r>
         <w:rPr>
@@ -7769,7 +8584,85 @@
           <w:color w:val="334455"/>
           <w:sz w:val="19"/>
         </w:rPr>
-        <w:t>{status_code, data, error}</w:t>
+        <w:t>/quotes</w:t>
+      </w:r>
+      <w:r>
+        <w:rPr/>
+        <w:t xml:space="preserve">, normalizes </w:t>
+      </w:r>
+      <w:r>
+        <w:rPr>
+          <w:rFonts w:ascii="Consolas" w:hAnsi="Consolas"/>
+          <w:color w:val="334455"/>
+          <w:sz w:val="19"/>
+        </w:rPr>
+        <w:t>change</w:t>
+      </w:r>
+      <w:r>
+        <w:rPr/>
+        <w:t xml:space="preserve"> across INDEX / EQUITY</w:t>
+        <w:br/>
+        <w:t xml:space="preserve">/ FUTURE instrument types, computes the </w:t>
+      </w:r>
+      <w:r>
+        <w:rPr>
+          <w:rFonts w:ascii="Consolas" w:hAnsi="Consolas"/>
+          <w:color w:val="334455"/>
+          <w:sz w:val="19"/>
+        </w:rPr>
+        <w:t>$ADVN-$DECN</w:t>
+      </w:r>
+      <w:r>
+        <w:rPr/>
+        <w:t xml:space="preserve"> breadth spread and the</w:t>
+        <w:br/>
+      </w:r>
+      <w:r>
+        <w:rPr>
+          <w:rFonts w:ascii="Consolas" w:hAnsi="Consolas"/>
+          <w:color w:val="334455"/>
+          <w:sz w:val="19"/>
+        </w:rPr>
+        <w:t>BIG10</w:t>
+      </w:r>
+      <w:r>
+        <w:rPr/>
+        <w:t xml:space="preserve"> basket, reads the cap-weighted put/call from </w:t>
+      </w:r>
+      <w:r>
+        <w:rPr>
+          <w:rFonts w:ascii="Consolas" w:hAnsi="Consolas"/>
+          <w:color w:val="334455"/>
+          <w:sz w:val="19"/>
+        </w:rPr>
+        <w:t>cache:sentiment:composite</w:t>
+      </w:r>
+      <w:r>
+        <w:rPr/>
+        <w:t xml:space="preserve"> and</w:t>
+        <w:br/>
+        <w:t xml:space="preserve">the dollar-weighted premium skew from </w:t>
+      </w:r>
+      <w:r>
+        <w:rPr>
+          <w:rFonts w:ascii="Consolas" w:hAnsi="Consolas"/>
+          <w:color w:val="334455"/>
+          <w:sz w:val="19"/>
+        </w:rPr>
+        <w:t>cache:options:matrix</w:t>
+      </w:r>
+      <w:r>
+        <w:rPr/>
+        <w:t>, and publishes</w:t>
+        <w:br/>
+      </w:r>
+      <w:r>
+        <w:rPr>
+          <w:rFonts w:ascii="Consolas" w:hAnsi="Consolas"/>
+          <w:color w:val="334455"/>
+          <w:sz w:val="19"/>
+        </w:rPr>
+        <w:t>cache:market:dashboard</w:t>
       </w:r>
       <w:r>
         <w:rPr/>
@@ -7777,12 +8670,43 @@
       </w:r>
     </w:p>
     <w:p>
-      <w:pPr>
-        <w:pStyle w:val="Heading2"/>
-      </w:pPr>
       <w:r>
         <w:rPr/>
-        <w:t>Trader API</w:t>
+        <w:t xml:space="preserve">The Claude summary runs as a </w:t>
+      </w:r>
+      <w:r>
+        <w:rPr>
+          <w:b/>
+        </w:rPr>
+        <w:t>background task</w:t>
+      </w:r>
+      <w:r>
+        <w:rPr/>
+        <w:t xml:space="preserve"> rather than inline, so a slow</w:t>
+        <w:br/>
+        <w:t>completion cannot stall the poll loop.</w:t>
+      </w:r>
+    </w:p>
+    <w:p>
+      <w:r>
+        <w:rPr>
+          <w:b/>
+        </w:rPr>
+        <w:t>Commands (</w:t>
+      </w:r>
+      <w:r>
+        <w:rPr>
+          <w:rFonts w:ascii="Consolas" w:hAnsi="Consolas"/>
+          <w:color w:val="334455"/>
+          <w:sz w:val="19"/>
+        </w:rPr>
+        <w:t>cmd:market</w:t>
+      </w:r>
+      <w:r>
+        <w:rPr>
+          <w:b/>
+        </w:rPr>
+        <w:t>):</w:t>
       </w:r>
     </w:p>
     <w:tbl>
@@ -7821,7 +8745,7 @@
               <w:rPr>
                 <w:b/>
               </w:rPr>
-              <w:t>Endpoint</w:t>
+              <w:t>Type</w:t>
             </w:r>
           </w:p>
         </w:tc>
@@ -7840,7 +8764,7 @@
               <w:rPr>
                 <w:b/>
               </w:rPr>
-              <w:t>Method</w:t>
+              <w:t>Args</w:t>
             </w:r>
           </w:p>
         </w:tc>
@@ -7859,7 +8783,7 @@
               <w:rPr>
                 <w:b/>
               </w:rPr>
-              <w:t>Returns</w:t>
+              <w:t>Effect</w:t>
             </w:r>
           </w:p>
         </w:tc>
@@ -7877,7 +8801,7 @@
                 <w:color w:val="334455"/>
                 <w:sz w:val="19"/>
               </w:rPr>
-              <w:t>/accounts</w:t>
+              <w:t>enable_summary</w:t>
             </w:r>
           </w:p>
         </w:tc>
@@ -7889,7 +8813,7 @@
             <w:r/>
             <w:r>
               <w:rPr/>
-              <w:t>GET</w:t>
+              <w:t>—</w:t>
             </w:r>
           </w:p>
         </w:tc>
@@ -7899,13 +8823,21 @@
           </w:tcPr>
           <w:p>
             <w:r/>
+            <w:r>
+              <w:rPr/>
+              <w:t>Turn the Claude narrative on (</w:t>
+            </w:r>
             <w:r>
               <w:rPr>
                 <w:rFonts w:ascii="Consolas" w:hAnsi="Consolas"/>
                 <w:color w:val="334455"/>
                 <w:sz w:val="19"/>
               </w:rPr>
-              <w:t>[{hashValue, accountNumber, ...}]</w:t>
+              <w:t>cache:market:summary_enabled</w:t>
+            </w:r>
+            <w:r>
+              <w:rPr/>
+              <w:t>).</w:t>
             </w:r>
           </w:p>
         </w:tc>
@@ -7924,7 +8856,7 @@
                 <w:color w:val="334455"/>
                 <w:sz w:val="19"/>
               </w:rPr>
-              <w:t>/positions/{account_hash}</w:t>
+              <w:t>disable_summary</w:t>
             </w:r>
           </w:p>
         </w:tc>
@@ -7937,7 +8869,7 @@
             <w:r/>
             <w:r>
               <w:rPr/>
-              <w:t>GET</w:t>
+              <w:t>—</w:t>
             </w:r>
           </w:p>
         </w:tc>
@@ -7950,110 +8882,7 @@
             <w:r/>
             <w:r>
               <w:rPr/>
-              <w:t>Normalized positions (net qty; options carry underlying)</w:t>
-            </w:r>
-          </w:p>
-        </w:tc>
-      </w:tr>
-      <w:tr>
-        <w:tc>
-          <w:tcPr>
-            <w:tcW w:type="dxa" w:w="2880"/>
-          </w:tcPr>
-          <w:p>
-            <w:r/>
-            <w:r>
-              <w:rPr>
-                <w:rFonts w:ascii="Consolas" w:hAnsi="Consolas"/>
-                <w:color w:val="334455"/>
-                <w:sz w:val="19"/>
-              </w:rPr>
-              <w:t>/transactions/{account_hash}</w:t>
-            </w:r>
-          </w:p>
-        </w:tc>
-        <w:tc>
-          <w:tcPr>
-            <w:tcW w:type="dxa" w:w="2880"/>
-          </w:tcPr>
-          <w:p>
-            <w:r/>
-            <w:r>
-              <w:rPr/>
-              <w:t>GET (</w:t>
-            </w:r>
-            <w:r>
-              <w:rPr>
-                <w:rFonts w:ascii="Consolas" w:hAnsi="Consolas"/>
-                <w:color w:val="334455"/>
-                <w:sz w:val="19"/>
-              </w:rPr>
-              <w:t>start_date, end_date</w:t>
-            </w:r>
-            <w:r>
-              <w:rPr/>
-              <w:t>)</w:t>
-            </w:r>
-          </w:p>
-        </w:tc>
-        <w:tc>
-          <w:tcPr>
-            <w:tcW w:type="dxa" w:w="2880"/>
-          </w:tcPr>
-          <w:p>
-            <w:r/>
-            <w:r>
-              <w:rPr/>
-              <w:t>Normalized TRADE transactions</w:t>
-            </w:r>
-          </w:p>
-        </w:tc>
-      </w:tr>
-      <w:tr>
-        <w:tc>
-          <w:tcPr>
-            <w:tcW w:type="dxa" w:w="2880"/>
-            <w:shd w:val="clear" w:color="auto" w:fill="F4F6FA"/>
-          </w:tcPr>
-          <w:p>
-            <w:r/>
-            <w:r>
-              <w:rPr>
-                <w:rFonts w:ascii="Consolas" w:hAnsi="Consolas"/>
-                <w:color w:val="334455"/>
-                <w:sz w:val="19"/>
-              </w:rPr>
-              <w:t>/orders/{account_hash}</w:t>
-            </w:r>
-          </w:p>
-        </w:tc>
-        <w:tc>
-          <w:tcPr>
-            <w:tcW w:type="dxa" w:w="2880"/>
-            <w:shd w:val="clear" w:color="auto" w:fill="F4F6FA"/>
-          </w:tcPr>
-          <w:p>
-            <w:r/>
-            <w:r>
-              <w:rPr/>
-              <w:t>POST (Schwab order body)</w:t>
-            </w:r>
-          </w:p>
-        </w:tc>
-        <w:tc>
-          <w:tcPr>
-            <w:tcW w:type="dxa" w:w="2880"/>
-            <w:shd w:val="clear" w:color="auto" w:fill="F4F6FA"/>
-          </w:tcPr>
-          <w:p>
-            <w:r/>
-            <w:r>
-              <w:rPr>
-                <w:rFonts w:ascii="Consolas" w:hAnsi="Consolas"/>
-                <w:color w:val="334455"/>
-                <w:sz w:val="19"/>
-              </w:rPr>
-              <w:t>{status: "submitted", status_code, data}</w:t>
+              <w:t>Turn it off. This stops the API calls, not just the display.</w:t>
             </w:r>
           </w:p>
         </w:tc>
@@ -8061,20 +8890,76 @@
     </w:tbl>
     <w:p/>
     <w:p>
+      <w:r>
+        <w:br/>
+      </w:r>
+    </w:p>
+    <w:p>
+      <w:pPr>
+        <w:pStyle w:val="Heading1"/>
+      </w:pPr>
+      <w:r>
+        <w:rPr/>
+        <w:t>Schwab Proxy</w:t>
+      </w:r>
+    </w:p>
+    <w:p>
+      <w:r>
+        <w:rPr>
+          <w:b/>
+        </w:rPr>
+        <w:t>Entry:</w:t>
+      </w:r>
+      <w:r>
+        <w:rPr/>
+        <w:t xml:space="preserve"> </w:t>
+      </w:r>
+      <w:r>
+        <w:rPr>
+          <w:rFonts w:ascii="Consolas" w:hAnsi="Consolas"/>
+          <w:color w:val="334455"/>
+          <w:sz w:val="19"/>
+        </w:rPr>
+        <w:t>schwab-proxy/schwab_proxy.py</w:t>
+      </w:r>
+      <w:r>
+        <w:rPr/>
+        <w:t xml:space="preserve">, port </w:t>
+      </w:r>
+      <w:r>
+        <w:rPr>
+          <w:b/>
+        </w:rPr>
+        <w:t>8100</w:t>
+      </w:r>
+      <w:r>
+        <w:rPr/>
+        <w:t>. Central token manager +</w:t>
+        <w:br/>
+        <w:t>HTTP gateway. GET market-data and Trader calls are rate-limited (~200 ms spacing)</w:t>
+        <w:br/>
+        <w:t xml:space="preserve">and retried up to 3× with backoff (0.25 / 0.5 / 1.0 s); order POSTs are </w:t>
+      </w:r>
+      <w:r>
+        <w:rPr>
+          <w:b/>
+        </w:rPr>
+        <w:t>single</w:t>
+        <w:br/>
+        <w:t>attempt</w:t>
+      </w:r>
+      <w:r>
+        <w:rPr/>
+        <w:t xml:space="preserve"> (never duplicate a submitted order).</w:t>
+      </w:r>
+    </w:p>
+    <w:p>
       <w:pPr>
         <w:pStyle w:val="Heading2"/>
       </w:pPr>
       <w:r>
         <w:rPr/>
-        <w:t>Trade-stream tracker</w:t>
-      </w:r>
-    </w:p>
-    <w:p>
-      <w:r>
-        <w:rPr/>
-        <w:t>Daemon threads register paper trades and stream option ticks (degrade gracefully if</w:t>
-        <w:br/>
-        <w:t>streaming fails).</w:t>
+        <w:t>Health &amp; auth</w:t>
       </w:r>
     </w:p>
     <w:tbl>
@@ -8151,7 +9036,7 @@
               <w:rPr>
                 <w:b/>
               </w:rPr>
-              <w:t>Body</w:t>
+              <w:t>Returns</w:t>
             </w:r>
           </w:p>
         </w:tc>
@@ -8169,7 +9054,7 @@
                 <w:color w:val="334455"/>
                 <w:sz w:val="19"/>
               </w:rPr>
-              <w:t>/track</w:t>
+              <w:t>/health</w:t>
             </w:r>
           </w:p>
         </w:tc>
@@ -8181,7 +9066,7 @@
             <w:r/>
             <w:r>
               <w:rPr/>
-              <w:t>POST</w:t>
+              <w:t>GET</w:t>
             </w:r>
           </w:p>
         </w:tc>
@@ -8197,7 +9082,7 @@
                 <w:color w:val="334455"/>
                 <w:sz w:val="19"/>
               </w:rPr>
-              <w:t>{trade_id, symbol, strategy, expiration, quantity, entry_credit, short_strike, long_strike, call_short, call_long, target_mid, stop_mid}</w:t>
+              <w:t>{status, has_token, token_expired, refresh_token_expired, token_file, timestamp}</w:t>
             </w:r>
           </w:p>
         </w:tc>
@@ -8216,7 +9101,7 @@
                 <w:color w:val="334455"/>
                 <w:sz w:val="19"/>
               </w:rPr>
-              <w:t>/untrack</w:t>
+              <w:t>/auth</w:t>
             </w:r>
           </w:p>
         </w:tc>
@@ -8229,7 +9114,7 @@
             <w:r/>
             <w:r>
               <w:rPr/>
-              <w:t>POST</w:t>
+              <w:t>GET</w:t>
             </w:r>
           </w:p>
         </w:tc>
@@ -8237,6 +9122,20 @@
           <w:tcPr>
             <w:tcW w:type="dxa" w:w="2880"/>
             <w:shd w:val="clear" w:color="auto" w:fill="F4F6FA"/>
+          </w:tcPr>
+          <w:p>
+            <w:r/>
+            <w:r>
+              <w:rPr/>
+              <w:t>HTML OAuth login page</w:t>
+            </w:r>
+          </w:p>
+        </w:tc>
+      </w:tr>
+      <w:tr>
+        <w:tc>
+          <w:tcPr>
+            <w:tcW w:type="dxa" w:w="2880"/>
           </w:tcPr>
           <w:p>
             <w:r/>
@@ -8246,7 +9145,55 @@
                 <w:color w:val="334455"/>
                 <w:sz w:val="19"/>
               </w:rPr>
-              <w:t>{trade_id}</w:t>
+              <w:t>/auth/callback</w:t>
+            </w:r>
+          </w:p>
+        </w:tc>
+        <w:tc>
+          <w:tcPr>
+            <w:tcW w:type="dxa" w:w="2880"/>
+          </w:tcPr>
+          <w:p>
+            <w:r/>
+            <w:r>
+              <w:rPr/>
+              <w:t>GET</w:t>
+            </w:r>
+          </w:p>
+        </w:tc>
+        <w:tc>
+          <w:tcPr>
+            <w:tcW w:type="dxa" w:w="2880"/>
+          </w:tcPr>
+          <w:p>
+            <w:r/>
+            <w:r>
+              <w:rPr/>
+              <w:t xml:space="preserve">Exchanges the OAuth </w:t>
+            </w:r>
+            <w:r>
+              <w:rPr>
+                <w:rFonts w:ascii="Consolas" w:hAnsi="Consolas"/>
+                <w:color w:val="334455"/>
+                <w:sz w:val="19"/>
+              </w:rPr>
+              <w:t>code</w:t>
+            </w:r>
+            <w:r>
+              <w:rPr/>
+              <w:t>/</w:t>
+            </w:r>
+            <w:r>
+              <w:rPr>
+                <w:rFonts w:ascii="Consolas" w:hAnsi="Consolas"/>
+                <w:color w:val="334455"/>
+                <w:sz w:val="19"/>
+              </w:rPr>
+              <w:t>url</w:t>
+            </w:r>
+            <w:r>
+              <w:rPr/>
+              <w:t xml:space="preserve"> for tokens</w:t>
             </w:r>
           </w:p>
         </w:tc>
@@ -8254,1022 +9201,12 @@
     </w:tbl>
     <w:p/>
     <w:p>
-      <w:r>
-        <w:br/>
-      </w:r>
-    </w:p>
-    <w:p>
       <w:pPr>
-        <w:pStyle w:val="Heading1"/>
+        <w:pStyle w:val="Heading2"/>
       </w:pPr>
       <w:r>
         <w:rPr/>
-        <w:t>Cache Key Index</w:t>
-      </w:r>
-    </w:p>
-    <w:p>
-      <w:r>
-        <w:rPr/>
-        <w:t>Every Redis key by domain. Views without a strict contract are validated</w:t>
-        <w:br/>
-        <w:t>defensively in compute.</w:t>
-      </w:r>
-    </w:p>
-    <w:p>
-      <w:r>
-        <w:rPr>
-          <w:b/>
-        </w:rPr>
-        <w:t>Sentiment:</w:t>
-      </w:r>
-    </w:p>
-    <w:p>
-      <w:pPr>
-        <w:spacing w:before="80" w:after="160"/>
-        <w:ind w:left="216"/>
-        <w:shd w:val="clear" w:color="auto" w:fill="F4F6FA"/>
-      </w:pPr>
-      <w:r>
-        <w:rPr>
-          <w:rFonts w:ascii="Consolas" w:hAnsi="Consolas"/>
-          <w:color w:val="223344"/>
-          <w:sz w:val="18"/>
-        </w:rPr>
-        <w:t>cache:sentiment:composite      events:sentiment:composite</w:t>
-      </w:r>
-      <w:r>
-        <w:br/>
-      </w:r>
-      <w:r>
-        <w:rPr>
-          <w:rFonts w:ascii="Consolas" w:hAnsi="Consolas"/>
-          <w:color w:val="223344"/>
-          <w:sz w:val="18"/>
-        </w:rPr>
-        <w:t>cache:sentiment:history        (no event)</w:t>
-      </w:r>
-      <w:r>
-        <w:br/>
-      </w:r>
-      <w:r>
-        <w:rPr>
-          <w:rFonts w:ascii="Consolas" w:hAnsi="Consolas"/>
-          <w:color w:val="223344"/>
-          <w:sz w:val="18"/>
-        </w:rPr>
-        <w:t>cache:sentiment:sectors        events:sentiment:sectors</w:t>
-      </w:r>
-      <w:r>
-        <w:br/>
-      </w:r>
-      <w:r>
-        <w:rPr>
-          <w:rFonts w:ascii="Consolas" w:hAnsi="Consolas"/>
-          <w:color w:val="223344"/>
-          <w:sz w:val="18"/>
-        </w:rPr>
-        <w:t>cache:sentiment:rotation       events:sentiment:rotation</w:t>
-      </w:r>
-      <w:r>
-        <w:br/>
-      </w:r>
-      <w:r>
-        <w:rPr>
-          <w:rFonts w:ascii="Consolas" w:hAnsi="Consolas"/>
-          <w:color w:val="223344"/>
-          <w:sz w:val="18"/>
-        </w:rPr>
-        <w:t>cmd:sentiment</w:t>
-      </w:r>
-    </w:p>
-    <w:p>
-      <w:r>
-        <w:rPr>
-          <w:b/>
-        </w:rPr>
-        <w:t>Options:</w:t>
-      </w:r>
-    </w:p>
-    <w:p>
-      <w:pPr>
-        <w:spacing w:before="80" w:after="160"/>
-        <w:ind w:left="216"/>
-        <w:shd w:val="clear" w:color="auto" w:fill="F4F6FA"/>
-      </w:pPr>
-      <w:r>
-        <w:rPr>
-          <w:rFonts w:ascii="Consolas" w:hAnsi="Consolas"/>
-          <w:color w:val="223344"/>
-          <w:sz w:val="18"/>
-        </w:rPr>
-        <w:t>cache:options:scan             events:options:scan          (ScanResult contract)</w:t>
-      </w:r>
-      <w:r>
-        <w:br/>
-      </w:r>
-      <w:r>
-        <w:rPr>
-          <w:rFonts w:ascii="Consolas" w:hAnsi="Consolas"/>
-          <w:color w:val="223344"/>
-          <w:sz w:val="18"/>
-        </w:rPr>
-        <w:t>cache:options:header           events:options:header</w:t>
-      </w:r>
-      <w:r>
-        <w:br/>
-      </w:r>
-      <w:r>
-        <w:rPr>
-          <w:rFonts w:ascii="Consolas" w:hAnsi="Consolas"/>
-          <w:color w:val="223344"/>
-          <w:sz w:val="18"/>
-        </w:rPr>
-        <w:t>cache:options:swing            events:options:swing</w:t>
-      </w:r>
-      <w:r>
-        <w:br/>
-      </w:r>
-      <w:r>
-        <w:rPr>
-          <w:rFonts w:ascii="Consolas" w:hAnsi="Consolas"/>
-          <w:color w:val="223344"/>
-          <w:sz w:val="18"/>
-        </w:rPr>
-        <w:t>cache:options:paper_account    events:options:paper_account</w:t>
-      </w:r>
-      <w:r>
-        <w:br/>
-      </w:r>
-      <w:r>
-        <w:rPr>
-          <w:rFonts w:ascii="Consolas" w:hAnsi="Consolas"/>
-          <w:color w:val="223344"/>
-          <w:sz w:val="18"/>
-        </w:rPr>
-        <w:t>cache:options:paper_trades     events:options:paper_trades</w:t>
-      </w:r>
-      <w:r>
-        <w:br/>
-      </w:r>
-      <w:r>
-        <w:rPr>
-          <w:rFonts w:ascii="Consolas" w:hAnsi="Consolas"/>
-          <w:color w:val="223344"/>
-          <w:sz w:val="18"/>
-        </w:rPr>
-        <w:t>cache:options:paper_analyze    events:options:paper_analyze</w:t>
-      </w:r>
-      <w:r>
-        <w:br/>
-      </w:r>
-      <w:r>
-        <w:rPr>
-          <w:rFonts w:ascii="Consolas" w:hAnsi="Consolas"/>
-          <w:color w:val="223344"/>
-          <w:sz w:val="18"/>
-        </w:rPr>
-        <w:t>cache:options:captured         events:options:captured</w:t>
-      </w:r>
-      <w:r>
-        <w:br/>
-      </w:r>
-      <w:r>
-        <w:rPr>
-          <w:rFonts w:ascii="Consolas" w:hAnsi="Consolas"/>
-          <w:color w:val="223344"/>
-          <w:sz w:val="18"/>
-        </w:rPr>
-        <w:t>cache:options:captured_flags   events:options:captured_flags</w:t>
-      </w:r>
-      <w:r>
-        <w:br/>
-      </w:r>
-      <w:r>
-        <w:rPr>
-          <w:rFonts w:ascii="Consolas" w:hAnsi="Consolas"/>
-          <w:color w:val="223344"/>
-          <w:sz w:val="18"/>
-        </w:rPr>
-        <w:t>cache:options:gamma            events:options:gamma</w:t>
-      </w:r>
-      <w:r>
-        <w:br/>
-      </w:r>
-      <w:r>
-        <w:rPr>
-          <w:rFonts w:ascii="Consolas" w:hAnsi="Consolas"/>
-          <w:color w:val="223344"/>
-          <w:sz w:val="18"/>
-        </w:rPr>
-        <w:t>cache:options:gamma_explain    events:options:gamma_explain</w:t>
-      </w:r>
-      <w:r>
-        <w:br/>
-      </w:r>
-      <w:r>
-        <w:rPr>
-          <w:rFonts w:ascii="Consolas" w:hAnsi="Consolas"/>
-          <w:color w:val="223344"/>
-          <w:sz w:val="18"/>
-        </w:rPr>
-        <w:t>cache:options:gamma_analyze    events:options:gamma_analyze</w:t>
-      </w:r>
-      <w:r>
-        <w:br/>
-      </w:r>
-      <w:r>
-        <w:rPr>
-          <w:rFonts w:ascii="Consolas" w:hAnsi="Consolas"/>
-          <w:color w:val="223344"/>
-          <w:sz w:val="18"/>
-        </w:rPr>
-        <w:t>cache:options:gamma_symbols    events:options:gamma_symbols</w:t>
-      </w:r>
-      <w:r>
-        <w:br/>
-      </w:r>
-      <w:r>
-        <w:rPr>
-          <w:rFonts w:ascii="Consolas" w:hAnsi="Consolas"/>
-          <w:color w:val="223344"/>
-          <w:sz w:val="18"/>
-        </w:rPr>
-        <w:t>cache:options:sim_meta         events:options:sim_meta</w:t>
-      </w:r>
-      <w:r>
-        <w:br/>
-      </w:r>
-      <w:r>
-        <w:rPr>
-          <w:rFonts w:ascii="Consolas" w:hAnsi="Consolas"/>
-          <w:color w:val="223344"/>
-          <w:sz w:val="18"/>
-        </w:rPr>
-        <w:t>cache:options:sim_result       events:options:sim_result</w:t>
-      </w:r>
-      <w:r>
-        <w:br/>
-      </w:r>
-      <w:r>
-        <w:rPr>
-          <w:rFonts w:ascii="Consolas" w:hAnsi="Consolas"/>
-          <w:color w:val="223344"/>
-          <w:sz w:val="18"/>
-        </w:rPr>
-        <w:t>cache:options:sim_replay       events:options:sim_replay</w:t>
-      </w:r>
-      <w:r>
-        <w:br/>
-      </w:r>
-      <w:r>
-        <w:rPr>
-          <w:rFonts w:ascii="Consolas" w:hAnsi="Consolas"/>
-          <w:color w:val="223344"/>
-          <w:sz w:val="18"/>
-        </w:rPr>
-        <w:t>cache:options:calc_chain       events:options:calc_chain</w:t>
-      </w:r>
-      <w:r>
-        <w:br/>
-      </w:r>
-      <w:r>
-        <w:rPr>
-          <w:rFonts w:ascii="Consolas" w:hAnsi="Consolas"/>
-          <w:color w:val="223344"/>
-          <w:sz w:val="18"/>
-        </w:rPr>
-        <w:t>cache:options:calc_result      events:options:calc_result</w:t>
-      </w:r>
-      <w:r>
-        <w:br/>
-      </w:r>
-      <w:r>
-        <w:rPr>
-          <w:rFonts w:ascii="Consolas" w:hAnsi="Consolas"/>
-          <w:color w:val="223344"/>
-          <w:sz w:val="18"/>
-        </w:rPr>
-        <w:t>cache:options:gex_status       events:options:gex_status</w:t>
-      </w:r>
-      <w:r>
-        <w:br/>
-      </w:r>
-      <w:r>
-        <w:rPr>
-          <w:rFonts w:ascii="Consolas" w:hAnsi="Consolas"/>
-          <w:color w:val="223344"/>
-          <w:sz w:val="18"/>
-        </w:rPr>
-        <w:t>cache:options:expected_move    events:options:expected_move</w:t>
-      </w:r>
-      <w:r>
-        <w:br/>
-      </w:r>
-      <w:r>
-        <w:rPr>
-          <w:rFonts w:ascii="Consolas" w:hAnsi="Consolas"/>
-          <w:color w:val="223344"/>
-          <w:sz w:val="18"/>
-        </w:rPr>
-        <w:t>cache:options:rescue:&lt;position_id&gt;   events:options:rescue:&lt;position_id&gt;   (RescueAdvisory contract)</w:t>
-      </w:r>
-      <w:r>
-        <w:br/>
-      </w:r>
-      <w:r>
-        <w:rPr>
-          <w:rFonts w:ascii="Consolas" w:hAnsi="Consolas"/>
-          <w:color w:val="223344"/>
-          <w:sz w:val="18"/>
-        </w:rPr>
-        <w:t>cache:options:rescue_summary   events:options:rescue_summary</w:t>
-      </w:r>
-      <w:r>
-        <w:br/>
-      </w:r>
-      <w:r>
-        <w:rPr>
-          <w:rFonts w:ascii="Consolas" w:hAnsi="Consolas"/>
-          <w:color w:val="223344"/>
-          <w:sz w:val="18"/>
-        </w:rPr>
-        <w:t>cmd:options</w:t>
-      </w:r>
-    </w:p>
-    <w:p>
-      <w:r>
-        <w:rPr>
-          <w:b/>
-        </w:rPr>
-        <w:t>Trade / Portfolio / Driver:</w:t>
-      </w:r>
-    </w:p>
-    <w:p>
-      <w:pPr>
-        <w:spacing w:before="80" w:after="160"/>
-        <w:ind w:left="216"/>
-        <w:shd w:val="clear" w:color="auto" w:fill="F4F6FA"/>
-      </w:pPr>
-      <w:r>
-        <w:rPr>
-          <w:rFonts w:ascii="Consolas" w:hAnsi="Consolas"/>
-          <w:color w:val="223344"/>
-          <w:sz w:val="18"/>
-        </w:rPr>
-        <w:t>cache:trade:analysis           events:trade:analysis          (TradeAnalysis)</w:t>
-      </w:r>
-      <w:r>
-        <w:br/>
-      </w:r>
-      <w:r>
-        <w:rPr>
-          <w:rFonts w:ascii="Consolas" w:hAnsi="Consolas"/>
-          <w:color w:val="223344"/>
-          <w:sz w:val="18"/>
-        </w:rPr>
-        <w:t>cache:portfolio:positions      events:portfolio:positions     (PortfolioModel)</w:t>
-      </w:r>
-      <w:r>
-        <w:br/>
-      </w:r>
-      <w:r>
-        <w:rPr>
-          <w:rFonts w:ascii="Consolas" w:hAnsi="Consolas"/>
-          <w:color w:val="223344"/>
-          <w:sz w:val="18"/>
-        </w:rPr>
-        <w:t>cache:driver:approvals         events:driver:approvals        (ApprovalState)</w:t>
-      </w:r>
-      <w:r>
-        <w:br/>
-      </w:r>
-      <w:r>
-        <w:rPr>
-          <w:rFonts w:ascii="Consolas" w:hAnsi="Consolas"/>
-          <w:color w:val="223344"/>
-          <w:sz w:val="18"/>
-        </w:rPr>
-        <w:t>cache:driver:performance       events:driver:performance      (PerfReport)</w:t>
-      </w:r>
-      <w:r>
-        <w:br/>
-      </w:r>
-      <w:r>
-        <w:rPr>
-          <w:rFonts w:ascii="Consolas" w:hAnsi="Consolas"/>
-          <w:color w:val="223344"/>
-          <w:sz w:val="18"/>
-        </w:rPr>
-        <w:t>cmd:trade   cmd:portfolio   cmd:driver</w:t>
-      </w:r>
-    </w:p>
-    <w:p>
-      <w:r>
-        <w:br/>
-      </w:r>
-    </w:p>
-    <w:p>
-      <w:pPr>
-        <w:pStyle w:val="Heading1"/>
-      </w:pPr>
-      <w:r>
-        <w:rPr/>
-        <w:t>Service Scaffold</w:t>
-      </w:r>
-    </w:p>
-    <w:p>
-      <w:r>
-        <w:rPr>
-          <w:b/>
-        </w:rPr>
-        <w:t>File:</w:t>
-      </w:r>
-      <w:r>
-        <w:rPr/>
-        <w:t xml:space="preserve"> </w:t>
-      </w:r>
-      <w:r>
-        <w:rPr>
-          <w:rFonts w:ascii="Consolas" w:hAnsi="Consolas"/>
-          <w:color w:val="334455"/>
-          <w:sz w:val="19"/>
-        </w:rPr>
-        <w:t>services/_scaffold.py</w:t>
-      </w:r>
-      <w:r>
-        <w:rPr/>
-        <w:t>. Each service is one call:</w:t>
-      </w:r>
-    </w:p>
-    <w:p>
-      <w:pPr>
-        <w:spacing w:before="80" w:after="160"/>
-        <w:ind w:left="216"/>
-        <w:shd w:val="clear" w:color="auto" w:fill="F4F6FA"/>
-      </w:pPr>
-      <w:r>
-        <w:rPr>
-          <w:rFonts w:ascii="Consolas" w:hAnsi="Consolas"/>
-          <w:color w:val="223344"/>
-          <w:sz w:val="18"/>
-        </w:rPr>
-        <w:t>app = make_app(</w:t>
-      </w:r>
-      <w:r>
-        <w:br/>
-      </w:r>
-      <w:r>
-        <w:rPr>
-          <w:rFonts w:ascii="Consolas" w:hAnsi="Consolas"/>
-          <w:color w:val="223344"/>
-          <w:sz w:val="18"/>
-        </w:rPr>
-        <w:t xml:space="preserve">    "trade",</w:t>
-      </w:r>
-      <w:r>
-        <w:br/>
-      </w:r>
-      <w:r>
-        <w:rPr>
-          <w:rFonts w:ascii="Consolas" w:hAnsi="Consolas"/>
-          <w:color w:val="223344"/>
-          <w:sz w:val="18"/>
-        </w:rPr>
-        <w:t xml:space="preserve">    scheduler=scheduler.loop,              # optional async def loop(bus)</w:t>
-      </w:r>
-      <w:r>
-        <w:br/>
-      </w:r>
-      <w:r>
-        <w:rPr>
-          <w:rFonts w:ascii="Consolas" w:hAnsi="Consolas"/>
-          <w:color w:val="223344"/>
-          <w:sz w:val="18"/>
-        </w:rPr>
-        <w:t xml:space="preserve">    command_handler=handlers.handle_command,  # optional callable(bus, command)</w:t>
-      </w:r>
-      <w:r>
-        <w:br/>
-      </w:r>
-      <w:r>
-        <w:rPr>
-          <w:rFonts w:ascii="Consolas" w:hAnsi="Consolas"/>
-          <w:color w:val="223344"/>
-          <w:sz w:val="18"/>
-        </w:rPr>
-        <w:t>)</w:t>
-      </w:r>
-    </w:p>
-    <w:p>
-      <w:r>
-        <w:rPr/>
-        <w:t>The scaffold provides:</w:t>
-      </w:r>
-    </w:p>
-    <w:p>
-      <w:pPr>
-        <w:pStyle w:val="ListNumber"/>
-      </w:pPr>
-      <w:r>
-        <w:rPr>
-          <w:b/>
-        </w:rPr>
-        <w:t>Lifespan</w:t>
-      </w:r>
-      <w:r>
-        <w:t xml:space="preserve"> — creates the </w:t>
-      </w:r>
-      <w:r>
-        <w:rPr>
-          <w:rFonts w:ascii="Consolas" w:hAnsi="Consolas"/>
-          <w:color w:val="334455"/>
-          <w:sz w:val="19"/>
-        </w:rPr>
-        <w:t>Bus</w:t>
-      </w:r>
-      <w:r>
-        <w:t xml:space="preserve"> (Redis, or </w:t>
-      </w:r>
-      <w:r>
-        <w:rPr>
-          <w:rFonts w:ascii="Consolas" w:hAnsi="Consolas"/>
-          <w:color w:val="334455"/>
-          <w:sz w:val="19"/>
-        </w:rPr>
-        <w:t>fakeredis</w:t>
-      </w:r>
-      <w:r>
-        <w:t xml:space="preserve"> under pytest), spawns the</w:t>
-        <w:br/>
-        <w:t xml:space="preserve">   scheduler task and the command-consumer loop, and cancels both on shutdown.</w:t>
-      </w:r>
-    </w:p>
-    <w:p>
-      <w:pPr>
-        <w:pStyle w:val="ListNumber"/>
-      </w:pPr>
-      <w:r>
-        <w:rPr>
-          <w:b/>
-        </w:rPr>
-        <w:t>Command consumer</w:t>
-      </w:r>
-      <w:r>
-        <w:t xml:space="preserve"> — </w:t>
-      </w:r>
-      <w:r>
-        <w:rPr>
-          <w:rFonts w:ascii="Consolas" w:hAnsi="Consolas"/>
-          <w:color w:val="334455"/>
-          <w:sz w:val="19"/>
-        </w:rPr>
-        <w:t>consume_commands("cmd:{domain}", group="{domain}-svc",</w:t>
-        <w:br/>
-        <w:t xml:space="preserve">   consumer="c1")</w:t>
-      </w:r>
-      <w:r>
-        <w:t>, blocking 50 ms per poll, up to 10 messages per batch; dispatches</w:t>
-        <w:br/>
-        <w:t xml:space="preserve">   to the handler via an executor; acks after the handler returns; swallows and logs</w:t>
-        <w:br/>
-        <w:t xml:space="preserve">   handler exceptions.</w:t>
-      </w:r>
-    </w:p>
-    <w:p>
-      <w:pPr>
-        <w:pStyle w:val="ListNumber"/>
-      </w:pPr>
-      <w:r>
-        <w:rPr>
-          <w:b/>
-        </w:rPr>
-        <w:t>Health</w:t>
-      </w:r>
-      <w:r>
-        <w:t xml:space="preserve"> — </w:t>
-      </w:r>
-      <w:r>
-        <w:rPr>
-          <w:rFonts w:ascii="Consolas" w:hAnsi="Consolas"/>
-          <w:color w:val="334455"/>
-          <w:sz w:val="19"/>
-        </w:rPr>
-        <w:t>GET /health</w:t>
-      </w:r>
-      <w:r>
-        <w:t xml:space="preserve"> → </w:t>
-      </w:r>
-      <w:r>
-        <w:rPr>
-          <w:rFonts w:ascii="Consolas" w:hAnsi="Consolas"/>
-          <w:color w:val="334455"/>
-          <w:sz w:val="19"/>
-        </w:rPr>
-        <w:t>{"domain": ..., "up": true}</w:t>
-      </w:r>
-      <w:r>
-        <w:t>.</w:t>
-      </w:r>
-    </w:p>
-    <w:p>
-      <w:pPr>
-        <w:pStyle w:val="IntenseQuote"/>
-      </w:pPr>
-      <w:r>
-        <w:rPr>
-          <w:b/>
-        </w:rPr>
-        <w:t>Process isolation matters.</w:t>
-      </w:r>
-      <w:r>
-        <w:rPr/>
-        <w:t xml:space="preserve"> Several app folders expose same-named top-level</w:t>
-        <w:br/>
-        <w:t>modules (</w:t>
-      </w:r>
-      <w:r>
-        <w:rPr>
-          <w:rFonts w:ascii="Consolas" w:hAnsi="Consolas"/>
-          <w:color w:val="334455"/>
-          <w:sz w:val="19"/>
-        </w:rPr>
-        <w:t>config</w:t>
-      </w:r>
-      <w:r>
-        <w:rPr/>
-        <w:t xml:space="preserve">, </w:t>
-      </w:r>
-      <w:r>
-        <w:rPr>
-          <w:rFonts w:ascii="Consolas" w:hAnsi="Consolas"/>
-          <w:color w:val="334455"/>
-          <w:sz w:val="19"/>
-        </w:rPr>
-        <w:t>scoring</w:t>
-      </w:r>
-      <w:r>
-        <w:rPr/>
-        <w:t xml:space="preserve">, </w:t>
-      </w:r>
-      <w:r>
-        <w:rPr>
-          <w:rFonts w:ascii="Consolas" w:hAnsi="Consolas"/>
-          <w:color w:val="334455"/>
-          <w:sz w:val="19"/>
-        </w:rPr>
-        <w:t>notifier</w:t>
-      </w:r>
-      <w:r>
-        <w:rPr/>
-        <w:t xml:space="preserve">, </w:t>
-      </w:r>
-      <w:r>
-        <w:rPr>
-          <w:rFonts w:ascii="Consolas" w:hAnsi="Consolas"/>
-          <w:color w:val="334455"/>
-          <w:sz w:val="19"/>
-        </w:rPr>
-        <w:t>src</w:t>
-      </w:r>
-      <w:r>
-        <w:rPr/>
-        <w:t>). Running two service test suites</w:t>
-        <w:br/>
-        <w:t xml:space="preserve">in one process re-triggers those collisions — run service suites </w:t>
-      </w:r>
-      <w:r>
-        <w:rPr>
-          <w:b/>
-        </w:rPr>
-        <w:t>one folder at a</w:t>
-        <w:br/>
-        <w:t>time</w:t>
-      </w:r>
-      <w:r>
-        <w:rPr/>
-        <w:t>.</w:t>
-      </w:r>
-    </w:p>
-    <w:p>
-      <w:r>
-        <w:br/>
-      </w:r>
-    </w:p>
-    <w:p>
-      <w:pPr>
-        <w:pStyle w:val="Heading1"/>
-      </w:pPr>
-      <w:r>
-        <w:rPr/>
-        <w:t>End-to-End Flow Example</w:t>
-      </w:r>
-    </w:p>
-    <w:p>
-      <w:r>
-        <w:rPr>
-          <w:b/>
-        </w:rPr>
-        <w:t>User clicks "Analyze SPY" on the Trade page:</w:t>
-      </w:r>
-    </w:p>
-    <w:p>
-      <w:pPr>
-        <w:pStyle w:val="ListNumber"/>
-      </w:pPr>
-      <w:r>
-        <w:t xml:space="preserve">GUI: </w:t>
-      </w:r>
-      <w:r>
-        <w:rPr>
-          <w:rFonts w:ascii="Consolas" w:hAnsi="Consolas"/>
-          <w:color w:val="334455"/>
-          <w:sz w:val="19"/>
-        </w:rPr>
-        <w:t>bus.enqueue_command("cmd:trade", {"type": "analyze", "args": {"symbol": "SPY"}})</w:t>
-      </w:r>
-      <w:r>
-        <w:t>.</w:t>
-      </w:r>
-    </w:p>
-    <w:p>
-      <w:pPr>
-        <w:pStyle w:val="ListNumber"/>
-      </w:pPr>
-      <w:r>
-        <w:t xml:space="preserve">The command lands in Redis Stream </w:t>
-      </w:r>
-      <w:r>
-        <w:rPr>
-          <w:rFonts w:ascii="Consolas" w:hAnsi="Consolas"/>
-          <w:color w:val="334455"/>
-          <w:sz w:val="19"/>
-        </w:rPr>
-        <w:t>cmd:trade</w:t>
-      </w:r>
-      <w:r>
-        <w:t xml:space="preserve">; the consumer group </w:t>
-      </w:r>
-      <w:r>
-        <w:rPr>
-          <w:rFonts w:ascii="Consolas" w:hAnsi="Consolas"/>
-          <w:color w:val="334455"/>
-          <w:sz w:val="19"/>
-        </w:rPr>
-        <w:t>trade-svc</w:t>
-      </w:r>
-      <w:r>
-        <w:br/>
-        <w:t xml:space="preserve">   is auto-created on first poll.</w:t>
-      </w:r>
-    </w:p>
-    <w:p>
-      <w:pPr>
-        <w:pStyle w:val="ListNumber"/>
-      </w:pPr>
-      <w:r>
-        <w:t>The trade service consumer reads it and dispatches to</w:t>
-        <w:br/>
-        <w:t xml:space="preserve">   </w:t>
-      </w:r>
-      <w:r>
-        <w:rPr>
-          <w:rFonts w:ascii="Consolas" w:hAnsi="Consolas"/>
-          <w:color w:val="334455"/>
-          <w:sz w:val="19"/>
-        </w:rPr>
-        <w:t>handlers.handle_command(bus, command)</w:t>
-      </w:r>
-      <w:r>
-        <w:t>.</w:t>
-      </w:r>
-    </w:p>
-    <w:p>
-      <w:pPr>
-        <w:pStyle w:val="ListNumber"/>
-      </w:pPr>
-      <w:r>
-        <w:t xml:space="preserve">The handler runs </w:t>
-      </w:r>
-      <w:r>
-        <w:rPr>
-          <w:rFonts w:ascii="Consolas" w:hAnsi="Consolas"/>
-          <w:color w:val="334455"/>
-          <w:sz w:val="19"/>
-        </w:rPr>
-        <w:t>compute.analyze("SPY")</w:t>
-      </w:r>
-      <w:r>
-        <w:t xml:space="preserve"> → a result dict (price, bias, momentum,</w:t>
-        <w:br/>
-        <w:t xml:space="preserve">   verdicts, fundamentals, errors).</w:t>
-      </w:r>
-    </w:p>
-    <w:p>
-      <w:pPr>
-        <w:pStyle w:val="ListNumber"/>
-      </w:pPr>
-      <w:r>
-        <w:t xml:space="preserve">The dict is projected onto the </w:t>
-      </w:r>
-      <w:r>
-        <w:rPr>
-          <w:rFonts w:ascii="Consolas" w:hAnsi="Consolas"/>
-          <w:color w:val="334455"/>
-          <w:sz w:val="19"/>
-        </w:rPr>
-        <w:t>TradeAnalysis</w:t>
-      </w:r>
-      <w:r>
-        <w:t xml:space="preserve"> contract (defaults filled, types</w:t>
-        <w:br/>
-        <w:t xml:space="preserve">   validated).</w:t>
-      </w:r>
-    </w:p>
-    <w:p>
-      <w:pPr>
-        <w:pStyle w:val="ListNumber"/>
-      </w:pPr>
-      <w:r>
-        <w:rPr>
-          <w:rFonts w:ascii="Consolas" w:hAnsi="Consolas"/>
-          <w:color w:val="334455"/>
-          <w:sz w:val="19"/>
-        </w:rPr>
-        <w:t>bus.cache_set("cache:trade:analysis", payload, event="events:trade:analysis")</w:t>
-      </w:r>
-      <w:r>
-        <w:br/>
-        <w:t xml:space="preserve">   increments </w:t>
-      </w:r>
-      <w:r>
-        <w:rPr>
-          <w:rFonts w:ascii="Consolas" w:hAnsi="Consolas"/>
-          <w:color w:val="334455"/>
-          <w:sz w:val="19"/>
-        </w:rPr>
-        <w:t>cache:trade:analysis:ver</w:t>
-      </w:r>
-      <w:r>
-        <w:t>, stores the envelope, publishes the version.</w:t>
-      </w:r>
-    </w:p>
-    <w:p>
-      <w:pPr>
-        <w:pStyle w:val="ListNumber"/>
-      </w:pPr>
-      <w:r>
-        <w:t>The message is acked.</w:t>
-      </w:r>
-    </w:p>
-    <w:p>
-      <w:pPr>
-        <w:pStyle w:val="ListNumber"/>
-      </w:pPr>
-      <w:r>
-        <w:t xml:space="preserve">The GUI's 1 s version-poll sees the new version, reads </w:t>
-      </w:r>
-      <w:r>
-        <w:rPr>
-          <w:rFonts w:ascii="Consolas" w:hAnsi="Consolas"/>
-          <w:color w:val="334455"/>
-          <w:sz w:val="19"/>
-        </w:rPr>
-        <w:t>cache:trade:analysis</w:t>
-      </w:r>
-      <w:r>
-        <w:t>, and</w:t>
-        <w:br/>
-        <w:t xml:space="preserve">   repaints the verdict cards.</w:t>
-      </w:r>
-    </w:p>
-    <w:p>
-      <w:r>
-        <w:rPr/>
-        <w:t>A developer can drive this entire path headlessly — bypassing the browser — with:</w:t>
-      </w:r>
-    </w:p>
-    <w:p>
-      <w:pPr>
-        <w:spacing w:before="80" w:after="160"/>
-        <w:ind w:left="216"/>
-        <w:shd w:val="clear" w:color="auto" w:fill="F4F6FA"/>
-      </w:pPr>
-      <w:r>
-        <w:rPr>
-          <w:rFonts w:ascii="Consolas" w:hAnsi="Consolas"/>
-          <w:color w:val="223344"/>
-          <w:sz w:val="18"/>
-        </w:rPr>
-        <w:t>from shared.bus import Bus</w:t>
-      </w:r>
-      <w:r>
-        <w:br/>
-      </w:r>
-      <w:r>
-        <w:rPr>
-          <w:rFonts w:ascii="Consolas" w:hAnsi="Consolas"/>
-          <w:color w:val="223344"/>
-          <w:sz w:val="18"/>
-        </w:rPr>
-        <w:t>bus = Bus()</w:t>
-      </w:r>
-      <w:r>
-        <w:br/>
-      </w:r>
-      <w:r>
-        <w:rPr>
-          <w:rFonts w:ascii="Consolas" w:hAnsi="Consolas"/>
-          <w:color w:val="223344"/>
-          <w:sz w:val="18"/>
-        </w:rPr>
-        <w:t>bus.enqueue_command("cmd:trade", {"type": "analyze", "args": {"symbol": "SPY"}})</w:t>
-      </w:r>
-      <w:r>
-        <w:br/>
-      </w:r>
-      <w:r>
-        <w:rPr>
-          <w:rFonts w:ascii="Consolas" w:hAnsi="Consolas"/>
-          <w:color w:val="223344"/>
-          <w:sz w:val="18"/>
-        </w:rPr>
-        <w:t># ...wait briefly...</w:t>
-      </w:r>
-      <w:r>
-        <w:br/>
-      </w:r>
-      <w:r>
-        <w:rPr>
-          <w:rFonts w:ascii="Consolas" w:hAnsi="Consolas"/>
-          <w:color w:val="223344"/>
-          <w:sz w:val="18"/>
-        </w:rPr>
-        <w:t>env = bus.cache_get("cache:trade:analysis")</w:t>
-      </w:r>
-      <w:r>
-        <w:br/>
-      </w:r>
-      <w:r>
-        <w:rPr>
-          <w:rFonts w:ascii="Consolas" w:hAnsi="Consolas"/>
-          <w:color w:val="223344"/>
-          <w:sz w:val="18"/>
-        </w:rPr>
-        <w:t>print(env.payload)</w:t>
-      </w:r>
-    </w:p>
-    <w:p>
-      <w:r>
-        <w:br/>
-      </w:r>
-    </w:p>
-    <w:p>
-      <w:pPr>
-        <w:pStyle w:val="Heading1"/>
-      </w:pPr>
-      <w:r>
-        <w:rPr/>
-        <w:t>Ports &amp; Paths</w:t>
-      </w:r>
-    </w:p>
-    <w:p>
-      <w:r>
-        <w:rPr>
-          <w:rFonts w:ascii="Consolas" w:hAnsi="Consolas"/>
-          <w:color w:val="334455"/>
-          <w:sz w:val="19"/>
-        </w:rPr>
-        <w:t>repo_paths.py</w:t>
-      </w:r>
-      <w:r>
-        <w:rPr/>
-        <w:t xml:space="preserve"> (reading </w:t>
-      </w:r>
-      <w:r>
-        <w:rPr>
-          <w:rFonts w:ascii="Consolas" w:hAnsi="Consolas"/>
-          <w:color w:val="334455"/>
-          <w:sz w:val="19"/>
-        </w:rPr>
-        <w:t>config/ports.toml</w:t>
-      </w:r>
-      <w:r>
-        <w:rPr/>
-        <w:t>) is the single source of truth — never</w:t>
-        <w:br/>
-        <w:t xml:space="preserve">hard-code ports or </w:t>
-      </w:r>
-      <w:r>
-        <w:rPr>
-          <w:rFonts w:ascii="Consolas" w:hAnsi="Consolas"/>
-          <w:color w:val="334455"/>
-          <w:sz w:val="19"/>
-        </w:rPr>
-        <w:t>D:\</w:t>
-      </w:r>
-      <w:r>
-        <w:rPr/>
-        <w:t xml:space="preserve"> paths.</w:t>
+        <w:t>Market data</w:t>
       </w:r>
     </w:p>
     <w:tbl>
@@ -9308,6 +9245,2386 @@
               <w:rPr>
                 <w:b/>
               </w:rPr>
+              <w:t>Endpoint</w:t>
+            </w:r>
+          </w:p>
+        </w:tc>
+        <w:tc>
+          <w:tcPr>
+            <w:tcW w:type="dxa" w:w="2880"/>
+            <w:shd w:val="clear" w:color="auto" w:fill="EAF2FB"/>
+          </w:tcPr>
+          <w:p>
+            <w:r>
+              <w:rPr>
+                <w:b/>
+              </w:rPr>
+            </w:r>
+            <w:r>
+              <w:rPr>
+                <w:b/>
+              </w:rPr>
+              <w:t>Params</w:t>
+            </w:r>
+          </w:p>
+        </w:tc>
+        <w:tc>
+          <w:tcPr>
+            <w:tcW w:type="dxa" w:w="2880"/>
+            <w:shd w:val="clear" w:color="auto" w:fill="EAF2FB"/>
+          </w:tcPr>
+          <w:p>
+            <w:r>
+              <w:rPr>
+                <w:b/>
+              </w:rPr>
+            </w:r>
+            <w:r>
+              <w:rPr>
+                <w:b/>
+              </w:rPr>
+              <w:t>Returns</w:t>
+            </w:r>
+          </w:p>
+        </w:tc>
+      </w:tr>
+      <w:tr>
+        <w:tc>
+          <w:tcPr>
+            <w:tcW w:type="dxa" w:w="2880"/>
+          </w:tcPr>
+          <w:p>
+            <w:r/>
+            <w:r>
+              <w:rPr>
+                <w:rFonts w:ascii="Consolas" w:hAnsi="Consolas"/>
+                <w:color w:val="334455"/>
+                <w:sz w:val="19"/>
+              </w:rPr>
+              <w:t>/quote</w:t>
+            </w:r>
+          </w:p>
+        </w:tc>
+        <w:tc>
+          <w:tcPr>
+            <w:tcW w:type="dxa" w:w="2880"/>
+          </w:tcPr>
+          <w:p>
+            <w:r/>
+            <w:r>
+              <w:rPr>
+                <w:rFonts w:ascii="Consolas" w:hAnsi="Consolas"/>
+                <w:color w:val="334455"/>
+                <w:sz w:val="19"/>
+              </w:rPr>
+              <w:t>symbol</w:t>
+            </w:r>
+          </w:p>
+        </w:tc>
+        <w:tc>
+          <w:tcPr>
+            <w:tcW w:type="dxa" w:w="2880"/>
+          </w:tcPr>
+          <w:p>
+            <w:r/>
+            <w:r>
+              <w:rPr/>
+              <w:t>Single quote</w:t>
+            </w:r>
+          </w:p>
+        </w:tc>
+      </w:tr>
+      <w:tr>
+        <w:tc>
+          <w:tcPr>
+            <w:tcW w:type="dxa" w:w="2880"/>
+            <w:shd w:val="clear" w:color="auto" w:fill="F4F6FA"/>
+          </w:tcPr>
+          <w:p>
+            <w:r/>
+            <w:r>
+              <w:rPr>
+                <w:rFonts w:ascii="Consolas" w:hAnsi="Consolas"/>
+                <w:color w:val="334455"/>
+                <w:sz w:val="19"/>
+              </w:rPr>
+              <w:t>/quotes</w:t>
+            </w:r>
+          </w:p>
+        </w:tc>
+        <w:tc>
+          <w:tcPr>
+            <w:tcW w:type="dxa" w:w="2880"/>
+            <w:shd w:val="clear" w:color="auto" w:fill="F4F6FA"/>
+          </w:tcPr>
+          <w:p>
+            <w:r/>
+            <w:r>
+              <w:rPr>
+                <w:rFonts w:ascii="Consolas" w:hAnsi="Consolas"/>
+                <w:color w:val="334455"/>
+                <w:sz w:val="19"/>
+              </w:rPr>
+              <w:t>symbols</w:t>
+            </w:r>
+            <w:r>
+              <w:rPr/>
+              <w:t xml:space="preserve"> (comma-sep)</w:t>
+            </w:r>
+          </w:p>
+        </w:tc>
+        <w:tc>
+          <w:tcPr>
+            <w:tcW w:type="dxa" w:w="2880"/>
+            <w:shd w:val="clear" w:color="auto" w:fill="F4F6FA"/>
+          </w:tcPr>
+          <w:p>
+            <w:r/>
+            <w:r>
+              <w:rPr/>
+              <w:t>Quotes array</w:t>
+            </w:r>
+          </w:p>
+        </w:tc>
+      </w:tr>
+      <w:tr>
+        <w:tc>
+          <w:tcPr>
+            <w:tcW w:type="dxa" w:w="2880"/>
+          </w:tcPr>
+          <w:p>
+            <w:r/>
+            <w:r>
+              <w:rPr>
+                <w:rFonts w:ascii="Consolas" w:hAnsi="Consolas"/>
+                <w:color w:val="334455"/>
+                <w:sz w:val="19"/>
+              </w:rPr>
+              <w:t>/chains</w:t>
+            </w:r>
+          </w:p>
+        </w:tc>
+        <w:tc>
+          <w:tcPr>
+            <w:tcW w:type="dxa" w:w="2880"/>
+          </w:tcPr>
+          <w:p>
+            <w:r/>
+            <w:r>
+              <w:rPr>
+                <w:rFonts w:ascii="Consolas" w:hAnsi="Consolas"/>
+                <w:color w:val="334455"/>
+                <w:sz w:val="19"/>
+              </w:rPr>
+              <w:t>symbol, contractType, range, fromDate?, toDate?, strikeCount?</w:t>
+            </w:r>
+          </w:p>
+        </w:tc>
+        <w:tc>
+          <w:tcPr>
+            <w:tcW w:type="dxa" w:w="2880"/>
+          </w:tcPr>
+          <w:p>
+            <w:r/>
+            <w:r>
+              <w:rPr/>
+              <w:t>Options chain</w:t>
+            </w:r>
+          </w:p>
+        </w:tc>
+      </w:tr>
+      <w:tr>
+        <w:tc>
+          <w:tcPr>
+            <w:tcW w:type="dxa" w:w="2880"/>
+            <w:shd w:val="clear" w:color="auto" w:fill="F4F6FA"/>
+          </w:tcPr>
+          <w:p>
+            <w:r/>
+            <w:r>
+              <w:rPr>
+                <w:rFonts w:ascii="Consolas" w:hAnsi="Consolas"/>
+                <w:color w:val="334455"/>
+                <w:sz w:val="19"/>
+              </w:rPr>
+              <w:t>/pricehistory</w:t>
+            </w:r>
+          </w:p>
+        </w:tc>
+        <w:tc>
+          <w:tcPr>
+            <w:tcW w:type="dxa" w:w="2880"/>
+            <w:shd w:val="clear" w:color="auto" w:fill="F4F6FA"/>
+          </w:tcPr>
+          <w:p>
+            <w:r/>
+            <w:r>
+              <w:rPr>
+                <w:rFonts w:ascii="Consolas" w:hAnsi="Consolas"/>
+                <w:color w:val="334455"/>
+                <w:sz w:val="19"/>
+              </w:rPr>
+              <w:t>symbol, periodType, period, frequencyType, frequency, needExtendedHoursData</w:t>
+            </w:r>
+          </w:p>
+        </w:tc>
+        <w:tc>
+          <w:tcPr>
+            <w:tcW w:type="dxa" w:w="2880"/>
+            <w:shd w:val="clear" w:color="auto" w:fill="F4F6FA"/>
+          </w:tcPr>
+          <w:p>
+            <w:r/>
+            <w:r>
+              <w:rPr/>
+              <w:t>Price bars</w:t>
+            </w:r>
+          </w:p>
+        </w:tc>
+      </w:tr>
+      <w:tr>
+        <w:tc>
+          <w:tcPr>
+            <w:tcW w:type="dxa" w:w="2880"/>
+          </w:tcPr>
+          <w:p>
+            <w:r/>
+            <w:r>
+              <w:rPr>
+                <w:rFonts w:ascii="Consolas" w:hAnsi="Consolas"/>
+                <w:color w:val="334455"/>
+                <w:sz w:val="19"/>
+              </w:rPr>
+              <w:t>/instruments</w:t>
+            </w:r>
+          </w:p>
+        </w:tc>
+        <w:tc>
+          <w:tcPr>
+            <w:tcW w:type="dxa" w:w="2880"/>
+          </w:tcPr>
+          <w:p>
+            <w:r/>
+            <w:r>
+              <w:rPr>
+                <w:rFonts w:ascii="Consolas" w:hAnsi="Consolas"/>
+                <w:color w:val="334455"/>
+                <w:sz w:val="19"/>
+              </w:rPr>
+              <w:t>symbol, projection</w:t>
+            </w:r>
+            <w:r>
+              <w:rPr/>
+              <w:t xml:space="preserve"> (e.g. </w:t>
+            </w:r>
+            <w:r>
+              <w:rPr>
+                <w:rFonts w:ascii="Consolas" w:hAnsi="Consolas"/>
+                <w:color w:val="334455"/>
+                <w:sz w:val="19"/>
+              </w:rPr>
+              <w:t>fundamental</w:t>
+            </w:r>
+            <w:r>
+              <w:rPr/>
+              <w:t>)</w:t>
+            </w:r>
+          </w:p>
+        </w:tc>
+        <w:tc>
+          <w:tcPr>
+            <w:tcW w:type="dxa" w:w="2880"/>
+          </w:tcPr>
+          <w:p>
+            <w:r/>
+            <w:r>
+              <w:rPr>
+                <w:rFonts w:ascii="Consolas" w:hAnsi="Consolas"/>
+                <w:color w:val="334455"/>
+                <w:sz w:val="19"/>
+              </w:rPr>
+              <w:t>{instruments:[{fundamental, symbol, description, ...}]}</w:t>
+            </w:r>
+          </w:p>
+        </w:tc>
+      </w:tr>
+      <w:tr>
+        <w:tc>
+          <w:tcPr>
+            <w:tcW w:type="dxa" w:w="2880"/>
+            <w:shd w:val="clear" w:color="auto" w:fill="F4F6FA"/>
+          </w:tcPr>
+          <w:p>
+            <w:r/>
+            <w:r>
+              <w:rPr>
+                <w:rFonts w:ascii="Consolas" w:hAnsi="Consolas"/>
+                <w:color w:val="334455"/>
+                <w:sz w:val="19"/>
+              </w:rPr>
+              <w:t>/passthrough</w:t>
+            </w:r>
+          </w:p>
+        </w:tc>
+        <w:tc>
+          <w:tcPr>
+            <w:tcW w:type="dxa" w:w="2880"/>
+            <w:shd w:val="clear" w:color="auto" w:fill="F4F6FA"/>
+          </w:tcPr>
+          <w:p>
+            <w:r/>
+            <w:r>
+              <w:rPr>
+                <w:rFonts w:ascii="Consolas" w:hAnsi="Consolas"/>
+                <w:color w:val="334455"/>
+                <w:sz w:val="19"/>
+              </w:rPr>
+              <w:t>endpoint, params</w:t>
+            </w:r>
+          </w:p>
+        </w:tc>
+        <w:tc>
+          <w:tcPr>
+            <w:tcW w:type="dxa" w:w="2880"/>
+            <w:shd w:val="clear" w:color="auto" w:fill="F4F6FA"/>
+          </w:tcPr>
+          <w:p>
+            <w:r/>
+            <w:r>
+              <w:rPr/>
+              <w:t>Generic marketdata fallback</w:t>
+            </w:r>
+          </w:p>
+        </w:tc>
+      </w:tr>
+    </w:tbl>
+    <w:p/>
+    <w:p>
+      <w:r>
+        <w:rPr/>
+        <w:t xml:space="preserve">All return </w:t>
+      </w:r>
+      <w:r>
+        <w:rPr>
+          <w:rFonts w:ascii="Consolas" w:hAnsi="Consolas"/>
+          <w:color w:val="334455"/>
+          <w:sz w:val="19"/>
+        </w:rPr>
+        <w:t>{status_code, data, error}</w:t>
+      </w:r>
+      <w:r>
+        <w:rPr/>
+        <w:t>.</w:t>
+      </w:r>
+    </w:p>
+    <w:p>
+      <w:pPr>
+        <w:pStyle w:val="Heading2"/>
+      </w:pPr>
+      <w:r>
+        <w:rPr/>
+        <w:t>Trader API</w:t>
+      </w:r>
+    </w:p>
+    <w:tbl>
+      <w:tblPr>
+        <w:tblW w:type="auto" w:w="0"/>
+        <w:jc w:val="left"/>
+        <w:tblLayout w:type="autofit"/>
+        <w:tblLook w:firstColumn="1" w:firstRow="1" w:lastColumn="0" w:lastRow="0" w:noHBand="0" w:noVBand="1" w:val="04A0"/>
+        <w:tblBorders>
+          <w:top w:val="single" w:sz="4" w:space="0" w:color="D8DEE9"/>
+          <w:left w:val="single" w:sz="4" w:space="0" w:color="D8DEE9"/>
+          <w:bottom w:val="single" w:sz="4" w:space="0" w:color="D8DEE9"/>
+          <w:right w:val="single" w:sz="4" w:space="0" w:color="D8DEE9"/>
+          <w:insideH w:val="single" w:sz="4" w:space="0" w:color="D8DEE9"/>
+          <w:insideV w:val="single" w:sz="4" w:space="0" w:color="D8DEE9"/>
+        </w:tblBorders>
+      </w:tblPr>
+      <w:tblGrid>
+        <w:gridCol w:w="2880"/>
+        <w:gridCol w:w="2880"/>
+        <w:gridCol w:w="2880"/>
+      </w:tblGrid>
+      <w:tr>
+        <w:tc>
+          <w:tcPr>
+            <w:tcW w:type="dxa" w:w="2880"/>
+            <w:shd w:val="clear" w:color="auto" w:fill="EAF2FB"/>
+          </w:tcPr>
+          <w:p>
+            <w:r>
+              <w:rPr>
+                <w:b/>
+              </w:rPr>
+            </w:r>
+            <w:r>
+              <w:rPr>
+                <w:b/>
+              </w:rPr>
+              <w:t>Endpoint</w:t>
+            </w:r>
+          </w:p>
+        </w:tc>
+        <w:tc>
+          <w:tcPr>
+            <w:tcW w:type="dxa" w:w="2880"/>
+            <w:shd w:val="clear" w:color="auto" w:fill="EAF2FB"/>
+          </w:tcPr>
+          <w:p>
+            <w:r>
+              <w:rPr>
+                <w:b/>
+              </w:rPr>
+            </w:r>
+            <w:r>
+              <w:rPr>
+                <w:b/>
+              </w:rPr>
+              <w:t>Method</w:t>
+            </w:r>
+          </w:p>
+        </w:tc>
+        <w:tc>
+          <w:tcPr>
+            <w:tcW w:type="dxa" w:w="2880"/>
+            <w:shd w:val="clear" w:color="auto" w:fill="EAF2FB"/>
+          </w:tcPr>
+          <w:p>
+            <w:r>
+              <w:rPr>
+                <w:b/>
+              </w:rPr>
+            </w:r>
+            <w:r>
+              <w:rPr>
+                <w:b/>
+              </w:rPr>
+              <w:t>Returns</w:t>
+            </w:r>
+          </w:p>
+        </w:tc>
+      </w:tr>
+      <w:tr>
+        <w:tc>
+          <w:tcPr>
+            <w:tcW w:type="dxa" w:w="2880"/>
+          </w:tcPr>
+          <w:p>
+            <w:r/>
+            <w:r>
+              <w:rPr>
+                <w:rFonts w:ascii="Consolas" w:hAnsi="Consolas"/>
+                <w:color w:val="334455"/>
+                <w:sz w:val="19"/>
+              </w:rPr>
+              <w:t>/accounts</w:t>
+            </w:r>
+          </w:p>
+        </w:tc>
+        <w:tc>
+          <w:tcPr>
+            <w:tcW w:type="dxa" w:w="2880"/>
+          </w:tcPr>
+          <w:p>
+            <w:r/>
+            <w:r>
+              <w:rPr/>
+              <w:t>GET</w:t>
+            </w:r>
+          </w:p>
+        </w:tc>
+        <w:tc>
+          <w:tcPr>
+            <w:tcW w:type="dxa" w:w="2880"/>
+          </w:tcPr>
+          <w:p>
+            <w:r/>
+            <w:r>
+              <w:rPr>
+                <w:rFonts w:ascii="Consolas" w:hAnsi="Consolas"/>
+                <w:color w:val="334455"/>
+                <w:sz w:val="19"/>
+              </w:rPr>
+              <w:t>[{hashValue, accountNumber, ...}]</w:t>
+            </w:r>
+          </w:p>
+        </w:tc>
+      </w:tr>
+      <w:tr>
+        <w:tc>
+          <w:tcPr>
+            <w:tcW w:type="dxa" w:w="2880"/>
+            <w:shd w:val="clear" w:color="auto" w:fill="F4F6FA"/>
+          </w:tcPr>
+          <w:p>
+            <w:r/>
+            <w:r>
+              <w:rPr>
+                <w:rFonts w:ascii="Consolas" w:hAnsi="Consolas"/>
+                <w:color w:val="334455"/>
+                <w:sz w:val="19"/>
+              </w:rPr>
+              <w:t>/positions/{account_hash}</w:t>
+            </w:r>
+          </w:p>
+        </w:tc>
+        <w:tc>
+          <w:tcPr>
+            <w:tcW w:type="dxa" w:w="2880"/>
+            <w:shd w:val="clear" w:color="auto" w:fill="F4F6FA"/>
+          </w:tcPr>
+          <w:p>
+            <w:r/>
+            <w:r>
+              <w:rPr/>
+              <w:t>GET</w:t>
+            </w:r>
+          </w:p>
+        </w:tc>
+        <w:tc>
+          <w:tcPr>
+            <w:tcW w:type="dxa" w:w="2880"/>
+            <w:shd w:val="clear" w:color="auto" w:fill="F4F6FA"/>
+          </w:tcPr>
+          <w:p>
+            <w:r/>
+            <w:r>
+              <w:rPr/>
+              <w:t>Normalized positions (net qty; options carry underlying)</w:t>
+            </w:r>
+          </w:p>
+        </w:tc>
+      </w:tr>
+      <w:tr>
+        <w:tc>
+          <w:tcPr>
+            <w:tcW w:type="dxa" w:w="2880"/>
+          </w:tcPr>
+          <w:p>
+            <w:r/>
+            <w:r>
+              <w:rPr>
+                <w:rFonts w:ascii="Consolas" w:hAnsi="Consolas"/>
+                <w:color w:val="334455"/>
+                <w:sz w:val="19"/>
+              </w:rPr>
+              <w:t>/transactions/{account_hash}</w:t>
+            </w:r>
+          </w:p>
+        </w:tc>
+        <w:tc>
+          <w:tcPr>
+            <w:tcW w:type="dxa" w:w="2880"/>
+          </w:tcPr>
+          <w:p>
+            <w:r/>
+            <w:r>
+              <w:rPr/>
+              <w:t>GET (</w:t>
+            </w:r>
+            <w:r>
+              <w:rPr>
+                <w:rFonts w:ascii="Consolas" w:hAnsi="Consolas"/>
+                <w:color w:val="334455"/>
+                <w:sz w:val="19"/>
+              </w:rPr>
+              <w:t>start_date, end_date</w:t>
+            </w:r>
+            <w:r>
+              <w:rPr/>
+              <w:t>)</w:t>
+            </w:r>
+          </w:p>
+        </w:tc>
+        <w:tc>
+          <w:tcPr>
+            <w:tcW w:type="dxa" w:w="2880"/>
+          </w:tcPr>
+          <w:p>
+            <w:r/>
+            <w:r>
+              <w:rPr/>
+              <w:t>Normalized TRADE transactions</w:t>
+            </w:r>
+          </w:p>
+        </w:tc>
+      </w:tr>
+      <w:tr>
+        <w:tc>
+          <w:tcPr>
+            <w:tcW w:type="dxa" w:w="2880"/>
+            <w:shd w:val="clear" w:color="auto" w:fill="F4F6FA"/>
+          </w:tcPr>
+          <w:p>
+            <w:r/>
+            <w:r>
+              <w:rPr>
+                <w:rFonts w:ascii="Consolas" w:hAnsi="Consolas"/>
+                <w:color w:val="334455"/>
+                <w:sz w:val="19"/>
+              </w:rPr>
+              <w:t>/orders/{account_hash}</w:t>
+            </w:r>
+          </w:p>
+        </w:tc>
+        <w:tc>
+          <w:tcPr>
+            <w:tcW w:type="dxa" w:w="2880"/>
+            <w:shd w:val="clear" w:color="auto" w:fill="F4F6FA"/>
+          </w:tcPr>
+          <w:p>
+            <w:r/>
+            <w:r>
+              <w:rPr/>
+              <w:t>POST (Schwab order body)</w:t>
+            </w:r>
+          </w:p>
+        </w:tc>
+        <w:tc>
+          <w:tcPr>
+            <w:tcW w:type="dxa" w:w="2880"/>
+            <w:shd w:val="clear" w:color="auto" w:fill="F4F6FA"/>
+          </w:tcPr>
+          <w:p>
+            <w:r/>
+            <w:r>
+              <w:rPr>
+                <w:rFonts w:ascii="Consolas" w:hAnsi="Consolas"/>
+                <w:color w:val="334455"/>
+                <w:sz w:val="19"/>
+              </w:rPr>
+              <w:t>{status: "submitted", status_code, data}</w:t>
+            </w:r>
+          </w:p>
+        </w:tc>
+      </w:tr>
+    </w:tbl>
+    <w:p/>
+    <w:p>
+      <w:pPr>
+        <w:pStyle w:val="Heading2"/>
+      </w:pPr>
+      <w:r>
+        <w:rPr/>
+        <w:t>Trade-stream tracker</w:t>
+      </w:r>
+    </w:p>
+    <w:p>
+      <w:r>
+        <w:rPr/>
+        <w:t>Daemon threads register paper trades and stream option ticks (degrade gracefully if</w:t>
+        <w:br/>
+        <w:t>streaming fails).</w:t>
+      </w:r>
+    </w:p>
+    <w:tbl>
+      <w:tblPr>
+        <w:tblW w:type="auto" w:w="0"/>
+        <w:jc w:val="left"/>
+        <w:tblLayout w:type="autofit"/>
+        <w:tblLook w:firstColumn="1" w:firstRow="1" w:lastColumn="0" w:lastRow="0" w:noHBand="0" w:noVBand="1" w:val="04A0"/>
+        <w:tblBorders>
+          <w:top w:val="single" w:sz="4" w:space="0" w:color="D8DEE9"/>
+          <w:left w:val="single" w:sz="4" w:space="0" w:color="D8DEE9"/>
+          <w:bottom w:val="single" w:sz="4" w:space="0" w:color="D8DEE9"/>
+          <w:right w:val="single" w:sz="4" w:space="0" w:color="D8DEE9"/>
+          <w:insideH w:val="single" w:sz="4" w:space="0" w:color="D8DEE9"/>
+          <w:insideV w:val="single" w:sz="4" w:space="0" w:color="D8DEE9"/>
+        </w:tblBorders>
+      </w:tblPr>
+      <w:tblGrid>
+        <w:gridCol w:w="2880"/>
+        <w:gridCol w:w="2880"/>
+        <w:gridCol w:w="2880"/>
+      </w:tblGrid>
+      <w:tr>
+        <w:tc>
+          <w:tcPr>
+            <w:tcW w:type="dxa" w:w="2880"/>
+            <w:shd w:val="clear" w:color="auto" w:fill="EAF2FB"/>
+          </w:tcPr>
+          <w:p>
+            <w:r>
+              <w:rPr>
+                <w:b/>
+              </w:rPr>
+            </w:r>
+            <w:r>
+              <w:rPr>
+                <w:b/>
+              </w:rPr>
+              <w:t>Endpoint</w:t>
+            </w:r>
+          </w:p>
+        </w:tc>
+        <w:tc>
+          <w:tcPr>
+            <w:tcW w:type="dxa" w:w="2880"/>
+            <w:shd w:val="clear" w:color="auto" w:fill="EAF2FB"/>
+          </w:tcPr>
+          <w:p>
+            <w:r>
+              <w:rPr>
+                <w:b/>
+              </w:rPr>
+            </w:r>
+            <w:r>
+              <w:rPr>
+                <w:b/>
+              </w:rPr>
+              <w:t>Method</w:t>
+            </w:r>
+          </w:p>
+        </w:tc>
+        <w:tc>
+          <w:tcPr>
+            <w:tcW w:type="dxa" w:w="2880"/>
+            <w:shd w:val="clear" w:color="auto" w:fill="EAF2FB"/>
+          </w:tcPr>
+          <w:p>
+            <w:r>
+              <w:rPr>
+                <w:b/>
+              </w:rPr>
+            </w:r>
+            <w:r>
+              <w:rPr>
+                <w:b/>
+              </w:rPr>
+              <w:t>Body</w:t>
+            </w:r>
+          </w:p>
+        </w:tc>
+      </w:tr>
+      <w:tr>
+        <w:tc>
+          <w:tcPr>
+            <w:tcW w:type="dxa" w:w="2880"/>
+          </w:tcPr>
+          <w:p>
+            <w:r/>
+            <w:r>
+              <w:rPr>
+                <w:rFonts w:ascii="Consolas" w:hAnsi="Consolas"/>
+                <w:color w:val="334455"/>
+                <w:sz w:val="19"/>
+              </w:rPr>
+              <w:t>/track</w:t>
+            </w:r>
+          </w:p>
+        </w:tc>
+        <w:tc>
+          <w:tcPr>
+            <w:tcW w:type="dxa" w:w="2880"/>
+          </w:tcPr>
+          <w:p>
+            <w:r/>
+            <w:r>
+              <w:rPr/>
+              <w:t>POST</w:t>
+            </w:r>
+          </w:p>
+        </w:tc>
+        <w:tc>
+          <w:tcPr>
+            <w:tcW w:type="dxa" w:w="2880"/>
+          </w:tcPr>
+          <w:p>
+            <w:r/>
+            <w:r>
+              <w:rPr>
+                <w:rFonts w:ascii="Consolas" w:hAnsi="Consolas"/>
+                <w:color w:val="334455"/>
+                <w:sz w:val="19"/>
+              </w:rPr>
+              <w:t>{trade_id, symbol, strategy, expiration, quantity, entry_credit, short_strike, long_strike, call_short, call_long, target_mid, stop_mid}</w:t>
+            </w:r>
+          </w:p>
+        </w:tc>
+      </w:tr>
+      <w:tr>
+        <w:tc>
+          <w:tcPr>
+            <w:tcW w:type="dxa" w:w="2880"/>
+            <w:shd w:val="clear" w:color="auto" w:fill="F4F6FA"/>
+          </w:tcPr>
+          <w:p>
+            <w:r/>
+            <w:r>
+              <w:rPr>
+                <w:rFonts w:ascii="Consolas" w:hAnsi="Consolas"/>
+                <w:color w:val="334455"/>
+                <w:sz w:val="19"/>
+              </w:rPr>
+              <w:t>/untrack</w:t>
+            </w:r>
+          </w:p>
+        </w:tc>
+        <w:tc>
+          <w:tcPr>
+            <w:tcW w:type="dxa" w:w="2880"/>
+            <w:shd w:val="clear" w:color="auto" w:fill="F4F6FA"/>
+          </w:tcPr>
+          <w:p>
+            <w:r/>
+            <w:r>
+              <w:rPr/>
+              <w:t>POST</w:t>
+            </w:r>
+          </w:p>
+        </w:tc>
+        <w:tc>
+          <w:tcPr>
+            <w:tcW w:type="dxa" w:w="2880"/>
+            <w:shd w:val="clear" w:color="auto" w:fill="F4F6FA"/>
+          </w:tcPr>
+          <w:p>
+            <w:r/>
+            <w:r>
+              <w:rPr>
+                <w:rFonts w:ascii="Consolas" w:hAnsi="Consolas"/>
+                <w:color w:val="334455"/>
+                <w:sz w:val="19"/>
+              </w:rPr>
+              <w:t>{trade_id}</w:t>
+            </w:r>
+          </w:p>
+        </w:tc>
+      </w:tr>
+    </w:tbl>
+    <w:p/>
+    <w:p>
+      <w:r>
+        <w:br/>
+      </w:r>
+    </w:p>
+    <w:p>
+      <w:pPr>
+        <w:pStyle w:val="Heading1"/>
+      </w:pPr>
+      <w:r>
+        <w:rPr/>
+        <w:t>Cache Key Index</w:t>
+      </w:r>
+    </w:p>
+    <w:p>
+      <w:r>
+        <w:rPr/>
+        <w:t>Every Redis key by domain. Views without a strict contract are validated</w:t>
+        <w:br/>
+        <w:t>defensively in compute.</w:t>
+      </w:r>
+    </w:p>
+    <w:p>
+      <w:r>
+        <w:rPr>
+          <w:b/>
+        </w:rPr>
+        <w:t>Sentiment:</w:t>
+      </w:r>
+    </w:p>
+    <w:p>
+      <w:pPr>
+        <w:spacing w:before="80" w:after="160"/>
+        <w:ind w:left="216"/>
+        <w:shd w:val="clear" w:color="auto" w:fill="F4F6FA"/>
+      </w:pPr>
+      <w:r>
+        <w:rPr>
+          <w:rFonts w:ascii="Consolas" w:hAnsi="Consolas"/>
+          <w:color w:val="223344"/>
+          <w:sz w:val="18"/>
+        </w:rPr>
+        <w:t>cache:sentiment:composite          events:sentiment:composite</w:t>
+      </w:r>
+      <w:r>
+        <w:br/>
+      </w:r>
+      <w:r>
+        <w:rPr>
+          <w:rFonts w:ascii="Consolas" w:hAnsi="Consolas"/>
+          <w:color w:val="223344"/>
+          <w:sz w:val="18"/>
+        </w:rPr>
+        <w:t>cache:sentiment:history            (no event)</w:t>
+      </w:r>
+      <w:r>
+        <w:br/>
+      </w:r>
+      <w:r>
+        <w:rPr>
+          <w:rFonts w:ascii="Consolas" w:hAnsi="Consolas"/>
+          <w:color w:val="223344"/>
+          <w:sz w:val="18"/>
+        </w:rPr>
+        <w:t>cache:sentiment:intraday_history   events:sentiment:intraday_history</w:t>
+      </w:r>
+      <w:r>
+        <w:br/>
+      </w:r>
+      <w:r>
+        <w:rPr>
+          <w:rFonts w:ascii="Consolas" w:hAnsi="Consolas"/>
+          <w:color w:val="223344"/>
+          <w:sz w:val="18"/>
+        </w:rPr>
+        <w:t>cache:sentiment:sectors            events:sentiment:sectors</w:t>
+      </w:r>
+      <w:r>
+        <w:br/>
+      </w:r>
+      <w:r>
+        <w:rPr>
+          <w:rFonts w:ascii="Consolas" w:hAnsi="Consolas"/>
+          <w:color w:val="223344"/>
+          <w:sz w:val="18"/>
+        </w:rPr>
+        <w:t>cache:sentiment:rotation           events:sentiment:rotation</w:t>
+      </w:r>
+      <w:r>
+        <w:br/>
+      </w:r>
+      <w:r>
+        <w:rPr>
+          <w:rFonts w:ascii="Consolas" w:hAnsi="Consolas"/>
+          <w:color w:val="223344"/>
+          <w:sz w:val="18"/>
+        </w:rPr>
+        <w:t>cache:sentiment:regime             events:sentiment:regime</w:t>
+      </w:r>
+      <w:r>
+        <w:br/>
+      </w:r>
+      <w:r>
+        <w:rPr>
+          <w:rFonts w:ascii="Consolas" w:hAnsi="Consolas"/>
+          <w:color w:val="223344"/>
+          <w:sz w:val="18"/>
+        </w:rPr>
+        <w:t>cache:sentiment:regime_history     events:sentiment:regime_history</w:t>
+      </w:r>
+      <w:r>
+        <w:br/>
+      </w:r>
+      <w:r>
+        <w:rPr>
+          <w:rFonts w:ascii="Consolas" w:hAnsi="Consolas"/>
+          <w:color w:val="223344"/>
+          <w:sz w:val="18"/>
+        </w:rPr>
+        <w:t>cache:sentiment:momentum           events:sentiment:momentum</w:t>
+      </w:r>
+      <w:r>
+        <w:br/>
+      </w:r>
+      <w:r>
+        <w:rPr>
+          <w:rFonts w:ascii="Consolas" w:hAnsi="Consolas"/>
+          <w:color w:val="223344"/>
+          <w:sz w:val="18"/>
+        </w:rPr>
+        <w:t>cache:sentiment:order_flow         events:sentiment:order_flow</w:t>
+      </w:r>
+      <w:r>
+        <w:br/>
+      </w:r>
+      <w:r>
+        <w:rPr>
+          <w:rFonts w:ascii="Consolas" w:hAnsi="Consolas"/>
+          <w:color w:val="223344"/>
+          <w:sz w:val="18"/>
+        </w:rPr>
+        <w:t>cmd:sentiment</w:t>
+      </w:r>
+    </w:p>
+    <w:p>
+      <w:r>
+        <w:rPr>
+          <w:b/>
+        </w:rPr>
+        <w:t>Options:</w:t>
+      </w:r>
+    </w:p>
+    <w:p>
+      <w:pPr>
+        <w:spacing w:before="80" w:after="160"/>
+        <w:ind w:left="216"/>
+        <w:shd w:val="clear" w:color="auto" w:fill="F4F6FA"/>
+      </w:pPr>
+      <w:r>
+        <w:rPr>
+          <w:rFonts w:ascii="Consolas" w:hAnsi="Consolas"/>
+          <w:color w:val="223344"/>
+          <w:sz w:val="18"/>
+        </w:rPr>
+        <w:t>cache:options:scan             events:options:scan          (ScanResult contract)</w:t>
+      </w:r>
+      <w:r>
+        <w:br/>
+      </w:r>
+      <w:r>
+        <w:rPr>
+          <w:rFonts w:ascii="Consolas" w:hAnsi="Consolas"/>
+          <w:color w:val="223344"/>
+          <w:sz w:val="18"/>
+        </w:rPr>
+        <w:t>cache:options:scan_day         events:options:scan_day      (the DAY UNION the Scanner renders)</w:t>
+      </w:r>
+      <w:r>
+        <w:br/>
+      </w:r>
+      <w:r>
+        <w:rPr>
+          <w:rFonts w:ascii="Consolas" w:hAnsi="Consolas"/>
+          <w:color w:val="223344"/>
+          <w:sz w:val="18"/>
+        </w:rPr>
+        <w:t>cache:options:matrix           events:options:matrix        (Opportunity Board)</w:t>
+      </w:r>
+      <w:r>
+        <w:br/>
+      </w:r>
+      <w:r>
+        <w:rPr>
+          <w:rFonts w:ascii="Consolas" w:hAnsi="Consolas"/>
+          <w:color w:val="223344"/>
+          <w:sz w:val="18"/>
+        </w:rPr>
+        <w:t>cache:options:flow_alerts      events:options:flow_alerts   (Flow Alerts, today only)</w:t>
+      </w:r>
+      <w:r>
+        <w:br/>
+      </w:r>
+      <w:r>
+        <w:rPr>
+          <w:rFonts w:ascii="Consolas" w:hAnsi="Consolas"/>
+          <w:color w:val="223344"/>
+          <w:sz w:val="18"/>
+        </w:rPr>
+        <w:t>cache:options:flow_alert_cooldowns  (uncapped seen-map behind the per-symbol counts)</w:t>
+      </w:r>
+      <w:r>
+        <w:br/>
+      </w:r>
+      <w:r>
+        <w:rPr>
+          <w:rFonts w:ascii="Consolas" w:hAnsi="Consolas"/>
+          <w:color w:val="223344"/>
+          <w:sz w:val="18"/>
+        </w:rPr>
+        <w:t>cache:options:flow_skew        events:options:flow_skew</w:t>
+      </w:r>
+      <w:r>
+        <w:br/>
+      </w:r>
+      <w:r>
+        <w:rPr>
+          <w:rFonts w:ascii="Consolas" w:hAnsi="Consolas"/>
+          <w:color w:val="223344"/>
+          <w:sz w:val="18"/>
+        </w:rPr>
+        <w:t>cache:options:net_premium      events:options:net_premium   (Net Prem subtab, 28 symbols)</w:t>
+      </w:r>
+      <w:r>
+        <w:br/>
+      </w:r>
+      <w:r>
+        <w:rPr>
+          <w:rFonts w:ascii="Consolas" w:hAnsi="Consolas"/>
+          <w:color w:val="223344"/>
+          <w:sz w:val="18"/>
+        </w:rPr>
+        <w:t>cache:options:header           events:options:header</w:t>
+      </w:r>
+      <w:r>
+        <w:br/>
+      </w:r>
+      <w:r>
+        <w:rPr>
+          <w:rFonts w:ascii="Consolas" w:hAnsi="Consolas"/>
+          <w:color w:val="223344"/>
+          <w:sz w:val="18"/>
+        </w:rPr>
+        <w:t>cache:options:swing            events:options:swing</w:t>
+      </w:r>
+      <w:r>
+        <w:br/>
+      </w:r>
+      <w:r>
+        <w:rPr>
+          <w:rFonts w:ascii="Consolas" w:hAnsi="Consolas"/>
+          <w:color w:val="223344"/>
+          <w:sz w:val="18"/>
+        </w:rPr>
+        <w:t>cache:options:paper_account    events:options:paper_account</w:t>
+      </w:r>
+      <w:r>
+        <w:br/>
+      </w:r>
+      <w:r>
+        <w:rPr>
+          <w:rFonts w:ascii="Consolas" w:hAnsi="Consolas"/>
+          <w:color w:val="223344"/>
+          <w:sz w:val="18"/>
+        </w:rPr>
+        <w:t>cache:options:paper_trades     events:options:paper_trades</w:t>
+      </w:r>
+      <w:r>
+        <w:br/>
+      </w:r>
+      <w:r>
+        <w:rPr>
+          <w:rFonts w:ascii="Consolas" w:hAnsi="Consolas"/>
+          <w:color w:val="223344"/>
+          <w:sz w:val="18"/>
+        </w:rPr>
+        <w:t>cache:options:paper_analyze    events:options:paper_analyze</w:t>
+      </w:r>
+      <w:r>
+        <w:br/>
+      </w:r>
+      <w:r>
+        <w:rPr>
+          <w:rFonts w:ascii="Consolas" w:hAnsi="Consolas"/>
+          <w:color w:val="223344"/>
+          <w:sz w:val="18"/>
+        </w:rPr>
+        <w:t>cache:options:captured         events:options:captured</w:t>
+      </w:r>
+      <w:r>
+        <w:br/>
+      </w:r>
+      <w:r>
+        <w:rPr>
+          <w:rFonts w:ascii="Consolas" w:hAnsi="Consolas"/>
+          <w:color w:val="223344"/>
+          <w:sz w:val="18"/>
+        </w:rPr>
+        <w:t>cache:options:captured_flags   events:options:captured_flags</w:t>
+      </w:r>
+      <w:r>
+        <w:br/>
+      </w:r>
+      <w:r>
+        <w:rPr>
+          <w:rFonts w:ascii="Consolas" w:hAnsi="Consolas"/>
+          <w:color w:val="223344"/>
+          <w:sz w:val="18"/>
+        </w:rPr>
+        <w:t>cache:options:gamma            events:options:gamma</w:t>
+      </w:r>
+      <w:r>
+        <w:br/>
+      </w:r>
+      <w:r>
+        <w:rPr>
+          <w:rFonts w:ascii="Consolas" w:hAnsi="Consolas"/>
+          <w:color w:val="223344"/>
+          <w:sz w:val="18"/>
+        </w:rPr>
+        <w:t>cache:options:gamma_explain    events:options:gamma_explain</w:t>
+      </w:r>
+      <w:r>
+        <w:br/>
+      </w:r>
+      <w:r>
+        <w:rPr>
+          <w:rFonts w:ascii="Consolas" w:hAnsi="Consolas"/>
+          <w:color w:val="223344"/>
+          <w:sz w:val="18"/>
+        </w:rPr>
+        <w:t>cache:options:gamma_analyze    events:options:gamma_analyze</w:t>
+      </w:r>
+      <w:r>
+        <w:br/>
+      </w:r>
+      <w:r>
+        <w:rPr>
+          <w:rFonts w:ascii="Consolas" w:hAnsi="Consolas"/>
+          <w:color w:val="223344"/>
+          <w:sz w:val="18"/>
+        </w:rPr>
+        <w:t>cache:options:gamma_symbols    events:options:gamma_symbols</w:t>
+      </w:r>
+      <w:r>
+        <w:br/>
+      </w:r>
+      <w:r>
+        <w:rPr>
+          <w:rFonts w:ascii="Consolas" w:hAnsi="Consolas"/>
+          <w:color w:val="223344"/>
+          <w:sz w:val="18"/>
+        </w:rPr>
+        <w:t>cache:options:gamma_history    events:options:gamma_history</w:t>
+      </w:r>
+      <w:r>
+        <w:br/>
+      </w:r>
+      <w:r>
+        <w:rPr>
+          <w:rFonts w:ascii="Consolas" w:hAnsi="Consolas"/>
+          <w:color w:val="223344"/>
+          <w:sz w:val="18"/>
+        </w:rPr>
+        <w:t>cache:options:gamma_briefings  events:options:gamma_briefings</w:t>
+      </w:r>
+      <w:r>
+        <w:br/>
+      </w:r>
+      <w:r>
+        <w:rPr>
+          <w:rFonts w:ascii="Consolas" w:hAnsi="Consolas"/>
+          <w:color w:val="223344"/>
+          <w:sz w:val="18"/>
+        </w:rPr>
+        <w:t>cache:options:gamma_analyze_premarket | _midday | _close    (per-slot auto briefings)</w:t>
+      </w:r>
+      <w:r>
+        <w:br/>
+      </w:r>
+      <w:r>
+        <w:rPr>
+          <w:rFonts w:ascii="Consolas" w:hAnsi="Consolas"/>
+          <w:color w:val="223344"/>
+          <w:sz w:val="18"/>
+        </w:rPr>
+        <w:t>cache:options:gamma_regime_state</w:t>
+      </w:r>
+      <w:r>
+        <w:br/>
+      </w:r>
+      <w:r>
+        <w:rPr>
+          <w:rFonts w:ascii="Consolas" w:hAnsi="Consolas"/>
+          <w:color w:val="223344"/>
+          <w:sz w:val="18"/>
+        </w:rPr>
+        <w:t>cache:options:market_snapshot  events:options:market_snapshot</w:t>
+      </w:r>
+      <w:r>
+        <w:br/>
+      </w:r>
+      <w:r>
+        <w:rPr>
+          <w:rFonts w:ascii="Consolas" w:hAnsi="Consolas"/>
+          <w:color w:val="223344"/>
+          <w:sz w:val="18"/>
+        </w:rPr>
+        <w:t>cache:options:em_chain         events:options:em_chain      (Expected Move ladders)</w:t>
+      </w:r>
+      <w:r>
+        <w:br/>
+      </w:r>
+      <w:r>
+        <w:rPr>
+          <w:rFonts w:ascii="Consolas" w:hAnsi="Consolas"/>
+          <w:color w:val="223344"/>
+          <w:sz w:val="18"/>
+        </w:rPr>
+        <w:t>cache:options:calc_iv          events:options:calc_iv</w:t>
+      </w:r>
+      <w:r>
+        <w:br/>
+      </w:r>
+      <w:r>
+        <w:rPr>
+          <w:rFonts w:ascii="Consolas" w:hAnsi="Consolas"/>
+          <w:color w:val="223344"/>
+          <w:sz w:val="18"/>
+        </w:rPr>
+        <w:t>cache:options:driver_paper_account    events:options:driver_paper_account</w:t>
+      </w:r>
+      <w:r>
+        <w:br/>
+      </w:r>
+      <w:r>
+        <w:rPr>
+          <w:rFonts w:ascii="Consolas" w:hAnsi="Consolas"/>
+          <w:color w:val="223344"/>
+          <w:sz w:val="18"/>
+        </w:rPr>
+        <w:t>cache:options:driver_paper_perf       events:options:driver_paper_perf</w:t>
+      </w:r>
+      <w:r>
+        <w:br/>
+      </w:r>
+      <w:r>
+        <w:rPr>
+          <w:rFonts w:ascii="Consolas" w:hAnsi="Consolas"/>
+          <w:color w:val="223344"/>
+          <w:sz w:val="18"/>
+        </w:rPr>
+        <w:t>cache:options:driver_paper_analytics  events:options:driver_paper_analytics</w:t>
+      </w:r>
+      <w:r>
+        <w:br/>
+      </w:r>
+      <w:r>
+        <w:rPr>
+          <w:rFonts w:ascii="Consolas" w:hAnsi="Consolas"/>
+          <w:color w:val="223344"/>
+          <w:sz w:val="18"/>
+        </w:rPr>
+        <w:t>cache:options:paper_analytics  events:options:paper_analytics</w:t>
+      </w:r>
+      <w:r>
+        <w:br/>
+      </w:r>
+      <w:r>
+        <w:rPr>
+          <w:rFonts w:ascii="Consolas" w:hAnsi="Consolas"/>
+          <w:color w:val="223344"/>
+          <w:sz w:val="18"/>
+        </w:rPr>
+        <w:t>cache:options:captured_closed  events:options:captured_closed</w:t>
+      </w:r>
+      <w:r>
+        <w:br/>
+      </w:r>
+      <w:r>
+        <w:rPr>
+          <w:rFonts w:ascii="Consolas" w:hAnsi="Consolas"/>
+          <w:color w:val="223344"/>
+          <w:sz w:val="18"/>
+        </w:rPr>
+        <w:t>cache:options:action_alert     events:options:action_alert</w:t>
+      </w:r>
+      <w:r>
+        <w:br/>
+      </w:r>
+      <w:r>
+        <w:rPr>
+          <w:rFonts w:ascii="Consolas" w:hAnsi="Consolas"/>
+          <w:color w:val="223344"/>
+          <w:sz w:val="18"/>
+        </w:rPr>
+        <w:t>cache:options:eod_summary      events:options:eod_summary</w:t>
+      </w:r>
+      <w:r>
+        <w:br/>
+      </w:r>
+      <w:r>
+        <w:rPr>
+          <w:rFonts w:ascii="Consolas" w:hAnsi="Consolas"/>
+          <w:color w:val="223344"/>
+          <w:sz w:val="18"/>
+        </w:rPr>
+        <w:t>cache:options:autoclose_enabled           (Settings toggle)</w:t>
+      </w:r>
+      <w:r>
+        <w:br/>
+      </w:r>
+      <w:r>
+        <w:rPr>
+          <w:rFonts w:ascii="Consolas" w:hAnsi="Consolas"/>
+          <w:color w:val="223344"/>
+          <w:sz w:val="18"/>
+        </w:rPr>
+        <w:t>cache:options:manual_paper_lifecycle      (Settings toggle)</w:t>
+      </w:r>
+      <w:r>
+        <w:br/>
+      </w:r>
+      <w:r>
+        <w:rPr>
+          <w:rFonts w:ascii="Consolas" w:hAnsi="Consolas"/>
+          <w:color w:val="223344"/>
+          <w:sz w:val="18"/>
+        </w:rPr>
+        <w:t>cache:options:notified_scan | :notified_captured    (alert de-duplication)</w:t>
+      </w:r>
+      <w:r>
+        <w:br/>
+      </w:r>
+      <w:r>
+        <w:rPr>
+          <w:rFonts w:ascii="Consolas" w:hAnsi="Consolas"/>
+          <w:color w:val="223344"/>
+          <w:sz w:val="18"/>
+        </w:rPr>
+        <w:t>cache:options:eth_eligible</w:t>
+      </w:r>
+      <w:r>
+        <w:br/>
+      </w:r>
+      <w:r>
+        <w:rPr>
+          <w:rFonts w:ascii="Consolas" w:hAnsi="Consolas"/>
+          <w:color w:val="223344"/>
+          <w:sz w:val="18"/>
+        </w:rPr>
+        <w:t>cache:options:sim_meta         events:options:sim_meta</w:t>
+      </w:r>
+      <w:r>
+        <w:br/>
+      </w:r>
+      <w:r>
+        <w:rPr>
+          <w:rFonts w:ascii="Consolas" w:hAnsi="Consolas"/>
+          <w:color w:val="223344"/>
+          <w:sz w:val="18"/>
+        </w:rPr>
+        <w:t>cache:options:sim_result       events:options:sim_result</w:t>
+      </w:r>
+      <w:r>
+        <w:br/>
+      </w:r>
+      <w:r>
+        <w:rPr>
+          <w:rFonts w:ascii="Consolas" w:hAnsi="Consolas"/>
+          <w:color w:val="223344"/>
+          <w:sz w:val="18"/>
+        </w:rPr>
+        <w:t>cache:options:sim_replay       events:options:sim_replay</w:t>
+      </w:r>
+      <w:r>
+        <w:br/>
+      </w:r>
+      <w:r>
+        <w:rPr>
+          <w:rFonts w:ascii="Consolas" w:hAnsi="Consolas"/>
+          <w:color w:val="223344"/>
+          <w:sz w:val="18"/>
+        </w:rPr>
+        <w:t>cache:options:calc_chain       events:options:calc_chain</w:t>
+      </w:r>
+      <w:r>
+        <w:br/>
+      </w:r>
+      <w:r>
+        <w:rPr>
+          <w:rFonts w:ascii="Consolas" w:hAnsi="Consolas"/>
+          <w:color w:val="223344"/>
+          <w:sz w:val="18"/>
+        </w:rPr>
+        <w:t>cache:options:calc_result      events:options:calc_result</w:t>
+      </w:r>
+      <w:r>
+        <w:br/>
+      </w:r>
+      <w:r>
+        <w:rPr>
+          <w:rFonts w:ascii="Consolas" w:hAnsi="Consolas"/>
+          <w:color w:val="223344"/>
+          <w:sz w:val="18"/>
+        </w:rPr>
+        <w:t>cache:options:gex_status       events:options:gex_status</w:t>
+      </w:r>
+      <w:r>
+        <w:br/>
+      </w:r>
+      <w:r>
+        <w:rPr>
+          <w:rFonts w:ascii="Consolas" w:hAnsi="Consolas"/>
+          <w:color w:val="223344"/>
+          <w:sz w:val="18"/>
+        </w:rPr>
+        <w:t>cache:options:expected_move    events:options:expected_move</w:t>
+      </w:r>
+      <w:r>
+        <w:br/>
+      </w:r>
+      <w:r>
+        <w:rPr>
+          <w:rFonts w:ascii="Consolas" w:hAnsi="Consolas"/>
+          <w:color w:val="223344"/>
+          <w:sz w:val="18"/>
+        </w:rPr>
+        <w:t>cache:options:rescue:&lt;position_id&gt;   events:options:rescue:&lt;position_id&gt;   (RescueAdvisory contract)</w:t>
+      </w:r>
+      <w:r>
+        <w:br/>
+      </w:r>
+      <w:r>
+        <w:rPr>
+          <w:rFonts w:ascii="Consolas" w:hAnsi="Consolas"/>
+          <w:color w:val="223344"/>
+          <w:sz w:val="18"/>
+        </w:rPr>
+        <w:t>cache:options:rescue_summary   events:options:rescue_summary</w:t>
+      </w:r>
+      <w:r>
+        <w:br/>
+      </w:r>
+      <w:r>
+        <w:rPr>
+          <w:rFonts w:ascii="Consolas" w:hAnsi="Consolas"/>
+          <w:color w:val="223344"/>
+          <w:sz w:val="18"/>
+        </w:rPr>
+        <w:t>cmd:options</w:t>
+      </w:r>
+    </w:p>
+    <w:p>
+      <w:r>
+        <w:rPr>
+          <w:b/>
+        </w:rPr>
+        <w:t>Trade / Portfolio / Driver / Market:</w:t>
+      </w:r>
+    </w:p>
+    <w:p>
+      <w:pPr>
+        <w:spacing w:before="80" w:after="160"/>
+        <w:ind w:left="216"/>
+        <w:shd w:val="clear" w:color="auto" w:fill="F4F6FA"/>
+      </w:pPr>
+      <w:r>
+        <w:rPr>
+          <w:rFonts w:ascii="Consolas" w:hAnsi="Consolas"/>
+          <w:color w:val="223344"/>
+          <w:sz w:val="18"/>
+        </w:rPr>
+        <w:t>cache:trade:analysis           events:trade:analysis          (TradeAnalysis)</w:t>
+      </w:r>
+      <w:r>
+        <w:br/>
+      </w:r>
+      <w:r>
+        <w:rPr>
+          <w:rFonts w:ascii="Consolas" w:hAnsi="Consolas"/>
+          <w:color w:val="223344"/>
+          <w:sz w:val="18"/>
+        </w:rPr>
+        <w:t>cache:trade:deepdive           events:trade:deepdive</w:t>
+      </w:r>
+      <w:r>
+        <w:br/>
+      </w:r>
+      <w:r>
+        <w:rPr>
+          <w:rFonts w:ascii="Consolas" w:hAnsi="Consolas"/>
+          <w:color w:val="223344"/>
+          <w:sz w:val="18"/>
+        </w:rPr>
+        <w:t>cache:trade:deepdive_query     events:trade:deepdive_query</w:t>
+      </w:r>
+      <w:r>
+        <w:br/>
+      </w:r>
+      <w:r>
+        <w:rPr>
+          <w:rFonts w:ascii="Consolas" w:hAnsi="Consolas"/>
+          <w:color w:val="223344"/>
+          <w:sz w:val="18"/>
+        </w:rPr>
+        <w:t>cache:trade:markov_prior       cache:trade:universe_factors</w:t>
+      </w:r>
+      <w:r>
+        <w:br/>
+      </w:r>
+      <w:r>
+        <w:rPr>
+          <w:rFonts w:ascii="Consolas" w:hAnsi="Consolas"/>
+          <w:color w:val="223344"/>
+          <w:sz w:val="18"/>
+        </w:rPr>
+        <w:t>cache:portfolio:positions      events:portfolio:positions     (PortfolioModel)</w:t>
+      </w:r>
+      <w:r>
+        <w:br/>
+      </w:r>
+      <w:r>
+        <w:rPr>
+          <w:rFonts w:ascii="Consolas" w:hAnsi="Consolas"/>
+          <w:color w:val="223344"/>
+          <w:sz w:val="18"/>
+        </w:rPr>
+        <w:t>cache:driver:control           events:driver:control          (DriverControl)</w:t>
+      </w:r>
+      <w:r>
+        <w:br/>
+      </w:r>
+      <w:r>
+        <w:rPr>
+          <w:rFonts w:ascii="Consolas" w:hAnsi="Consolas"/>
+          <w:color w:val="223344"/>
+          <w:sz w:val="18"/>
+        </w:rPr>
+        <w:t>cache:driver:autonomous        events:driver:autonomous       (AutonomousState)</w:t>
+      </w:r>
+      <w:r>
+        <w:br/>
+      </w:r>
+      <w:r>
+        <w:rPr>
+          <w:rFonts w:ascii="Consolas" w:hAnsi="Consolas"/>
+          <w:color w:val="223344"/>
+          <w:sz w:val="18"/>
+        </w:rPr>
+        <w:t>cache:market:dashboard         events:market:dashboard        (MarketDashboard)</w:t>
+      </w:r>
+      <w:r>
+        <w:br/>
+      </w:r>
+      <w:r>
+        <w:rPr>
+          <w:rFonts w:ascii="Consolas" w:hAnsi="Consolas"/>
+          <w:color w:val="223344"/>
+          <w:sz w:val="18"/>
+        </w:rPr>
+        <w:t>cache:market:summary           events:market:summary          (MarketSummary)</w:t>
+      </w:r>
+      <w:r>
+        <w:br/>
+      </w:r>
+      <w:r>
+        <w:rPr>
+          <w:rFonts w:ascii="Consolas" w:hAnsi="Consolas"/>
+          <w:color w:val="223344"/>
+          <w:sz w:val="18"/>
+        </w:rPr>
+        <w:t>cache:market:summary_enabled                                  (ticker/Claude toggle)</w:t>
+      </w:r>
+      <w:r>
+        <w:br/>
+      </w:r>
+      <w:r>
+        <w:rPr>
+          <w:rFonts w:ascii="Consolas" w:hAnsi="Consolas"/>
+          <w:color w:val="223344"/>
+          <w:sz w:val="18"/>
+        </w:rPr>
+        <w:t>cmd:trade   cmd:portfolio   cmd:driver   cmd:market</w:t>
+      </w:r>
+    </w:p>
+    <w:p>
+      <w:pPr>
+        <w:pStyle w:val="IntenseQuote"/>
+      </w:pPr>
+      <w:r>
+        <w:rPr>
+          <w:rFonts w:ascii="Consolas" w:hAnsi="Consolas"/>
+          <w:color w:val="334455"/>
+          <w:sz w:val="19"/>
+        </w:rPr>
+        <w:t>cache:driver:approvals</w:t>
+      </w:r>
+      <w:r>
+        <w:rPr>
+          <w:b/>
+        </w:rPr>
+        <w:t xml:space="preserve"> and </w:t>
+      </w:r>
+      <w:r>
+        <w:rPr>
+          <w:rFonts w:ascii="Consolas" w:hAnsi="Consolas"/>
+          <w:color w:val="334455"/>
+          <w:sz w:val="19"/>
+        </w:rPr>
+        <w:t>cache:driver:performance</w:t>
+      </w:r>
+      <w:r>
+        <w:rPr>
+          <w:b/>
+        </w:rPr>
+        <w:t xml:space="preserve"> no longer exist</w:t>
+      </w:r>
+      <w:r>
+        <w:rPr/>
+        <w:t xml:space="preserve"> — they</w:t>
+        <w:br/>
+        <w:t>belonged to the order-approval queue removed in July 2026. The driver's realized</w:t>
+        <w:br/>
+        <w:t>performance now lives in its isolated paper book under</w:t>
+        <w:br/>
+      </w:r>
+      <w:r>
+        <w:rPr>
+          <w:rFonts w:ascii="Consolas" w:hAnsi="Consolas"/>
+          <w:color w:val="334455"/>
+          <w:sz w:val="19"/>
+        </w:rPr>
+        <w:t>cache:options:driver_paper_account</w:t>
+      </w:r>
+      <w:r>
+        <w:rPr/>
+        <w:t xml:space="preserve"> and </w:t>
+      </w:r>
+      <w:r>
+        <w:rPr>
+          <w:rFonts w:ascii="Consolas" w:hAnsi="Consolas"/>
+          <w:color w:val="334455"/>
+          <w:sz w:val="19"/>
+        </w:rPr>
+        <w:t>:driver_paper_perf</w:t>
+      </w:r>
+      <w:r>
+        <w:rPr/>
+        <w:t>, published by</w:t>
+        <w:br/>
+      </w:r>
+      <w:r>
+        <w:rPr>
+          <w:rFonts w:ascii="Consolas" w:hAnsi="Consolas"/>
+          <w:color w:val="334455"/>
+          <w:sz w:val="19"/>
+        </w:rPr>
+        <w:t>options_svc</w:t>
+      </w:r>
+      <w:r>
+        <w:rPr/>
+        <w:t xml:space="preserve"> rather than </w:t>
+      </w:r>
+      <w:r>
+        <w:rPr>
+          <w:rFonts w:ascii="Consolas" w:hAnsi="Consolas"/>
+          <w:color w:val="334455"/>
+          <w:sz w:val="19"/>
+        </w:rPr>
+        <w:t>driver_svc</w:t>
+      </w:r>
+      <w:r>
+        <w:rPr/>
+        <w:t>.</w:t>
+      </w:r>
+    </w:p>
+    <w:p>
+      <w:r>
+        <w:br/>
+      </w:r>
+    </w:p>
+    <w:p>
+      <w:pPr>
+        <w:pStyle w:val="Heading1"/>
+      </w:pPr>
+      <w:r>
+        <w:rPr/>
+        <w:t>Service Scaffold</w:t>
+      </w:r>
+    </w:p>
+    <w:p>
+      <w:r>
+        <w:rPr>
+          <w:b/>
+        </w:rPr>
+        <w:t>File:</w:t>
+      </w:r>
+      <w:r>
+        <w:rPr/>
+        <w:t xml:space="preserve"> </w:t>
+      </w:r>
+      <w:r>
+        <w:rPr>
+          <w:rFonts w:ascii="Consolas" w:hAnsi="Consolas"/>
+          <w:color w:val="334455"/>
+          <w:sz w:val="19"/>
+        </w:rPr>
+        <w:t>services/_scaffold.py</w:t>
+      </w:r>
+      <w:r>
+        <w:rPr/>
+        <w:t>. Each service is one call:</w:t>
+      </w:r>
+    </w:p>
+    <w:p>
+      <w:pPr>
+        <w:spacing w:before="80" w:after="160"/>
+        <w:ind w:left="216"/>
+        <w:shd w:val="clear" w:color="auto" w:fill="F4F6FA"/>
+      </w:pPr>
+      <w:r>
+        <w:rPr>
+          <w:rFonts w:ascii="Consolas" w:hAnsi="Consolas"/>
+          <w:color w:val="223344"/>
+          <w:sz w:val="18"/>
+        </w:rPr>
+        <w:t>app = make_app(</w:t>
+      </w:r>
+      <w:r>
+        <w:br/>
+      </w:r>
+      <w:r>
+        <w:rPr>
+          <w:rFonts w:ascii="Consolas" w:hAnsi="Consolas"/>
+          <w:color w:val="223344"/>
+          <w:sz w:val="18"/>
+        </w:rPr>
+        <w:t xml:space="preserve">    "trade",</w:t>
+      </w:r>
+      <w:r>
+        <w:br/>
+      </w:r>
+      <w:r>
+        <w:rPr>
+          <w:rFonts w:ascii="Consolas" w:hAnsi="Consolas"/>
+          <w:color w:val="223344"/>
+          <w:sz w:val="18"/>
+        </w:rPr>
+        <w:t xml:space="preserve">    scheduler=scheduler.loop,              # optional async def loop(bus)</w:t>
+      </w:r>
+      <w:r>
+        <w:br/>
+      </w:r>
+      <w:r>
+        <w:rPr>
+          <w:rFonts w:ascii="Consolas" w:hAnsi="Consolas"/>
+          <w:color w:val="223344"/>
+          <w:sz w:val="18"/>
+        </w:rPr>
+        <w:t xml:space="preserve">    command_handler=handlers.handle_command,  # optional callable(bus, command)</w:t>
+      </w:r>
+      <w:r>
+        <w:br/>
+      </w:r>
+      <w:r>
+        <w:rPr>
+          <w:rFonts w:ascii="Consolas" w:hAnsi="Consolas"/>
+          <w:color w:val="223344"/>
+          <w:sz w:val="18"/>
+        </w:rPr>
+        <w:t>)</w:t>
+      </w:r>
+    </w:p>
+    <w:p>
+      <w:r>
+        <w:rPr/>
+        <w:t>The scaffold provides:</w:t>
+      </w:r>
+    </w:p>
+    <w:p>
+      <w:pPr>
+        <w:pStyle w:val="ListNumber"/>
+      </w:pPr>
+      <w:r>
+        <w:rPr>
+          <w:b/>
+        </w:rPr>
+        <w:t>Lifespan</w:t>
+      </w:r>
+      <w:r>
+        <w:t xml:space="preserve"> — creates the </w:t>
+      </w:r>
+      <w:r>
+        <w:rPr>
+          <w:rFonts w:ascii="Consolas" w:hAnsi="Consolas"/>
+          <w:color w:val="334455"/>
+          <w:sz w:val="19"/>
+        </w:rPr>
+        <w:t>Bus</w:t>
+      </w:r>
+      <w:r>
+        <w:t xml:space="preserve"> (Redis, or </w:t>
+      </w:r>
+      <w:r>
+        <w:rPr>
+          <w:rFonts w:ascii="Consolas" w:hAnsi="Consolas"/>
+          <w:color w:val="334455"/>
+          <w:sz w:val="19"/>
+        </w:rPr>
+        <w:t>fakeredis</w:t>
+      </w:r>
+      <w:r>
+        <w:t xml:space="preserve"> under pytest), spawns the</w:t>
+        <w:br/>
+        <w:t xml:space="preserve">   scheduler task and the command-consumer loop, and cancels both on shutdown.</w:t>
+      </w:r>
+    </w:p>
+    <w:p>
+      <w:pPr>
+        <w:pStyle w:val="ListNumber"/>
+      </w:pPr>
+      <w:r>
+        <w:rPr>
+          <w:b/>
+        </w:rPr>
+        <w:t>Command consumer</w:t>
+      </w:r>
+      <w:r>
+        <w:t xml:space="preserve"> — </w:t>
+      </w:r>
+      <w:r>
+        <w:rPr>
+          <w:rFonts w:ascii="Consolas" w:hAnsi="Consolas"/>
+          <w:color w:val="334455"/>
+          <w:sz w:val="19"/>
+        </w:rPr>
+        <w:t>consume_commands("cmd:{domain}", group="{domain}-svc",</w:t>
+        <w:br/>
+        <w:t xml:space="preserve">   consumer="c1")</w:t>
+      </w:r>
+      <w:r>
+        <w:t>, blocking 50 ms per poll, up to 10 messages per batch; dispatches</w:t>
+        <w:br/>
+        <w:t xml:space="preserve">   to the handler via an executor; acks after the handler returns; swallows and logs</w:t>
+        <w:br/>
+        <w:t xml:space="preserve">   handler exceptions.</w:t>
+      </w:r>
+    </w:p>
+    <w:p>
+      <w:pPr>
+        <w:pStyle w:val="ListNumber"/>
+      </w:pPr>
+      <w:r>
+        <w:rPr>
+          <w:b/>
+        </w:rPr>
+        <w:t>Health</w:t>
+      </w:r>
+      <w:r>
+        <w:t xml:space="preserve"> — </w:t>
+      </w:r>
+      <w:r>
+        <w:rPr>
+          <w:rFonts w:ascii="Consolas" w:hAnsi="Consolas"/>
+          <w:color w:val="334455"/>
+          <w:sz w:val="19"/>
+        </w:rPr>
+        <w:t>GET /health</w:t>
+      </w:r>
+      <w:r>
+        <w:t xml:space="preserve"> → </w:t>
+      </w:r>
+      <w:r>
+        <w:rPr>
+          <w:rFonts w:ascii="Consolas" w:hAnsi="Consolas"/>
+          <w:color w:val="334455"/>
+          <w:sz w:val="19"/>
+        </w:rPr>
+        <w:t>{"domain": ..., "up": true}</w:t>
+      </w:r>
+      <w:r>
+        <w:t>.</w:t>
+      </w:r>
+    </w:p>
+    <w:p>
+      <w:pPr>
+        <w:pStyle w:val="IntenseQuote"/>
+      </w:pPr>
+      <w:r>
+        <w:rPr>
+          <w:b/>
+        </w:rPr>
+        <w:t>Process isolation matters.</w:t>
+      </w:r>
+      <w:r>
+        <w:rPr/>
+        <w:t xml:space="preserve"> Several app folders expose same-named top-level</w:t>
+        <w:br/>
+        <w:t>modules (</w:t>
+      </w:r>
+      <w:r>
+        <w:rPr>
+          <w:rFonts w:ascii="Consolas" w:hAnsi="Consolas"/>
+          <w:color w:val="334455"/>
+          <w:sz w:val="19"/>
+        </w:rPr>
+        <w:t>config</w:t>
+      </w:r>
+      <w:r>
+        <w:rPr/>
+        <w:t xml:space="preserve">, </w:t>
+      </w:r>
+      <w:r>
+        <w:rPr>
+          <w:rFonts w:ascii="Consolas" w:hAnsi="Consolas"/>
+          <w:color w:val="334455"/>
+          <w:sz w:val="19"/>
+        </w:rPr>
+        <w:t>scoring</w:t>
+      </w:r>
+      <w:r>
+        <w:rPr/>
+        <w:t xml:space="preserve">, </w:t>
+      </w:r>
+      <w:r>
+        <w:rPr>
+          <w:rFonts w:ascii="Consolas" w:hAnsi="Consolas"/>
+          <w:color w:val="334455"/>
+          <w:sz w:val="19"/>
+        </w:rPr>
+        <w:t>notifier</w:t>
+      </w:r>
+      <w:r>
+        <w:rPr/>
+        <w:t xml:space="preserve">, </w:t>
+      </w:r>
+      <w:r>
+        <w:rPr>
+          <w:rFonts w:ascii="Consolas" w:hAnsi="Consolas"/>
+          <w:color w:val="334455"/>
+          <w:sz w:val="19"/>
+        </w:rPr>
+        <w:t>src</w:t>
+      </w:r>
+      <w:r>
+        <w:rPr/>
+        <w:t>). Running two service test suites</w:t>
+        <w:br/>
+        <w:t xml:space="preserve">in one process re-triggers those collisions — run service suites </w:t>
+      </w:r>
+      <w:r>
+        <w:rPr>
+          <w:b/>
+        </w:rPr>
+        <w:t>one folder at a</w:t>
+        <w:br/>
+        <w:t>time</w:t>
+      </w:r>
+      <w:r>
+        <w:rPr/>
+        <w:t>.</w:t>
+      </w:r>
+    </w:p>
+    <w:p>
+      <w:r>
+        <w:br/>
+      </w:r>
+    </w:p>
+    <w:p>
+      <w:pPr>
+        <w:pStyle w:val="Heading1"/>
+      </w:pPr>
+      <w:r>
+        <w:rPr/>
+        <w:t>End-to-End Flow Example</w:t>
+      </w:r>
+    </w:p>
+    <w:p>
+      <w:r>
+        <w:rPr>
+          <w:b/>
+        </w:rPr>
+        <w:t>User clicks "Analyze SPY" on the Trade page:</w:t>
+      </w:r>
+    </w:p>
+    <w:p>
+      <w:pPr>
+        <w:pStyle w:val="ListNumber"/>
+      </w:pPr>
+      <w:r>
+        <w:t xml:space="preserve">GUI: </w:t>
+      </w:r>
+      <w:r>
+        <w:rPr>
+          <w:rFonts w:ascii="Consolas" w:hAnsi="Consolas"/>
+          <w:color w:val="334455"/>
+          <w:sz w:val="19"/>
+        </w:rPr>
+        <w:t>bus.enqueue_command("cmd:trade", {"type": "analyze", "args": {"symbol": "SPY"}})</w:t>
+      </w:r>
+      <w:r>
+        <w:t>.</w:t>
+      </w:r>
+    </w:p>
+    <w:p>
+      <w:pPr>
+        <w:pStyle w:val="ListNumber"/>
+      </w:pPr>
+      <w:r>
+        <w:t xml:space="preserve">The command lands in Redis Stream </w:t>
+      </w:r>
+      <w:r>
+        <w:rPr>
+          <w:rFonts w:ascii="Consolas" w:hAnsi="Consolas"/>
+          <w:color w:val="334455"/>
+          <w:sz w:val="19"/>
+        </w:rPr>
+        <w:t>cmd:trade</w:t>
+      </w:r>
+      <w:r>
+        <w:t xml:space="preserve">; the consumer group </w:t>
+      </w:r>
+      <w:r>
+        <w:rPr>
+          <w:rFonts w:ascii="Consolas" w:hAnsi="Consolas"/>
+          <w:color w:val="334455"/>
+          <w:sz w:val="19"/>
+        </w:rPr>
+        <w:t>trade-svc</w:t>
+      </w:r>
+      <w:r>
+        <w:br/>
+        <w:t xml:space="preserve">   is auto-created on first poll.</w:t>
+      </w:r>
+    </w:p>
+    <w:p>
+      <w:pPr>
+        <w:pStyle w:val="ListNumber"/>
+      </w:pPr>
+      <w:r>
+        <w:t>The trade service consumer reads it and dispatches to</w:t>
+        <w:br/>
+        <w:t xml:space="preserve">   </w:t>
+      </w:r>
+      <w:r>
+        <w:rPr>
+          <w:rFonts w:ascii="Consolas" w:hAnsi="Consolas"/>
+          <w:color w:val="334455"/>
+          <w:sz w:val="19"/>
+        </w:rPr>
+        <w:t>handlers.handle_command(bus, command)</w:t>
+      </w:r>
+      <w:r>
+        <w:t>.</w:t>
+      </w:r>
+    </w:p>
+    <w:p>
+      <w:pPr>
+        <w:pStyle w:val="ListNumber"/>
+      </w:pPr>
+      <w:r>
+        <w:t xml:space="preserve">The handler runs </w:t>
+      </w:r>
+      <w:r>
+        <w:rPr>
+          <w:rFonts w:ascii="Consolas" w:hAnsi="Consolas"/>
+          <w:color w:val="334455"/>
+          <w:sz w:val="19"/>
+        </w:rPr>
+        <w:t>compute.analyze("SPY")</w:t>
+      </w:r>
+      <w:r>
+        <w:t xml:space="preserve"> → a result dict (price, bias, momentum,</w:t>
+        <w:br/>
+        <w:t xml:space="preserve">   verdicts, fundamentals, errors).</w:t>
+      </w:r>
+    </w:p>
+    <w:p>
+      <w:pPr>
+        <w:pStyle w:val="ListNumber"/>
+      </w:pPr>
+      <w:r>
+        <w:t xml:space="preserve">The dict is projected onto the </w:t>
+      </w:r>
+      <w:r>
+        <w:rPr>
+          <w:rFonts w:ascii="Consolas" w:hAnsi="Consolas"/>
+          <w:color w:val="334455"/>
+          <w:sz w:val="19"/>
+        </w:rPr>
+        <w:t>TradeAnalysis</w:t>
+      </w:r>
+      <w:r>
+        <w:t xml:space="preserve"> contract (defaults filled, types</w:t>
+        <w:br/>
+        <w:t xml:space="preserve">   validated).</w:t>
+      </w:r>
+    </w:p>
+    <w:p>
+      <w:pPr>
+        <w:pStyle w:val="ListNumber"/>
+      </w:pPr>
+      <w:r>
+        <w:rPr>
+          <w:rFonts w:ascii="Consolas" w:hAnsi="Consolas"/>
+          <w:color w:val="334455"/>
+          <w:sz w:val="19"/>
+        </w:rPr>
+        <w:t>bus.cache_set("cache:trade:analysis", payload, event="events:trade:analysis")</w:t>
+      </w:r>
+      <w:r>
+        <w:br/>
+        <w:t xml:space="preserve">   increments </w:t>
+      </w:r>
+      <w:r>
+        <w:rPr>
+          <w:rFonts w:ascii="Consolas" w:hAnsi="Consolas"/>
+          <w:color w:val="334455"/>
+          <w:sz w:val="19"/>
+        </w:rPr>
+        <w:t>cache:trade:analysis:ver</w:t>
+      </w:r>
+      <w:r>
+        <w:t>, stores the envelope, publishes the version.</w:t>
+      </w:r>
+    </w:p>
+    <w:p>
+      <w:pPr>
+        <w:pStyle w:val="ListNumber"/>
+      </w:pPr>
+      <w:r>
+        <w:t>The message is acked.</w:t>
+      </w:r>
+    </w:p>
+    <w:p>
+      <w:pPr>
+        <w:pStyle w:val="ListNumber"/>
+      </w:pPr>
+      <w:r>
+        <w:t xml:space="preserve">The GUI's 1 s version-poll sees the new version, reads </w:t>
+      </w:r>
+      <w:r>
+        <w:rPr>
+          <w:rFonts w:ascii="Consolas" w:hAnsi="Consolas"/>
+          <w:color w:val="334455"/>
+          <w:sz w:val="19"/>
+        </w:rPr>
+        <w:t>cache:trade:analysis</w:t>
+      </w:r>
+      <w:r>
+        <w:t>, and</w:t>
+        <w:br/>
+        <w:t xml:space="preserve">   repaints the verdict cards.</w:t>
+      </w:r>
+    </w:p>
+    <w:p>
+      <w:r>
+        <w:rPr/>
+        <w:t>A developer can drive this entire path headlessly — bypassing the browser — with:</w:t>
+      </w:r>
+    </w:p>
+    <w:p>
+      <w:pPr>
+        <w:spacing w:before="80" w:after="160"/>
+        <w:ind w:left="216"/>
+        <w:shd w:val="clear" w:color="auto" w:fill="F4F6FA"/>
+      </w:pPr>
+      <w:r>
+        <w:rPr>
+          <w:rFonts w:ascii="Consolas" w:hAnsi="Consolas"/>
+          <w:color w:val="223344"/>
+          <w:sz w:val="18"/>
+        </w:rPr>
+        <w:t>from shared.bus import Bus</w:t>
+      </w:r>
+      <w:r>
+        <w:br/>
+      </w:r>
+      <w:r>
+        <w:rPr>
+          <w:rFonts w:ascii="Consolas" w:hAnsi="Consolas"/>
+          <w:color w:val="223344"/>
+          <w:sz w:val="18"/>
+        </w:rPr>
+        <w:t>bus = Bus()</w:t>
+      </w:r>
+      <w:r>
+        <w:br/>
+      </w:r>
+      <w:r>
+        <w:rPr>
+          <w:rFonts w:ascii="Consolas" w:hAnsi="Consolas"/>
+          <w:color w:val="223344"/>
+          <w:sz w:val="18"/>
+        </w:rPr>
+        <w:t>bus.enqueue_command("cmd:trade", {"type": "analyze", "args": {"symbol": "SPY"}})</w:t>
+      </w:r>
+      <w:r>
+        <w:br/>
+      </w:r>
+      <w:r>
+        <w:rPr>
+          <w:rFonts w:ascii="Consolas" w:hAnsi="Consolas"/>
+          <w:color w:val="223344"/>
+          <w:sz w:val="18"/>
+        </w:rPr>
+        <w:t># ...wait briefly...</w:t>
+      </w:r>
+      <w:r>
+        <w:br/>
+      </w:r>
+      <w:r>
+        <w:rPr>
+          <w:rFonts w:ascii="Consolas" w:hAnsi="Consolas"/>
+          <w:color w:val="223344"/>
+          <w:sz w:val="18"/>
+        </w:rPr>
+        <w:t>env = bus.cache_get("cache:trade:analysis")</w:t>
+      </w:r>
+      <w:r>
+        <w:br/>
+      </w:r>
+      <w:r>
+        <w:rPr>
+          <w:rFonts w:ascii="Consolas" w:hAnsi="Consolas"/>
+          <w:color w:val="223344"/>
+          <w:sz w:val="18"/>
+        </w:rPr>
+        <w:t>print(env.payload)</w:t>
+      </w:r>
+    </w:p>
+    <w:p>
+      <w:r>
+        <w:br/>
+      </w:r>
+    </w:p>
+    <w:p>
+      <w:pPr>
+        <w:pStyle w:val="Heading1"/>
+      </w:pPr>
+      <w:r>
+        <w:rPr/>
+        <w:t>Ports &amp; Paths</w:t>
+      </w:r>
+    </w:p>
+    <w:p>
+      <w:r>
+        <w:rPr>
+          <w:rFonts w:ascii="Consolas" w:hAnsi="Consolas"/>
+          <w:color w:val="334455"/>
+          <w:sz w:val="19"/>
+        </w:rPr>
+        <w:t>repo_paths.py</w:t>
+      </w:r>
+      <w:r>
+        <w:rPr/>
+        <w:t xml:space="preserve"> (reading </w:t>
+      </w:r>
+      <w:r>
+        <w:rPr>
+          <w:rFonts w:ascii="Consolas" w:hAnsi="Consolas"/>
+          <w:color w:val="334455"/>
+          <w:sz w:val="19"/>
+        </w:rPr>
+        <w:t>config/ports.toml</w:t>
+      </w:r>
+      <w:r>
+        <w:rPr/>
+        <w:t>) is the single source of truth — never</w:t>
+        <w:br/>
+        <w:t xml:space="preserve">hard-code ports or </w:t>
+      </w:r>
+      <w:r>
+        <w:rPr>
+          <w:rFonts w:ascii="Consolas" w:hAnsi="Consolas"/>
+          <w:color w:val="334455"/>
+          <w:sz w:val="19"/>
+        </w:rPr>
+        <w:t>D:\</w:t>
+      </w:r>
+      <w:r>
+        <w:rPr/>
+        <w:t xml:space="preserve"> paths.</w:t>
+      </w:r>
+    </w:p>
+    <w:tbl>
+      <w:tblPr>
+        <w:tblW w:type="auto" w:w="0"/>
+        <w:jc w:val="left"/>
+        <w:tblLayout w:type="autofit"/>
+        <w:tblLook w:firstColumn="1" w:firstRow="1" w:lastColumn="0" w:lastRow="0" w:noHBand="0" w:noVBand="1" w:val="04A0"/>
+        <w:tblBorders>
+          <w:top w:val="single" w:sz="4" w:space="0" w:color="D8DEE9"/>
+          <w:left w:val="single" w:sz="4" w:space="0" w:color="D8DEE9"/>
+          <w:bottom w:val="single" w:sz="4" w:space="0" w:color="D8DEE9"/>
+          <w:right w:val="single" w:sz="4" w:space="0" w:color="D8DEE9"/>
+          <w:insideH w:val="single" w:sz="4" w:space="0" w:color="D8DEE9"/>
+          <w:insideV w:val="single" w:sz="4" w:space="0" w:color="D8DEE9"/>
+        </w:tblBorders>
+      </w:tblPr>
+      <w:tblGrid>
+        <w:gridCol w:w="2880"/>
+        <w:gridCol w:w="2880"/>
+        <w:gridCol w:w="2880"/>
+      </w:tblGrid>
+      <w:tr>
+        <w:tc>
+          <w:tcPr>
+            <w:tcW w:type="dxa" w:w="2880"/>
+            <w:shd w:val="clear" w:color="auto" w:fill="EAF2FB"/>
+          </w:tcPr>
+          <w:p>
+            <w:r>
+              <w:rPr>
+                <w:b/>
+              </w:rPr>
+            </w:r>
+            <w:r>
+              <w:rPr>
+                <w:b/>
+              </w:rPr>
               <w:t>Component</w:t>
             </w:r>
           </w:p>
@@ -9703,7 +12020,7 @@
             <w:r/>
             <w:r>
               <w:rPr/>
-              <w:t>webgui (NiceGUI)</w:t>
+              <w:t>market_svc</w:t>
             </w:r>
           </w:p>
         </w:tc>
@@ -9716,7 +12033,7 @@
             <w:r/>
             <w:r>
               <w:rPr/>
-              <w:t>8500</w:t>
+              <w:t>8215</w:t>
             </w:r>
           </w:p>
         </w:tc>
@@ -9724,6 +12041,48 @@
           <w:tcPr>
             <w:tcW w:type="dxa" w:w="2880"/>
             <w:shd w:val="clear" w:color="auto" w:fill="F4F6FA"/>
+          </w:tcPr>
+          <w:p>
+            <w:r/>
+            <w:r>
+              <w:rPr>
+                <w:rFonts w:ascii="Consolas" w:hAnsi="Consolas"/>
+                <w:color w:val="334455"/>
+                <w:sz w:val="19"/>
+              </w:rPr>
+              <w:t>SERVICE_PORTS["market"]</w:t>
+            </w:r>
+          </w:p>
+        </w:tc>
+      </w:tr>
+      <w:tr>
+        <w:tc>
+          <w:tcPr>
+            <w:tcW w:type="dxa" w:w="2880"/>
+          </w:tcPr>
+          <w:p>
+            <w:r/>
+            <w:r>
+              <w:rPr/>
+              <w:t>webgui (NiceGUI)</w:t>
+            </w:r>
+          </w:p>
+        </w:tc>
+        <w:tc>
+          <w:tcPr>
+            <w:tcW w:type="dxa" w:w="2880"/>
+          </w:tcPr>
+          <w:p>
+            <w:r/>
+            <w:r>
+              <w:rPr/>
+              <w:t>8500</w:t>
+            </w:r>
+          </w:p>
+        </w:tc>
+        <w:tc>
+          <w:tcPr>
+            <w:tcW w:type="dxa" w:w="2880"/>
           </w:tcPr>
           <w:p>
             <w:r/>
@@ -9801,6 +12160,574 @@
           <w:b/>
         </w:rPr>
         <w:t>8500</w:t>
+      </w:r>
+      <w:r>
+        <w:rPr/>
+        <w:t>.</w:t>
+      </w:r>
+    </w:p>
+    <w:p>
+      <w:pPr>
+        <w:pStyle w:val="Heading2"/>
+      </w:pPr>
+      <w:r>
+        <w:rPr/>
+        <w:t xml:space="preserve">Environments — the ports above are the </w:t>
+      </w:r>
+      <w:r>
+        <w:rPr>
+          <w:i/>
+        </w:rPr>
+        <w:t>prod</w:t>
+      </w:r>
+      <w:r>
+        <w:rPr/>
+        <w:t xml:space="preserve"> profile</w:t>
+      </w:r>
+    </w:p>
+    <w:p>
+      <w:r>
+        <w:rPr/>
+        <w:t xml:space="preserve">Two checkouts of this repo run simultaneously on one machine. </w:t>
+      </w:r>
+      <w:r>
+        <w:rPr>
+          <w:rFonts w:ascii="Consolas" w:hAnsi="Consolas"/>
+          <w:color w:val="334455"/>
+          <w:sz w:val="19"/>
+        </w:rPr>
+        <w:t>repo_paths.py</w:t>
+      </w:r>
+      <w:r>
+        <w:rPr/>
+        <w:br/>
+        <w:t>resolves the identity and every port consumer follows it with no edit of its own:</w:t>
+      </w:r>
+    </w:p>
+    <w:tbl>
+      <w:tblPr>
+        <w:tblW w:type="auto" w:w="0"/>
+        <w:jc w:val="left"/>
+        <w:tblLayout w:type="autofit"/>
+        <w:tblLook w:firstColumn="1" w:firstRow="1" w:lastColumn="0" w:lastRow="0" w:noHBand="0" w:noVBand="1" w:val="04A0"/>
+        <w:tblBorders>
+          <w:top w:val="single" w:sz="4" w:space="0" w:color="D8DEE9"/>
+          <w:left w:val="single" w:sz="4" w:space="0" w:color="D8DEE9"/>
+          <w:bottom w:val="single" w:sz="4" w:space="0" w:color="D8DEE9"/>
+          <w:right w:val="single" w:sz="4" w:space="0" w:color="D8DEE9"/>
+          <w:insideH w:val="single" w:sz="4" w:space="0" w:color="D8DEE9"/>
+          <w:insideV w:val="single" w:sz="4" w:space="0" w:color="D8DEE9"/>
+        </w:tblBorders>
+      </w:tblPr>
+      <w:tblGrid>
+        <w:gridCol w:w="2880"/>
+        <w:gridCol w:w="2880"/>
+        <w:gridCol w:w="2880"/>
+      </w:tblGrid>
+      <w:tr>
+        <w:tc>
+          <w:tcPr>
+            <w:tcW w:type="dxa" w:w="2880"/>
+            <w:shd w:val="clear" w:color="auto" w:fill="EAF2FB"/>
+          </w:tcPr>
+          <w:p>
+            <w:r>
+              <w:rPr>
+                <w:b/>
+              </w:rPr>
+            </w:r>
+          </w:p>
+        </w:tc>
+        <w:tc>
+          <w:tcPr>
+            <w:tcW w:type="dxa" w:w="2880"/>
+            <w:shd w:val="clear" w:color="auto" w:fill="EAF2FB"/>
+          </w:tcPr>
+          <w:p>
+            <w:r>
+              <w:rPr>
+                <w:b/>
+              </w:rPr>
+            </w:r>
+            <w:r>
+              <w:rPr>
+                <w:b/>
+              </w:rPr>
+              <w:t>prod</w:t>
+            </w:r>
+          </w:p>
+        </w:tc>
+        <w:tc>
+          <w:tcPr>
+            <w:tcW w:type="dxa" w:w="2880"/>
+            <w:shd w:val="clear" w:color="auto" w:fill="EAF2FB"/>
+          </w:tcPr>
+          <w:p>
+            <w:r>
+              <w:rPr>
+                <w:b/>
+              </w:rPr>
+            </w:r>
+            <w:r>
+              <w:rPr>
+                <w:b/>
+              </w:rPr>
+              <w:t>dev</w:t>
+            </w:r>
+          </w:p>
+        </w:tc>
+      </w:tr>
+      <w:tr>
+        <w:tc>
+          <w:tcPr>
+            <w:tcW w:type="dxa" w:w="2880"/>
+          </w:tcPr>
+          <w:p>
+            <w:r/>
+            <w:r>
+              <w:rPr>
+                <w:rFonts w:ascii="Consolas" w:hAnsi="Consolas"/>
+                <w:color w:val="334455"/>
+                <w:sz w:val="19"/>
+              </w:rPr>
+              <w:t>[services]</w:t>
+            </w:r>
+            <w:r>
+              <w:rPr/>
+              <w:t xml:space="preserve"> ports</w:t>
+            </w:r>
+          </w:p>
+        </w:tc>
+        <w:tc>
+          <w:tcPr>
+            <w:tcW w:type="dxa" w:w="2880"/>
+          </w:tcPr>
+          <w:p>
+            <w:r/>
+            <w:r>
+              <w:rPr/>
+              <w:t>8210–8215</w:t>
+            </w:r>
+          </w:p>
+        </w:tc>
+        <w:tc>
+          <w:tcPr>
+            <w:tcW w:type="dxa" w:w="2880"/>
+          </w:tcPr>
+          <w:p>
+            <w:r/>
+            <w:r>
+              <w:rPr>
+                <w:b/>
+              </w:rPr>
+              <w:t>9210–9215</w:t>
+            </w:r>
+            <w:r>
+              <w:rPr/>
+              <w:t xml:space="preserve"> (</w:t>
+            </w:r>
+            <w:r>
+              <w:rPr>
+                <w:rFonts w:ascii="Consolas" w:hAnsi="Consolas"/>
+                <w:color w:val="334455"/>
+                <w:sz w:val="19"/>
+              </w:rPr>
+              <w:t>port_offset</w:t>
+            </w:r>
+            <w:r>
+              <w:rPr/>
+              <w:t>)</w:t>
+            </w:r>
+          </w:p>
+        </w:tc>
+      </w:tr>
+      <w:tr>
+        <w:tc>
+          <w:tcPr>
+            <w:tcW w:type="dxa" w:w="2880"/>
+            <w:shd w:val="clear" w:color="auto" w:fill="F4F6FA"/>
+          </w:tcPr>
+          <w:p>
+            <w:r/>
+            <w:r>
+              <w:rPr/>
+              <w:t>webgui</w:t>
+            </w:r>
+          </w:p>
+        </w:tc>
+        <w:tc>
+          <w:tcPr>
+            <w:tcW w:type="dxa" w:w="2880"/>
+            <w:shd w:val="clear" w:color="auto" w:fill="F4F6FA"/>
+          </w:tcPr>
+          <w:p>
+            <w:r/>
+            <w:r>
+              <w:rPr/>
+              <w:t>8500</w:t>
+            </w:r>
+          </w:p>
+        </w:tc>
+        <w:tc>
+          <w:tcPr>
+            <w:tcW w:type="dxa" w:w="2880"/>
+            <w:shd w:val="clear" w:color="auto" w:fill="F4F6FA"/>
+          </w:tcPr>
+          <w:p>
+            <w:r/>
+            <w:r>
+              <w:rPr>
+                <w:b/>
+              </w:rPr>
+              <w:t>9500</w:t>
+            </w:r>
+          </w:p>
+        </w:tc>
+      </w:tr>
+      <w:tr>
+        <w:tc>
+          <w:tcPr>
+            <w:tcW w:type="dxa" w:w="2880"/>
+          </w:tcPr>
+          <w:p>
+            <w:r/>
+            <w:r>
+              <w:rPr/>
+              <w:t>Redis</w:t>
+            </w:r>
+          </w:p>
+        </w:tc>
+        <w:tc>
+          <w:tcPr>
+            <w:tcW w:type="dxa" w:w="2880"/>
+          </w:tcPr>
+          <w:p>
+            <w:r/>
+            <w:r>
+              <w:rPr/>
+              <w:t xml:space="preserve">Memurai db </w:t>
+            </w:r>
+            <w:r>
+              <w:rPr>
+                <w:b/>
+              </w:rPr>
+              <w:t>0</w:t>
+            </w:r>
+          </w:p>
+        </w:tc>
+        <w:tc>
+          <w:tcPr>
+            <w:tcW w:type="dxa" w:w="2880"/>
+          </w:tcPr>
+          <w:p>
+            <w:r/>
+            <w:r>
+              <w:rPr/>
+              <w:t xml:space="preserve">Memurai db </w:t>
+            </w:r>
+            <w:r>
+              <w:rPr>
+                <w:b/>
+              </w:rPr>
+              <w:t>1</w:t>
+            </w:r>
+          </w:p>
+        </w:tc>
+      </w:tr>
+      <w:tr>
+        <w:tc>
+          <w:tcPr>
+            <w:tcW w:type="dxa" w:w="2880"/>
+            <w:shd w:val="clear" w:color="auto" w:fill="F4F6FA"/>
+          </w:tcPr>
+          <w:p>
+            <w:r/>
+            <w:r>
+              <w:rPr/>
+              <w:t>schwab-proxy</w:t>
+            </w:r>
+          </w:p>
+        </w:tc>
+        <w:tc>
+          <w:tcPr>
+            <w:tcW w:type="dxa" w:w="2880"/>
+            <w:shd w:val="clear" w:color="auto" w:fill="F4F6FA"/>
+          </w:tcPr>
+          <w:p>
+            <w:r/>
+            <w:r>
+              <w:rPr>
+                <w:b/>
+              </w:rPr>
+              <w:t>owns</w:t>
+            </w:r>
+            <w:r>
+              <w:rPr/>
+              <w:t xml:space="preserve"> it on 8100</w:t>
+            </w:r>
+          </w:p>
+        </w:tc>
+        <w:tc>
+          <w:tcPr>
+            <w:tcW w:type="dxa" w:w="2880"/>
+            <w:shd w:val="clear" w:color="auto" w:fill="F4F6FA"/>
+          </w:tcPr>
+          <w:p>
+            <w:r/>
+            <w:r>
+              <w:rPr>
+                <w:b/>
+              </w:rPr>
+              <w:t>borrows</w:t>
+            </w:r>
+            <w:r>
+              <w:rPr/>
+              <w:t xml:space="preserve"> prod's — starts none</w:t>
+            </w:r>
+          </w:p>
+        </w:tc>
+      </w:tr>
+    </w:tbl>
+    <w:p/>
+    <w:p>
+      <w:r>
+        <w:rPr/>
+        <w:t xml:space="preserve">Identity comes from </w:t>
+      </w:r>
+      <w:r>
+        <w:rPr>
+          <w:rFonts w:ascii="Consolas" w:hAnsi="Consolas"/>
+          <w:color w:val="334455"/>
+          <w:sz w:val="19"/>
+        </w:rPr>
+        <w:t>config/env.local.toml</w:t>
+      </w:r>
+      <w:r>
+        <w:rPr/>
+        <w:t xml:space="preserve"> (</w:t>
+      </w:r>
+      <w:r>
+        <w:rPr>
+          <w:b/>
+        </w:rPr>
+        <w:t>gitignored</w:t>
+      </w:r>
+      <w:r>
+        <w:rPr/>
+        <w:t xml:space="preserve">, so </w:t>
+      </w:r>
+      <w:r>
+        <w:rPr>
+          <w:rFonts w:ascii="Consolas" w:hAnsi="Consolas"/>
+          <w:color w:val="334455"/>
+          <w:sz w:val="19"/>
+        </w:rPr>
+        <w:t>git pull</w:t>
+      </w:r>
+      <w:r>
+        <w:rPr/>
+        <w:t xml:space="preserve"> can never</w:t>
+        <w:br/>
+        <w:t xml:space="preserve">carry it between checkouts); a missing marker resolves to </w:t>
+      </w:r>
+      <w:r>
+        <w:rPr>
+          <w:b/>
+        </w:rPr>
+        <w:t>prod</w:t>
+      </w:r>
+      <w:r>
+        <w:rPr/>
+        <w:t>, which is why the</w:t>
+        <w:br/>
+        <w:t xml:space="preserve">table above is the default. Exports: </w:t>
+      </w:r>
+      <w:r>
+        <w:rPr>
+          <w:rFonts w:ascii="Consolas" w:hAnsi="Consolas"/>
+          <w:color w:val="334455"/>
+          <w:sz w:val="19"/>
+        </w:rPr>
+        <w:t>ENV_NAME</w:t>
+      </w:r>
+      <w:r>
+        <w:rPr/>
+        <w:t xml:space="preserve">, </w:t>
+      </w:r>
+      <w:r>
+        <w:rPr>
+          <w:rFonts w:ascii="Consolas" w:hAnsi="Consolas"/>
+          <w:color w:val="334455"/>
+          <w:sz w:val="19"/>
+        </w:rPr>
+        <w:t>ENV_FLAGS</w:t>
+      </w:r>
+      <w:r>
+        <w:rPr/>
+        <w:t xml:space="preserve">, </w:t>
+      </w:r>
+      <w:r>
+        <w:rPr>
+          <w:rFonts w:ascii="Consolas" w:hAnsi="Consolas"/>
+          <w:color w:val="334455"/>
+          <w:sz w:val="19"/>
+        </w:rPr>
+        <w:t>IS_DEV</w:t>
+      </w:r>
+      <w:r>
+        <w:rPr/>
+        <w:t>,</w:t>
+        <w:br/>
+      </w:r>
+      <w:r>
+        <w:rPr>
+          <w:rFonts w:ascii="Consolas" w:hAnsi="Consolas"/>
+          <w:color w:val="334455"/>
+          <w:sz w:val="19"/>
+        </w:rPr>
+        <w:t>OWNS_PROXY</w:t>
+      </w:r>
+      <w:r>
+        <w:rPr/>
+        <w:t xml:space="preserve">, </w:t>
+      </w:r>
+      <w:r>
+        <w:rPr>
+          <w:rFonts w:ascii="Consolas" w:hAnsi="Consolas"/>
+          <w:color w:val="334455"/>
+          <w:sz w:val="19"/>
+        </w:rPr>
+        <w:t>REDIS_DB</w:t>
+      </w:r>
+      <w:r>
+        <w:rPr/>
+        <w:t xml:space="preserve">, </w:t>
+      </w:r>
+      <w:r>
+        <w:rPr>
+          <w:rFonts w:ascii="Consolas" w:hAnsi="Consolas"/>
+          <w:color w:val="334455"/>
+          <w:sz w:val="19"/>
+        </w:rPr>
+        <w:t>PEER_ROOT</w:t>
+      </w:r>
+      <w:r>
+        <w:rPr/>
+        <w:t>.</w:t>
+      </w:r>
+    </w:p>
+    <w:p>
+      <w:pPr>
+        <w:pStyle w:val="IntenseQuote"/>
+      </w:pPr>
+      <w:r>
+        <w:rPr>
+          <w:rFonts w:ascii="Consolas" w:hAnsi="Consolas"/>
+          <w:color w:val="334455"/>
+          <w:sz w:val="19"/>
+        </w:rPr>
+        <w:t>[services]</w:t>
+      </w:r>
+      <w:r>
+        <w:rPr>
+          <w:b/>
+        </w:rPr>
+        <w:t xml:space="preserve"> ports are offset automatically; a top-level port is not.</w:t>
+      </w:r>
+      <w:r>
+        <w:rPr/>
+        <w:t xml:space="preserve"> That is</w:t>
+        <w:br/>
+        <w:t>correct for a process this repo does not start, and a bug for one it does.</w:t>
+      </w:r>
+    </w:p>
+    <w:p>
+      <w:pPr>
+        <w:pStyle w:val="IntenseQuote"/>
+      </w:pPr>
+      <w:r>
+        <w:rPr>
+          <w:b/>
+        </w:rPr>
+        <w:t>Under pytest the process presents as PROD</w:t>
+      </w:r>
+      <w:r>
+        <w:rPr/>
+        <w:t xml:space="preserve"> regardless of the marker — ports,</w:t>
+        <w:br/>
+        <w:t xml:space="preserve">Redis DB, </w:t>
+      </w:r>
+      <w:r>
+        <w:rPr>
+          <w:rFonts w:ascii="Consolas" w:hAnsi="Consolas"/>
+          <w:color w:val="334455"/>
+          <w:sz w:val="19"/>
+        </w:rPr>
+        <w:t>owns_proxy</w:t>
+      </w:r>
+      <w:r>
+        <w:rPr/>
+        <w:t xml:space="preserve"> and </w:t>
+      </w:r>
+      <w:r>
+        <w:rPr>
+          <w:rFonts w:ascii="Consolas" w:hAnsi="Consolas"/>
+          <w:color w:val="334455"/>
+          <w:sz w:val="19"/>
+        </w:rPr>
+        <w:t>ENV_NAME</w:t>
+      </w:r>
+      <w:r>
+        <w:rPr/>
+        <w:t xml:space="preserve"> — with all four behaviour suppressions</w:t>
+        <w:br/>
+        <w:t>forced on. Consequence for anyone writing tests: a dev-only branch is only ever</w:t>
+        <w:br/>
+        <w:t>reached by monkeypatch. Patch a flag with</w:t>
+        <w:br/>
+      </w:r>
+      <w:r>
+        <w:rPr>
+          <w:rFonts w:ascii="Consolas" w:hAnsi="Consolas"/>
+          <w:color w:val="334455"/>
+          <w:sz w:val="19"/>
+        </w:rPr>
+        <w:t>monkeypatch.setitem(repo_paths.ENV_FLAGS, …)</w:t>
+      </w:r>
+      <w:r>
+        <w:rPr/>
+        <w:t>, but patch a by-value export like</w:t>
+        <w:br/>
+      </w:r>
+      <w:r>
+        <w:rPr>
+          <w:rFonts w:ascii="Consolas" w:hAnsi="Consolas"/>
+          <w:color w:val="334455"/>
+          <w:sz w:val="19"/>
+        </w:rPr>
+        <w:t>IS_DEV</w:t>
+      </w:r>
+      <w:r>
+        <w:rPr/>
+        <w:t xml:space="preserve"> with </w:t>
+      </w:r>
+      <w:r>
+        <w:rPr>
+          <w:rFonts w:ascii="Consolas" w:hAnsi="Consolas"/>
+          <w:color w:val="334455"/>
+          <w:sz w:val="19"/>
+        </w:rPr>
+        <w:t>monkeypatch.setattr</w:t>
+      </w:r>
+      <w:r>
+        <w:rPr/>
+        <w:t xml:space="preserve"> </w:t>
+      </w:r>
+      <w:r>
+        <w:rPr>
+          <w:b/>
+        </w:rPr>
+        <w:t>on the module that consumed it</w:t>
       </w:r>
       <w:r>
         <w:rPr/>

--- a/docs/manuals/api-reference/api-reference.docx
+++ b/docs/manuals/api-reference/api-reference.docx
@@ -32,7 +32,7 @@
           <w:color w:val="5B6678"/>
           <w:sz w:val="18"/>
         </w:rPr>
-        <w:t>WebGUI Trading with Schwab · Generated 2026-07-02</w:t>
+        <w:t>WebGUI Trading with Schwab · Generated 2026-08-16</w:t>
       </w:r>
     </w:p>
     <w:p/>

--- a/docs/manuals/api-reference/api-reference.docx
+++ b/docs/manuals/api-reference/api-reference.docx
@@ -119,9 +119,1610 @@
       </w:r>
       <w:r>
         <w:rPr/>
+        <w:t xml:space="preserve"> and the </w:t>
+      </w:r>
+      <w:r>
+        <w:rPr>
+          <w:i/>
+        </w:rPr>
+        <w:t>Reference Guide</w:t>
+      </w:r>
+      <w:r>
+        <w:rPr/>
         <w:t>.</w:t>
       </w:r>
     </w:p>
+    <w:p>
+      <w:pPr>
+        <w:pStyle w:val="Heading2"/>
+      </w:pPr>
+      <w:r>
+        <w:rPr/>
+        <w:t>Finding the service behind a screen</w:t>
+      </w:r>
+    </w:p>
+    <w:p>
+      <w:r>
+        <w:rPr>
+          <w:b/>
+        </w:rPr>
+        <w:t>This document is organised by tier and service, not by menu</w:t>
+      </w:r>
+      <w:r>
+        <w:rPr/>
+        <w:t>, because a service</w:t>
+        <w:br/>
+        <w:t xml:space="preserve">is not a menu item: </w:t>
+      </w:r>
+      <w:r>
+        <w:rPr>
+          <w:rFonts w:ascii="Consolas" w:hAnsi="Consolas"/>
+          <w:color w:val="334455"/>
+          <w:sz w:val="19"/>
+        </w:rPr>
+        <w:t>options_svc</w:t>
+      </w:r>
+      <w:r>
+        <w:rPr/>
+        <w:t xml:space="preserve"> alone backs nine screens, and several screens read</w:t>
+        <w:br/>
+        <w:t>more than one domain. Use this map to get from a screen to the service and cache</w:t>
+        <w:br/>
+        <w:t>keys that feed it. Menu order matches the rail.</w:t>
+      </w:r>
+    </w:p>
+    <w:tbl>
+      <w:tblPr>
+        <w:tblW w:type="auto" w:w="0"/>
+        <w:jc w:val="left"/>
+        <w:tblLayout w:type="autofit"/>
+        <w:tblLook w:firstColumn="1" w:firstRow="1" w:lastColumn="0" w:lastRow="0" w:noHBand="0" w:noVBand="1" w:val="04A0"/>
+        <w:tblBorders>
+          <w:top w:val="single" w:sz="4" w:space="0" w:color="D8DEE9"/>
+          <w:left w:val="single" w:sz="4" w:space="0" w:color="D8DEE9"/>
+          <w:bottom w:val="single" w:sz="4" w:space="0" w:color="D8DEE9"/>
+          <w:right w:val="single" w:sz="4" w:space="0" w:color="D8DEE9"/>
+          <w:insideH w:val="single" w:sz="4" w:space="0" w:color="D8DEE9"/>
+          <w:insideV w:val="single" w:sz="4" w:space="0" w:color="D8DEE9"/>
+        </w:tblBorders>
+      </w:tblPr>
+      <w:tblGrid>
+        <w:gridCol w:w="2880"/>
+        <w:gridCol w:w="2880"/>
+        <w:gridCol w:w="2880"/>
+      </w:tblGrid>
+      <w:tr>
+        <w:tc>
+          <w:tcPr>
+            <w:tcW w:type="dxa" w:w="2880"/>
+            <w:shd w:val="clear" w:color="auto" w:fill="EAF2FB"/>
+          </w:tcPr>
+          <w:p>
+            <w:r>
+              <w:rPr>
+                <w:b/>
+              </w:rPr>
+            </w:r>
+            <w:r>
+              <w:rPr>
+                <w:b/>
+              </w:rPr>
+              <w:t>Menu page</w:t>
+            </w:r>
+          </w:p>
+        </w:tc>
+        <w:tc>
+          <w:tcPr>
+            <w:tcW w:type="dxa" w:w="2880"/>
+            <w:shd w:val="clear" w:color="auto" w:fill="EAF2FB"/>
+          </w:tcPr>
+          <w:p>
+            <w:r>
+              <w:rPr>
+                <w:b/>
+              </w:rPr>
+            </w:r>
+            <w:r>
+              <w:rPr>
+                <w:b/>
+              </w:rPr>
+              <w:t>Service</w:t>
+            </w:r>
+          </w:p>
+        </w:tc>
+        <w:tc>
+          <w:tcPr>
+            <w:tcW w:type="dxa" w:w="2880"/>
+            <w:shd w:val="clear" w:color="auto" w:fill="EAF2FB"/>
+          </w:tcPr>
+          <w:p>
+            <w:r>
+              <w:rPr>
+                <w:b/>
+              </w:rPr>
+            </w:r>
+            <w:r>
+              <w:rPr>
+                <w:b/>
+              </w:rPr>
+              <w:t>Primary cache key(s)</w:t>
+            </w:r>
+          </w:p>
+        </w:tc>
+      </w:tr>
+      <w:tr>
+        <w:tc>
+          <w:tcPr>
+            <w:tcW w:type="dxa" w:w="2880"/>
+          </w:tcPr>
+          <w:p>
+            <w:r/>
+            <w:r>
+              <w:rPr>
+                <w:b/>
+              </w:rPr>
+              <w:t>Dealer Positioning</w:t>
+            </w:r>
+          </w:p>
+        </w:tc>
+        <w:tc>
+          <w:tcPr>
+            <w:tcW w:type="dxa" w:w="2880"/>
+          </w:tcPr>
+          <w:p>
+            <w:r/>
+            <w:r>
+              <w:rPr>
+                <w:rFonts w:ascii="Consolas" w:hAnsi="Consolas"/>
+                <w:color w:val="334455"/>
+                <w:sz w:val="19"/>
+              </w:rPr>
+              <w:t>options_svc</w:t>
+            </w:r>
+            <w:r>
+              <w:rPr/>
+              <w:t xml:space="preserve"> :8211</w:t>
+            </w:r>
+          </w:p>
+        </w:tc>
+        <w:tc>
+          <w:tcPr>
+            <w:tcW w:type="dxa" w:w="2880"/>
+          </w:tcPr>
+          <w:p>
+            <w:r/>
+            <w:r>
+              <w:rPr>
+                <w:rFonts w:ascii="Consolas" w:hAnsi="Consolas"/>
+                <w:color w:val="334455"/>
+                <w:sz w:val="19"/>
+              </w:rPr>
+              <w:t>cache:options:gamma</w:t>
+            </w:r>
+            <w:r>
+              <w:rPr/>
+              <w:t xml:space="preserve">, </w:t>
+            </w:r>
+            <w:r>
+              <w:rPr>
+                <w:rFonts w:ascii="Consolas" w:hAnsi="Consolas"/>
+                <w:color w:val="334455"/>
+                <w:sz w:val="19"/>
+              </w:rPr>
+              <w:t>:gamma_symbols</w:t>
+            </w:r>
+            <w:r>
+              <w:rPr/>
+              <w:t xml:space="preserve">, </w:t>
+            </w:r>
+            <w:r>
+              <w:rPr>
+                <w:rFonts w:ascii="Consolas" w:hAnsi="Consolas"/>
+                <w:color w:val="334455"/>
+                <w:sz w:val="19"/>
+              </w:rPr>
+              <w:t>:net_premium</w:t>
+            </w:r>
+            <w:r>
+              <w:rPr/>
+              <w:t xml:space="preserve">, </w:t>
+            </w:r>
+            <w:r>
+              <w:rPr>
+                <w:rFonts w:ascii="Consolas" w:hAnsi="Consolas"/>
+                <w:color w:val="334455"/>
+                <w:sz w:val="19"/>
+              </w:rPr>
+              <w:t>:gamma_analyze*</w:t>
+            </w:r>
+            <w:r>
+              <w:rPr/>
+              <w:t xml:space="preserve">, </w:t>
+            </w:r>
+            <w:r>
+              <w:rPr>
+                <w:rFonts w:ascii="Consolas" w:hAnsi="Consolas"/>
+                <w:color w:val="334455"/>
+                <w:sz w:val="19"/>
+              </w:rPr>
+              <w:t>:gamma_briefings</w:t>
+            </w:r>
+          </w:p>
+        </w:tc>
+      </w:tr>
+      <w:tr>
+        <w:tc>
+          <w:tcPr>
+            <w:tcW w:type="dxa" w:w="2880"/>
+            <w:shd w:val="clear" w:color="auto" w:fill="F4F6FA"/>
+          </w:tcPr>
+          <w:p>
+            <w:r/>
+            <w:r>
+              <w:rPr>
+                <w:b/>
+              </w:rPr>
+              <w:t>Opportunity Board</w:t>
+            </w:r>
+          </w:p>
+        </w:tc>
+        <w:tc>
+          <w:tcPr>
+            <w:tcW w:type="dxa" w:w="2880"/>
+            <w:shd w:val="clear" w:color="auto" w:fill="F4F6FA"/>
+          </w:tcPr>
+          <w:p>
+            <w:r/>
+            <w:r>
+              <w:rPr>
+                <w:rFonts w:ascii="Consolas" w:hAnsi="Consolas"/>
+                <w:color w:val="334455"/>
+                <w:sz w:val="19"/>
+              </w:rPr>
+              <w:t>options_svc</w:t>
+            </w:r>
+          </w:p>
+        </w:tc>
+        <w:tc>
+          <w:tcPr>
+            <w:tcW w:type="dxa" w:w="2880"/>
+            <w:shd w:val="clear" w:color="auto" w:fill="F4F6FA"/>
+          </w:tcPr>
+          <w:p>
+            <w:r/>
+            <w:r>
+              <w:rPr>
+                <w:rFonts w:ascii="Consolas" w:hAnsi="Consolas"/>
+                <w:color w:val="334455"/>
+                <w:sz w:val="19"/>
+              </w:rPr>
+              <w:t>cache:options:matrix</w:t>
+            </w:r>
+          </w:p>
+        </w:tc>
+      </w:tr>
+      <w:tr>
+        <w:tc>
+          <w:tcPr>
+            <w:tcW w:type="dxa" w:w="2880"/>
+          </w:tcPr>
+          <w:p>
+            <w:r/>
+            <w:r>
+              <w:rPr>
+                <w:b/>
+              </w:rPr>
+              <w:t>Flow Alerts</w:t>
+            </w:r>
+          </w:p>
+        </w:tc>
+        <w:tc>
+          <w:tcPr>
+            <w:tcW w:type="dxa" w:w="2880"/>
+          </w:tcPr>
+          <w:p>
+            <w:r/>
+            <w:r>
+              <w:rPr>
+                <w:rFonts w:ascii="Consolas" w:hAnsi="Consolas"/>
+                <w:color w:val="334455"/>
+                <w:sz w:val="19"/>
+              </w:rPr>
+              <w:t>options_svc</w:t>
+            </w:r>
+          </w:p>
+        </w:tc>
+        <w:tc>
+          <w:tcPr>
+            <w:tcW w:type="dxa" w:w="2880"/>
+          </w:tcPr>
+          <w:p>
+            <w:r/>
+            <w:r>
+              <w:rPr>
+                <w:rFonts w:ascii="Consolas" w:hAnsi="Consolas"/>
+                <w:color w:val="334455"/>
+                <w:sz w:val="19"/>
+              </w:rPr>
+              <w:t>cache:options:flow_alerts</w:t>
+            </w:r>
+          </w:p>
+        </w:tc>
+      </w:tr>
+      <w:tr>
+        <w:tc>
+          <w:tcPr>
+            <w:tcW w:type="dxa" w:w="2880"/>
+            <w:shd w:val="clear" w:color="auto" w:fill="F4F6FA"/>
+          </w:tcPr>
+          <w:p>
+            <w:r/>
+            <w:r>
+              <w:rPr>
+                <w:b/>
+              </w:rPr>
+              <w:t>Market Dashboard</w:t>
+            </w:r>
+          </w:p>
+        </w:tc>
+        <w:tc>
+          <w:tcPr>
+            <w:tcW w:type="dxa" w:w="2880"/>
+            <w:shd w:val="clear" w:color="auto" w:fill="F4F6FA"/>
+          </w:tcPr>
+          <w:p>
+            <w:r/>
+            <w:r>
+              <w:rPr>
+                <w:rFonts w:ascii="Consolas" w:hAnsi="Consolas"/>
+                <w:color w:val="334455"/>
+                <w:sz w:val="19"/>
+              </w:rPr>
+              <w:t>market_svc</w:t>
+            </w:r>
+            <w:r>
+              <w:rPr/>
+              <w:t xml:space="preserve"> :8215</w:t>
+            </w:r>
+          </w:p>
+        </w:tc>
+        <w:tc>
+          <w:tcPr>
+            <w:tcW w:type="dxa" w:w="2880"/>
+            <w:shd w:val="clear" w:color="auto" w:fill="F4F6FA"/>
+          </w:tcPr>
+          <w:p>
+            <w:r/>
+            <w:r>
+              <w:rPr>
+                <w:rFonts w:ascii="Consolas" w:hAnsi="Consolas"/>
+                <w:color w:val="334455"/>
+                <w:sz w:val="19"/>
+              </w:rPr>
+              <w:t>cache:market:dashboard</w:t>
+            </w:r>
+            <w:r>
+              <w:rPr/>
+              <w:t xml:space="preserve">, </w:t>
+            </w:r>
+            <w:r>
+              <w:rPr>
+                <w:rFonts w:ascii="Consolas" w:hAnsi="Consolas"/>
+                <w:color w:val="334455"/>
+                <w:sz w:val="19"/>
+              </w:rPr>
+              <w:t>:summary</w:t>
+            </w:r>
+          </w:p>
+        </w:tc>
+      </w:tr>
+      <w:tr>
+        <w:tc>
+          <w:tcPr>
+            <w:tcW w:type="dxa" w:w="2880"/>
+          </w:tcPr>
+          <w:p>
+            <w:r/>
+            <w:r>
+              <w:rPr>
+                <w:b/>
+              </w:rPr>
+              <w:t>Sentiment</w:t>
+            </w:r>
+          </w:p>
+        </w:tc>
+        <w:tc>
+          <w:tcPr>
+            <w:tcW w:type="dxa" w:w="2880"/>
+          </w:tcPr>
+          <w:p>
+            <w:r/>
+            <w:r>
+              <w:rPr>
+                <w:rFonts w:ascii="Consolas" w:hAnsi="Consolas"/>
+                <w:color w:val="334455"/>
+                <w:sz w:val="19"/>
+              </w:rPr>
+              <w:t>sentiment_svc</w:t>
+            </w:r>
+            <w:r>
+              <w:rPr/>
+              <w:t xml:space="preserve"> :8210</w:t>
+            </w:r>
+          </w:p>
+        </w:tc>
+        <w:tc>
+          <w:tcPr>
+            <w:tcW w:type="dxa" w:w="2880"/>
+          </w:tcPr>
+          <w:p>
+            <w:r/>
+            <w:r>
+              <w:rPr>
+                <w:rFonts w:ascii="Consolas" w:hAnsi="Consolas"/>
+                <w:color w:val="334455"/>
+                <w:sz w:val="19"/>
+              </w:rPr>
+              <w:t>cache:sentiment:composite</w:t>
+            </w:r>
+            <w:r>
+              <w:rPr/>
+              <w:t xml:space="preserve">, </w:t>
+            </w:r>
+            <w:r>
+              <w:rPr>
+                <w:rFonts w:ascii="Consolas" w:hAnsi="Consolas"/>
+                <w:color w:val="334455"/>
+                <w:sz w:val="19"/>
+              </w:rPr>
+              <w:t>:regime</w:t>
+            </w:r>
+            <w:r>
+              <w:rPr/>
+              <w:t xml:space="preserve">, </w:t>
+            </w:r>
+            <w:r>
+              <w:rPr>
+                <w:rFonts w:ascii="Consolas" w:hAnsi="Consolas"/>
+                <w:color w:val="334455"/>
+                <w:sz w:val="19"/>
+              </w:rPr>
+              <w:t>:regime_history</w:t>
+            </w:r>
+            <w:r>
+              <w:rPr/>
+              <w:t xml:space="preserve">, </w:t>
+            </w:r>
+            <w:r>
+              <w:rPr>
+                <w:rFonts w:ascii="Consolas" w:hAnsi="Consolas"/>
+                <w:color w:val="334455"/>
+                <w:sz w:val="19"/>
+              </w:rPr>
+              <w:t>:intraday_history</w:t>
+            </w:r>
+          </w:p>
+        </w:tc>
+      </w:tr>
+      <w:tr>
+        <w:tc>
+          <w:tcPr>
+            <w:tcW w:type="dxa" w:w="2880"/>
+            <w:shd w:val="clear" w:color="auto" w:fill="F4F6FA"/>
+          </w:tcPr>
+          <w:p>
+            <w:r/>
+            <w:r>
+              <w:rPr>
+                <w:b/>
+              </w:rPr>
+              <w:t>Sector &amp; Industry</w:t>
+            </w:r>
+          </w:p>
+        </w:tc>
+        <w:tc>
+          <w:tcPr>
+            <w:tcW w:type="dxa" w:w="2880"/>
+            <w:shd w:val="clear" w:color="auto" w:fill="F4F6FA"/>
+          </w:tcPr>
+          <w:p>
+            <w:r/>
+            <w:r>
+              <w:rPr>
+                <w:rFonts w:ascii="Consolas" w:hAnsi="Consolas"/>
+                <w:color w:val="334455"/>
+                <w:sz w:val="19"/>
+              </w:rPr>
+              <w:t>sentiment_svc</w:t>
+            </w:r>
+          </w:p>
+        </w:tc>
+        <w:tc>
+          <w:tcPr>
+            <w:tcW w:type="dxa" w:w="2880"/>
+            <w:shd w:val="clear" w:color="auto" w:fill="F4F6FA"/>
+          </w:tcPr>
+          <w:p>
+            <w:r/>
+            <w:r>
+              <w:rPr>
+                <w:rFonts w:ascii="Consolas" w:hAnsi="Consolas"/>
+                <w:color w:val="334455"/>
+                <w:sz w:val="19"/>
+              </w:rPr>
+              <w:t>cache:sentiment:sectors</w:t>
+            </w:r>
+          </w:p>
+        </w:tc>
+      </w:tr>
+      <w:tr>
+        <w:tc>
+          <w:tcPr>
+            <w:tcW w:type="dxa" w:w="2880"/>
+          </w:tcPr>
+          <w:p>
+            <w:r/>
+            <w:r>
+              <w:rPr>
+                <w:b/>
+              </w:rPr>
+              <w:t>Sector Rotation</w:t>
+            </w:r>
+            <w:r>
+              <w:rPr/>
+              <w:t xml:space="preserve"> · </w:t>
+            </w:r>
+            <w:r>
+              <w:rPr>
+                <w:b/>
+              </w:rPr>
+              <w:t>RRG</w:t>
+            </w:r>
+          </w:p>
+        </w:tc>
+        <w:tc>
+          <w:tcPr>
+            <w:tcW w:type="dxa" w:w="2880"/>
+          </w:tcPr>
+          <w:p>
+            <w:r/>
+            <w:r>
+              <w:rPr>
+                <w:rFonts w:ascii="Consolas" w:hAnsi="Consolas"/>
+                <w:color w:val="334455"/>
+                <w:sz w:val="19"/>
+              </w:rPr>
+              <w:t>sentiment_svc</w:t>
+            </w:r>
+          </w:p>
+        </w:tc>
+        <w:tc>
+          <w:tcPr>
+            <w:tcW w:type="dxa" w:w="2880"/>
+          </w:tcPr>
+          <w:p>
+            <w:r/>
+            <w:r>
+              <w:rPr>
+                <w:rFonts w:ascii="Consolas" w:hAnsi="Consolas"/>
+                <w:color w:val="334455"/>
+                <w:sz w:val="19"/>
+              </w:rPr>
+              <w:t>cache:sentiment:rotation</w:t>
+            </w:r>
+          </w:p>
+        </w:tc>
+      </w:tr>
+      <w:tr>
+        <w:tc>
+          <w:tcPr>
+            <w:tcW w:type="dxa" w:w="2880"/>
+            <w:shd w:val="clear" w:color="auto" w:fill="F4F6FA"/>
+          </w:tcPr>
+          <w:p>
+            <w:r/>
+            <w:r>
+              <w:rPr>
+                <w:b/>
+              </w:rPr>
+              <w:t>Momentum</w:t>
+            </w:r>
+          </w:p>
+        </w:tc>
+        <w:tc>
+          <w:tcPr>
+            <w:tcW w:type="dxa" w:w="2880"/>
+            <w:shd w:val="clear" w:color="auto" w:fill="F4F6FA"/>
+          </w:tcPr>
+          <w:p>
+            <w:r/>
+            <w:r>
+              <w:rPr>
+                <w:rFonts w:ascii="Consolas" w:hAnsi="Consolas"/>
+                <w:color w:val="334455"/>
+                <w:sz w:val="19"/>
+              </w:rPr>
+              <w:t>sentiment_svc</w:t>
+            </w:r>
+          </w:p>
+        </w:tc>
+        <w:tc>
+          <w:tcPr>
+            <w:tcW w:type="dxa" w:w="2880"/>
+            <w:shd w:val="clear" w:color="auto" w:fill="F4F6FA"/>
+          </w:tcPr>
+          <w:p>
+            <w:r/>
+            <w:r>
+              <w:rPr>
+                <w:rFonts w:ascii="Consolas" w:hAnsi="Consolas"/>
+                <w:color w:val="334455"/>
+                <w:sz w:val="19"/>
+              </w:rPr>
+              <w:t>cache:sentiment:momentum</w:t>
+            </w:r>
+          </w:p>
+        </w:tc>
+      </w:tr>
+      <w:tr>
+        <w:tc>
+          <w:tcPr>
+            <w:tcW w:type="dxa" w:w="2880"/>
+          </w:tcPr>
+          <w:p>
+            <w:r/>
+            <w:r>
+              <w:rPr>
+                <w:b/>
+              </w:rPr>
+              <w:t>Calculator</w:t>
+            </w:r>
+          </w:p>
+        </w:tc>
+        <w:tc>
+          <w:tcPr>
+            <w:tcW w:type="dxa" w:w="2880"/>
+          </w:tcPr>
+          <w:p>
+            <w:r/>
+            <w:r>
+              <w:rPr>
+                <w:rFonts w:ascii="Consolas" w:hAnsi="Consolas"/>
+                <w:color w:val="334455"/>
+                <w:sz w:val="19"/>
+              </w:rPr>
+              <w:t>options_svc</w:t>
+            </w:r>
+          </w:p>
+        </w:tc>
+        <w:tc>
+          <w:tcPr>
+            <w:tcW w:type="dxa" w:w="2880"/>
+          </w:tcPr>
+          <w:p>
+            <w:r/>
+            <w:r>
+              <w:rPr>
+                <w:rFonts w:ascii="Consolas" w:hAnsi="Consolas"/>
+                <w:color w:val="334455"/>
+                <w:sz w:val="19"/>
+              </w:rPr>
+              <w:t>cache:options:calc_chain</w:t>
+            </w:r>
+            <w:r>
+              <w:rPr/>
+              <w:t xml:space="preserve">, </w:t>
+            </w:r>
+            <w:r>
+              <w:rPr>
+                <w:rFonts w:ascii="Consolas" w:hAnsi="Consolas"/>
+                <w:color w:val="334455"/>
+                <w:sz w:val="19"/>
+              </w:rPr>
+              <w:t>:calc_result</w:t>
+            </w:r>
+            <w:r>
+              <w:rPr/>
+              <w:t xml:space="preserve">, </w:t>
+            </w:r>
+            <w:r>
+              <w:rPr>
+                <w:rFonts w:ascii="Consolas" w:hAnsi="Consolas"/>
+                <w:color w:val="334455"/>
+                <w:sz w:val="19"/>
+              </w:rPr>
+              <w:t>:calc_iv</w:t>
+            </w:r>
+          </w:p>
+        </w:tc>
+      </w:tr>
+      <w:tr>
+        <w:tc>
+          <w:tcPr>
+            <w:tcW w:type="dxa" w:w="2880"/>
+            <w:shd w:val="clear" w:color="auto" w:fill="F4F6FA"/>
+          </w:tcPr>
+          <w:p>
+            <w:r/>
+            <w:r>
+              <w:rPr>
+                <w:b/>
+              </w:rPr>
+              <w:t>Simulator</w:t>
+            </w:r>
+          </w:p>
+        </w:tc>
+        <w:tc>
+          <w:tcPr>
+            <w:tcW w:type="dxa" w:w="2880"/>
+            <w:shd w:val="clear" w:color="auto" w:fill="F4F6FA"/>
+          </w:tcPr>
+          <w:p>
+            <w:r/>
+            <w:r>
+              <w:rPr>
+                <w:rFonts w:ascii="Consolas" w:hAnsi="Consolas"/>
+                <w:color w:val="334455"/>
+                <w:sz w:val="19"/>
+              </w:rPr>
+              <w:t>options_svc</w:t>
+            </w:r>
+          </w:p>
+        </w:tc>
+        <w:tc>
+          <w:tcPr>
+            <w:tcW w:type="dxa" w:w="2880"/>
+            <w:shd w:val="clear" w:color="auto" w:fill="F4F6FA"/>
+          </w:tcPr>
+          <w:p>
+            <w:r/>
+            <w:r>
+              <w:rPr>
+                <w:rFonts w:ascii="Consolas" w:hAnsi="Consolas"/>
+                <w:color w:val="334455"/>
+                <w:sz w:val="19"/>
+              </w:rPr>
+              <w:t>cache:options:sim_meta</w:t>
+            </w:r>
+            <w:r>
+              <w:rPr/>
+              <w:t xml:space="preserve">, </w:t>
+            </w:r>
+            <w:r>
+              <w:rPr>
+                <w:rFonts w:ascii="Consolas" w:hAnsi="Consolas"/>
+                <w:color w:val="334455"/>
+                <w:sz w:val="19"/>
+              </w:rPr>
+              <w:t>:sim_result</w:t>
+            </w:r>
+            <w:r>
+              <w:rPr/>
+              <w:t xml:space="preserve">, </w:t>
+            </w:r>
+            <w:r>
+              <w:rPr>
+                <w:rFonts w:ascii="Consolas" w:hAnsi="Consolas"/>
+                <w:color w:val="334455"/>
+                <w:sz w:val="19"/>
+              </w:rPr>
+              <w:t>:sim_replay</w:t>
+            </w:r>
+          </w:p>
+        </w:tc>
+      </w:tr>
+      <w:tr>
+        <w:tc>
+          <w:tcPr>
+            <w:tcW w:type="dxa" w:w="2880"/>
+          </w:tcPr>
+          <w:p>
+            <w:r/>
+            <w:r>
+              <w:rPr>
+                <w:b/>
+              </w:rPr>
+              <w:t>Market Scanner</w:t>
+            </w:r>
+          </w:p>
+        </w:tc>
+        <w:tc>
+          <w:tcPr>
+            <w:tcW w:type="dxa" w:w="2880"/>
+          </w:tcPr>
+          <w:p>
+            <w:r/>
+            <w:r>
+              <w:rPr>
+                <w:rFonts w:ascii="Consolas" w:hAnsi="Consolas"/>
+                <w:color w:val="334455"/>
+                <w:sz w:val="19"/>
+              </w:rPr>
+              <w:t>options_svc</w:t>
+            </w:r>
+          </w:p>
+        </w:tc>
+        <w:tc>
+          <w:tcPr>
+            <w:tcW w:type="dxa" w:w="2880"/>
+          </w:tcPr>
+          <w:p>
+            <w:r/>
+            <w:r>
+              <w:rPr>
+                <w:rFonts w:ascii="Consolas" w:hAnsi="Consolas"/>
+                <w:color w:val="334455"/>
+                <w:sz w:val="19"/>
+              </w:rPr>
+              <w:t>cache:options:scan_day</w:t>
+            </w:r>
+            <w:r>
+              <w:rPr/>
+              <w:t xml:space="preserve"> (rendered), </w:t>
+            </w:r>
+            <w:r>
+              <w:rPr>
+                <w:rFonts w:ascii="Consolas" w:hAnsi="Consolas"/>
+                <w:color w:val="334455"/>
+                <w:sz w:val="19"/>
+              </w:rPr>
+              <w:t>:scan</w:t>
+            </w:r>
+            <w:r>
+              <w:rPr/>
+              <w:t xml:space="preserve"> (live counts)</w:t>
+            </w:r>
+          </w:p>
+        </w:tc>
+      </w:tr>
+      <w:tr>
+        <w:tc>
+          <w:tcPr>
+            <w:tcW w:type="dxa" w:w="2880"/>
+            <w:shd w:val="clear" w:color="auto" w:fill="F4F6FA"/>
+          </w:tcPr>
+          <w:p>
+            <w:r/>
+            <w:r>
+              <w:rPr>
+                <w:b/>
+              </w:rPr>
+              <w:t>Strategy Finder</w:t>
+            </w:r>
+          </w:p>
+        </w:tc>
+        <w:tc>
+          <w:tcPr>
+            <w:tcW w:type="dxa" w:w="2880"/>
+            <w:shd w:val="clear" w:color="auto" w:fill="F4F6FA"/>
+          </w:tcPr>
+          <w:p>
+            <w:r/>
+            <w:r>
+              <w:rPr>
+                <w:rFonts w:ascii="Consolas" w:hAnsi="Consolas"/>
+                <w:color w:val="334455"/>
+                <w:sz w:val="19"/>
+              </w:rPr>
+              <w:t>options_svc</w:t>
+            </w:r>
+          </w:p>
+        </w:tc>
+        <w:tc>
+          <w:tcPr>
+            <w:tcW w:type="dxa" w:w="2880"/>
+            <w:shd w:val="clear" w:color="auto" w:fill="F4F6FA"/>
+          </w:tcPr>
+          <w:p>
+            <w:r/>
+            <w:r>
+              <w:rPr>
+                <w:rFonts w:ascii="Consolas" w:hAnsi="Consolas"/>
+                <w:color w:val="334455"/>
+                <w:sz w:val="19"/>
+              </w:rPr>
+              <w:t>cache:options:swing</w:t>
+            </w:r>
+          </w:p>
+        </w:tc>
+      </w:tr>
+      <w:tr>
+        <w:tc>
+          <w:tcPr>
+            <w:tcW w:type="dxa" w:w="2880"/>
+          </w:tcPr>
+          <w:p>
+            <w:r/>
+            <w:r>
+              <w:rPr>
+                <w:b/>
+              </w:rPr>
+              <w:t>Expected Move</w:t>
+            </w:r>
+          </w:p>
+        </w:tc>
+        <w:tc>
+          <w:tcPr>
+            <w:tcW w:type="dxa" w:w="2880"/>
+          </w:tcPr>
+          <w:p>
+            <w:r/>
+            <w:r>
+              <w:rPr>
+                <w:rFonts w:ascii="Consolas" w:hAnsi="Consolas"/>
+                <w:color w:val="334455"/>
+                <w:sz w:val="19"/>
+              </w:rPr>
+              <w:t>options_svc</w:t>
+            </w:r>
+          </w:p>
+        </w:tc>
+        <w:tc>
+          <w:tcPr>
+            <w:tcW w:type="dxa" w:w="2880"/>
+          </w:tcPr>
+          <w:p>
+            <w:r/>
+            <w:r>
+              <w:rPr>
+                <w:rFonts w:ascii="Consolas" w:hAnsi="Consolas"/>
+                <w:color w:val="334455"/>
+                <w:sz w:val="19"/>
+              </w:rPr>
+              <w:t>cache:options:em_chain</w:t>
+            </w:r>
+            <w:r>
+              <w:rPr/>
+              <w:t xml:space="preserve">, </w:t>
+            </w:r>
+            <w:r>
+              <w:rPr>
+                <w:rFonts w:ascii="Consolas" w:hAnsi="Consolas"/>
+                <w:color w:val="334455"/>
+                <w:sz w:val="19"/>
+              </w:rPr>
+              <w:t>:expected_move</w:t>
+            </w:r>
+          </w:p>
+        </w:tc>
+      </w:tr>
+      <w:tr>
+        <w:tc>
+          <w:tcPr>
+            <w:tcW w:type="dxa" w:w="2880"/>
+            <w:shd w:val="clear" w:color="auto" w:fill="F4F6FA"/>
+          </w:tcPr>
+          <w:p>
+            <w:r/>
+            <w:r>
+              <w:rPr>
+                <w:b/>
+              </w:rPr>
+              <w:t>Captured Signals</w:t>
+            </w:r>
+          </w:p>
+        </w:tc>
+        <w:tc>
+          <w:tcPr>
+            <w:tcW w:type="dxa" w:w="2880"/>
+            <w:shd w:val="clear" w:color="auto" w:fill="F4F6FA"/>
+          </w:tcPr>
+          <w:p>
+            <w:r/>
+            <w:r>
+              <w:rPr>
+                <w:rFonts w:ascii="Consolas" w:hAnsi="Consolas"/>
+                <w:color w:val="334455"/>
+                <w:sz w:val="19"/>
+              </w:rPr>
+              <w:t>options_svc</w:t>
+            </w:r>
+          </w:p>
+        </w:tc>
+        <w:tc>
+          <w:tcPr>
+            <w:tcW w:type="dxa" w:w="2880"/>
+            <w:shd w:val="clear" w:color="auto" w:fill="F4F6FA"/>
+          </w:tcPr>
+          <w:p>
+            <w:r/>
+            <w:r>
+              <w:rPr>
+                <w:rFonts w:ascii="Consolas" w:hAnsi="Consolas"/>
+                <w:color w:val="334455"/>
+                <w:sz w:val="19"/>
+              </w:rPr>
+              <w:t>cache:options:captured</w:t>
+            </w:r>
+            <w:r>
+              <w:rPr/>
+              <w:t xml:space="preserve">, </w:t>
+            </w:r>
+            <w:r>
+              <w:rPr>
+                <w:rFonts w:ascii="Consolas" w:hAnsi="Consolas"/>
+                <w:color w:val="334455"/>
+                <w:sz w:val="19"/>
+              </w:rPr>
+              <w:t>:captured_flags</w:t>
+            </w:r>
+            <w:r>
+              <w:rPr/>
+              <w:t xml:space="preserve">, </w:t>
+            </w:r>
+            <w:r>
+              <w:rPr>
+                <w:rFonts w:ascii="Consolas" w:hAnsi="Consolas"/>
+                <w:color w:val="334455"/>
+                <w:sz w:val="19"/>
+              </w:rPr>
+              <w:t>:captured_closed</w:t>
+            </w:r>
+          </w:p>
+        </w:tc>
+      </w:tr>
+      <w:tr>
+        <w:tc>
+          <w:tcPr>
+            <w:tcW w:type="dxa" w:w="2880"/>
+          </w:tcPr>
+          <w:p>
+            <w:r/>
+            <w:r>
+              <w:rPr>
+                <w:b/>
+              </w:rPr>
+              <w:t>Paper Ledger</w:t>
+            </w:r>
+          </w:p>
+        </w:tc>
+        <w:tc>
+          <w:tcPr>
+            <w:tcW w:type="dxa" w:w="2880"/>
+          </w:tcPr>
+          <w:p>
+            <w:r/>
+            <w:r>
+              <w:rPr>
+                <w:rFonts w:ascii="Consolas" w:hAnsi="Consolas"/>
+                <w:color w:val="334455"/>
+                <w:sz w:val="19"/>
+              </w:rPr>
+              <w:t>options_svc</w:t>
+            </w:r>
+          </w:p>
+        </w:tc>
+        <w:tc>
+          <w:tcPr>
+            <w:tcW w:type="dxa" w:w="2880"/>
+          </w:tcPr>
+          <w:p>
+            <w:r/>
+            <w:r>
+              <w:rPr>
+                <w:rFonts w:ascii="Consolas" w:hAnsi="Consolas"/>
+                <w:color w:val="334455"/>
+                <w:sz w:val="19"/>
+              </w:rPr>
+              <w:t>cache:options:paper_trades</w:t>
+            </w:r>
+            <w:r>
+              <w:rPr/>
+              <w:t xml:space="preserve">, </w:t>
+            </w:r>
+            <w:r>
+              <w:rPr>
+                <w:rFonts w:ascii="Consolas" w:hAnsi="Consolas"/>
+                <w:color w:val="334455"/>
+                <w:sz w:val="19"/>
+              </w:rPr>
+              <w:t>:paper_analyze</w:t>
+            </w:r>
+          </w:p>
+        </w:tc>
+      </w:tr>
+      <w:tr>
+        <w:tc>
+          <w:tcPr>
+            <w:tcW w:type="dxa" w:w="2880"/>
+            <w:shd w:val="clear" w:color="auto" w:fill="F4F6FA"/>
+          </w:tcPr>
+          <w:p>
+            <w:r/>
+            <w:r>
+              <w:rPr>
+                <w:b/>
+              </w:rPr>
+              <w:t>Paper Account</w:t>
+            </w:r>
+          </w:p>
+        </w:tc>
+        <w:tc>
+          <w:tcPr>
+            <w:tcW w:type="dxa" w:w="2880"/>
+            <w:shd w:val="clear" w:color="auto" w:fill="F4F6FA"/>
+          </w:tcPr>
+          <w:p>
+            <w:r/>
+            <w:r>
+              <w:rPr>
+                <w:rFonts w:ascii="Consolas" w:hAnsi="Consolas"/>
+                <w:color w:val="334455"/>
+                <w:sz w:val="19"/>
+              </w:rPr>
+              <w:t>options_svc</w:t>
+            </w:r>
+          </w:p>
+        </w:tc>
+        <w:tc>
+          <w:tcPr>
+            <w:tcW w:type="dxa" w:w="2880"/>
+            <w:shd w:val="clear" w:color="auto" w:fill="F4F6FA"/>
+          </w:tcPr>
+          <w:p>
+            <w:r/>
+            <w:r>
+              <w:rPr>
+                <w:rFonts w:ascii="Consolas" w:hAnsi="Consolas"/>
+                <w:color w:val="334455"/>
+                <w:sz w:val="19"/>
+              </w:rPr>
+              <w:t>cache:options:paper_account</w:t>
+            </w:r>
+            <w:r>
+              <w:rPr/>
+              <w:t xml:space="preserve">, </w:t>
+            </w:r>
+            <w:r>
+              <w:rPr>
+                <w:rFonts w:ascii="Consolas" w:hAnsi="Consolas"/>
+                <w:color w:val="334455"/>
+                <w:sz w:val="19"/>
+              </w:rPr>
+              <w:t>:paper_analytics</w:t>
+            </w:r>
+          </w:p>
+        </w:tc>
+      </w:tr>
+      <w:tr>
+        <w:tc>
+          <w:tcPr>
+            <w:tcW w:type="dxa" w:w="2880"/>
+          </w:tcPr>
+          <w:p>
+            <w:r/>
+            <w:r>
+              <w:rPr>
+                <w:b/>
+              </w:rPr>
+              <w:t>Rescue</w:t>
+            </w:r>
+          </w:p>
+        </w:tc>
+        <w:tc>
+          <w:tcPr>
+            <w:tcW w:type="dxa" w:w="2880"/>
+          </w:tcPr>
+          <w:p>
+            <w:r/>
+            <w:r>
+              <w:rPr>
+                <w:rFonts w:ascii="Consolas" w:hAnsi="Consolas"/>
+                <w:color w:val="334455"/>
+                <w:sz w:val="19"/>
+              </w:rPr>
+              <w:t>options_svc</w:t>
+            </w:r>
+          </w:p>
+        </w:tc>
+        <w:tc>
+          <w:tcPr>
+            <w:tcW w:type="dxa" w:w="2880"/>
+          </w:tcPr>
+          <w:p>
+            <w:r/>
+            <w:r>
+              <w:rPr>
+                <w:rFonts w:ascii="Consolas" w:hAnsi="Consolas"/>
+                <w:color w:val="334455"/>
+                <w:sz w:val="19"/>
+              </w:rPr>
+              <w:t>cache:options:rescue:&lt;position_id&gt;</w:t>
+            </w:r>
+            <w:r>
+              <w:rPr/>
+              <w:t xml:space="preserve">, </w:t>
+            </w:r>
+            <w:r>
+              <w:rPr>
+                <w:rFonts w:ascii="Consolas" w:hAnsi="Consolas"/>
+                <w:color w:val="334455"/>
+                <w:sz w:val="19"/>
+              </w:rPr>
+              <w:t>:rescue_summary</w:t>
+            </w:r>
+          </w:p>
+        </w:tc>
+      </w:tr>
+      <w:tr>
+        <w:tc>
+          <w:tcPr>
+            <w:tcW w:type="dxa" w:w="2880"/>
+            <w:shd w:val="clear" w:color="auto" w:fill="F4F6FA"/>
+          </w:tcPr>
+          <w:p>
+            <w:r/>
+            <w:r>
+              <w:rPr>
+                <w:b/>
+              </w:rPr>
+              <w:t>Trade Analyzer</w:t>
+            </w:r>
+          </w:p>
+        </w:tc>
+        <w:tc>
+          <w:tcPr>
+            <w:tcW w:type="dxa" w:w="2880"/>
+            <w:shd w:val="clear" w:color="auto" w:fill="F4F6FA"/>
+          </w:tcPr>
+          <w:p>
+            <w:r/>
+            <w:r>
+              <w:rPr>
+                <w:rFonts w:ascii="Consolas" w:hAnsi="Consolas"/>
+                <w:color w:val="334455"/>
+                <w:sz w:val="19"/>
+              </w:rPr>
+              <w:t>trade_svc</w:t>
+            </w:r>
+            <w:r>
+              <w:rPr/>
+              <w:t xml:space="preserve"> :8213</w:t>
+            </w:r>
+          </w:p>
+        </w:tc>
+        <w:tc>
+          <w:tcPr>
+            <w:tcW w:type="dxa" w:w="2880"/>
+            <w:shd w:val="clear" w:color="auto" w:fill="F4F6FA"/>
+          </w:tcPr>
+          <w:p>
+            <w:r/>
+            <w:r>
+              <w:rPr>
+                <w:rFonts w:ascii="Consolas" w:hAnsi="Consolas"/>
+                <w:color w:val="334455"/>
+                <w:sz w:val="19"/>
+              </w:rPr>
+              <w:t>cache:trade:analysis</w:t>
+            </w:r>
+            <w:r>
+              <w:rPr/>
+              <w:t xml:space="preserve">, </w:t>
+            </w:r>
+            <w:r>
+              <w:rPr>
+                <w:rFonts w:ascii="Consolas" w:hAnsi="Consolas"/>
+                <w:color w:val="334455"/>
+                <w:sz w:val="19"/>
+              </w:rPr>
+              <w:t>:deepdive</w:t>
+            </w:r>
+            <w:r>
+              <w:rPr/>
+              <w:t xml:space="preserve">, </w:t>
+            </w:r>
+            <w:r>
+              <w:rPr>
+                <w:rFonts w:ascii="Consolas" w:hAnsi="Consolas"/>
+                <w:color w:val="334455"/>
+                <w:sz w:val="19"/>
+              </w:rPr>
+              <w:t>:deepdive_query</w:t>
+            </w:r>
+          </w:p>
+        </w:tc>
+      </w:tr>
+      <w:tr>
+        <w:tc>
+          <w:tcPr>
+            <w:tcW w:type="dxa" w:w="2880"/>
+          </w:tcPr>
+          <w:p>
+            <w:r/>
+            <w:r>
+              <w:rPr>
+                <w:b/>
+              </w:rPr>
+              <w:t>Claude Trades</w:t>
+            </w:r>
+          </w:p>
+        </w:tc>
+        <w:tc>
+          <w:tcPr>
+            <w:tcW w:type="dxa" w:w="2880"/>
+          </w:tcPr>
+          <w:p>
+            <w:r/>
+            <w:r>
+              <w:rPr>
+                <w:rFonts w:ascii="Consolas" w:hAnsi="Consolas"/>
+                <w:color w:val="334455"/>
+                <w:sz w:val="19"/>
+              </w:rPr>
+              <w:t>driver_svc</w:t>
+            </w:r>
+            <w:r>
+              <w:rPr/>
+              <w:t xml:space="preserve"> :8214 decides, </w:t>
+            </w:r>
+            <w:r>
+              <w:rPr>
+                <w:rFonts w:ascii="Consolas" w:hAnsi="Consolas"/>
+                <w:color w:val="334455"/>
+                <w:sz w:val="19"/>
+              </w:rPr>
+              <w:t>options_svc</w:t>
+            </w:r>
+            <w:r>
+              <w:rPr/>
+              <w:t xml:space="preserve"> executes</w:t>
+            </w:r>
+          </w:p>
+        </w:tc>
+        <w:tc>
+          <w:tcPr>
+            <w:tcW w:type="dxa" w:w="2880"/>
+          </w:tcPr>
+          <w:p>
+            <w:r/>
+            <w:r>
+              <w:rPr>
+                <w:rFonts w:ascii="Consolas" w:hAnsi="Consolas"/>
+                <w:color w:val="334455"/>
+                <w:sz w:val="19"/>
+              </w:rPr>
+              <w:t>cache:driver:autonomous</w:t>
+            </w:r>
+            <w:r>
+              <w:rPr/>
+              <w:t xml:space="preserve">, </w:t>
+            </w:r>
+            <w:r>
+              <w:rPr>
+                <w:rFonts w:ascii="Consolas" w:hAnsi="Consolas"/>
+                <w:color w:val="334455"/>
+                <w:sz w:val="19"/>
+              </w:rPr>
+              <w:t>:control</w:t>
+            </w:r>
+            <w:r>
+              <w:rPr/>
+              <w:t xml:space="preserve">, </w:t>
+            </w:r>
+            <w:r>
+              <w:rPr>
+                <w:rFonts w:ascii="Consolas" w:hAnsi="Consolas"/>
+                <w:color w:val="334455"/>
+                <w:sz w:val="19"/>
+              </w:rPr>
+              <w:t>cache:options:driver_paper_account</w:t>
+            </w:r>
+            <w:r>
+              <w:rPr/>
+              <w:t xml:space="preserve">, </w:t>
+            </w:r>
+            <w:r>
+              <w:rPr>
+                <w:rFonts w:ascii="Consolas" w:hAnsi="Consolas"/>
+                <w:color w:val="334455"/>
+                <w:sz w:val="19"/>
+              </w:rPr>
+              <w:t>:driver_paper_perf</w:t>
+            </w:r>
+          </w:p>
+        </w:tc>
+      </w:tr>
+      <w:tr>
+        <w:tc>
+          <w:tcPr>
+            <w:tcW w:type="dxa" w:w="2880"/>
+            <w:shd w:val="clear" w:color="auto" w:fill="F4F6FA"/>
+          </w:tcPr>
+          <w:p>
+            <w:r/>
+            <w:r>
+              <w:rPr>
+                <w:b/>
+              </w:rPr>
+              <w:t>Portfolio</w:t>
+            </w:r>
+          </w:p>
+        </w:tc>
+        <w:tc>
+          <w:tcPr>
+            <w:tcW w:type="dxa" w:w="2880"/>
+            <w:shd w:val="clear" w:color="auto" w:fill="F4F6FA"/>
+          </w:tcPr>
+          <w:p>
+            <w:r/>
+            <w:r>
+              <w:rPr>
+                <w:rFonts w:ascii="Consolas" w:hAnsi="Consolas"/>
+                <w:color w:val="334455"/>
+                <w:sz w:val="19"/>
+              </w:rPr>
+              <w:t>portfolio_svc</w:t>
+            </w:r>
+            <w:r>
+              <w:rPr/>
+              <w:t xml:space="preserve"> :8212</w:t>
+            </w:r>
+          </w:p>
+        </w:tc>
+        <w:tc>
+          <w:tcPr>
+            <w:tcW w:type="dxa" w:w="2880"/>
+            <w:shd w:val="clear" w:color="auto" w:fill="F4F6FA"/>
+          </w:tcPr>
+          <w:p>
+            <w:r/>
+            <w:r>
+              <w:rPr>
+                <w:rFonts w:ascii="Consolas" w:hAnsi="Consolas"/>
+                <w:color w:val="334455"/>
+                <w:sz w:val="19"/>
+              </w:rPr>
+              <w:t>cache:portfolio:positions</w:t>
+            </w:r>
+          </w:p>
+        </w:tc>
+      </w:tr>
+      <w:tr>
+        <w:tc>
+          <w:tcPr>
+            <w:tcW w:type="dxa" w:w="2880"/>
+          </w:tcPr>
+          <w:p>
+            <w:r/>
+            <w:r>
+              <w:rPr>
+                <w:b/>
+              </w:rPr>
+              <w:t>EOD Report</w:t>
+            </w:r>
+          </w:p>
+        </w:tc>
+        <w:tc>
+          <w:tcPr>
+            <w:tcW w:type="dxa" w:w="2880"/>
+          </w:tcPr>
+          <w:p>
+            <w:r/>
+            <w:r>
+              <w:rPr/>
+              <w:t>none — pure Tier-1 reader</w:t>
+            </w:r>
+          </w:p>
+        </w:tc>
+        <w:tc>
+          <w:tcPr>
+            <w:tcW w:type="dxa" w:w="2880"/>
+          </w:tcPr>
+          <w:p>
+            <w:r/>
+            <w:r>
+              <w:rPr/>
+              <w:t xml:space="preserve">aggregates the </w:t>
+            </w:r>
+            <w:r>
+              <w:rPr>
+                <w:rFonts w:ascii="Consolas" w:hAnsi="Consolas"/>
+                <w:color w:val="334455"/>
+                <w:sz w:val="19"/>
+              </w:rPr>
+              <w:t>options:*</w:t>
+            </w:r>
+            <w:r>
+              <w:rPr/>
+              <w:t xml:space="preserve"> and </w:t>
+            </w:r>
+            <w:r>
+              <w:rPr>
+                <w:rFonts w:ascii="Consolas" w:hAnsi="Consolas"/>
+                <w:color w:val="334455"/>
+                <w:sz w:val="19"/>
+              </w:rPr>
+              <w:t>driver:*</w:t>
+            </w:r>
+            <w:r>
+              <w:rPr/>
+              <w:t xml:space="preserve"> keys</w:t>
+            </w:r>
+          </w:p>
+        </w:tc>
+      </w:tr>
+      <w:tr>
+        <w:tc>
+          <w:tcPr>
+            <w:tcW w:type="dxa" w:w="2880"/>
+            <w:shd w:val="clear" w:color="auto" w:fill="F4F6FA"/>
+          </w:tcPr>
+          <w:p>
+            <w:r/>
+            <w:r>
+              <w:rPr>
+                <w:b/>
+              </w:rPr>
+              <w:t>System Status</w:t>
+            </w:r>
+          </w:p>
+        </w:tc>
+        <w:tc>
+          <w:tcPr>
+            <w:tcW w:type="dxa" w:w="2880"/>
+            <w:shd w:val="clear" w:color="auto" w:fill="F4F6FA"/>
+          </w:tcPr>
+          <w:p>
+            <w:r/>
+            <w:r>
+              <w:rPr/>
+              <w:t xml:space="preserve">none — probes </w:t>
+            </w:r>
+            <w:r>
+              <w:rPr>
+                <w:rFonts w:ascii="Consolas" w:hAnsi="Consolas"/>
+                <w:color w:val="334455"/>
+                <w:sz w:val="19"/>
+              </w:rPr>
+              <w:t>/health</w:t>
+            </w:r>
+            <w:r>
+              <w:rPr/>
+              <w:t xml:space="preserve"> directly</w:t>
+            </w:r>
+          </w:p>
+        </w:tc>
+        <w:tc>
+          <w:tcPr>
+            <w:tcW w:type="dxa" w:w="2880"/>
+            <w:shd w:val="clear" w:color="auto" w:fill="F4F6FA"/>
+          </w:tcPr>
+          <w:p>
+            <w:r/>
+            <w:r>
+              <w:rPr/>
+              <w:t xml:space="preserve">reads every domain's </w:t>
+            </w:r>
+            <w:r>
+              <w:rPr>
+                <w:rFonts w:ascii="Consolas" w:hAnsi="Consolas"/>
+                <w:color w:val="334455"/>
+                <w:sz w:val="19"/>
+              </w:rPr>
+              <w:t>:ver</w:t>
+            </w:r>
+            <w:r>
+              <w:rPr/>
+              <w:t xml:space="preserve"> / </w:t>
+            </w:r>
+            <w:r>
+              <w:rPr>
+                <w:rFonts w:ascii="Consolas" w:hAnsi="Consolas"/>
+                <w:color w:val="334455"/>
+                <w:sz w:val="19"/>
+              </w:rPr>
+              <w:t>:ts</w:t>
+            </w:r>
+            <w:r>
+              <w:rPr/>
+              <w:t xml:space="preserve"> side keys</w:t>
+            </w:r>
+          </w:p>
+        </w:tc>
+      </w:tr>
+    </w:tbl>
+    <w:p/>
     <w:p>
       <w:r>
         <w:br/>

--- a/docs/manuals/api-reference/api-reference.docx
+++ b/docs/manuals/api-reference/api-reference.docx
@@ -32,7 +32,7 @@
           <w:color w:val="5B6678"/>
           <w:sz w:val="18"/>
         </w:rPr>
-        <w:t>WebGUI Trading with Schwab · Generated 2026-08-16</w:t>
+        <w:t>WebGUI Trading with Schwab · Generated 2026-08-17</w:t>
       </w:r>
     </w:p>
     <w:p/>

--- a/docs/manuals/api-reference/api-reference.docx
+++ b/docs/manuals/api-reference/api-reference.docx
@@ -32,7 +32,7 @@
           <w:color w:val="5B6678"/>
           <w:sz w:val="18"/>
         </w:rPr>
-        <w:t>WebGUI Trading with Schwab · Generated 2026-08-17</w:t>
+        <w:t>WebGUI Trading with Schwab · Generated 2026-08-18</w:t>
       </w:r>
     </w:p>
     <w:p/>

--- a/docs/manuals/api-reference/api-reference.docx
+++ b/docs/manuals/api-reference/api-reference.docx
@@ -32,7 +32,7 @@
           <w:color w:val="5B6678"/>
           <w:sz w:val="18"/>
         </w:rPr>
-        <w:t>WebGUI Trading with Schwab · Generated 2026-08-18</w:t>
+        <w:t>WebGUI Trading with Schwab · Generated 2026-08-19</w:t>
       </w:r>
     </w:p>
     <w:p/>

--- a/docs/manuals/api-reference/api-reference.docx
+++ b/docs/manuals/api-reference/api-reference.docx
@@ -32,7 +32,7 @@
           <w:color w:val="5B6678"/>
           <w:sz w:val="18"/>
         </w:rPr>
-        <w:t>WebGUI Trading with Schwab · Generated 2026-08-19</w:t>
+        <w:t>WebGUI Trading with Schwab · Generated 2026-08-20</w:t>
       </w:r>
     </w:p>
     <w:p/>

--- a/docs/manuals/api-reference/api-reference.docx
+++ b/docs/manuals/api-reference/api-reference.docx
@@ -298,6 +298,18 @@
                 <w:sz w:val="19"/>
               </w:rPr>
               <w:t>cache:options:gamma</w:t>
+            </w:r>
+            <w:r>
+              <w:rPr/>
+              <w:t xml:space="preserve">, </w:t>
+            </w:r>
+            <w:r>
+              <w:rPr>
+                <w:rFonts w:ascii="Consolas" w:hAnsi="Consolas"/>
+                <w:color w:val="334455"/>
+                <w:sz w:val="19"/>
+              </w:rPr>
+              <w:t>:gamma_hist_*</w:t>
             </w:r>
             <w:r>
               <w:rPr/>
@@ -6514,6 +6526,18 @@
               </w:rPr>
               <w:t>cache:options:gamma</w:t>
             </w:r>
+            <w:r>
+              <w:rPr/>
+              <w:t xml:space="preserve"> + </w:t>
+            </w:r>
+            <w:r>
+              <w:rPr>
+                <w:rFonts w:ascii="Consolas" w:hAnsi="Consolas"/>
+                <w:color w:val="334455"/>
+                <w:sz w:val="19"/>
+              </w:rPr>
+              <w:t>cache:options:gamma_hist_{view}</w:t>
+            </w:r>
           </w:p>
         </w:tc>
       </w:tr>
@@ -12014,6 +12038,17 @@
           <w:sz w:val="18"/>
         </w:rPr>
         <w:t>cache:options:gamma            events:options:gamma</w:t>
+      </w:r>
+      <w:r>
+        <w:br/>
+      </w:r>
+      <w:r>
+        <w:rPr>
+          <w:rFonts w:ascii="Consolas" w:hAnsi="Consolas"/>
+          <w:color w:val="223344"/>
+          <w:sz w:val="18"/>
+        </w:rPr>
+        <w:t>cache:options:gamma_hist_gex | _charm | _dex | _vanna   (per-view intraday history)</w:t>
       </w:r>
       <w:r>
         <w:br/>

--- a/docs/manuals/api-reference/api-reference.docx
+++ b/docs/manuals/api-reference/api-reference.docx
@@ -32,7 +32,7 @@
           <w:color w:val="5B6678"/>
           <w:sz w:val="18"/>
         </w:rPr>
-        <w:t>WebGUI Trading with Schwab · Generated 2026-08-20</w:t>
+        <w:t>WebGUI Trading with Schwab · Generated 2026-08-22</w:t>
       </w:r>
     </w:p>
     <w:p/>

--- a/docs/manuals/api-reference/api-reference.docx
+++ b/docs/manuals/api-reference/api-reference.docx
@@ -32,7 +32,7 @@
           <w:color w:val="5B6678"/>
           <w:sz w:val="18"/>
         </w:rPr>
-        <w:t>WebGUI Trading with Schwab · Generated 2026-08-22</w:t>
+        <w:t>WebGUI Trading with Schwab · Generated 2026-08-23</w:t>
       </w:r>
     </w:p>
     <w:p/>

--- a/docs/manuals/api-reference/api-reference.docx
+++ b/docs/manuals/api-reference/api-reference.docx
@@ -32,7 +32,7 @@
           <w:color w:val="5B6678"/>
           <w:sz w:val="18"/>
         </w:rPr>
-        <w:t>WebGUI Trading with Schwab · Generated 2026-08-23</w:t>
+        <w:t>WebGUI Trading with Schwab · Generated 2026-09-06</w:t>
       </w:r>
     </w:p>
     <w:p/>
@@ -1794,7 +1794,7 @@
           <w:color w:val="223344"/>
           <w:sz w:val="18"/>
         </w:rPr>
-        <w:t>TIER 3  Redis (Memurai, :6379)  ◀──cache_set + publish──  TIER 2  services</w:t>
+        <w:t>TIER 3  Redis (:6379)  ◀──cache_set + publish──  TIER 2  services</w:t>
       </w:r>
       <w:r>
         <w:br/>
@@ -13371,7 +13371,7 @@
             <w:r/>
             <w:r>
               <w:rPr/>
-              <w:t>Memurai (Redis)</w:t>
+              <w:t>Redis</w:t>
             </w:r>
           </w:p>
         </w:tc>
@@ -14041,7 +14041,7 @@
             <w:r/>
             <w:r>
               <w:rPr/>
-              <w:t xml:space="preserve">Memurai db </w:t>
+              <w:t xml:space="preserve">Redis db </w:t>
             </w:r>
             <w:r>
               <w:rPr>
@@ -14059,7 +14059,7 @@
             <w:r/>
             <w:r>
               <w:rPr/>
-              <w:t xml:space="preserve">Memurai db </w:t>
+              <w:t xml:space="preserve">Redis db </w:t>
             </w:r>
             <w:r>
               <w:rPr>

--- a/docs/manuals/api-reference/api-reference.docx
+++ b/docs/manuals/api-reference/api-reference.docx
@@ -12,14 +12,14 @@
           <w:color w:val="16243A"/>
           <w:sz w:val="52"/>
         </w:rPr>
-        <w:t>WebGUI Trading with Schwab</w:t>
+        <w:t>NeuralStrike</w:t>
       </w:r>
     </w:p>
     <w:p>
       <w:r>
         <w:rPr>
           <w:b/>
-          <w:color w:val="2E6DB4"/>
+          <w:color w:val="5D5294"/>
           <w:sz w:val="30"/>
         </w:rPr>
         <w:t>API / Developer Reference</w:t>
@@ -32,7 +32,7 @@
           <w:color w:val="5B6678"/>
           <w:sz w:val="18"/>
         </w:rPr>
-        <w:t>WebGUI Trading with Schwab · Generated 2026-08-23</w:t>
+        <w:t>NeuralStrike · Generated 2026-09-07</w:t>
       </w:r>
     </w:p>
     <w:p/>
@@ -85,7 +85,7 @@
       </w:r>
       <w:r>
         <w:rPr/>
-        <w:t xml:space="preserve"> for the WebGUI Trading with Schwab 3-tier</w:t>
+        <w:t xml:space="preserve"> for the NeuralStrike 3-tier</w:t>
         <w:br/>
         <w:t>architecture: the contracts, the Redis bus API, each service's commands and</w:t>
         <w:br/>
@@ -1794,7 +1794,7 @@
           <w:color w:val="223344"/>
           <w:sz w:val="18"/>
         </w:rPr>
-        <w:t>TIER 3  Redis (Memurai, :6379)  ◀──cache_set + publish──  TIER 2  services</w:t>
+        <w:t>TIER 3  Redis (:6379)  ◀──cache_set + publish──  TIER 2  services</w:t>
       </w:r>
       <w:r>
         <w:br/>
@@ -13371,7 +13371,7 @@
             <w:r/>
             <w:r>
               <w:rPr/>
-              <w:t>Memurai (Redis)</w:t>
+              <w:t>Redis</w:t>
             </w:r>
           </w:p>
         </w:tc>
@@ -14041,7 +14041,7 @@
             <w:r/>
             <w:r>
               <w:rPr/>
-              <w:t xml:space="preserve">Memurai db </w:t>
+              <w:t xml:space="preserve">Redis db </w:t>
             </w:r>
             <w:r>
               <w:rPr>
@@ -14059,7 +14059,7 @@
             <w:r/>
             <w:r>
               <w:rPr/>
-              <w:t xml:space="preserve">Memurai db </w:t>
+              <w:t xml:space="preserve">Redis db </w:t>
             </w:r>
             <w:r>
               <w:rPr>

--- a/docs/manuals/api-reference/api-reference.docx
+++ b/docs/manuals/api-reference/api-reference.docx
@@ -8867,9 +8867,8 @@
         <w:rPr/>
         <w:t xml:space="preserve"> polls the run gate every</w:t>
         <w:br/>
-        <w:t>30 s; fires a checkpoint at 09:28 ET and then every 30 minutes inside the entry</w:t>
+        <w:t>30 s; fires a checkpoint every 30 minutes inside the entry window</w:t>
         <w:br/>
-        <w:t xml:space="preserve">window </w:t>
       </w:r>
       <w:r>
         <w:rPr>
@@ -8879,7 +8878,9 @@
       </w:r>
       <w:r>
         <w:rPr/>
-        <w:t>.</w:t>
+        <w:t>. The open-bell slot is deliberately skipped, so the first</w:t>
+        <w:br/>
+        <w:t>fire-able slot is 09:45 and the last entry decision is the 15:00 slot.</w:t>
       </w:r>
     </w:p>
     <w:p>

--- a/docs/manuals/api-reference/api-reference.docx
+++ b/docs/manuals/api-reference/api-reference.docx
@@ -13746,6 +13746,63 @@
           </w:p>
         </w:tc>
       </w:tr>
+      <w:tr>
+        <w:tc>
+          <w:tcPr>
+            <w:tcW w:type="dxa" w:w="2880"/>
+            <w:shd w:val="clear" w:color="auto" w:fill="F4F6FA"/>
+          </w:tcPr>
+          <w:p>
+            <w:r/>
+            <w:r>
+              <w:rPr/>
+              <w:t>webgui_live (public screens)</w:t>
+            </w:r>
+          </w:p>
+        </w:tc>
+        <w:tc>
+          <w:tcPr>
+            <w:tcW w:type="dxa" w:w="2880"/>
+            <w:shd w:val="clear" w:color="auto" w:fill="F4F6FA"/>
+          </w:tcPr>
+          <w:p>
+            <w:r/>
+            <w:r>
+              <w:rPr/>
+              <w:t>8501</w:t>
+            </w:r>
+          </w:p>
+        </w:tc>
+        <w:tc>
+          <w:tcPr>
+            <w:tcW w:type="dxa" w:w="2880"/>
+            <w:shd w:val="clear" w:color="auto" w:fill="F4F6FA"/>
+          </w:tcPr>
+          <w:p>
+            <w:r/>
+            <w:r>
+              <w:rPr>
+                <w:rFonts w:ascii="Consolas" w:hAnsi="Consolas"/>
+                <w:color w:val="334455"/>
+                <w:sz w:val="19"/>
+              </w:rPr>
+              <w:t>NICEGUI_LIVE_PORT</w:t>
+            </w:r>
+            <w:r>
+              <w:rPr/>
+              <w:t xml:space="preserve"> / </w:t>
+            </w:r>
+            <w:r>
+              <w:rPr>
+                <w:rFonts w:ascii="Consolas" w:hAnsi="Consolas"/>
+                <w:color w:val="334455"/>
+                <w:sz w:val="19"/>
+              </w:rPr>
+              <w:t>NICEGUI_LIVE_URL</w:t>
+            </w:r>
+          </w:p>
+        </w:tc>
+      </w:tr>
     </w:tbl>
     <w:p/>
     <w:p>
@@ -14030,6 +14087,47 @@
             <w:r/>
             <w:r>
               <w:rPr/>
+              <w:t>webgui_live</w:t>
+            </w:r>
+          </w:p>
+        </w:tc>
+        <w:tc>
+          <w:tcPr>
+            <w:tcW w:type="dxa" w:w="2880"/>
+          </w:tcPr>
+          <w:p>
+            <w:r/>
+            <w:r>
+              <w:rPr/>
+              <w:t>8501</w:t>
+            </w:r>
+          </w:p>
+        </w:tc>
+        <w:tc>
+          <w:tcPr>
+            <w:tcW w:type="dxa" w:w="2880"/>
+          </w:tcPr>
+          <w:p>
+            <w:r/>
+            <w:r>
+              <w:rPr>
+                <w:b/>
+              </w:rPr>
+              <w:t>9501</w:t>
+            </w:r>
+          </w:p>
+        </w:tc>
+      </w:tr>
+      <w:tr>
+        <w:tc>
+          <w:tcPr>
+            <w:tcW w:type="dxa" w:w="2880"/>
+            <w:shd w:val="clear" w:color="auto" w:fill="F4F6FA"/>
+          </w:tcPr>
+          <w:p>
+            <w:r/>
+            <w:r>
+              <w:rPr/>
               <w:t>Redis</w:t>
             </w:r>
           </w:p>
@@ -14037,6 +14135,7 @@
         <w:tc>
           <w:tcPr>
             <w:tcW w:type="dxa" w:w="2880"/>
+            <w:shd w:val="clear" w:color="auto" w:fill="F4F6FA"/>
           </w:tcPr>
           <w:p>
             <w:r/>
@@ -14055,6 +14154,7 @@
         <w:tc>
           <w:tcPr>
             <w:tcW w:type="dxa" w:w="2880"/>
+            <w:shd w:val="clear" w:color="auto" w:fill="F4F6FA"/>
           </w:tcPr>
           <w:p>
             <w:r/>
@@ -14075,7 +14175,6 @@
         <w:tc>
           <w:tcPr>
             <w:tcW w:type="dxa" w:w="2880"/>
-            <w:shd w:val="clear" w:color="auto" w:fill="F4F6FA"/>
           </w:tcPr>
           <w:p>
             <w:r/>
@@ -14088,7 +14187,6 @@
         <w:tc>
           <w:tcPr>
             <w:tcW w:type="dxa" w:w="2880"/>
-            <w:shd w:val="clear" w:color="auto" w:fill="F4F6FA"/>
           </w:tcPr>
           <w:p>
             <w:r/>
@@ -14107,7 +14205,6 @@
         <w:tc>
           <w:tcPr>
             <w:tcW w:type="dxa" w:w="2880"/>
-            <w:shd w:val="clear" w:color="auto" w:fill="F4F6FA"/>
           </w:tcPr>
           <w:p>
             <w:r/>

--- a/docs/manuals/api-reference/api-reference.docx
+++ b/docs/manuals/api-reference/api-reference.docx
@@ -32,7 +32,7 @@
           <w:color w:val="5B6678"/>
           <w:sz w:val="18"/>
         </w:rPr>
-        <w:t>NeuralStrike · Generated 2026-09-07</w:t>
+        <w:t>NeuralStrike · Generated 2026-09-10</w:t>
       </w:r>
     </w:p>
     <w:p/>
@@ -4439,7 +4439,43 @@
             </w:r>
             <w:r>
               <w:rPr/>
-              <w:t xml:space="preserve"> (a short Claude-written verdict; empty when there is no key or the call failed)</w:t>
+              <w:t xml:space="preserve"> (a short Claude-written verdict; empty when there is no key or the call failed), </w:t>
+            </w:r>
+            <w:r>
+              <w:rPr>
+                <w:rFonts w:ascii="Consolas" w:hAnsi="Consolas"/>
+                <w:color w:val="334455"/>
+                <w:sz w:val="19"/>
+              </w:rPr>
+              <w:t>inputs</w:t>
+            </w:r>
+            <w:r>
+              <w:rPr/>
+              <w:t xml:space="preserve"> (the six-reading packet the sentence was written from — </w:t>
+            </w:r>
+            <w:r>
+              <w:rPr>
+                <w:rFonts w:ascii="Consolas" w:hAnsi="Consolas"/>
+                <w:color w:val="334455"/>
+                <w:sz w:val="19"/>
+              </w:rPr>
+              <w:t>{}</w:t>
+            </w:r>
+            <w:r>
+              <w:rPr/>
+              <w:t xml:space="preserve"> on an older writer), </w:t>
+            </w:r>
+            <w:r>
+              <w:rPr>
+                <w:rFonts w:ascii="Consolas" w:hAnsi="Consolas"/>
+                <w:color w:val="334455"/>
+                <w:sz w:val="19"/>
+              </w:rPr>
+              <w:t>as_of</w:t>
+            </w:r>
+            <w:r>
+              <w:rPr/>
+              <w:t xml:space="preserve"> (UTC ISO of the write)</w:t>
             </w:r>
           </w:p>
         </w:tc>
@@ -9855,7 +9891,9 @@
       </w:r>
       <w:r>
         <w:rPr/>
-        <w:t xml:space="preserve"> and the summary the bottom ticker leads with.</w:t>
+        <w:t xml:space="preserve"> and the market summary that feeds both the bottom ticker and the Desk's</w:t>
+        <w:br/>
+        <w:t>MARKET SUMMARY frame.</w:t>
       </w:r>
     </w:p>
     <w:p>
@@ -10116,7 +10154,7 @@
                 <w:color w:val="334455"/>
                 <w:sz w:val="19"/>
               </w:rPr>
-              <w:t>SUMMARY_RTH_SEC</w:t>
+              <w:t>SUMMARY_MIN_GAP_SEC</w:t>
             </w:r>
           </w:p>
         </w:tc>
@@ -10133,7 +10171,7 @@
                 <w:color w:val="334455"/>
                 <w:sz w:val="19"/>
               </w:rPr>
-              <w:t>40 * 60</w:t>
+              <w:t>10 * 60</w:t>
             </w:r>
           </w:p>
         </w:tc>
@@ -10146,7 +10184,7 @@
             <w:r/>
             <w:r>
               <w:rPr/>
-              <w:t>Claude verdict refresh during RTH.</w:t>
+              <w:t>Minimum time between two Claude summary attempts, regardless of how often the readings change.</w:t>
             </w:r>
           </w:p>
         </w:tc>
@@ -10164,7 +10202,7 @@
                 <w:color w:val="334455"/>
                 <w:sz w:val="19"/>
               </w:rPr>
-              <w:t>SUMMARY_OFFHOURS_SEC</w:t>
+              <w:t>SUMMARY_DAILY_CAP</w:t>
             </w:r>
           </w:p>
         </w:tc>
@@ -10180,7 +10218,7 @@
                 <w:color w:val="334455"/>
                 <w:sz w:val="19"/>
               </w:rPr>
-              <w:t>60 * 60</w:t>
+              <w:t>30</w:t>
             </w:r>
           </w:p>
         </w:tc>
@@ -10192,13 +10230,118 @@
             <w:r/>
             <w:r>
               <w:rPr/>
-              <w:t>Claude verdict refresh off-hours.</w:t>
+              <w:t>Maximum Claude summary attempts per CT calendar day; resets at the date change.</w:t>
             </w:r>
           </w:p>
         </w:tc>
       </w:tr>
     </w:tbl>
     <w:p/>
+    <w:p>
+      <w:r>
+        <w:rPr/>
+        <w:t xml:space="preserve">Also in </w:t>
+      </w:r>
+      <w:r>
+        <w:rPr>
+          <w:rFonts w:ascii="Consolas" w:hAnsi="Consolas"/>
+          <w:color w:val="334455"/>
+          <w:sz w:val="19"/>
+        </w:rPr>
+        <w:t>services/market_svc/compute.py</w:t>
+      </w:r>
+      <w:r>
+        <w:rPr/>
+        <w:t xml:space="preserve"> — the </w:t>
+      </w:r>
+      <w:r>
+        <w:rPr>
+          <w:b/>
+        </w:rPr>
+        <w:t>fingerprint</w:t>
+      </w:r>
+      <w:r>
+        <w:rPr/>
+        <w:t xml:space="preserve"> resolution the</w:t>
+        <w:br/>
+        <w:t xml:space="preserve">summary is written from, in </w:t>
+      </w:r>
+      <w:r>
+        <w:rPr>
+          <w:rFonts w:ascii="Consolas" w:hAnsi="Consolas"/>
+          <w:color w:val="334455"/>
+          <w:sz w:val="19"/>
+        </w:rPr>
+        <w:t>FINGERPRINT_COMPOSITE_STEP</w:t>
+      </w:r>
+      <w:r>
+        <w:rPr/>
+        <w:t xml:space="preserve"> (</w:t>
+      </w:r>
+      <w:r>
+        <w:rPr>
+          <w:rFonts w:ascii="Consolas" w:hAnsi="Consolas"/>
+          <w:color w:val="334455"/>
+          <w:sz w:val="19"/>
+        </w:rPr>
+        <w:t>0.5</w:t>
+      </w:r>
+      <w:r>
+        <w:rPr/>
+        <w:t>),</w:t>
+        <w:br/>
+      </w:r>
+      <w:r>
+        <w:rPr>
+          <w:rFonts w:ascii="Consolas" w:hAnsi="Consolas"/>
+          <w:color w:val="334455"/>
+          <w:sz w:val="19"/>
+        </w:rPr>
+        <w:t>FINGERPRINT_TREND_STEP</w:t>
+      </w:r>
+      <w:r>
+        <w:rPr/>
+        <w:t xml:space="preserve"> (</w:t>
+      </w:r>
+      <w:r>
+        <w:rPr>
+          <w:rFonts w:ascii="Consolas" w:hAnsi="Consolas"/>
+          <w:color w:val="334455"/>
+          <w:sz w:val="19"/>
+        </w:rPr>
+        <w:t>5.0</w:t>
+      </w:r>
+      <w:r>
+        <w:rPr/>
+        <w:t xml:space="preserve">) and </w:t>
+      </w:r>
+      <w:r>
+        <w:rPr>
+          <w:rFonts w:ascii="Consolas" w:hAnsi="Consolas"/>
+          <w:color w:val="334455"/>
+          <w:sz w:val="19"/>
+        </w:rPr>
+        <w:t>FINGERPRINT_CONFIDENCE_STEP</w:t>
+      </w:r>
+      <w:r>
+        <w:rPr/>
+        <w:t xml:space="preserve"> (</w:t>
+      </w:r>
+      <w:r>
+        <w:rPr>
+          <w:rFonts w:ascii="Consolas" w:hAnsi="Consolas"/>
+          <w:color w:val="334455"/>
+          <w:sz w:val="19"/>
+        </w:rPr>
+        <w:t>0.1</w:t>
+      </w:r>
+      <w:r>
+        <w:rPr/>
+        <w:t>); words</w:t>
+        <w:br/>
+        <w:t>(trend, bias, signal, regime, Bull/Bear horizon and counts) compare exactly.</w:t>
+      </w:r>
+    </w:p>
     <w:p>
       <w:r>
         <w:rPr/>
@@ -10297,8 +10440,102 @@
     </w:p>
     <w:p>
       <w:r>
+        <w:rPr>
+          <w:b/>
+        </w:rPr>
+        <w:t>The Claude summary is written on change, not on a clock</w:t>
+      </w:r>
+      <w:r>
         <w:rPr/>
-        <w:t xml:space="preserve">The Claude summary runs as a </w:t>
+        <w:t xml:space="preserve"> (2026-09-10). Each poll</w:t>
+        <w:br/>
+        <w:t>builds a packet of six readings — sentiment, trend, bias, signal, regime,</w:t>
+        <w:br/>
+        <w:t xml:space="preserve">Bull/Bear — off </w:t>
+      </w:r>
+      <w:r>
+        <w:rPr>
+          <w:rFonts w:ascii="Consolas" w:hAnsi="Consolas"/>
+          <w:color w:val="334455"/>
+          <w:sz w:val="19"/>
+        </w:rPr>
+        <w:t>cache:sentiment:composite</w:t>
+      </w:r>
+      <w:r>
+        <w:rPr/>
+        <w:t xml:space="preserve">, </w:t>
+      </w:r>
+      <w:r>
+        <w:rPr>
+          <w:rFonts w:ascii="Consolas" w:hAnsi="Consolas"/>
+          <w:color w:val="334455"/>
+          <w:sz w:val="19"/>
+        </w:rPr>
+        <w:t>:regime</w:t>
+      </w:r>
+      <w:r>
+        <w:rPr/>
+        <w:t xml:space="preserve"> and </w:t>
+      </w:r>
+      <w:r>
+        <w:rPr>
+          <w:rFonts w:ascii="Consolas" w:hAnsi="Consolas"/>
+          <w:color w:val="334455"/>
+          <w:sz w:val="19"/>
+        </w:rPr>
+        <w:t>:bullbear</w:t>
+      </w:r>
+      <w:r>
+        <w:rPr/>
+        <w:t>, and a</w:t>
+        <w:br/>
+        <w:t>fingerprint of it at the resolution above. A new sentence is written only when the</w:t>
+        <w:br/>
+        <w:t>fingerprint differs from the one the current sentence was written from, at least</w:t>
+        <w:br/>
+      </w:r>
+      <w:r>
+        <w:rPr>
+          <w:rFonts w:ascii="Consolas" w:hAnsi="Consolas"/>
+          <w:color w:val="334455"/>
+          <w:sz w:val="19"/>
+        </w:rPr>
+        <w:t>SUMMARY_MIN_GAP_SEC</w:t>
+      </w:r>
+      <w:r>
+        <w:rPr/>
+        <w:t xml:space="preserve"> has passed since the last attempt, and fewer than</w:t>
+        <w:br/>
+      </w:r>
+      <w:r>
+        <w:rPr>
+          <w:rFonts w:ascii="Consolas" w:hAnsi="Consolas"/>
+          <w:color w:val="334455"/>
+          <w:sz w:val="19"/>
+        </w:rPr>
+        <w:t>SUMMARY_DAILY_CAP</w:t>
+      </w:r>
+      <w:r>
+        <w:rPr/>
+        <w:t xml:space="preserve"> attempts have run today; the first poll after a restart with</w:t>
+        <w:br/>
+        <w:t xml:space="preserve">readings present always writes one. A </w:t>
+      </w:r>
+      <w:r>
+        <w:rPr>
+          <w:b/>
+        </w:rPr>
+        <w:t>failed</w:t>
+      </w:r>
+      <w:r>
+        <w:rPr/>
+        <w:t xml:space="preserve"> attempt (API error, timeout)</w:t>
+        <w:br/>
+        <w:t>publishes nothing — the last good sentence stays — but still counts toward the gap</w:t>
+        <w:br/>
+        <w:t>and the cap, and the same readings are retried once the gap has passed. It runs as</w:t>
+        <w:br/>
+        <w:t xml:space="preserve">a </w:t>
       </w:r>
       <w:r>
         <w:rPr>
@@ -10308,9 +10545,9 @@
       </w:r>
       <w:r>
         <w:rPr/>
-        <w:t xml:space="preserve"> rather than inline, so a slow</w:t>
+        <w:t xml:space="preserve"> rather than inline, so a slow completion cannot stall the</w:t>
         <w:br/>
-        <w:t>completion cannot stall the poll loop.</w:t>
+        <w:t>poll loop.</w:t>
       </w:r>
     </w:p>
     <w:p>
@@ -10333,6 +10570,164 @@
           <w:b/>
         </w:rPr>
         <w:t>):</w:t>
+      </w:r>
+      <w:r>
+        <w:rPr/>
+        <w:t xml:space="preserve"> none. </w:t>
+      </w:r>
+      <w:r>
+        <w:rPr>
+          <w:rFonts w:ascii="Consolas" w:hAnsi="Consolas"/>
+          <w:color w:val="334455"/>
+          <w:sz w:val="19"/>
+        </w:rPr>
+        <w:t>handle_command</w:t>
+      </w:r>
+      <w:r>
+        <w:rPr/>
+        <w:t xml:space="preserve"> dispatches nothing and ignores</w:t>
+        <w:br/>
+        <w:t xml:space="preserve">every command type, including a replayed </w:t>
+      </w:r>
+      <w:r>
+        <w:rPr>
+          <w:rFonts w:ascii="Consolas" w:hAnsi="Consolas"/>
+          <w:color w:val="334455"/>
+          <w:sz w:val="19"/>
+        </w:rPr>
+        <w:t>enable_summary</w:t>
+      </w:r>
+      <w:r>
+        <w:rPr/>
+        <w:t xml:space="preserve"> / </w:t>
+      </w:r>
+      <w:r>
+        <w:rPr>
+          <w:rFonts w:ascii="Consolas" w:hAnsi="Consolas"/>
+          <w:color w:val="334455"/>
+          <w:sz w:val="19"/>
+        </w:rPr>
+        <w:t>disable_summary</w:t>
+      </w:r>
+      <w:r>
+        <w:rPr/>
+        <w:t xml:space="preserve"> from</w:t>
+        <w:br/>
+        <w:t xml:space="preserve">an older webgui — those, and the </w:t>
+      </w:r>
+      <w:r>
+        <w:rPr>
+          <w:rFonts w:ascii="Consolas" w:hAnsi="Consolas"/>
+          <w:color w:val="334455"/>
+          <w:sz w:val="19"/>
+        </w:rPr>
+        <w:t>cache:market:summary_enabled</w:t>
+      </w:r>
+      <w:r>
+        <w:rPr/>
+        <w:t xml:space="preserve"> key and the</w:t>
+        <w:br/>
+      </w:r>
+      <w:r>
+        <w:rPr>
+          <w:rFonts w:ascii="Consolas" w:hAnsi="Consolas"/>
+          <w:color w:val="334455"/>
+          <w:sz w:val="19"/>
+        </w:rPr>
+        <w:t>SUMMARY_RTH_SEC</w:t>
+      </w:r>
+      <w:r>
+        <w:rPr/>
+        <w:t xml:space="preserve"> / </w:t>
+      </w:r>
+      <w:r>
+        <w:rPr>
+          <w:rFonts w:ascii="Consolas" w:hAnsi="Consolas"/>
+          <w:color w:val="334455"/>
+          <w:sz w:val="19"/>
+        </w:rPr>
+        <w:t>SUMMARY_OFFHOURS_SEC</w:t>
+      </w:r>
+      <w:r>
+        <w:rPr/>
+        <w:t xml:space="preserve"> clock they gated, were retired</w:t>
+        <w:br/>
+        <w:t>2026-09-10: the summary now feeds the Desk as well as the ticker, so the ticker</w:t>
+        <w:br/>
+        <w:t>toggle only hides the marquee and can no longer stop the Claude call.</w:t>
+      </w:r>
+    </w:p>
+    <w:p>
+      <w:r>
+        <w:br/>
+      </w:r>
+    </w:p>
+    <w:p>
+      <w:pPr>
+        <w:pStyle w:val="Heading1"/>
+      </w:pPr>
+      <w:r>
+        <w:rPr/>
+        <w:t>Schwab Proxy</w:t>
+      </w:r>
+    </w:p>
+    <w:p>
+      <w:r>
+        <w:rPr>
+          <w:b/>
+        </w:rPr>
+        <w:t>Entry:</w:t>
+      </w:r>
+      <w:r>
+        <w:rPr/>
+        <w:t xml:space="preserve"> </w:t>
+      </w:r>
+      <w:r>
+        <w:rPr>
+          <w:rFonts w:ascii="Consolas" w:hAnsi="Consolas"/>
+          <w:color w:val="334455"/>
+          <w:sz w:val="19"/>
+        </w:rPr>
+        <w:t>schwab-proxy/schwab_proxy.py</w:t>
+      </w:r>
+      <w:r>
+        <w:rPr/>
+        <w:t xml:space="preserve">, port </w:t>
+      </w:r>
+      <w:r>
+        <w:rPr>
+          <w:b/>
+        </w:rPr>
+        <w:t>8100</w:t>
+      </w:r>
+      <w:r>
+        <w:rPr/>
+        <w:t>. Central token manager +</w:t>
+        <w:br/>
+        <w:t>HTTP gateway. GET market-data and Trader calls are rate-limited (~200 ms spacing)</w:t>
+        <w:br/>
+        <w:t xml:space="preserve">and retried up to 3× with backoff (0.25 / 0.5 / 1.0 s); order POSTs are </w:t>
+      </w:r>
+      <w:r>
+        <w:rPr>
+          <w:b/>
+        </w:rPr>
+        <w:t>single</w:t>
+        <w:br/>
+        <w:t>attempt</w:t>
+      </w:r>
+      <w:r>
+        <w:rPr/>
+        <w:t xml:space="preserve"> (never duplicate a submitted order).</w:t>
+      </w:r>
+    </w:p>
+    <w:p>
+      <w:pPr>
+        <w:pStyle w:val="Heading2"/>
+      </w:pPr>
+      <w:r>
+        <w:rPr/>
+        <w:t>Health &amp; auth</w:t>
       </w:r>
     </w:p>
     <w:tbl>
@@ -10371,7 +10766,7 @@
               <w:rPr>
                 <w:b/>
               </w:rPr>
-              <w:t>Type</w:t>
+              <w:t>Endpoint</w:t>
             </w:r>
           </w:p>
         </w:tc>
@@ -10390,7 +10785,7 @@
               <w:rPr>
                 <w:b/>
               </w:rPr>
-              <w:t>Args</w:t>
+              <w:t>Method</w:t>
             </w:r>
           </w:p>
         </w:tc>
@@ -10409,7 +10804,7 @@
               <w:rPr>
                 <w:b/>
               </w:rPr>
-              <w:t>Effect</w:t>
+              <w:t>Returns</w:t>
             </w:r>
           </w:p>
         </w:tc>
@@ -10427,7 +10822,7 @@
                 <w:color w:val="334455"/>
                 <w:sz w:val="19"/>
               </w:rPr>
-              <w:t>enable_summary</w:t>
+              <w:t>/health</w:t>
             </w:r>
           </w:p>
         </w:tc>
@@ -10439,7 +10834,7 @@
             <w:r/>
             <w:r>
               <w:rPr/>
-              <w:t>—</w:t>
+              <w:t>GET</w:t>
             </w:r>
           </w:p>
         </w:tc>
@@ -10450,20 +10845,12 @@
           <w:p>
             <w:r/>
             <w:r>
-              <w:rPr/>
-              <w:t>Turn the Claude narrative on (</w:t>
-            </w:r>
-            <w:r>
-              <w:rPr>
-                <w:rFonts w:ascii="Consolas" w:hAnsi="Consolas"/>
-                <w:color w:val="334455"/>
-                <w:sz w:val="19"/>
-              </w:rPr>
-              <w:t>cache:market:summary_enabled</w:t>
-            </w:r>
-            <w:r>
-              <w:rPr/>
-              <w:t>).</w:t>
+              <w:rPr>
+                <w:rFonts w:ascii="Consolas" w:hAnsi="Consolas"/>
+                <w:color w:val="334455"/>
+                <w:sz w:val="19"/>
+              </w:rPr>
+              <w:t>{status, has_token, token_expired, refresh_token_expired, token_file, timestamp}</w:t>
             </w:r>
           </w:p>
         </w:tc>
@@ -10482,7 +10869,7 @@
                 <w:color w:val="334455"/>
                 <w:sz w:val="19"/>
               </w:rPr>
-              <w:t>disable_summary</w:t>
+              <w:t>/auth</w:t>
             </w:r>
           </w:p>
         </w:tc>
@@ -10495,7 +10882,7 @@
             <w:r/>
             <w:r>
               <w:rPr/>
-              <w:t>—</w:t>
+              <w:t>GET</w:t>
             </w:r>
           </w:p>
         </w:tc>
@@ -10508,7 +10895,73 @@
             <w:r/>
             <w:r>
               <w:rPr/>
-              <w:t>Turn it off. This stops the API calls, not just the display.</w:t>
+              <w:t>HTML OAuth login page</w:t>
+            </w:r>
+          </w:p>
+        </w:tc>
+      </w:tr>
+      <w:tr>
+        <w:tc>
+          <w:tcPr>
+            <w:tcW w:type="dxa" w:w="2880"/>
+          </w:tcPr>
+          <w:p>
+            <w:r/>
+            <w:r>
+              <w:rPr>
+                <w:rFonts w:ascii="Consolas" w:hAnsi="Consolas"/>
+                <w:color w:val="334455"/>
+                <w:sz w:val="19"/>
+              </w:rPr>
+              <w:t>/auth/callback</w:t>
+            </w:r>
+          </w:p>
+        </w:tc>
+        <w:tc>
+          <w:tcPr>
+            <w:tcW w:type="dxa" w:w="2880"/>
+          </w:tcPr>
+          <w:p>
+            <w:r/>
+            <w:r>
+              <w:rPr/>
+              <w:t>GET</w:t>
+            </w:r>
+          </w:p>
+        </w:tc>
+        <w:tc>
+          <w:tcPr>
+            <w:tcW w:type="dxa" w:w="2880"/>
+          </w:tcPr>
+          <w:p>
+            <w:r/>
+            <w:r>
+              <w:rPr/>
+              <w:t xml:space="preserve">Exchanges the OAuth </w:t>
+            </w:r>
+            <w:r>
+              <w:rPr>
+                <w:rFonts w:ascii="Consolas" w:hAnsi="Consolas"/>
+                <w:color w:val="334455"/>
+                <w:sz w:val="19"/>
+              </w:rPr>
+              <w:t>code</w:t>
+            </w:r>
+            <w:r>
+              <w:rPr/>
+              <w:t>/</w:t>
+            </w:r>
+            <w:r>
+              <w:rPr>
+                <w:rFonts w:ascii="Consolas" w:hAnsi="Consolas"/>
+                <w:color w:val="334455"/>
+                <w:sz w:val="19"/>
+              </w:rPr>
+              <w:t>url</w:t>
+            </w:r>
+            <w:r>
+              <w:rPr/>
+              <w:t xml:space="preserve"> for tokens</w:t>
             </w:r>
           </w:p>
         </w:tc>
@@ -10516,76 +10969,12 @@
     </w:tbl>
     <w:p/>
     <w:p>
-      <w:r>
-        <w:br/>
-      </w:r>
-    </w:p>
-    <w:p>
-      <w:pPr>
-        <w:pStyle w:val="Heading1"/>
-      </w:pPr>
-      <w:r>
-        <w:rPr/>
-        <w:t>Schwab Proxy</w:t>
-      </w:r>
-    </w:p>
-    <w:p>
-      <w:r>
-        <w:rPr>
-          <w:b/>
-        </w:rPr>
-        <w:t>Entry:</w:t>
-      </w:r>
-      <w:r>
-        <w:rPr/>
-        <w:t xml:space="preserve"> </w:t>
-      </w:r>
-      <w:r>
-        <w:rPr>
-          <w:rFonts w:ascii="Consolas" w:hAnsi="Consolas"/>
-          <w:color w:val="334455"/>
-          <w:sz w:val="19"/>
-        </w:rPr>
-        <w:t>schwab-proxy/schwab_proxy.py</w:t>
-      </w:r>
-      <w:r>
-        <w:rPr/>
-        <w:t xml:space="preserve">, port </w:t>
-      </w:r>
-      <w:r>
-        <w:rPr>
-          <w:b/>
-        </w:rPr>
-        <w:t>8100</w:t>
-      </w:r>
-      <w:r>
-        <w:rPr/>
-        <w:t>. Central token manager +</w:t>
-        <w:br/>
-        <w:t>HTTP gateway. GET market-data and Trader calls are rate-limited (~200 ms spacing)</w:t>
-        <w:br/>
-        <w:t xml:space="preserve">and retried up to 3× with backoff (0.25 / 0.5 / 1.0 s); order POSTs are </w:t>
-      </w:r>
-      <w:r>
-        <w:rPr>
-          <w:b/>
-        </w:rPr>
-        <w:t>single</w:t>
-        <w:br/>
-        <w:t>attempt</w:t>
-      </w:r>
-      <w:r>
-        <w:rPr/>
-        <w:t xml:space="preserve"> (never duplicate a submitted order).</w:t>
-      </w:r>
-    </w:p>
-    <w:p>
       <w:pPr>
         <w:pStyle w:val="Heading2"/>
       </w:pPr>
       <w:r>
         <w:rPr/>
-        <w:t>Health &amp; auth</w:t>
+        <w:t>Market data</w:t>
       </w:r>
     </w:p>
     <w:tbl>
@@ -10643,7 +11032,7 @@
               <w:rPr>
                 <w:b/>
               </w:rPr>
-              <w:t>Method</w:t>
+              <w:t>Params</w:t>
             </w:r>
           </w:p>
         </w:tc>
@@ -10680,7 +11069,7 @@
                 <w:color w:val="334455"/>
                 <w:sz w:val="19"/>
               </w:rPr>
-              <w:t>/health</w:t>
+              <w:t>/quote</w:t>
             </w:r>
           </w:p>
         </w:tc>
@@ -10691,24 +11080,24 @@
           <w:p>
             <w:r/>
             <w:r>
+              <w:rPr>
+                <w:rFonts w:ascii="Consolas" w:hAnsi="Consolas"/>
+                <w:color w:val="334455"/>
+                <w:sz w:val="19"/>
+              </w:rPr>
+              <w:t>symbol</w:t>
+            </w:r>
+          </w:p>
+        </w:tc>
+        <w:tc>
+          <w:tcPr>
+            <w:tcW w:type="dxa" w:w="2880"/>
+          </w:tcPr>
+          <w:p>
+            <w:r/>
+            <w:r>
               <w:rPr/>
-              <w:t>GET</w:t>
-            </w:r>
-          </w:p>
-        </w:tc>
-        <w:tc>
-          <w:tcPr>
-            <w:tcW w:type="dxa" w:w="2880"/>
-          </w:tcPr>
-          <w:p>
-            <w:r/>
-            <w:r>
-              <w:rPr>
-                <w:rFonts w:ascii="Consolas" w:hAnsi="Consolas"/>
-                <w:color w:val="334455"/>
-                <w:sz w:val="19"/>
-              </w:rPr>
-              <w:t>{status, has_token, token_expired, refresh_token_expired, token_file, timestamp}</w:t>
+              <w:t>Single quote</w:t>
             </w:r>
           </w:p>
         </w:tc>
@@ -10727,7 +11116,7 @@
                 <w:color w:val="334455"/>
                 <w:sz w:val="19"/>
               </w:rPr>
-              <w:t>/auth</w:t>
+              <w:t>/quotes</w:t>
             </w:r>
           </w:p>
         </w:tc>
@@ -10739,8 +11128,16 @@
           <w:p>
             <w:r/>
             <w:r>
+              <w:rPr>
+                <w:rFonts w:ascii="Consolas" w:hAnsi="Consolas"/>
+                <w:color w:val="334455"/>
+                <w:sz w:val="19"/>
+              </w:rPr>
+              <w:t>symbols</w:t>
+            </w:r>
+            <w:r>
               <w:rPr/>
-              <w:t>GET</w:t>
+              <w:t xml:space="preserve"> (comma-sep)</w:t>
             </w:r>
           </w:p>
         </w:tc>
@@ -10753,7 +11150,7 @@
             <w:r/>
             <w:r>
               <w:rPr/>
-              <w:t>HTML OAuth login page</w:t>
+              <w:t>Quotes array</w:t>
             </w:r>
           </w:p>
         </w:tc>
@@ -10771,7 +11168,7 @@
                 <w:color w:val="334455"/>
                 <w:sz w:val="19"/>
               </w:rPr>
-              <w:t>/auth/callback</w:t>
+              <w:t>/chains</w:t>
             </w:r>
           </w:p>
         </w:tc>
@@ -10782,44 +11179,188 @@
           <w:p>
             <w:r/>
             <w:r>
+              <w:rPr>
+                <w:rFonts w:ascii="Consolas" w:hAnsi="Consolas"/>
+                <w:color w:val="334455"/>
+                <w:sz w:val="19"/>
+              </w:rPr>
+              <w:t>symbol, contractType, range, fromDate?, toDate?, strikeCount?</w:t>
+            </w:r>
+          </w:p>
+        </w:tc>
+        <w:tc>
+          <w:tcPr>
+            <w:tcW w:type="dxa" w:w="2880"/>
+          </w:tcPr>
+          <w:p>
+            <w:r/>
+            <w:r>
               <w:rPr/>
-              <w:t>GET</w:t>
-            </w:r>
-          </w:p>
-        </w:tc>
+              <w:t>Options chain</w:t>
+            </w:r>
+          </w:p>
+        </w:tc>
+      </w:tr>
+      <w:tr>
         <w:tc>
           <w:tcPr>
             <w:tcW w:type="dxa" w:w="2880"/>
+            <w:shd w:val="clear" w:color="auto" w:fill="F4F6FA"/>
+          </w:tcPr>
+          <w:p>
+            <w:r/>
+            <w:r>
+              <w:rPr>
+                <w:rFonts w:ascii="Consolas" w:hAnsi="Consolas"/>
+                <w:color w:val="334455"/>
+                <w:sz w:val="19"/>
+              </w:rPr>
+              <w:t>/pricehistory</w:t>
+            </w:r>
+          </w:p>
+        </w:tc>
+        <w:tc>
+          <w:tcPr>
+            <w:tcW w:type="dxa" w:w="2880"/>
+            <w:shd w:val="clear" w:color="auto" w:fill="F4F6FA"/>
+          </w:tcPr>
+          <w:p>
+            <w:r/>
+            <w:r>
+              <w:rPr>
+                <w:rFonts w:ascii="Consolas" w:hAnsi="Consolas"/>
+                <w:color w:val="334455"/>
+                <w:sz w:val="19"/>
+              </w:rPr>
+              <w:t>symbol, periodType, period, frequencyType, frequency, needExtendedHoursData</w:t>
+            </w:r>
+          </w:p>
+        </w:tc>
+        <w:tc>
+          <w:tcPr>
+            <w:tcW w:type="dxa" w:w="2880"/>
+            <w:shd w:val="clear" w:color="auto" w:fill="F4F6FA"/>
           </w:tcPr>
           <w:p>
             <w:r/>
             <w:r>
               <w:rPr/>
-              <w:t xml:space="preserve">Exchanges the OAuth </w:t>
-            </w:r>
-            <w:r>
-              <w:rPr>
-                <w:rFonts w:ascii="Consolas" w:hAnsi="Consolas"/>
-                <w:color w:val="334455"/>
-                <w:sz w:val="19"/>
-              </w:rPr>
-              <w:t>code</w:t>
+              <w:t>Price bars</w:t>
+            </w:r>
+          </w:p>
+        </w:tc>
+      </w:tr>
+      <w:tr>
+        <w:tc>
+          <w:tcPr>
+            <w:tcW w:type="dxa" w:w="2880"/>
+          </w:tcPr>
+          <w:p>
+            <w:r/>
+            <w:r>
+              <w:rPr>
+                <w:rFonts w:ascii="Consolas" w:hAnsi="Consolas"/>
+                <w:color w:val="334455"/>
+                <w:sz w:val="19"/>
+              </w:rPr>
+              <w:t>/instruments</w:t>
+            </w:r>
+          </w:p>
+        </w:tc>
+        <w:tc>
+          <w:tcPr>
+            <w:tcW w:type="dxa" w:w="2880"/>
+          </w:tcPr>
+          <w:p>
+            <w:r/>
+            <w:r>
+              <w:rPr>
+                <w:rFonts w:ascii="Consolas" w:hAnsi="Consolas"/>
+                <w:color w:val="334455"/>
+                <w:sz w:val="19"/>
+              </w:rPr>
+              <w:t>symbol, projection</w:t>
             </w:r>
             <w:r>
               <w:rPr/>
-              <w:t>/</w:t>
-            </w:r>
-            <w:r>
-              <w:rPr>
-                <w:rFonts w:ascii="Consolas" w:hAnsi="Consolas"/>
-                <w:color w:val="334455"/>
-                <w:sz w:val="19"/>
-              </w:rPr>
-              <w:t>url</w:t>
+              <w:t xml:space="preserve"> (e.g. </w:t>
+            </w:r>
+            <w:r>
+              <w:rPr>
+                <w:rFonts w:ascii="Consolas" w:hAnsi="Consolas"/>
+                <w:color w:val="334455"/>
+                <w:sz w:val="19"/>
+              </w:rPr>
+              <w:t>fundamental</w:t>
             </w:r>
             <w:r>
               <w:rPr/>
-              <w:t xml:space="preserve"> for tokens</w:t>
+              <w:t>)</w:t>
+            </w:r>
+          </w:p>
+        </w:tc>
+        <w:tc>
+          <w:tcPr>
+            <w:tcW w:type="dxa" w:w="2880"/>
+          </w:tcPr>
+          <w:p>
+            <w:r/>
+            <w:r>
+              <w:rPr>
+                <w:rFonts w:ascii="Consolas" w:hAnsi="Consolas"/>
+                <w:color w:val="334455"/>
+                <w:sz w:val="19"/>
+              </w:rPr>
+              <w:t>{instruments:[{fundamental, symbol, description, ...}]}</w:t>
+            </w:r>
+          </w:p>
+        </w:tc>
+      </w:tr>
+      <w:tr>
+        <w:tc>
+          <w:tcPr>
+            <w:tcW w:type="dxa" w:w="2880"/>
+            <w:shd w:val="clear" w:color="auto" w:fill="F4F6FA"/>
+          </w:tcPr>
+          <w:p>
+            <w:r/>
+            <w:r>
+              <w:rPr>
+                <w:rFonts w:ascii="Consolas" w:hAnsi="Consolas"/>
+                <w:color w:val="334455"/>
+                <w:sz w:val="19"/>
+              </w:rPr>
+              <w:t>/passthrough</w:t>
+            </w:r>
+          </w:p>
+        </w:tc>
+        <w:tc>
+          <w:tcPr>
+            <w:tcW w:type="dxa" w:w="2880"/>
+            <w:shd w:val="clear" w:color="auto" w:fill="F4F6FA"/>
+          </w:tcPr>
+          <w:p>
+            <w:r/>
+            <w:r>
+              <w:rPr>
+                <w:rFonts w:ascii="Consolas" w:hAnsi="Consolas"/>
+                <w:color w:val="334455"/>
+                <w:sz w:val="19"/>
+              </w:rPr>
+              <w:t>endpoint, params</w:t>
+            </w:r>
+          </w:p>
+        </w:tc>
+        <w:tc>
+          <w:tcPr>
+            <w:tcW w:type="dxa" w:w="2880"/>
+            <w:shd w:val="clear" w:color="auto" w:fill="F4F6FA"/>
+          </w:tcPr>
+          <w:p>
+            <w:r/>
+            <w:r>
+              <w:rPr/>
+              <w:t>Generic marketdata fallback</w:t>
             </w:r>
           </w:p>
         </w:tc>
@@ -10827,12 +11368,30 @@
     </w:tbl>
     <w:p/>
     <w:p>
+      <w:r>
+        <w:rPr/>
+        <w:t xml:space="preserve">All return </w:t>
+      </w:r>
+      <w:r>
+        <w:rPr>
+          <w:rFonts w:ascii="Consolas" w:hAnsi="Consolas"/>
+          <w:color w:val="334455"/>
+          <w:sz w:val="19"/>
+        </w:rPr>
+        <w:t>{status_code, data, error}</w:t>
+      </w:r>
+      <w:r>
+        <w:rPr/>
+        <w:t>.</w:t>
+      </w:r>
+    </w:p>
+    <w:p>
       <w:pPr>
         <w:pStyle w:val="Heading2"/>
       </w:pPr>
       <w:r>
         <w:rPr/>
-        <w:t>Market data</w:t>
+        <w:t>Trader API</w:t>
       </w:r>
     </w:p>
     <w:tbl>
@@ -10890,7 +11449,7 @@
               <w:rPr>
                 <w:b/>
               </w:rPr>
-              <w:t>Params</w:t>
+              <w:t>Method</w:t>
             </w:r>
           </w:p>
         </w:tc>
@@ -10927,7 +11486,7 @@
                 <w:color w:val="334455"/>
                 <w:sz w:val="19"/>
               </w:rPr>
-              <w:t>/quote</w:t>
+              <w:t>/accounts</w:t>
             </w:r>
           </w:p>
         </w:tc>
@@ -10938,12 +11497,8 @@
           <w:p>
             <w:r/>
             <w:r>
-              <w:rPr>
-                <w:rFonts w:ascii="Consolas" w:hAnsi="Consolas"/>
-                <w:color w:val="334455"/>
-                <w:sz w:val="19"/>
-              </w:rPr>
-              <w:t>symbol</w:t>
+              <w:rPr/>
+              <w:t>GET</w:t>
             </w:r>
           </w:p>
         </w:tc>
@@ -10954,8 +11509,12 @@
           <w:p>
             <w:r/>
             <w:r>
-              <w:rPr/>
-              <w:t>Single quote</w:t>
+              <w:rPr>
+                <w:rFonts w:ascii="Consolas" w:hAnsi="Consolas"/>
+                <w:color w:val="334455"/>
+                <w:sz w:val="19"/>
+              </w:rPr>
+              <w:t>[{hashValue, accountNumber, ...}]</w:t>
             </w:r>
           </w:p>
         </w:tc>
@@ -10974,7 +11533,7 @@
                 <w:color w:val="334455"/>
                 <w:sz w:val="19"/>
               </w:rPr>
-              <w:t>/quotes</w:t>
+              <w:t>/positions/{account_hash}</w:t>
             </w:r>
           </w:p>
         </w:tc>
@@ -10986,16 +11545,8 @@
           <w:p>
             <w:r/>
             <w:r>
-              <w:rPr>
-                <w:rFonts w:ascii="Consolas" w:hAnsi="Consolas"/>
-                <w:color w:val="334455"/>
-                <w:sz w:val="19"/>
-              </w:rPr>
-              <w:t>symbols</w:t>
-            </w:r>
-            <w:r>
               <w:rPr/>
-              <w:t xml:space="preserve"> (comma-sep)</w:t>
+              <w:t>GET</w:t>
             </w:r>
           </w:p>
         </w:tc>
@@ -11008,7 +11559,7 @@
             <w:r/>
             <w:r>
               <w:rPr/>
-              <w:t>Quotes array</w:t>
+              <w:t>Normalized positions (net qty; options carry underlying)</w:t>
             </w:r>
           </w:p>
         </w:tc>
@@ -11026,7 +11577,7 @@
                 <w:color w:val="334455"/>
                 <w:sz w:val="19"/>
               </w:rPr>
-              <w:t>/chains</w:t>
+              <w:t>/transactions/{account_hash}</w:t>
             </w:r>
           </w:p>
         </w:tc>
@@ -11037,12 +11588,20 @@
           <w:p>
             <w:r/>
             <w:r>
-              <w:rPr>
-                <w:rFonts w:ascii="Consolas" w:hAnsi="Consolas"/>
-                <w:color w:val="334455"/>
-                <w:sz w:val="19"/>
-              </w:rPr>
-              <w:t>symbol, contractType, range, fromDate?, toDate?, strikeCount?</w:t>
+              <w:rPr/>
+              <w:t>GET (</w:t>
+            </w:r>
+            <w:r>
+              <w:rPr>
+                <w:rFonts w:ascii="Consolas" w:hAnsi="Consolas"/>
+                <w:color w:val="334455"/>
+                <w:sz w:val="19"/>
+              </w:rPr>
+              <w:t>start_date, end_date</w:t>
+            </w:r>
+            <w:r>
+              <w:rPr/>
+              <w:t>)</w:t>
             </w:r>
           </w:p>
         </w:tc>
@@ -11054,7 +11613,7 @@
             <w:r/>
             <w:r>
               <w:rPr/>
-              <w:t>Options chain</w:t>
+              <w:t>Normalized TRADE transactions</w:t>
             </w:r>
           </w:p>
         </w:tc>
@@ -11073,7 +11632,7 @@
                 <w:color w:val="334455"/>
                 <w:sz w:val="19"/>
               </w:rPr>
-              <w:t>/pricehistory</w:t>
+              <w:t>/orders/{account_hash}</w:t>
             </w:r>
           </w:p>
         </w:tc>
@@ -11085,12 +11644,8 @@
           <w:p>
             <w:r/>
             <w:r>
-              <w:rPr>
-                <w:rFonts w:ascii="Consolas" w:hAnsi="Consolas"/>
-                <w:color w:val="334455"/>
-                <w:sz w:val="19"/>
-              </w:rPr>
-              <w:t>symbol, periodType, period, frequencyType, frequency, needExtendedHoursData</w:t>
+              <w:rPr/>
+              <w:t>POST (Schwab order body)</w:t>
             </w:r>
           </w:p>
         </w:tc>
@@ -11102,123 +11657,12 @@
           <w:p>
             <w:r/>
             <w:r>
-              <w:rPr/>
-              <w:t>Price bars</w:t>
-            </w:r>
-          </w:p>
-        </w:tc>
-      </w:tr>
-      <w:tr>
-        <w:tc>
-          <w:tcPr>
-            <w:tcW w:type="dxa" w:w="2880"/>
-          </w:tcPr>
-          <w:p>
-            <w:r/>
-            <w:r>
-              <w:rPr>
-                <w:rFonts w:ascii="Consolas" w:hAnsi="Consolas"/>
-                <w:color w:val="334455"/>
-                <w:sz w:val="19"/>
-              </w:rPr>
-              <w:t>/instruments</w:t>
-            </w:r>
-          </w:p>
-        </w:tc>
-        <w:tc>
-          <w:tcPr>
-            <w:tcW w:type="dxa" w:w="2880"/>
-          </w:tcPr>
-          <w:p>
-            <w:r/>
-            <w:r>
-              <w:rPr>
-                <w:rFonts w:ascii="Consolas" w:hAnsi="Consolas"/>
-                <w:color w:val="334455"/>
-                <w:sz w:val="19"/>
-              </w:rPr>
-              <w:t>symbol, projection</w:t>
-            </w:r>
-            <w:r>
-              <w:rPr/>
-              <w:t xml:space="preserve"> (e.g. </w:t>
-            </w:r>
-            <w:r>
-              <w:rPr>
-                <w:rFonts w:ascii="Consolas" w:hAnsi="Consolas"/>
-                <w:color w:val="334455"/>
-                <w:sz w:val="19"/>
-              </w:rPr>
-              <w:t>fundamental</w:t>
-            </w:r>
-            <w:r>
-              <w:rPr/>
-              <w:t>)</w:t>
-            </w:r>
-          </w:p>
-        </w:tc>
-        <w:tc>
-          <w:tcPr>
-            <w:tcW w:type="dxa" w:w="2880"/>
-          </w:tcPr>
-          <w:p>
-            <w:r/>
-            <w:r>
-              <w:rPr>
-                <w:rFonts w:ascii="Consolas" w:hAnsi="Consolas"/>
-                <w:color w:val="334455"/>
-                <w:sz w:val="19"/>
-              </w:rPr>
-              <w:t>{instruments:[{fundamental, symbol, description, ...}]}</w:t>
-            </w:r>
-          </w:p>
-        </w:tc>
-      </w:tr>
-      <w:tr>
-        <w:tc>
-          <w:tcPr>
-            <w:tcW w:type="dxa" w:w="2880"/>
-            <w:shd w:val="clear" w:color="auto" w:fill="F4F6FA"/>
-          </w:tcPr>
-          <w:p>
-            <w:r/>
-            <w:r>
-              <w:rPr>
-                <w:rFonts w:ascii="Consolas" w:hAnsi="Consolas"/>
-                <w:color w:val="334455"/>
-                <w:sz w:val="19"/>
-              </w:rPr>
-              <w:t>/passthrough</w:t>
-            </w:r>
-          </w:p>
-        </w:tc>
-        <w:tc>
-          <w:tcPr>
-            <w:tcW w:type="dxa" w:w="2880"/>
-            <w:shd w:val="clear" w:color="auto" w:fill="F4F6FA"/>
-          </w:tcPr>
-          <w:p>
-            <w:r/>
-            <w:r>
-              <w:rPr>
-                <w:rFonts w:ascii="Consolas" w:hAnsi="Consolas"/>
-                <w:color w:val="334455"/>
-                <w:sz w:val="19"/>
-              </w:rPr>
-              <w:t>endpoint, params</w:t>
-            </w:r>
-          </w:p>
-        </w:tc>
-        <w:tc>
-          <w:tcPr>
-            <w:tcW w:type="dxa" w:w="2880"/>
-            <w:shd w:val="clear" w:color="auto" w:fill="F4F6FA"/>
-          </w:tcPr>
-          <w:p>
-            <w:r/>
-            <w:r>
-              <w:rPr/>
-              <w:t>Generic marketdata fallback</w:t>
+              <w:rPr>
+                <w:rFonts w:ascii="Consolas" w:hAnsi="Consolas"/>
+                <w:color w:val="334455"/>
+                <w:sz w:val="19"/>
+              </w:rPr>
+              <w:t>{status: "submitted", status_code, data}</w:t>
             </w:r>
           </w:p>
         </w:tc>
@@ -11226,30 +11670,20 @@
     </w:tbl>
     <w:p/>
     <w:p>
-      <w:r>
-        <w:rPr/>
-        <w:t xml:space="preserve">All return </w:t>
-      </w:r>
-      <w:r>
-        <w:rPr>
-          <w:rFonts w:ascii="Consolas" w:hAnsi="Consolas"/>
-          <w:color w:val="334455"/>
-          <w:sz w:val="19"/>
-        </w:rPr>
-        <w:t>{status_code, data, error}</w:t>
-      </w:r>
-      <w:r>
-        <w:rPr/>
-        <w:t>.</w:t>
-      </w:r>
-    </w:p>
-    <w:p>
       <w:pPr>
         <w:pStyle w:val="Heading2"/>
       </w:pPr>
       <w:r>
         <w:rPr/>
-        <w:t>Trader API</w:t>
+        <w:t>Trade-stream tracker</w:t>
+      </w:r>
+    </w:p>
+    <w:p>
+      <w:r>
+        <w:rPr/>
+        <w:t>Daemon threads register paper trades and stream option ticks (degrade gracefully if</w:t>
+        <w:br/>
+        <w:t>streaming fails).</w:t>
       </w:r>
     </w:p>
     <w:tbl>
@@ -11326,298 +11760,6 @@
               <w:rPr>
                 <w:b/>
               </w:rPr>
-              <w:t>Returns</w:t>
-            </w:r>
-          </w:p>
-        </w:tc>
-      </w:tr>
-      <w:tr>
-        <w:tc>
-          <w:tcPr>
-            <w:tcW w:type="dxa" w:w="2880"/>
-          </w:tcPr>
-          <w:p>
-            <w:r/>
-            <w:r>
-              <w:rPr>
-                <w:rFonts w:ascii="Consolas" w:hAnsi="Consolas"/>
-                <w:color w:val="334455"/>
-                <w:sz w:val="19"/>
-              </w:rPr>
-              <w:t>/accounts</w:t>
-            </w:r>
-          </w:p>
-        </w:tc>
-        <w:tc>
-          <w:tcPr>
-            <w:tcW w:type="dxa" w:w="2880"/>
-          </w:tcPr>
-          <w:p>
-            <w:r/>
-            <w:r>
-              <w:rPr/>
-              <w:t>GET</w:t>
-            </w:r>
-          </w:p>
-        </w:tc>
-        <w:tc>
-          <w:tcPr>
-            <w:tcW w:type="dxa" w:w="2880"/>
-          </w:tcPr>
-          <w:p>
-            <w:r/>
-            <w:r>
-              <w:rPr>
-                <w:rFonts w:ascii="Consolas" w:hAnsi="Consolas"/>
-                <w:color w:val="334455"/>
-                <w:sz w:val="19"/>
-              </w:rPr>
-              <w:t>[{hashValue, accountNumber, ...}]</w:t>
-            </w:r>
-          </w:p>
-        </w:tc>
-      </w:tr>
-      <w:tr>
-        <w:tc>
-          <w:tcPr>
-            <w:tcW w:type="dxa" w:w="2880"/>
-            <w:shd w:val="clear" w:color="auto" w:fill="F4F6FA"/>
-          </w:tcPr>
-          <w:p>
-            <w:r/>
-            <w:r>
-              <w:rPr>
-                <w:rFonts w:ascii="Consolas" w:hAnsi="Consolas"/>
-                <w:color w:val="334455"/>
-                <w:sz w:val="19"/>
-              </w:rPr>
-              <w:t>/positions/{account_hash}</w:t>
-            </w:r>
-          </w:p>
-        </w:tc>
-        <w:tc>
-          <w:tcPr>
-            <w:tcW w:type="dxa" w:w="2880"/>
-            <w:shd w:val="clear" w:color="auto" w:fill="F4F6FA"/>
-          </w:tcPr>
-          <w:p>
-            <w:r/>
-            <w:r>
-              <w:rPr/>
-              <w:t>GET</w:t>
-            </w:r>
-          </w:p>
-        </w:tc>
-        <w:tc>
-          <w:tcPr>
-            <w:tcW w:type="dxa" w:w="2880"/>
-            <w:shd w:val="clear" w:color="auto" w:fill="F4F6FA"/>
-          </w:tcPr>
-          <w:p>
-            <w:r/>
-            <w:r>
-              <w:rPr/>
-              <w:t>Normalized positions (net qty; options carry underlying)</w:t>
-            </w:r>
-          </w:p>
-        </w:tc>
-      </w:tr>
-      <w:tr>
-        <w:tc>
-          <w:tcPr>
-            <w:tcW w:type="dxa" w:w="2880"/>
-          </w:tcPr>
-          <w:p>
-            <w:r/>
-            <w:r>
-              <w:rPr>
-                <w:rFonts w:ascii="Consolas" w:hAnsi="Consolas"/>
-                <w:color w:val="334455"/>
-                <w:sz w:val="19"/>
-              </w:rPr>
-              <w:t>/transactions/{account_hash}</w:t>
-            </w:r>
-          </w:p>
-        </w:tc>
-        <w:tc>
-          <w:tcPr>
-            <w:tcW w:type="dxa" w:w="2880"/>
-          </w:tcPr>
-          <w:p>
-            <w:r/>
-            <w:r>
-              <w:rPr/>
-              <w:t>GET (</w:t>
-            </w:r>
-            <w:r>
-              <w:rPr>
-                <w:rFonts w:ascii="Consolas" w:hAnsi="Consolas"/>
-                <w:color w:val="334455"/>
-                <w:sz w:val="19"/>
-              </w:rPr>
-              <w:t>start_date, end_date</w:t>
-            </w:r>
-            <w:r>
-              <w:rPr/>
-              <w:t>)</w:t>
-            </w:r>
-          </w:p>
-        </w:tc>
-        <w:tc>
-          <w:tcPr>
-            <w:tcW w:type="dxa" w:w="2880"/>
-          </w:tcPr>
-          <w:p>
-            <w:r/>
-            <w:r>
-              <w:rPr/>
-              <w:t>Normalized TRADE transactions</w:t>
-            </w:r>
-          </w:p>
-        </w:tc>
-      </w:tr>
-      <w:tr>
-        <w:tc>
-          <w:tcPr>
-            <w:tcW w:type="dxa" w:w="2880"/>
-            <w:shd w:val="clear" w:color="auto" w:fill="F4F6FA"/>
-          </w:tcPr>
-          <w:p>
-            <w:r/>
-            <w:r>
-              <w:rPr>
-                <w:rFonts w:ascii="Consolas" w:hAnsi="Consolas"/>
-                <w:color w:val="334455"/>
-                <w:sz w:val="19"/>
-              </w:rPr>
-              <w:t>/orders/{account_hash}</w:t>
-            </w:r>
-          </w:p>
-        </w:tc>
-        <w:tc>
-          <w:tcPr>
-            <w:tcW w:type="dxa" w:w="2880"/>
-            <w:shd w:val="clear" w:color="auto" w:fill="F4F6FA"/>
-          </w:tcPr>
-          <w:p>
-            <w:r/>
-            <w:r>
-              <w:rPr/>
-              <w:t>POST (Schwab order body)</w:t>
-            </w:r>
-          </w:p>
-        </w:tc>
-        <w:tc>
-          <w:tcPr>
-            <w:tcW w:type="dxa" w:w="2880"/>
-            <w:shd w:val="clear" w:color="auto" w:fill="F4F6FA"/>
-          </w:tcPr>
-          <w:p>
-            <w:r/>
-            <w:r>
-              <w:rPr>
-                <w:rFonts w:ascii="Consolas" w:hAnsi="Consolas"/>
-                <w:color w:val="334455"/>
-                <w:sz w:val="19"/>
-              </w:rPr>
-              <w:t>{status: "submitted", status_code, data}</w:t>
-            </w:r>
-          </w:p>
-        </w:tc>
-      </w:tr>
-    </w:tbl>
-    <w:p/>
-    <w:p>
-      <w:pPr>
-        <w:pStyle w:val="Heading2"/>
-      </w:pPr>
-      <w:r>
-        <w:rPr/>
-        <w:t>Trade-stream tracker</w:t>
-      </w:r>
-    </w:p>
-    <w:p>
-      <w:r>
-        <w:rPr/>
-        <w:t>Daemon threads register paper trades and stream option ticks (degrade gracefully if</w:t>
-        <w:br/>
-        <w:t>streaming fails).</w:t>
-      </w:r>
-    </w:p>
-    <w:tbl>
-      <w:tblPr>
-        <w:tblW w:type="auto" w:w="0"/>
-        <w:jc w:val="left"/>
-        <w:tblLayout w:type="autofit"/>
-        <w:tblLook w:firstColumn="1" w:firstRow="1" w:lastColumn="0" w:lastRow="0" w:noHBand="0" w:noVBand="1" w:val="04A0"/>
-        <w:tblBorders>
-          <w:top w:val="single" w:sz="4" w:space="0" w:color="D8DEE9"/>
-          <w:left w:val="single" w:sz="4" w:space="0" w:color="D8DEE9"/>
-          <w:bottom w:val="single" w:sz="4" w:space="0" w:color="D8DEE9"/>
-          <w:right w:val="single" w:sz="4" w:space="0" w:color="D8DEE9"/>
-          <w:insideH w:val="single" w:sz="4" w:space="0" w:color="D8DEE9"/>
-          <w:insideV w:val="single" w:sz="4" w:space="0" w:color="D8DEE9"/>
-        </w:tblBorders>
-      </w:tblPr>
-      <w:tblGrid>
-        <w:gridCol w:w="2880"/>
-        <w:gridCol w:w="2880"/>
-        <w:gridCol w:w="2880"/>
-      </w:tblGrid>
-      <w:tr>
-        <w:tc>
-          <w:tcPr>
-            <w:tcW w:type="dxa" w:w="2880"/>
-            <w:shd w:val="clear" w:color="auto" w:fill="EAF2FB"/>
-          </w:tcPr>
-          <w:p>
-            <w:r>
-              <w:rPr>
-                <w:b/>
-              </w:rPr>
-            </w:r>
-            <w:r>
-              <w:rPr>
-                <w:b/>
-              </w:rPr>
-              <w:t>Endpoint</w:t>
-            </w:r>
-          </w:p>
-        </w:tc>
-        <w:tc>
-          <w:tcPr>
-            <w:tcW w:type="dxa" w:w="2880"/>
-            <w:shd w:val="clear" w:color="auto" w:fill="EAF2FB"/>
-          </w:tcPr>
-          <w:p>
-            <w:r>
-              <w:rPr>
-                <w:b/>
-              </w:rPr>
-            </w:r>
-            <w:r>
-              <w:rPr>
-                <w:b/>
-              </w:rPr>
-              <w:t>Method</w:t>
-            </w:r>
-          </w:p>
-        </w:tc>
-        <w:tc>
-          <w:tcPr>
-            <w:tcW w:type="dxa" w:w="2880"/>
-            <w:shd w:val="clear" w:color="auto" w:fill="EAF2FB"/>
-          </w:tcPr>
-          <w:p>
-            <w:r>
-              <w:rPr>
-                <w:b/>
-              </w:rPr>
-            </w:r>
-            <w:r>
-              <w:rPr>
-                <w:b/>
-              </w:rPr>
               <w:t>Body</w:t>
             </w:r>
           </w:p>
@@ -12502,17 +12644,6 @@
           <w:sz w:val="18"/>
         </w:rPr>
         <w:t>cache:market:summary           events:market:summary          (MarketSummary)</w:t>
-      </w:r>
-      <w:r>
-        <w:br/>
-      </w:r>
-      <w:r>
-        <w:rPr>
-          <w:rFonts w:ascii="Consolas" w:hAnsi="Consolas"/>
-          <w:color w:val="223344"/>
-          <w:sz w:val="18"/>
-        </w:rPr>
-        <w:t>cache:market:summary_enabled                                  (ticker/Claude toggle)</w:t>
       </w:r>
       <w:r>
         <w:br/>

--- a/docs/manuals/api-reference/api-reference.docx
+++ b/docs/manuals/api-reference/api-reference.docx
@@ -10519,7 +10519,23 @@
         <w:rPr/>
         <w:t xml:space="preserve"> attempts have run today; the first poll after a restart with</w:t>
         <w:br/>
-        <w:t xml:space="preserve">readings present always writes one. A </w:t>
+        <w:t>readings present always writes one. The model is sent only</w:t>
+        <w:br/>
+      </w:r>
+      <w:r>
+        <w:rPr>
+          <w:rFonts w:ascii="Consolas" w:hAnsi="Consolas"/>
+          <w:color w:val="334455"/>
+          <w:sz w:val="19"/>
+        </w:rPr>
+        <w:t>{"facts": summary_facts(packet)}</w:t>
+      </w:r>
+      <w:r>
+        <w:rPr/>
+        <w:t xml:space="preserve"> — one plain-English statement per reading,</w:t>
+        <w:br/>
+        <w:t>written by the code — and may only join them and add a closing posture. A</w:t>
+        <w:br/>
       </w:r>
       <w:r>
         <w:rPr>
@@ -10529,11 +10545,25 @@
       </w:r>
       <w:r>
         <w:rPr/>
-        <w:t xml:space="preserve"> attempt (API error, timeout)</w:t>
+        <w:t xml:space="preserve"> attempt (API error, timeout) or a </w:t>
+      </w:r>
+      <w:r>
+        <w:rPr>
+          <w:b/>
+        </w:rPr>
+        <w:t>withheld</w:t>
+      </w:r>
+      <w:r>
+        <w:rPr/>
+        <w:t xml:space="preserve"> reply (a fact dropped or</w:t>
         <w:br/>
-        <w:t>publishes nothing — the last good sentence stays — but still counts toward the gap</w:t>
+        <w:t>reworded, a wrong sector count, a credit spread tied to the wrong direction, or a</w:t>
         <w:br/>
-        <w:t>and the cap, and the same readings are retried once the gap has passed. It runs as</w:t>
+        <w:t>cut-off reply with no complete sentence) publishes nothing — the last good</w:t>
+        <w:br/>
+        <w:t>sentence stays — but still counts toward the gap and the cap, and the same</w:t>
+        <w:br/>
+        <w:t>readings are retried once the gap has passed. It runs as</w:t>
         <w:br/>
         <w:t xml:space="preserve">a </w:t>
       </w:r>

--- a/docs/manuals/api-reference/api-reference.docx
+++ b/docs/manuals/api-reference/api-reference.docx
@@ -32,7 +32,7 @@
           <w:color w:val="5B6678"/>
           <w:sz w:val="18"/>
         </w:rPr>
-        <w:t>NeuralStrike · Generated 2026-09-10</w:t>
+        <w:t>NeuralStrike · Generated 2026-09-11</w:t>
       </w:r>
     </w:p>
     <w:p/>
@@ -6804,6 +6804,22 @@
               </w:rPr>
               <w:t>cache:options:sim_result</w:t>
             </w:r>
+            <w:r>
+              <w:rPr/>
+              <w:t xml:space="preserve"> — </w:t>
+            </w:r>
+            <w:r>
+              <w:rPr>
+                <w:rFonts w:ascii="Consolas" w:hAnsi="Consolas"/>
+                <w:color w:val="334455"/>
+                <w:sz w:val="19"/>
+              </w:rPr>
+              <w:t>{spot, symbol, legs, dt, mult, whatif_rows, whatif_baseline, ivshock: {base, shock, units: "position"}}</w:t>
+            </w:r>
+            <w:r>
+              <w:rPr/>
+              <w:t>; the four inputs are echoed so a reader can match a result to what it asked for</w:t>
+            </w:r>
           </w:p>
         </w:tc>
       </w:tr>
@@ -6857,6 +6873,46 @@
                 <w:sz w:val="19"/>
               </w:rPr>
               <w:t>cache:options:sim_replay</w:t>
+            </w:r>
+            <w:r>
+              <w:rPr/>
+              <w:t xml:space="preserve"> — adds </w:t>
+            </w:r>
+            <w:r>
+              <w:rPr>
+                <w:rFonts w:ascii="Consolas" w:hAnsi="Consolas"/>
+                <w:color w:val="334455"/>
+                <w:sz w:val="19"/>
+              </w:rPr>
+              <w:t>value</w:t>
+            </w:r>
+            <w:r>
+              <w:rPr/>
+              <w:t xml:space="preserve"> + </w:t>
+            </w:r>
+            <w:r>
+              <w:rPr>
+                <w:rFonts w:ascii="Consolas" w:hAnsi="Consolas"/>
+                <w:color w:val="334455"/>
+                <w:sz w:val="19"/>
+              </w:rPr>
+              <w:t>pnl</w:t>
+            </w:r>
+            <w:r>
+              <w:rPr/>
+              <w:t xml:space="preserve"> per bar and </w:t>
+            </w:r>
+            <w:r>
+              <w:rPr>
+                <w:rFonts w:ascii="Consolas" w:hAnsi="Consolas"/>
+                <w:color w:val="334455"/>
+                <w:sz w:val="19"/>
+              </w:rPr>
+              <w:t>units: "position"</w:t>
+            </w:r>
+            <w:r>
+              <w:rPr/>
+              <w:t xml:space="preserve"> (Greeks × 100 × qty)</w:t>
             </w:r>
           </w:p>
         </w:tc>

--- a/docs/manuals/api-reference/api-reference.docx
+++ b/docs/manuals/api-reference/api-reference.docx
@@ -10369,7 +10369,7 @@
       </w:r>
       <w:r>
         <w:rPr/>
-        <w:t xml:space="preserve">) and </w:t>
+        <w:t xml:space="preserve">), </w:t>
       </w:r>
       <w:r>
         <w:rPr>
@@ -10393,9 +10393,61 @@
       </w:r>
       <w:r>
         <w:rPr/>
-        <w:t>); words</w:t>
+        <w:t>) and</w:t>
         <w:br/>
-        <w:t>(trend, bias, signal, regime, Bull/Bear horizon and counts) compare exactly.</w:t>
+      </w:r>
+      <w:r>
+        <w:rPr>
+          <w:rFonts w:ascii="Consolas" w:hAnsi="Consolas"/>
+          <w:color w:val="334455"/>
+          <w:sz w:val="19"/>
+        </w:rPr>
+        <w:t>FINGERPRINT_SECTOR_TOLERANCE</w:t>
+      </w:r>
+      <w:r>
+        <w:rPr/>
+        <w:t xml:space="preserve"> (</w:t>
+      </w:r>
+      <w:r>
+        <w:rPr>
+          <w:rFonts w:ascii="Consolas" w:hAnsi="Consolas"/>
+          <w:color w:val="334455"/>
+          <w:sz w:val="19"/>
+        </w:rPr>
+        <w:t>1</w:t>
+      </w:r>
+      <w:r>
+        <w:rPr/>
+        <w:t>); words (trend, bias, signal, regime and the</w:t>
+        <w:br/>
+        <w:t>Bull/Bear horizon) compare exactly, while the Bull/Bear rising and beating counts</w:t>
+        <w:br/>
+        <w:t>may each differ by that many sectors. Compare two fingerprints with</w:t>
+        <w:br/>
+      </w:r>
+      <w:r>
+        <w:rPr>
+          <w:rFonts w:ascii="Consolas" w:hAnsi="Consolas"/>
+          <w:color w:val="334455"/>
+          <w:sz w:val="19"/>
+        </w:rPr>
+        <w:t>same_summary_readings</w:t>
+      </w:r>
+      <w:r>
+        <w:rPr/>
+        <w:t xml:space="preserve">, never with </w:t>
+      </w:r>
+      <w:r>
+        <w:rPr>
+          <w:rFonts w:ascii="Consolas" w:hAnsi="Consolas"/>
+          <w:color w:val="334455"/>
+          <w:sz w:val="19"/>
+        </w:rPr>
+        <w:t>==</w:t>
+      </w:r>
+      <w:r>
+        <w:rPr/>
+        <w:t>.</w:t>
       </w:r>
     </w:p>
     <w:p>
@@ -10601,7 +10653,23 @@
       </w:r>
       <w:r>
         <w:rPr/>
-        <w:t xml:space="preserve"> attempt (API error, timeout) or a </w:t>
+        <w:t xml:space="preserve"> attempt (API error, timeout) returns </w:t>
+      </w:r>
+      <w:r>
+        <w:rPr>
+          <w:rFonts w:ascii="Consolas" w:hAnsi="Consolas"/>
+          <w:color w:val="334455"/>
+          <w:sz w:val="19"/>
+        </w:rPr>
+        <w:t>None</w:t>
+      </w:r>
+      <w:r>
+        <w:rPr/>
+        <w:t>, publishes nothing — the</w:t>
+        <w:br/>
+        <w:t>last good sentence stays — and is retried on the same readings once the gap has</w:t>
+        <w:br/>
+        <w:t xml:space="preserve">passed. A </w:t>
       </w:r>
       <w:r>
         <w:rPr>
@@ -10611,15 +10679,39 @@
       </w:r>
       <w:r>
         <w:rPr/>
-        <w:t xml:space="preserve"> reply (a fact dropped or</w:t>
+        <w:t xml:space="preserve"> reply (a fact dropped or reworded, a wrong sector count, a</w:t>
         <w:br/>
-        <w:t>reworded, a wrong sector count, a credit spread tied to the wrong direction, or a</w:t>
+        <w:t>credit spread tied to the wrong direction, a cut-off reply with no complete</w:t>
         <w:br/>
-        <w:t>cut-off reply with no complete sentence) publishes nothing — the last good</w:t>
+        <w:t xml:space="preserve">sentence, or nothing to state at all) returns the </w:t>
+      </w:r>
+      <w:r>
+        <w:rPr>
+          <w:rFonts w:ascii="Consolas" w:hAnsi="Consolas"/>
+          <w:color w:val="334455"/>
+          <w:sz w:val="19"/>
+        </w:rPr>
+        <w:t>WITHHELD</w:t>
+      </w:r>
+      <w:r>
+        <w:rPr/>
+        <w:t xml:space="preserve"> sentinel and also</w:t>
         <w:br/>
-        <w:t>sentence stays — but still counts toward the gap and the cap, and the same</w:t>
+        <w:t xml:space="preserve">publishes nothing, but is </w:t>
+      </w:r>
+      <w:r>
+        <w:rPr>
+          <w:b/>
+        </w:rPr>
+        <w:t>not</w:t>
+      </w:r>
+      <w:r>
+        <w:rPr/>
+        <w:t xml:space="preserve"> retried: the same readings are refused the same</w:t>
         <w:br/>
-        <w:t>readings are retried once the gap has passed. It runs as</w:t>
+        <w:t>way, so a new sentence waits for the readings to move. Both still count toward the</w:t>
+        <w:br/>
+        <w:t>gap and the cap. It runs as</w:t>
         <w:br/>
         <w:t xml:space="preserve">a </w:t>
       </w:r>

--- a/docs/manuals/api-reference/api-reference.docx
+++ b/docs/manuals/api-reference/api-reference.docx
@@ -32,7 +32,7 @@
           <w:color w:val="5B6678"/>
           <w:sz w:val="18"/>
         </w:rPr>
-        <w:t>NeuralStrike · Generated 2026-09-11</w:t>
+        <w:t>NeuralStrike · Generated 2026-09-12</w:t>
       </w:r>
     </w:p>
     <w:p/>
